--- a/materias/RD/estudio/resumen-2do-parcial-baro.docx
+++ b/materias/RD/estudio/resumen-2do-parcial-baro.docx
@@ -12719,7 +12719,242 @@
           <w:szCs w:val="25"/>
           <w:lang w:val="es-AR"/>
         </w:rPr>
-        <w:t xml:space="preserve">7. GUÍA DE ESTUDIO DE BARÓ — RESPONDIDA</w:t>
+        <w:t xml:space="preserve">7. GUÍA DE ESTUDIO DE BARÓ — PREGUNTAS Y RESPUESTAS</w:t>
+      </w:r>
+    </w:p>
+    <w:p>
+      <w:pPr>
+        <w:spacing w:after="260" w:before="180" w:line="264"/>
+        <w:ind w:left="454" w:right="454"/>
+        <w:jc w:val="both"/>
+      </w:pPr>
+      <w:r>
+        <w:rPr>
+          <w:rFonts w:ascii="Lexend" w:cs="Lexend" w:eastAsia="Lexend" w:hAnsi="Lexend"/>
+          <w:color w:val="1A1A1A"/>
+          <w:sz w:val="20"/>
+          <w:szCs w:val="20"/>
+          <w:lang w:val="es-AR"/>
+        </w:rPr>
+        <w:t xml:space="preserve">Las preguntas son </w:t>
+      </w:r>
+      <w:r>
+        <w:rPr>
+          <w:rFonts w:ascii="Lexend" w:cs="Lexend" w:eastAsia="Lexend" w:hAnsi="Lexend"/>
+          <w:b/>
+          <w:bCs/>
+          <w:color w:val="1A1A1A"/>
+          <w:sz w:val="20"/>
+          <w:szCs w:val="20"/>
+          <w:lang w:val="es-AR"/>
+        </w:rPr>
+        <w:t xml:space="preserve">textuales</w:t>
+      </w:r>
+      <w:r>
+        <w:rPr>
+          <w:rFonts w:ascii="Lexend" w:cs="Lexend" w:eastAsia="Lexend" w:hAnsi="Lexend"/>
+          <w:color w:val="1A1A1A"/>
+          <w:sz w:val="20"/>
+          <w:szCs w:val="20"/>
+          <w:lang w:val="es-AR"/>
+        </w:rPr>
+        <w:t xml:space="preserve"> de la guía de Baró (</w:t>
+      </w:r>
+      <w:r>
+        <w:rPr>
+          <w:rFonts w:ascii="Consolas" w:cs="Consolas" w:eastAsia="Consolas" w:hAnsi="Consolas"/>
+          <w:color w:val="1A1A1A"/>
+          <w:sz w:val="18"/>
+          <w:szCs w:val="18"/>
+          <w:lang w:val="es-AR"/>
+        </w:rPr>
+        <w:t xml:space="preserve">GUIA DE ESTUDIO DE CAPA DE RED.docx</w:t>
+      </w:r>
+      <w:r>
+        <w:rPr>
+          <w:rFonts w:ascii="Lexend" w:cs="Lexend" w:eastAsia="Lexend" w:hAnsi="Lexend"/>
+          <w:color w:val="1A1A1A"/>
+          <w:sz w:val="20"/>
+          <w:szCs w:val="20"/>
+          <w:lang w:val="es-AR"/>
+        </w:rPr>
+        <w:t xml:space="preserve">). Lo marcado </w:t>
+      </w:r>
+      <w:r>
+        <w:rPr>
+          <w:rFonts w:ascii="Lexend" w:cs="Lexend" w:eastAsia="Lexend" w:hAnsi="Lexend"/>
+          <w:b/>
+          <w:bCs/>
+          <w:color w:val="1A1A1A"/>
+          <w:sz w:val="20"/>
+          <w:szCs w:val="20"/>
+          <w:lang w:val="es-AR"/>
+        </w:rPr>
+        <w:t xml:space="preserve">[Tanenbaum]</w:t>
+      </w:r>
+      <w:r>
+        <w:rPr>
+          <w:rFonts w:ascii="Lexend" w:cs="Lexend" w:eastAsia="Lexend" w:hAnsi="Lexend"/>
+          <w:color w:val="1A1A1A"/>
+          <w:sz w:val="20"/>
+          <w:szCs w:val="20"/>
+          <w:lang w:val="es-AR"/>
+        </w:rPr>
+        <w:t xml:space="preserve"> no está en tus fuentes: lo completé con el contenido del libro.</w:t>
+      </w:r>
+    </w:p>
+    <w:p>
+      <w:pPr>
+        <w:pStyle w:val="Heading2"/>
+        <w:keepNext/>
+        <w:spacing w:after="120" w:before="300"/>
+      </w:pPr>
+      <w:r>
+        <w:rPr>
+          <w:rFonts w:ascii="Lexend" w:cs="Lexend" w:eastAsia="Lexend" w:hAnsi="Lexend"/>
+          <w:b/>
+          <w:bCs/>
+          <w:color w:val="1A1A1A"/>
+          <w:spacing w:val="18"/>
+          <w:sz w:val="21"/>
+          <w:szCs w:val="21"/>
+          <w:lang w:val="es-AR"/>
+        </w:rPr>
+        <w:t xml:space="preserve">PROTOCOLO IP – DIRECCIONES IP – SUBNETTING</w:t>
+      </w:r>
+    </w:p>
+    <w:p>
+      <w:pPr>
+        <w:spacing w:after="120" w:line="280"/>
+        <w:jc w:val="both"/>
+      </w:pPr>
+      <w:r>
+        <w:rPr>
+          <w:rFonts w:ascii="Lexend" w:cs="Lexend" w:eastAsia="Lexend" w:hAnsi="Lexend"/>
+          <w:b/>
+          <w:bCs/>
+          <w:color w:val="1A1A1A"/>
+          <w:sz w:val="22"/>
+          <w:szCs w:val="22"/>
+          <w:lang w:val="es-AR"/>
+        </w:rPr>
+        <w:t xml:space="preserve">P1. ¿Qué campo/subcampo de la Cabecera IP indica la prioridad del datagrama?</w:t>
+      </w:r>
+    </w:p>
+    <w:p>
+      <w:pPr>
+        <w:spacing w:after="120" w:line="280"/>
+        <w:jc w:val="both"/>
+      </w:pPr>
+      <w:r>
+        <w:rPr>
+          <w:rFonts w:ascii="Lexend" w:cs="Lexend" w:eastAsia="Lexend" w:hAnsi="Lexend"/>
+          <w:b/>
+          <w:bCs/>
+          <w:color w:val="1A1A1A"/>
+          <w:sz w:val="22"/>
+          <w:szCs w:val="22"/>
+          <w:lang w:val="es-AR"/>
+        </w:rPr>
+        <w:t xml:space="preserve">R:</w:t>
+      </w:r>
+      <w:r>
+        <w:rPr>
+          <w:rFonts w:ascii="Lexend" w:cs="Lexend" w:eastAsia="Lexend" w:hAnsi="Lexend"/>
+          <w:color w:val="1A1A1A"/>
+          <w:sz w:val="22"/>
+          <w:szCs w:val="22"/>
+          <w:lang w:val="es-AR"/>
+        </w:rPr>
+        <w:t xml:space="preserve"> El subcampo </w:t>
+      </w:r>
+      <w:r>
+        <w:rPr>
+          <w:rFonts w:ascii="Lexend" w:cs="Lexend" w:eastAsia="Lexend" w:hAnsi="Lexend"/>
+          <w:b/>
+          <w:bCs/>
+          <w:color w:val="1A1A1A"/>
+          <w:sz w:val="22"/>
+          <w:szCs w:val="22"/>
+          <w:lang w:val="es-AR"/>
+        </w:rPr>
+        <w:t xml:space="preserve">Prioridad</w:t>
+      </w:r>
+      <w:r>
+        <w:rPr>
+          <w:rFonts w:ascii="Lexend" w:cs="Lexend" w:eastAsia="Lexend" w:hAnsi="Lexend"/>
+          <w:color w:val="1A1A1A"/>
+          <w:sz w:val="22"/>
+          <w:szCs w:val="22"/>
+          <w:lang w:val="es-AR"/>
+        </w:rPr>
+        <w:t xml:space="preserve"> (o Precedencia), que ocupa los </w:t>
+      </w:r>
+      <w:r>
+        <w:rPr>
+          <w:rFonts w:ascii="Lexend" w:cs="Lexend" w:eastAsia="Lexend" w:hAnsi="Lexend"/>
+          <w:b/>
+          <w:bCs/>
+          <w:color w:val="1A1A1A"/>
+          <w:sz w:val="22"/>
+          <w:szCs w:val="22"/>
+          <w:lang w:val="es-AR"/>
+        </w:rPr>
+        <w:t xml:space="preserve">3 primeros bits del campo Tipo de Servicio</w:t>
+      </w:r>
+      <w:r>
+        <w:rPr>
+          <w:rFonts w:ascii="Lexend" w:cs="Lexend" w:eastAsia="Lexend" w:hAnsi="Lexend"/>
+          <w:color w:val="1A1A1A"/>
+          <w:sz w:val="22"/>
+          <w:szCs w:val="22"/>
+          <w:lang w:val="es-AR"/>
+        </w:rPr>
+        <w:t xml:space="preserve">. Va de </w:t>
+      </w:r>
+      <w:r>
+        <w:rPr>
+          <w:rFonts w:ascii="Lexend" w:cs="Lexend" w:eastAsia="Lexend" w:hAnsi="Lexend"/>
+          <w:b/>
+          <w:bCs/>
+          <w:color w:val="1A1A1A"/>
+          <w:sz w:val="22"/>
+          <w:szCs w:val="22"/>
+          <w:lang w:val="es-AR"/>
+        </w:rPr>
+        <w:t xml:space="preserve">0</w:t>
+      </w:r>
+      <w:r>
+        <w:rPr>
+          <w:rFonts w:ascii="Lexend" w:cs="Lexend" w:eastAsia="Lexend" w:hAnsi="Lexend"/>
+          <w:color w:val="1A1A1A"/>
+          <w:sz w:val="22"/>
+          <w:szCs w:val="22"/>
+          <w:lang w:val="es-AR"/>
+        </w:rPr>
+        <w:t xml:space="preserve"> (prioridad baja) a </w:t>
+      </w:r>
+      <w:r>
+        <w:rPr>
+          <w:rFonts w:ascii="Lexend" w:cs="Lexend" w:eastAsia="Lexend" w:hAnsi="Lexend"/>
+          <w:b/>
+          <w:bCs/>
+          <w:color w:val="1A1A1A"/>
+          <w:sz w:val="22"/>
+          <w:szCs w:val="22"/>
+          <w:lang w:val="es-AR"/>
+        </w:rPr>
+        <w:t xml:space="preserve">7</w:t>
+      </w:r>
+      <w:r>
+        <w:rPr>
+          <w:rFonts w:ascii="Lexend" w:cs="Lexend" w:eastAsia="Lexend" w:hAnsi="Lexend"/>
+          <w:color w:val="1A1A1A"/>
+          <w:sz w:val="22"/>
+          <w:szCs w:val="22"/>
+          <w:lang w:val="es-AR"/>
+        </w:rPr>
+        <w:t xml:space="preserve"> (prioridad máxima).</w:t>
       </w:r>
     </w:p>
     <w:p>
@@ -12737,7 +12972,5161 @@
           <w:szCs w:val="22"/>
           <w:lang w:val="es-AR"/>
         </w:rPr>
-        <w:t xml:space="preserve">Protocolo IP – Direcciones IP – Subnetting</w:t>
+        <w:t xml:space="preserve">P2. El indicador "T" dentro del campo Tipo de Servicio del Datagrama IP tiene una finalidad específica, ¿cuál es?</w:t>
+      </w:r>
+    </w:p>
+    <w:p>
+      <w:pPr>
+        <w:spacing w:after="120" w:line="280"/>
+        <w:jc w:val="both"/>
+      </w:pPr>
+      <w:r>
+        <w:rPr>
+          <w:rFonts w:ascii="Lexend" w:cs="Lexend" w:eastAsia="Lexend" w:hAnsi="Lexend"/>
+          <w:b/>
+          <w:bCs/>
+          <w:color w:val="1A1A1A"/>
+          <w:sz w:val="22"/>
+          <w:szCs w:val="22"/>
+          <w:lang w:val="es-AR"/>
+        </w:rPr>
+        <w:t xml:space="preserve">R:</w:t>
+      </w:r>
+      <w:r>
+        <w:rPr>
+          <w:rFonts w:ascii="Lexend" w:cs="Lexend" w:eastAsia="Lexend" w:hAnsi="Lexend"/>
+          <w:color w:val="1A1A1A"/>
+          <w:sz w:val="22"/>
+          <w:szCs w:val="22"/>
+          <w:lang w:val="es-AR"/>
+        </w:rPr>
+        <w:t xml:space="preserve"> El bit *</w:t>
+      </w:r>
+      <w:r>
+        <w:rPr>
+          <w:rFonts w:ascii="Lexend" w:cs="Lexend" w:eastAsia="Lexend" w:hAnsi="Lexend"/>
+          <w:i/>
+          <w:iCs/>
+          <w:color w:val="1A1A1A"/>
+          <w:sz w:val="22"/>
+          <w:szCs w:val="22"/>
+          <w:lang w:val="es-AR"/>
+        </w:rPr>
+        <w:t xml:space="preserve">T (</w:t>
+      </w:r>
+      <w:r>
+        <w:rPr>
+          <w:rFonts w:ascii="Lexend" w:cs="Lexend" w:eastAsia="Lexend" w:hAnsi="Lexend"/>
+          <w:color w:val="1A1A1A"/>
+          <w:sz w:val="22"/>
+          <w:szCs w:val="22"/>
+          <w:lang w:val="es-AR"/>
+        </w:rPr>
+        <w:t xml:space="preserve">Throughput</w:t>
+      </w:r>
+      <w:r>
+        <w:rPr>
+          <w:rFonts w:ascii="Lexend" w:cs="Lexend" w:eastAsia="Lexend" w:hAnsi="Lexend"/>
+          <w:i/>
+          <w:iCs/>
+          <w:color w:val="1A1A1A"/>
+          <w:sz w:val="22"/>
+          <w:szCs w:val="22"/>
+          <w:lang w:val="es-AR"/>
+        </w:rPr>
+        <w:t xml:space="preserve">)</w:t>
+      </w:r>
+      <w:r>
+        <w:rPr>
+          <w:rFonts w:ascii="Lexend" w:cs="Lexend" w:eastAsia="Lexend" w:hAnsi="Lexend"/>
+          <w:i/>
+          <w:iCs/>
+          <w:color w:val="1A1A1A"/>
+          <w:sz w:val="22"/>
+          <w:szCs w:val="22"/>
+          <w:lang w:val="es-AR"/>
+        </w:rPr>
+        <w:t xml:space="preserve"> le pide a los routers </w:t>
+      </w:r>
+      <w:r>
+        <w:rPr>
+          <w:rFonts w:ascii="Lexend" w:cs="Lexend" w:eastAsia="Lexend" w:hAnsi="Lexend"/>
+          <w:i/>
+          <w:iCs/>
+          <w:color w:val="1A1A1A"/>
+          <w:sz w:val="22"/>
+          <w:szCs w:val="22"/>
+          <w:lang w:val="es-AR"/>
+        </w:rPr>
+        <w:t xml:space="preserve">alto rendimiento</w:t>
+      </w:r>
+      <w:r>
+        <w:rPr>
+          <w:rFonts w:ascii="Lexend" w:cs="Lexend" w:eastAsia="Lexend" w:hAnsi="Lexend"/>
+          <w:i/>
+          <w:iCs/>
+          <w:color w:val="1A1A1A"/>
+          <w:sz w:val="22"/>
+          <w:szCs w:val="22"/>
+          <w:lang w:val="es-AR"/>
+        </w:rPr>
+        <w:t xml:space="preserve">: que el datagrama vaya por la ruta que permita transmitir </w:t>
+      </w:r>
+      <w:r>
+        <w:rPr>
+          <w:rFonts w:ascii="Lexend" w:cs="Lexend" w:eastAsia="Lexend" w:hAnsi="Lexend"/>
+          <w:i/>
+          <w:iCs/>
+          <w:color w:val="1A1A1A"/>
+          <w:sz w:val="22"/>
+          <w:szCs w:val="22"/>
+          <w:lang w:val="es-AR"/>
+        </w:rPr>
+        <w:t xml:space="preserve">el mayor volumen de datos en el menor tiempo</w:t>
+      </w:r>
+      <w:r>
+        <w:rPr>
+          <w:rFonts w:ascii="Lexend" w:cs="Lexend" w:eastAsia="Lexend" w:hAnsi="Lexend"/>
+          <w:i/>
+          <w:iCs/>
+          <w:color w:val="1A1A1A"/>
+          <w:sz w:val="22"/>
+          <w:szCs w:val="22"/>
+          <w:lang w:val="es-AR"/>
+        </w:rPr>
+        <w:t xml:space="preserve"> ("enviar mucho"). Es una </w:t>
+      </w:r>
+      <w:r>
+        <w:rPr>
+          <w:rFonts w:ascii="Lexend" w:cs="Lexend" w:eastAsia="Lexend" w:hAnsi="Lexend"/>
+          <w:i/>
+          <w:iCs/>
+          <w:color w:val="1A1A1A"/>
+          <w:sz w:val="22"/>
+          <w:szCs w:val="22"/>
+          <w:lang w:val="es-AR"/>
+        </w:rPr>
+        <w:t xml:space="preserve">sugerencia</w:t>
+      </w:r>
+      <w:r>
+        <w:rPr>
+          <w:rFonts w:ascii="Lexend" w:cs="Lexend" w:eastAsia="Lexend" w:hAnsi="Lexend"/>
+          <w:i/>
+          <w:iCs/>
+          <w:color w:val="1A1A1A"/>
+          <w:sz w:val="22"/>
+          <w:szCs w:val="22"/>
+          <w:lang w:val="es-AR"/>
+        </w:rPr>
+        <w:t xml:space="preserve">: cada router puede respetarla o ignorarla. Junto con él están </w:t>
+      </w:r>
+      <w:r>
+        <w:rPr>
+          <w:rFonts w:ascii="Lexend" w:cs="Lexend" w:eastAsia="Lexend" w:hAnsi="Lexend"/>
+          <w:i/>
+          <w:iCs/>
+          <w:color w:val="1A1A1A"/>
+          <w:sz w:val="22"/>
+          <w:szCs w:val="22"/>
+          <w:lang w:val="es-AR"/>
+        </w:rPr>
+        <w:t xml:space="preserve">D</w:t>
+      </w:r>
+      <w:r>
+        <w:rPr>
+          <w:rFonts w:ascii="Lexend" w:cs="Lexend" w:eastAsia="Lexend" w:hAnsi="Lexend"/>
+          <w:i/>
+          <w:iCs/>
+          <w:color w:val="1A1A1A"/>
+          <w:sz w:val="22"/>
+          <w:szCs w:val="22"/>
+          <w:lang w:val="es-AR"/>
+        </w:rPr>
+        <w:t xml:space="preserve"> (</w:t>
+      </w:r>
+      <w:r>
+        <w:rPr>
+          <w:rFonts w:ascii="Lexend" w:cs="Lexend" w:eastAsia="Lexend" w:hAnsi="Lexend"/>
+          <w:color w:val="1A1A1A"/>
+          <w:sz w:val="22"/>
+          <w:szCs w:val="22"/>
+          <w:lang w:val="es-AR"/>
+        </w:rPr>
+        <w:t xml:space="preserve">Delay</w:t>
+      </w:r>
+      <w:r>
+        <w:rPr>
+          <w:rFonts w:ascii="Lexend" w:cs="Lexend" w:eastAsia="Lexend" w:hAnsi="Lexend"/>
+          <w:i/>
+          <w:iCs/>
+          <w:color w:val="1A1A1A"/>
+          <w:sz w:val="22"/>
+          <w:szCs w:val="22"/>
+          <w:lang w:val="es-AR"/>
+        </w:rPr>
+        <w:t xml:space="preserve">: bajo retardo, "enviar rápido") y </w:t>
+      </w:r>
+      <w:r>
+        <w:rPr>
+          <w:rFonts w:ascii="Lexend" w:cs="Lexend" w:eastAsia="Lexend" w:hAnsi="Lexend"/>
+          <w:i/>
+          <w:iCs/>
+          <w:color w:val="1A1A1A"/>
+          <w:sz w:val="22"/>
+          <w:szCs w:val="22"/>
+          <w:lang w:val="es-AR"/>
+        </w:rPr>
+        <w:t xml:space="preserve">R</w:t>
+      </w:r>
+      <w:r>
+        <w:rPr>
+          <w:rFonts w:ascii="Lexend" w:cs="Lexend" w:eastAsia="Lexend" w:hAnsi="Lexend"/>
+          <w:i/>
+          <w:iCs/>
+          <w:color w:val="1A1A1A"/>
+          <w:sz w:val="22"/>
+          <w:szCs w:val="22"/>
+          <w:lang w:val="es-AR"/>
+        </w:rPr>
+        <w:t xml:space="preserve"> (</w:t>
+      </w:r>
+      <w:r>
+        <w:rPr>
+          <w:rFonts w:ascii="Lexend" w:cs="Lexend" w:eastAsia="Lexend" w:hAnsi="Lexend"/>
+          <w:color w:val="1A1A1A"/>
+          <w:sz w:val="22"/>
+          <w:szCs w:val="22"/>
+          <w:lang w:val="es-AR"/>
+        </w:rPr>
+        <w:t xml:space="preserve">Reliability*: alta confiabilidad, "enviar bien").</w:t>
+      </w:r>
+    </w:p>
+    <w:p>
+      <w:pPr>
+        <w:spacing w:after="260" w:line="288"/>
+        <w:jc w:val="center"/>
+      </w:pPr>
+      <w:r>
+        <w:rPr>
+          <w:rFonts w:ascii="Lexend" w:cs="Lexend" w:eastAsia="Lexend" w:hAnsi="Lexend"/>
+          <w:b/>
+          <w:bCs/>
+          <w:color w:val="1A1A1A"/>
+          <w:sz w:val="22"/>
+          <w:szCs w:val="22"/>
+          <w:lang w:val="es-AR"/>
+        </w:rPr>
+        <w:t xml:space="preserve">P3. Dentro del Campo de Opciones del datagrama IP existe una opción que se utiliza como "registro de ruta", ¿cuál es su utilidad?</w:t>
+      </w:r>
+    </w:p>
+    <w:p>
+      <w:pPr>
+        <w:spacing w:after="120" w:line="280"/>
+        <w:jc w:val="both"/>
+      </w:pPr>
+      <w:r>
+        <w:rPr>
+          <w:rFonts w:ascii="Lexend" w:cs="Lexend" w:eastAsia="Lexend" w:hAnsi="Lexend"/>
+          <w:b/>
+          <w:bCs/>
+          <w:color w:val="1A1A1A"/>
+          <w:sz w:val="22"/>
+          <w:szCs w:val="22"/>
+          <w:lang w:val="es-AR"/>
+        </w:rPr>
+        <w:t xml:space="preserve">R:</w:t>
+      </w:r>
+      <w:r>
+        <w:rPr>
+          <w:rFonts w:ascii="Lexend" w:cs="Lexend" w:eastAsia="Lexend" w:hAnsi="Lexend"/>
+          <w:color w:val="1A1A1A"/>
+          <w:sz w:val="22"/>
+          <w:szCs w:val="22"/>
+          <w:lang w:val="es-AR"/>
+        </w:rPr>
+        <w:t xml:space="preserve"> Cada router por el que pasa el datagrama </w:t>
+      </w:r>
+      <w:r>
+        <w:rPr>
+          <w:rFonts w:ascii="Lexend" w:cs="Lexend" w:eastAsia="Lexend" w:hAnsi="Lexend"/>
+          <w:b/>
+          <w:bCs/>
+          <w:color w:val="1A1A1A"/>
+          <w:sz w:val="22"/>
+          <w:szCs w:val="22"/>
+          <w:lang w:val="es-AR"/>
+        </w:rPr>
+        <w:t xml:space="preserve">agrega su dirección IP</w:t>
+      </w:r>
+      <w:r>
+        <w:rPr>
+          <w:rFonts w:ascii="Lexend" w:cs="Lexend" w:eastAsia="Lexend" w:hAnsi="Lexend"/>
+          <w:color w:val="1A1A1A"/>
+          <w:sz w:val="22"/>
+          <w:szCs w:val="22"/>
+          <w:lang w:val="es-AR"/>
+        </w:rPr>
+        <w:t xml:space="preserve"> en esa opción. Así se puede saber </w:t>
+      </w:r>
+      <w:r>
+        <w:rPr>
+          <w:rFonts w:ascii="Lexend" w:cs="Lexend" w:eastAsia="Lexend" w:hAnsi="Lexend"/>
+          <w:b/>
+          <w:bCs/>
+          <w:color w:val="1A1A1A"/>
+          <w:sz w:val="22"/>
+          <w:szCs w:val="22"/>
+          <w:lang w:val="es-AR"/>
+        </w:rPr>
+        <w:t xml:space="preserve">qué camino siguió el datagrama</w:t>
+      </w:r>
+      <w:r>
+        <w:rPr>
+          <w:rFonts w:ascii="Lexend" w:cs="Lexend" w:eastAsia="Lexend" w:hAnsi="Lexend"/>
+          <w:color w:val="1A1A1A"/>
+          <w:sz w:val="22"/>
+          <w:szCs w:val="22"/>
+          <w:lang w:val="es-AR"/>
+        </w:rPr>
+        <w:t xml:space="preserve">, lo que sirve para </w:t>
+      </w:r>
+      <w:r>
+        <w:rPr>
+          <w:rFonts w:ascii="Lexend" w:cs="Lexend" w:eastAsia="Lexend" w:hAnsi="Lexend"/>
+          <w:b/>
+          <w:bCs/>
+          <w:color w:val="1A1A1A"/>
+          <w:sz w:val="22"/>
+          <w:szCs w:val="22"/>
+          <w:lang w:val="es-AR"/>
+        </w:rPr>
+        <w:t xml:space="preserve">diagnosticar y depurar problemas de ruteo</w:t>
+      </w:r>
+      <w:r>
+        <w:rPr>
+          <w:rFonts w:ascii="Lexend" w:cs="Lexend" w:eastAsia="Lexend" w:hAnsi="Lexend"/>
+          <w:color w:val="1A1A1A"/>
+          <w:sz w:val="22"/>
+          <w:szCs w:val="22"/>
+          <w:lang w:val="es-AR"/>
+        </w:rPr>
+        <w:t xml:space="preserve"> (por ejemplo, detectar un desvío o un bucle). Como el espacio de opciones es de 40 bytes, entran unas </w:t>
+      </w:r>
+      <w:r>
+        <w:rPr>
+          <w:rFonts w:ascii="Lexend" w:cs="Lexend" w:eastAsia="Lexend" w:hAnsi="Lexend"/>
+          <w:b/>
+          <w:bCs/>
+          <w:color w:val="1A1A1A"/>
+          <w:sz w:val="22"/>
+          <w:szCs w:val="22"/>
+          <w:lang w:val="es-AR"/>
+        </w:rPr>
+        <w:t xml:space="preserve">9 direcciones</w:t>
+      </w:r>
+      <w:r>
+        <w:rPr>
+          <w:rFonts w:ascii="Lexend" w:cs="Lexend" w:eastAsia="Lexend" w:hAnsi="Lexend"/>
+          <w:color w:val="1A1A1A"/>
+          <w:sz w:val="22"/>
+          <w:szCs w:val="22"/>
+          <w:lang w:val="es-AR"/>
+        </w:rPr>
+        <w:t xml:space="preserve">.</w:t>
+      </w:r>
+    </w:p>
+    <w:p>
+      <w:pPr>
+        <w:spacing w:after="260" w:line="288"/>
+        <w:jc w:val="center"/>
+      </w:pPr>
+      <w:r>
+        <w:rPr>
+          <w:rFonts w:ascii="Lexend" w:cs="Lexend" w:eastAsia="Lexend" w:hAnsi="Lexend"/>
+          <w:b/>
+          <w:bCs/>
+          <w:color w:val="1A1A1A"/>
+          <w:sz w:val="22"/>
+          <w:szCs w:val="22"/>
+          <w:lang w:val="es-AR"/>
+        </w:rPr>
+        <w:t xml:space="preserve">P4. ¿Cuál es la función/utilidad de definir rangos de direcciones privadas dentro de cada clase de direcciones IP?</w:t>
+      </w:r>
+    </w:p>
+    <w:p>
+      <w:pPr>
+        <w:spacing w:after="120" w:line="280"/>
+        <w:jc w:val="both"/>
+      </w:pPr>
+      <w:r>
+        <w:rPr>
+          <w:rFonts w:ascii="Lexend" w:cs="Lexend" w:eastAsia="Lexend" w:hAnsi="Lexend"/>
+          <w:b/>
+          <w:bCs/>
+          <w:color w:val="1A1A1A"/>
+          <w:sz w:val="22"/>
+          <w:szCs w:val="22"/>
+          <w:lang w:val="es-AR"/>
+        </w:rPr>
+        <w:t xml:space="preserve">R:</w:t>
+      </w:r>
+      <w:r>
+        <w:rPr>
+          <w:rFonts w:ascii="Lexend" w:cs="Lexend" w:eastAsia="Lexend" w:hAnsi="Lexend"/>
+          <w:color w:val="1A1A1A"/>
+          <w:sz w:val="22"/>
+          <w:szCs w:val="22"/>
+          <w:lang w:val="es-AR"/>
+        </w:rPr>
+        <w:t xml:space="preserve"> Permiten armar </w:t>
+      </w:r>
+      <w:r>
+        <w:rPr>
+          <w:rFonts w:ascii="Lexend" w:cs="Lexend" w:eastAsia="Lexend" w:hAnsi="Lexend"/>
+          <w:b/>
+          <w:bCs/>
+          <w:color w:val="1A1A1A"/>
+          <w:sz w:val="22"/>
+          <w:szCs w:val="22"/>
+          <w:lang w:val="es-AR"/>
+        </w:rPr>
+        <w:t xml:space="preserve">redes internas (intranets)</w:t>
+      </w:r>
+      <w:r>
+        <w:rPr>
+          <w:rFonts w:ascii="Lexend" w:cs="Lexend" w:eastAsia="Lexend" w:hAnsi="Lexend"/>
+          <w:color w:val="1A1A1A"/>
+          <w:sz w:val="22"/>
+          <w:szCs w:val="22"/>
+          <w:lang w:val="es-AR"/>
+        </w:rPr>
+        <w:t xml:space="preserve"> sin contratar direcciones públicas, que son escasas y caras. Las ventajas son:</w:t>
+      </w:r>
+    </w:p>
+    <w:p>
+      <w:pPr>
+        <w:pStyle w:val="ListParagraph"/>
+        <w:numPr>
+          <w:ilvl w:val="0"/>
+          <w:numId w:val="1"/>
+        </w:numPr>
+        <w:spacing w:after="100" w:line="276"/>
+        <w:jc w:val="both"/>
+      </w:pPr>
+      <w:r>
+        <w:rPr>
+          <w:rFonts w:ascii="Lexend" w:cs="Lexend" w:eastAsia="Lexend" w:hAnsi="Lexend"/>
+          <w:b/>
+          <w:bCs/>
+          <w:color w:val="1A1A1A"/>
+          <w:sz w:val="22"/>
+          <w:szCs w:val="22"/>
+          <w:lang w:val="es-AR"/>
+        </w:rPr>
+        <w:t xml:space="preserve">No hay conflicto con Internet:</w:t>
+      </w:r>
+      <w:r>
+        <w:rPr>
+          <w:rFonts w:ascii="Lexend" w:cs="Lexend" w:eastAsia="Lexend" w:hAnsi="Lexend"/>
+          <w:color w:val="1A1A1A"/>
+          <w:sz w:val="22"/>
+          <w:szCs w:val="22"/>
+          <w:lang w:val="es-AR"/>
+        </w:rPr>
+        <w:t xml:space="preserve"> esos rangos nunca se asignan a hosts públicos.</w:t>
+      </w:r>
+    </w:p>
+    <w:p>
+      <w:pPr>
+        <w:pStyle w:val="ListParagraph"/>
+        <w:numPr>
+          <w:ilvl w:val="0"/>
+          <w:numId w:val="1"/>
+        </w:numPr>
+        <w:spacing w:after="100" w:line="276"/>
+        <w:jc w:val="both"/>
+      </w:pPr>
+      <w:r>
+        <w:rPr>
+          <w:rFonts w:ascii="Lexend" w:cs="Lexend" w:eastAsia="Lexend" w:hAnsi="Lexend"/>
+          <w:b/>
+          <w:bCs/>
+          <w:color w:val="1A1A1A"/>
+          <w:sz w:val="22"/>
+          <w:szCs w:val="22"/>
+          <w:lang w:val="es-AR"/>
+        </w:rPr>
+        <w:t xml:space="preserve">Se ahorran direcciones IPv4:</w:t>
+      </w:r>
+      <w:r>
+        <w:rPr>
+          <w:rFonts w:ascii="Lexend" w:cs="Lexend" w:eastAsia="Lexend" w:hAnsi="Lexend"/>
+          <w:color w:val="1A1A1A"/>
+          <w:sz w:val="22"/>
+          <w:szCs w:val="22"/>
+          <w:lang w:val="es-AR"/>
+        </w:rPr>
+        <w:t xml:space="preserve"> todas las organizaciones pueden reusar los mismos rangos.</w:t>
+      </w:r>
+    </w:p>
+    <w:p>
+      <w:pPr>
+        <w:pStyle w:val="ListParagraph"/>
+        <w:numPr>
+          <w:ilvl w:val="0"/>
+          <w:numId w:val="1"/>
+        </w:numPr>
+        <w:spacing w:after="100" w:line="276"/>
+        <w:jc w:val="both"/>
+      </w:pPr>
+      <w:r>
+        <w:rPr>
+          <w:rFonts w:ascii="Lexend" w:cs="Lexend" w:eastAsia="Lexend" w:hAnsi="Lexend"/>
+          <w:b/>
+          <w:bCs/>
+          <w:color w:val="1A1A1A"/>
+          <w:sz w:val="22"/>
+          <w:szCs w:val="22"/>
+          <w:lang w:val="es-AR"/>
+        </w:rPr>
+        <w:t xml:space="preserve">Seguridad:</w:t>
+      </w:r>
+      <w:r>
+        <w:rPr>
+          <w:rFonts w:ascii="Lexend" w:cs="Lexend" w:eastAsia="Lexend" w:hAnsi="Lexend"/>
+          <w:color w:val="1A1A1A"/>
+          <w:sz w:val="22"/>
+          <w:szCs w:val="22"/>
+          <w:lang w:val="es-AR"/>
+        </w:rPr>
+        <w:t xml:space="preserve"> los hosts privados </w:t>
+      </w:r>
+      <w:r>
+        <w:rPr>
+          <w:rFonts w:ascii="Lexend" w:cs="Lexend" w:eastAsia="Lexend" w:hAnsi="Lexend"/>
+          <w:b/>
+          <w:bCs/>
+          <w:color w:val="1A1A1A"/>
+          <w:sz w:val="22"/>
+          <w:szCs w:val="22"/>
+          <w:lang w:val="es-AR"/>
+        </w:rPr>
+        <w:t xml:space="preserve">no son accesibles desde Internet</w:t>
+      </w:r>
+      <w:r>
+        <w:rPr>
+          <w:rFonts w:ascii="Lexend" w:cs="Lexend" w:eastAsia="Lexend" w:hAnsi="Lexend"/>
+          <w:color w:val="1A1A1A"/>
+          <w:sz w:val="22"/>
+          <w:szCs w:val="22"/>
+          <w:lang w:val="es-AR"/>
+        </w:rPr>
+        <w:t xml:space="preserve">. Salen a través de un router, proxy o NAT con IP pública, pero nadie puede entrar a ellos desde afuera.</w:t>
+      </w:r>
+    </w:p>
+    <w:p>
+      <w:pPr>
+        <w:spacing w:after="120" w:line="280"/>
+        <w:jc w:val="both"/>
+      </w:pPr>
+      <w:r>
+        <w:rPr>
+          <w:rFonts w:ascii="Lexend" w:cs="Lexend" w:eastAsia="Lexend" w:hAnsi="Lexend"/>
+          <w:color w:val="1A1A1A"/>
+          <w:sz w:val="22"/>
+          <w:szCs w:val="22"/>
+          <w:lang w:val="es-AR"/>
+        </w:rPr>
+        <w:t xml:space="preserve">Los rangos son: clase A </w:t>
+      </w:r>
+      <w:r>
+        <w:rPr>
+          <w:rFonts w:ascii="Consolas" w:cs="Consolas" w:eastAsia="Consolas" w:hAnsi="Consolas"/>
+          <w:color w:val="1A1A1A"/>
+          <w:sz w:val="20"/>
+          <w:szCs w:val="20"/>
+          <w:lang w:val="es-AR"/>
+        </w:rPr>
+        <w:t xml:space="preserve">10.0.0.0</w:t>
+      </w:r>
+      <w:r>
+        <w:rPr>
+          <w:rFonts w:ascii="Lexend" w:cs="Lexend" w:eastAsia="Lexend" w:hAnsi="Lexend"/>
+          <w:color w:val="1A1A1A"/>
+          <w:sz w:val="22"/>
+          <w:szCs w:val="22"/>
+          <w:lang w:val="es-AR"/>
+        </w:rPr>
+        <w:t xml:space="preserve">, clase B </w:t>
+      </w:r>
+      <w:r>
+        <w:rPr>
+          <w:rFonts w:ascii="Consolas" w:cs="Consolas" w:eastAsia="Consolas" w:hAnsi="Consolas"/>
+          <w:color w:val="1A1A1A"/>
+          <w:sz w:val="20"/>
+          <w:szCs w:val="20"/>
+          <w:lang w:val="es-AR"/>
+        </w:rPr>
+        <w:t xml:space="preserve">172.16.0.0</w:t>
+      </w:r>
+      <w:r>
+        <w:rPr>
+          <w:rFonts w:ascii="Lexend" w:cs="Lexend" w:eastAsia="Lexend" w:hAnsi="Lexend"/>
+          <w:color w:val="1A1A1A"/>
+          <w:sz w:val="22"/>
+          <w:szCs w:val="22"/>
+          <w:lang w:val="es-AR"/>
+        </w:rPr>
+        <w:t xml:space="preserve"> a </w:t>
+      </w:r>
+      <w:r>
+        <w:rPr>
+          <w:rFonts w:ascii="Consolas" w:cs="Consolas" w:eastAsia="Consolas" w:hAnsi="Consolas"/>
+          <w:color w:val="1A1A1A"/>
+          <w:sz w:val="20"/>
+          <w:szCs w:val="20"/>
+          <w:lang w:val="es-AR"/>
+        </w:rPr>
+        <w:t xml:space="preserve">172.31.0.0</w:t>
+      </w:r>
+      <w:r>
+        <w:rPr>
+          <w:rFonts w:ascii="Lexend" w:cs="Lexend" w:eastAsia="Lexend" w:hAnsi="Lexend"/>
+          <w:color w:val="1A1A1A"/>
+          <w:sz w:val="22"/>
+          <w:szCs w:val="22"/>
+          <w:lang w:val="es-AR"/>
+        </w:rPr>
+        <w:t xml:space="preserve"> y clase C </w:t>
+      </w:r>
+      <w:r>
+        <w:rPr>
+          <w:rFonts w:ascii="Consolas" w:cs="Consolas" w:eastAsia="Consolas" w:hAnsi="Consolas"/>
+          <w:color w:val="1A1A1A"/>
+          <w:sz w:val="20"/>
+          <w:szCs w:val="20"/>
+          <w:lang w:val="es-AR"/>
+        </w:rPr>
+        <w:t xml:space="preserve">192.168.0.0</w:t>
+      </w:r>
+      <w:r>
+        <w:rPr>
+          <w:rFonts w:ascii="Lexend" w:cs="Lexend" w:eastAsia="Lexend" w:hAnsi="Lexend"/>
+          <w:color w:val="1A1A1A"/>
+          <w:sz w:val="22"/>
+          <w:szCs w:val="22"/>
+          <w:lang w:val="es-AR"/>
+        </w:rPr>
+        <w:t xml:space="preserve"> a </w:t>
+      </w:r>
+      <w:r>
+        <w:rPr>
+          <w:rFonts w:ascii="Consolas" w:cs="Consolas" w:eastAsia="Consolas" w:hAnsi="Consolas"/>
+          <w:color w:val="1A1A1A"/>
+          <w:sz w:val="20"/>
+          <w:szCs w:val="20"/>
+          <w:lang w:val="es-AR"/>
+        </w:rPr>
+        <w:t xml:space="preserve">192.168.255.0</w:t>
+      </w:r>
+      <w:r>
+        <w:rPr>
+          <w:rFonts w:ascii="Lexend" w:cs="Lexend" w:eastAsia="Lexend" w:hAnsi="Lexend"/>
+          <w:color w:val="1A1A1A"/>
+          <w:sz w:val="22"/>
+          <w:szCs w:val="22"/>
+          <w:lang w:val="es-AR"/>
+        </w:rPr>
+        <w:t xml:space="preserve">.</w:t>
+      </w:r>
+    </w:p>
+    <w:p>
+      <w:pPr>
+        <w:pStyle w:val="Heading2"/>
+        <w:keepNext/>
+        <w:spacing w:after="120" w:before="300"/>
+      </w:pPr>
+      <w:r>
+        <w:rPr>
+          <w:rFonts w:ascii="Lexend" w:cs="Lexend" w:eastAsia="Lexend" w:hAnsi="Lexend"/>
+          <w:b/>
+          <w:bCs/>
+          <w:color w:val="1A1A1A"/>
+          <w:spacing w:val="18"/>
+          <w:sz w:val="21"/>
+          <w:szCs w:val="21"/>
+          <w:lang w:val="es-AR"/>
+        </w:rPr>
+        <w:t xml:space="preserve">PROTOCOLOS DE CONTROL DE INTERNET</w:t>
+      </w:r>
+    </w:p>
+    <w:p>
+      <w:pPr>
+        <w:spacing w:after="120" w:line="280"/>
+        <w:jc w:val="both"/>
+      </w:pPr>
+      <w:r>
+        <w:rPr>
+          <w:rFonts w:ascii="Lexend" w:cs="Lexend" w:eastAsia="Lexend" w:hAnsi="Lexend"/>
+          <w:b/>
+          <w:bCs/>
+          <w:color w:val="1A1A1A"/>
+          <w:sz w:val="22"/>
+          <w:szCs w:val="22"/>
+          <w:lang w:val="es-AR"/>
+        </w:rPr>
+        <w:t xml:space="preserve">P1. ¿Con qué finalidad se realiza una petición ARP dentro de una LAN?</w:t>
+      </w:r>
+    </w:p>
+    <w:p>
+      <w:pPr>
+        <w:spacing w:after="120" w:line="280"/>
+        <w:jc w:val="both"/>
+      </w:pPr>
+      <w:r>
+        <w:rPr>
+          <w:rFonts w:ascii="Lexend" w:cs="Lexend" w:eastAsia="Lexend" w:hAnsi="Lexend"/>
+          <w:b/>
+          <w:bCs/>
+          <w:color w:val="1A1A1A"/>
+          <w:sz w:val="22"/>
+          <w:szCs w:val="22"/>
+          <w:lang w:val="es-AR"/>
+        </w:rPr>
+        <w:t xml:space="preserve">R:</w:t>
+      </w:r>
+      <w:r>
+        <w:rPr>
+          <w:rFonts w:ascii="Lexend" w:cs="Lexend" w:eastAsia="Lexend" w:hAnsi="Lexend"/>
+          <w:color w:val="1A1A1A"/>
+          <w:sz w:val="22"/>
+          <w:szCs w:val="22"/>
+          <w:lang w:val="es-AR"/>
+        </w:rPr>
+        <w:t xml:space="preserve"> Para obtener la </w:t>
+      </w:r>
+      <w:r>
+        <w:rPr>
+          <w:rFonts w:ascii="Lexend" w:cs="Lexend" w:eastAsia="Lexend" w:hAnsi="Lexend"/>
+          <w:b/>
+          <w:bCs/>
+          <w:color w:val="1A1A1A"/>
+          <w:sz w:val="22"/>
+          <w:szCs w:val="22"/>
+          <w:lang w:val="es-AR"/>
+        </w:rPr>
+        <w:t xml:space="preserve">dirección física (MAC)</w:t>
+      </w:r>
+      <w:r>
+        <w:rPr>
+          <w:rFonts w:ascii="Lexend" w:cs="Lexend" w:eastAsia="Lexend" w:hAnsi="Lexend"/>
+          <w:color w:val="1A1A1A"/>
+          <w:sz w:val="22"/>
+          <w:szCs w:val="22"/>
+          <w:lang w:val="es-AR"/>
+        </w:rPr>
+        <w:t xml:space="preserve"> que corresponde a una dirección IP. El datagrama solo trae la IP destino, pero para enviarlo por la LAN hay que armar una trama con la </w:t>
+      </w:r>
+      <w:r>
+        <w:rPr>
+          <w:rFonts w:ascii="Lexend" w:cs="Lexend" w:eastAsia="Lexend" w:hAnsi="Lexend"/>
+          <w:b/>
+          <w:bCs/>
+          <w:color w:val="1A1A1A"/>
+          <w:sz w:val="22"/>
+          <w:szCs w:val="22"/>
+          <w:lang w:val="es-AR"/>
+        </w:rPr>
+        <w:t xml:space="preserve">MAC de destino</w:t>
+      </w:r>
+      <w:r>
+        <w:rPr>
+          <w:rFonts w:ascii="Lexend" w:cs="Lexend" w:eastAsia="Lexend" w:hAnsi="Lexend"/>
+          <w:color w:val="1A1A1A"/>
+          <w:sz w:val="22"/>
+          <w:szCs w:val="22"/>
+          <w:lang w:val="es-AR"/>
+        </w:rPr>
+        <w:t xml:space="preserve">. Si el destino está en la misma red, se pregunta por su MAC; si está en otra, se pregunta por la MAC del </w:t>
+      </w:r>
+      <w:r>
+        <w:rPr>
+          <w:rFonts w:ascii="Lexend" w:cs="Lexend" w:eastAsia="Lexend" w:hAnsi="Lexend"/>
+          <w:b/>
+          <w:bCs/>
+          <w:color w:val="1A1A1A"/>
+          <w:sz w:val="22"/>
+          <w:szCs w:val="22"/>
+          <w:lang w:val="es-AR"/>
+        </w:rPr>
+        <w:t xml:space="preserve">router/gateway</w:t>
+      </w:r>
+      <w:r>
+        <w:rPr>
+          <w:rFonts w:ascii="Lexend" w:cs="Lexend" w:eastAsia="Lexend" w:hAnsi="Lexend"/>
+          <w:color w:val="1A1A1A"/>
+          <w:sz w:val="22"/>
+          <w:szCs w:val="22"/>
+          <w:lang w:val="es-AR"/>
+        </w:rPr>
+        <w:t xml:space="preserve">. La petición va por </w:t>
+      </w:r>
+      <w:r>
+        <w:rPr>
+          <w:rFonts w:ascii="Lexend" w:cs="Lexend" w:eastAsia="Lexend" w:hAnsi="Lexend"/>
+          <w:b/>
+          <w:bCs/>
+          <w:color w:val="1A1A1A"/>
+          <w:sz w:val="22"/>
+          <w:szCs w:val="22"/>
+          <w:lang w:val="es-AR"/>
+        </w:rPr>
+        <w:t xml:space="preserve">broadcast</w:t>
+      </w:r>
+      <w:r>
+        <w:rPr>
+          <w:rFonts w:ascii="Lexend" w:cs="Lexend" w:eastAsia="Lexend" w:hAnsi="Lexend"/>
+          <w:color w:val="1A1A1A"/>
+          <w:sz w:val="22"/>
+          <w:szCs w:val="22"/>
+          <w:lang w:val="es-AR"/>
+        </w:rPr>
+        <w:t xml:space="preserve"> ("¿quién tiene la IP X?") y lleva la IP y la MAC de quien pregunta. La respuesta vuelve </w:t>
+      </w:r>
+      <w:r>
+        <w:rPr>
+          <w:rFonts w:ascii="Lexend" w:cs="Lexend" w:eastAsia="Lexend" w:hAnsi="Lexend"/>
+          <w:b/>
+          <w:bCs/>
+          <w:color w:val="1A1A1A"/>
+          <w:sz w:val="22"/>
+          <w:szCs w:val="22"/>
+          <w:lang w:val="es-AR"/>
+        </w:rPr>
+        <w:t xml:space="preserve">directa</w:t>
+      </w:r>
+      <w:r>
+        <w:rPr>
+          <w:rFonts w:ascii="Lexend" w:cs="Lexend" w:eastAsia="Lexend" w:hAnsi="Lexend"/>
+          <w:color w:val="1A1A1A"/>
+          <w:sz w:val="22"/>
+          <w:szCs w:val="22"/>
+          <w:lang w:val="es-AR"/>
+        </w:rPr>
+        <w:t xml:space="preserve"> y se guarda en la </w:t>
+      </w:r>
+      <w:r>
+        <w:rPr>
+          <w:rFonts w:ascii="Lexend" w:cs="Lexend" w:eastAsia="Lexend" w:hAnsi="Lexend"/>
+          <w:b/>
+          <w:bCs/>
+          <w:color w:val="1A1A1A"/>
+          <w:sz w:val="22"/>
+          <w:szCs w:val="22"/>
+          <w:lang w:val="es-AR"/>
+        </w:rPr>
+        <w:t xml:space="preserve">caché ARP</w:t>
+      </w:r>
+      <w:r>
+        <w:rPr>
+          <w:rFonts w:ascii="Lexend" w:cs="Lexend" w:eastAsia="Lexend" w:hAnsi="Lexend"/>
+          <w:color w:val="1A1A1A"/>
+          <w:sz w:val="22"/>
+          <w:szCs w:val="22"/>
+          <w:lang w:val="es-AR"/>
+        </w:rPr>
+        <w:t xml:space="preserve">.</w:t>
+      </w:r>
+    </w:p>
+    <w:p>
+      <w:pPr>
+        <w:spacing w:after="260" w:line="288"/>
+        <w:jc w:val="center"/>
+      </w:pPr>
+      <w:r>
+        <w:rPr>
+          <w:rFonts w:ascii="Lexend" w:cs="Lexend" w:eastAsia="Lexend" w:hAnsi="Lexend"/>
+          <w:b/>
+          <w:bCs/>
+          <w:color w:val="1A1A1A"/>
+          <w:sz w:val="22"/>
+          <w:szCs w:val="22"/>
+          <w:lang w:val="es-AR"/>
+        </w:rPr>
+        <w:t xml:space="preserve">P2. ¿A qué capa del modelo OSI pertenece el protocolo ICMP?</w:t>
+      </w:r>
+    </w:p>
+    <w:p>
+      <w:pPr>
+        <w:spacing w:after="120" w:line="280"/>
+        <w:jc w:val="both"/>
+      </w:pPr>
+      <w:r>
+        <w:rPr>
+          <w:rFonts w:ascii="Lexend" w:cs="Lexend" w:eastAsia="Lexend" w:hAnsi="Lexend"/>
+          <w:b/>
+          <w:bCs/>
+          <w:color w:val="1A1A1A"/>
+          <w:sz w:val="22"/>
+          <w:szCs w:val="22"/>
+          <w:lang w:val="es-AR"/>
+        </w:rPr>
+        <w:t xml:space="preserve">R:</w:t>
+      </w:r>
+      <w:r>
+        <w:rPr>
+          <w:rFonts w:ascii="Lexend" w:cs="Lexend" w:eastAsia="Lexend" w:hAnsi="Lexend"/>
+          <w:color w:val="1A1A1A"/>
+          <w:sz w:val="22"/>
+          <w:szCs w:val="22"/>
+          <w:lang w:val="es-AR"/>
+        </w:rPr>
+        <w:t xml:space="preserve"> A la </w:t>
+      </w:r>
+      <w:r>
+        <w:rPr>
+          <w:rFonts w:ascii="Lexend" w:cs="Lexend" w:eastAsia="Lexend" w:hAnsi="Lexend"/>
+          <w:b/>
+          <w:bCs/>
+          <w:color w:val="1A1A1A"/>
+          <w:sz w:val="22"/>
+          <w:szCs w:val="22"/>
+          <w:lang w:val="es-AR"/>
+        </w:rPr>
+        <w:t xml:space="preserve">capa 3 (red)</w:t>
+      </w:r>
+      <w:r>
+        <w:rPr>
+          <w:rFonts w:ascii="Lexend" w:cs="Lexend" w:eastAsia="Lexend" w:hAnsi="Lexend"/>
+          <w:color w:val="1A1A1A"/>
+          <w:sz w:val="22"/>
+          <w:szCs w:val="22"/>
+          <w:lang w:val="es-AR"/>
+        </w:rPr>
+        <w:t xml:space="preserve">. Sus mensajes viajan </w:t>
+      </w:r>
+      <w:r>
+        <w:rPr>
+          <w:rFonts w:ascii="Lexend" w:cs="Lexend" w:eastAsia="Lexend" w:hAnsi="Lexend"/>
+          <w:b/>
+          <w:bCs/>
+          <w:color w:val="1A1A1A"/>
+          <w:sz w:val="22"/>
+          <w:szCs w:val="22"/>
+          <w:lang w:val="es-AR"/>
+        </w:rPr>
+        <w:t xml:space="preserve">encapsulados dentro de datagramas IP</w:t>
+      </w:r>
+      <w:r>
+        <w:rPr>
+          <w:rFonts w:ascii="Lexend" w:cs="Lexend" w:eastAsia="Lexend" w:hAnsi="Lexend"/>
+          <w:color w:val="1A1A1A"/>
+          <w:sz w:val="22"/>
+          <w:szCs w:val="22"/>
+          <w:lang w:val="es-AR"/>
+        </w:rPr>
+        <w:t xml:space="preserve"> (campo Protocolo = 1), pero eso no lo convierte en un protocolo de capa 4: es el protocolo de control y error que acompaña a IP.</w:t>
+      </w:r>
+    </w:p>
+    <w:p>
+      <w:pPr>
+        <w:spacing w:after="260" w:line="288"/>
+        <w:jc w:val="center"/>
+      </w:pPr>
+      <w:r>
+        <w:rPr>
+          <w:rFonts w:ascii="Lexend" w:cs="Lexend" w:eastAsia="Lexend" w:hAnsi="Lexend"/>
+          <w:b/>
+          <w:bCs/>
+          <w:color w:val="1A1A1A"/>
+          <w:sz w:val="22"/>
+          <w:szCs w:val="22"/>
+          <w:lang w:val="es-AR"/>
+        </w:rPr>
+        <w:t xml:space="preserve">P3. Cuando se utilizan las opciones de cabecera "Registro de Ruta" y "Marca de Tiempo", ¿qué protocolo de control se utiliza?</w:t>
+      </w:r>
+    </w:p>
+    <w:p>
+      <w:pPr>
+        <w:spacing w:after="120" w:line="280"/>
+        <w:jc w:val="both"/>
+      </w:pPr>
+      <w:r>
+        <w:rPr>
+          <w:rFonts w:ascii="Lexend" w:cs="Lexend" w:eastAsia="Lexend" w:hAnsi="Lexend"/>
+          <w:b/>
+          <w:bCs/>
+          <w:color w:val="1A1A1A"/>
+          <w:sz w:val="22"/>
+          <w:szCs w:val="22"/>
+          <w:lang w:val="es-AR"/>
+        </w:rPr>
+        <w:t xml:space="preserve">R:</w:t>
+      </w:r>
+      <w:r>
+        <w:rPr>
+          <w:rFonts w:ascii="Lexend" w:cs="Lexend" w:eastAsia="Lexend" w:hAnsi="Lexend"/>
+          <w:color w:val="1A1A1A"/>
+          <w:sz w:val="22"/>
+          <w:szCs w:val="22"/>
+          <w:lang w:val="es-AR"/>
+        </w:rPr>
+        <w:t xml:space="preserve"> </w:t>
+      </w:r>
+      <w:r>
+        <w:rPr>
+          <w:rFonts w:ascii="Lexend" w:cs="Lexend" w:eastAsia="Lexend" w:hAnsi="Lexend"/>
+          <w:b/>
+          <w:bCs/>
+          <w:color w:val="1A1A1A"/>
+          <w:sz w:val="22"/>
+          <w:szCs w:val="22"/>
+          <w:lang w:val="es-AR"/>
+        </w:rPr>
+        <w:t xml:space="preserve">ICMP</w:t>
+      </w:r>
+      <w:r>
+        <w:rPr>
+          <w:rFonts w:ascii="Lexend" w:cs="Lexend" w:eastAsia="Lexend" w:hAnsi="Lexend"/>
+          <w:color w:val="1A1A1A"/>
+          <w:sz w:val="22"/>
+          <w:szCs w:val="22"/>
+          <w:lang w:val="es-AR"/>
+        </w:rPr>
+        <w:t xml:space="preserve">. Las dos opciones se usan con los mensajes de </w:t>
+      </w:r>
+      <w:r>
+        <w:rPr>
+          <w:rFonts w:ascii="Lexend" w:cs="Lexend" w:eastAsia="Lexend" w:hAnsi="Lexend"/>
+          <w:b/>
+          <w:bCs/>
+          <w:color w:val="1A1A1A"/>
+          <w:sz w:val="22"/>
+          <w:szCs w:val="22"/>
+          <w:lang w:val="es-AR"/>
+        </w:rPr>
+        <w:t xml:space="preserve">eco</w:t>
+      </w:r>
+      <w:r>
+        <w:rPr>
+          <w:rFonts w:ascii="Lexend" w:cs="Lexend" w:eastAsia="Lexend" w:hAnsi="Lexend"/>
+          <w:color w:val="1A1A1A"/>
+          <w:sz w:val="22"/>
+          <w:szCs w:val="22"/>
+          <w:lang w:val="es-AR"/>
+        </w:rPr>
+        <w:t xml:space="preserve"> de ICMP (</w:t>
+      </w:r>
+      <w:r>
+        <w:rPr>
+          <w:rFonts w:ascii="Consolas" w:cs="Consolas" w:eastAsia="Consolas" w:hAnsi="Consolas"/>
+          <w:color w:val="1A1A1A"/>
+          <w:sz w:val="20"/>
+          <w:szCs w:val="20"/>
+          <w:lang w:val="es-AR"/>
+        </w:rPr>
+        <w:t xml:space="preserve">ping -r</w:t>
+      </w:r>
+      <w:r>
+        <w:rPr>
+          <w:rFonts w:ascii="Lexend" w:cs="Lexend" w:eastAsia="Lexend" w:hAnsi="Lexend"/>
+          <w:color w:val="1A1A1A"/>
+          <w:sz w:val="22"/>
+          <w:szCs w:val="22"/>
+          <w:lang w:val="es-AR"/>
+        </w:rPr>
+        <w:t xml:space="preserve"> hace un ping con registro de ruta), y ICMP tiene además los mensajes específicos de </w:t>
+      </w:r>
+      <w:r>
+        <w:rPr>
+          <w:rFonts w:ascii="Lexend" w:cs="Lexend" w:eastAsia="Lexend" w:hAnsi="Lexend"/>
+          <w:b/>
+          <w:bCs/>
+          <w:color w:val="1A1A1A"/>
+          <w:sz w:val="22"/>
+          <w:szCs w:val="22"/>
+          <w:lang w:val="es-AR"/>
+        </w:rPr>
+        <w:t xml:space="preserve">marca de tiempo</w:t>
+      </w:r>
+      <w:r>
+        <w:rPr>
+          <w:rFonts w:ascii="Lexend" w:cs="Lexend" w:eastAsia="Lexend" w:hAnsi="Lexend"/>
+          <w:color w:val="1A1A1A"/>
+          <w:sz w:val="22"/>
+          <w:szCs w:val="22"/>
+          <w:lang w:val="es-AR"/>
+        </w:rPr>
+        <w:t xml:space="preserve"> (tipos </w:t>
+      </w:r>
+      <w:r>
+        <w:rPr>
+          <w:rFonts w:ascii="Lexend" w:cs="Lexend" w:eastAsia="Lexend" w:hAnsi="Lexend"/>
+          <w:b/>
+          <w:bCs/>
+          <w:color w:val="1A1A1A"/>
+          <w:sz w:val="22"/>
+          <w:szCs w:val="22"/>
+          <w:lang w:val="es-AR"/>
+        </w:rPr>
+        <w:t xml:space="preserve">13</w:t>
+      </w:r>
+      <w:r>
+        <w:rPr>
+          <w:rFonts w:ascii="Lexend" w:cs="Lexend" w:eastAsia="Lexend" w:hAnsi="Lexend"/>
+          <w:color w:val="1A1A1A"/>
+          <w:sz w:val="22"/>
+          <w:szCs w:val="22"/>
+          <w:lang w:val="es-AR"/>
+        </w:rPr>
+        <w:t xml:space="preserve">, solicitud, y </w:t>
+      </w:r>
+      <w:r>
+        <w:rPr>
+          <w:rFonts w:ascii="Lexend" w:cs="Lexend" w:eastAsia="Lexend" w:hAnsi="Lexend"/>
+          <w:b/>
+          <w:bCs/>
+          <w:color w:val="1A1A1A"/>
+          <w:sz w:val="22"/>
+          <w:szCs w:val="22"/>
+          <w:lang w:val="es-AR"/>
+        </w:rPr>
+        <w:t xml:space="preserve">14</w:t>
+      </w:r>
+      <w:r>
+        <w:rPr>
+          <w:rFonts w:ascii="Lexend" w:cs="Lexend" w:eastAsia="Lexend" w:hAnsi="Lexend"/>
+          <w:color w:val="1A1A1A"/>
+          <w:sz w:val="22"/>
+          <w:szCs w:val="22"/>
+          <w:lang w:val="es-AR"/>
+        </w:rPr>
+        <w:t xml:space="preserve">, respuesta).</w:t>
+      </w:r>
+    </w:p>
+    <w:p>
+      <w:pPr>
+        <w:pStyle w:val="Heading2"/>
+        <w:keepNext/>
+        <w:spacing w:after="120" w:before="300"/>
+      </w:pPr>
+      <w:r>
+        <w:rPr>
+          <w:rFonts w:ascii="Lexend" w:cs="Lexend" w:eastAsia="Lexend" w:hAnsi="Lexend"/>
+          <w:b/>
+          <w:bCs/>
+          <w:color w:val="1A1A1A"/>
+          <w:spacing w:val="18"/>
+          <w:sz w:val="21"/>
+          <w:szCs w:val="21"/>
+          <w:lang w:val="es-AR"/>
+        </w:rPr>
+        <w:t xml:space="preserve">PROTOCOLOS DE RUTEO</w:t>
+      </w:r>
+    </w:p>
+    <w:p>
+      <w:pPr>
+        <w:spacing w:after="120" w:line="280"/>
+        <w:jc w:val="both"/>
+      </w:pPr>
+      <w:r>
+        <w:rPr>
+          <w:rFonts w:ascii="Lexend" w:cs="Lexend" w:eastAsia="Lexend" w:hAnsi="Lexend"/>
+          <w:b/>
+          <w:bCs/>
+          <w:color w:val="1A1A1A"/>
+          <w:sz w:val="22"/>
+          <w:szCs w:val="22"/>
+          <w:lang w:val="es-AR"/>
+        </w:rPr>
+        <w:t xml:space="preserve">P1. Defina el concepto de Ruteo en Internet.</w:t>
+      </w:r>
+    </w:p>
+    <w:p>
+      <w:pPr>
+        <w:spacing w:after="120" w:line="280"/>
+        <w:jc w:val="both"/>
+      </w:pPr>
+      <w:r>
+        <w:rPr>
+          <w:rFonts w:ascii="Lexend" w:cs="Lexend" w:eastAsia="Lexend" w:hAnsi="Lexend"/>
+          <w:b/>
+          <w:bCs/>
+          <w:color w:val="1A1A1A"/>
+          <w:sz w:val="22"/>
+          <w:szCs w:val="22"/>
+          <w:lang w:val="es-AR"/>
+        </w:rPr>
+        <w:t xml:space="preserve">R:</w:t>
+      </w:r>
+      <w:r>
+        <w:rPr>
+          <w:rFonts w:ascii="Lexend" w:cs="Lexend" w:eastAsia="Lexend" w:hAnsi="Lexend"/>
+          <w:color w:val="1A1A1A"/>
+          <w:sz w:val="22"/>
+          <w:szCs w:val="22"/>
+          <w:lang w:val="es-AR"/>
+        </w:rPr>
+        <w:t xml:space="preserve"> Es el proceso por el cual los </w:t>
+      </w:r>
+      <w:r>
+        <w:rPr>
+          <w:rFonts w:ascii="Lexend" w:cs="Lexend" w:eastAsia="Lexend" w:hAnsi="Lexend"/>
+          <w:b/>
+          <w:bCs/>
+          <w:color w:val="1A1A1A"/>
+          <w:sz w:val="22"/>
+          <w:szCs w:val="22"/>
+          <w:lang w:val="es-AR"/>
+        </w:rPr>
+        <w:t xml:space="preserve">routers deciden por qué línea de salida reenviar cada datagrama</w:t>
+      </w:r>
+      <w:r>
+        <w:rPr>
+          <w:rFonts w:ascii="Lexend" w:cs="Lexend" w:eastAsia="Lexend" w:hAnsi="Lexend"/>
+          <w:color w:val="1A1A1A"/>
+          <w:sz w:val="22"/>
+          <w:szCs w:val="22"/>
+          <w:lang w:val="es-AR"/>
+        </w:rPr>
+        <w:t xml:space="preserve"> para que llegue a la red destino. Para eso usan una </w:t>
+      </w:r>
+      <w:r>
+        <w:rPr>
+          <w:rFonts w:ascii="Lexend" w:cs="Lexend" w:eastAsia="Lexend" w:hAnsi="Lexend"/>
+          <w:b/>
+          <w:bCs/>
+          <w:color w:val="1A1A1A"/>
+          <w:sz w:val="22"/>
+          <w:szCs w:val="22"/>
+          <w:lang w:val="es-AR"/>
+        </w:rPr>
+        <w:t xml:space="preserve">tabla de ruteo</w:t>
+      </w:r>
+      <w:r>
+        <w:rPr>
+          <w:rFonts w:ascii="Lexend" w:cs="Lexend" w:eastAsia="Lexend" w:hAnsi="Lexend"/>
+          <w:color w:val="1A1A1A"/>
+          <w:sz w:val="22"/>
+          <w:szCs w:val="22"/>
+          <w:lang w:val="es-AR"/>
+        </w:rPr>
+        <w:t xml:space="preserve">, que arman y actualizan con </w:t>
+      </w:r>
+      <w:r>
+        <w:rPr>
+          <w:rFonts w:ascii="Lexend" w:cs="Lexend" w:eastAsia="Lexend" w:hAnsi="Lexend"/>
+          <w:b/>
+          <w:bCs/>
+          <w:color w:val="1A1A1A"/>
+          <w:sz w:val="22"/>
+          <w:szCs w:val="22"/>
+          <w:lang w:val="es-AR"/>
+        </w:rPr>
+        <w:t xml:space="preserve">algoritmos y protocolos de ruteo</w:t>
+      </w:r>
+      <w:r>
+        <w:rPr>
+          <w:rFonts w:ascii="Lexend" w:cs="Lexend" w:eastAsia="Lexend" w:hAnsi="Lexend"/>
+          <w:color w:val="1A1A1A"/>
+          <w:sz w:val="22"/>
+          <w:szCs w:val="22"/>
+          <w:lang w:val="es-AR"/>
+        </w:rPr>
+        <w:t xml:space="preserve">: un IGP dentro de cada Sistema Autónomo y BGP entre Sistemas Autónomos. Se distingue el </w:t>
+      </w:r>
+      <w:r>
+        <w:rPr>
+          <w:rFonts w:ascii="Lexend" w:cs="Lexend" w:eastAsia="Lexend" w:hAnsi="Lexend"/>
+          <w:b/>
+          <w:bCs/>
+          <w:color w:val="1A1A1A"/>
+          <w:sz w:val="22"/>
+          <w:szCs w:val="22"/>
+          <w:lang w:val="es-AR"/>
+        </w:rPr>
+        <w:t xml:space="preserve">reenvío</w:t>
+      </w:r>
+      <w:r>
+        <w:rPr>
+          <w:rFonts w:ascii="Lexend" w:cs="Lexend" w:eastAsia="Lexend" w:hAnsi="Lexend"/>
+          <w:color w:val="1A1A1A"/>
+          <w:sz w:val="22"/>
+          <w:szCs w:val="22"/>
+          <w:lang w:val="es-AR"/>
+        </w:rPr>
+        <w:t xml:space="preserve"> (consultar la tabla para cada paquete) del </w:t>
+      </w:r>
+      <w:r>
+        <w:rPr>
+          <w:rFonts w:ascii="Lexend" w:cs="Lexend" w:eastAsia="Lexend" w:hAnsi="Lexend"/>
+          <w:b/>
+          <w:bCs/>
+          <w:color w:val="1A1A1A"/>
+          <w:sz w:val="22"/>
+          <w:szCs w:val="22"/>
+          <w:lang w:val="es-AR"/>
+        </w:rPr>
+        <w:t xml:space="preserve">ruteo</w:t>
+      </w:r>
+      <w:r>
+        <w:rPr>
+          <w:rFonts w:ascii="Lexend" w:cs="Lexend" w:eastAsia="Lexend" w:hAnsi="Lexend"/>
+          <w:color w:val="1A1A1A"/>
+          <w:sz w:val="22"/>
+          <w:szCs w:val="22"/>
+          <w:lang w:val="es-AR"/>
+        </w:rPr>
+        <w:t xml:space="preserve"> propiamente dicho (armar la tabla). </w:t>
+      </w:r>
+      <w:r>
+        <w:rPr>
+          <w:rFonts w:ascii="Lexend" w:cs="Lexend" w:eastAsia="Lexend" w:hAnsi="Lexend"/>
+          <w:b/>
+          <w:bCs/>
+          <w:color w:val="1A1A1A"/>
+          <w:sz w:val="22"/>
+          <w:szCs w:val="22"/>
+          <w:lang w:val="es-AR"/>
+        </w:rPr>
+        <w:t xml:space="preserve">[Tanenbaum]</w:t>
+      </w:r>
+    </w:p>
+    <w:p>
+      <w:pPr>
+        <w:spacing w:after="260" w:line="288"/>
+        <w:jc w:val="center"/>
+      </w:pPr>
+      <w:r>
+        <w:rPr>
+          <w:rFonts w:ascii="Lexend" w:cs="Lexend" w:eastAsia="Lexend" w:hAnsi="Lexend"/>
+          <w:b/>
+          <w:bCs/>
+          <w:color w:val="1A1A1A"/>
+          <w:sz w:val="22"/>
+          <w:szCs w:val="22"/>
+          <w:lang w:val="es-AR"/>
+        </w:rPr>
+        <w:t xml:space="preserve">P2. ¿En qué consiste una Tabla de Ruteo? ¿Quién la arma?</w:t>
+      </w:r>
+    </w:p>
+    <w:p>
+      <w:pPr>
+        <w:spacing w:after="120" w:line="280"/>
+        <w:jc w:val="both"/>
+      </w:pPr>
+      <w:r>
+        <w:rPr>
+          <w:rFonts w:ascii="Lexend" w:cs="Lexend" w:eastAsia="Lexend" w:hAnsi="Lexend"/>
+          <w:b/>
+          <w:bCs/>
+          <w:color w:val="1A1A1A"/>
+          <w:sz w:val="22"/>
+          <w:szCs w:val="22"/>
+          <w:lang w:val="es-AR"/>
+        </w:rPr>
+        <w:t xml:space="preserve">R:</w:t>
+      </w:r>
+      <w:r>
+        <w:rPr>
+          <w:rFonts w:ascii="Lexend" w:cs="Lexend" w:eastAsia="Lexend" w:hAnsi="Lexend"/>
+          <w:color w:val="1A1A1A"/>
+          <w:sz w:val="22"/>
+          <w:szCs w:val="22"/>
+          <w:lang w:val="es-AR"/>
+        </w:rPr>
+        <w:t xml:space="preserve"> Es la tabla del router que asocia cada </w:t>
+      </w:r>
+      <w:r>
+        <w:rPr>
+          <w:rFonts w:ascii="Lexend" w:cs="Lexend" w:eastAsia="Lexend" w:hAnsi="Lexend"/>
+          <w:b/>
+          <w:bCs/>
+          <w:color w:val="1A1A1A"/>
+          <w:sz w:val="22"/>
+          <w:szCs w:val="22"/>
+          <w:lang w:val="es-AR"/>
+        </w:rPr>
+        <w:t xml:space="preserve">red destino</w:t>
+      </w:r>
+      <w:r>
+        <w:rPr>
+          <w:rFonts w:ascii="Lexend" w:cs="Lexend" w:eastAsia="Lexend" w:hAnsi="Lexend"/>
+          <w:color w:val="1A1A1A"/>
+          <w:sz w:val="22"/>
+          <w:szCs w:val="22"/>
+          <w:lang w:val="es-AR"/>
+        </w:rPr>
+        <w:t xml:space="preserve"> (prefijo) con la </w:t>
+      </w:r>
+      <w:r>
+        <w:rPr>
+          <w:rFonts w:ascii="Lexend" w:cs="Lexend" w:eastAsia="Lexend" w:hAnsi="Lexend"/>
+          <w:b/>
+          <w:bCs/>
+          <w:color w:val="1A1A1A"/>
+          <w:sz w:val="22"/>
+          <w:szCs w:val="22"/>
+          <w:lang w:val="es-AR"/>
+        </w:rPr>
+        <w:t xml:space="preserve">línea de salida o próximo salto</w:t>
+      </w:r>
+      <w:r>
+        <w:rPr>
+          <w:rFonts w:ascii="Lexend" w:cs="Lexend" w:eastAsia="Lexend" w:hAnsi="Lexend"/>
+          <w:color w:val="1A1A1A"/>
+          <w:sz w:val="22"/>
+          <w:szCs w:val="22"/>
+          <w:lang w:val="es-AR"/>
+        </w:rPr>
+        <w:t xml:space="preserve"> por donde hay que mandar el paquete, y con la </w:t>
+      </w:r>
+      <w:r>
+        <w:rPr>
+          <w:rFonts w:ascii="Lexend" w:cs="Lexend" w:eastAsia="Lexend" w:hAnsi="Lexend"/>
+          <w:b/>
+          <w:bCs/>
+          <w:color w:val="1A1A1A"/>
+          <w:sz w:val="22"/>
+          <w:szCs w:val="22"/>
+          <w:lang w:val="es-AR"/>
+        </w:rPr>
+        <w:t xml:space="preserve">métrica</w:t>
+      </w:r>
+      <w:r>
+        <w:rPr>
+          <w:rFonts w:ascii="Lexend" w:cs="Lexend" w:eastAsia="Lexend" w:hAnsi="Lexend"/>
+          <w:color w:val="1A1A1A"/>
+          <w:sz w:val="22"/>
+          <w:szCs w:val="22"/>
+          <w:lang w:val="es-AR"/>
+        </w:rPr>
+        <w:t xml:space="preserve"> de esa ruta. La arma </w:t>
+      </w:r>
+      <w:r>
+        <w:rPr>
+          <w:rFonts w:ascii="Lexend" w:cs="Lexend" w:eastAsia="Lexend" w:hAnsi="Lexend"/>
+          <w:b/>
+          <w:bCs/>
+          <w:color w:val="1A1A1A"/>
+          <w:sz w:val="22"/>
+          <w:szCs w:val="22"/>
+          <w:lang w:val="es-AR"/>
+        </w:rPr>
+        <w:t xml:space="preserve">cada router</w:t>
+      </w:r>
+      <w:r>
+        <w:rPr>
+          <w:rFonts w:ascii="Lexend" w:cs="Lexend" w:eastAsia="Lexend" w:hAnsi="Lexend"/>
+          <w:color w:val="1A1A1A"/>
+          <w:sz w:val="22"/>
+          <w:szCs w:val="22"/>
+          <w:lang w:val="es-AR"/>
+        </w:rPr>
+        <w:t xml:space="preserve">: dinámicamente, ejecutando un protocolo de ruteo (RIP, OSPF, BGP) que intercambia información con los demás routers, o el </w:t>
+      </w:r>
+      <w:r>
+        <w:rPr>
+          <w:rFonts w:ascii="Lexend" w:cs="Lexend" w:eastAsia="Lexend" w:hAnsi="Lexend"/>
+          <w:b/>
+          <w:bCs/>
+          <w:color w:val="1A1A1A"/>
+          <w:sz w:val="22"/>
+          <w:szCs w:val="22"/>
+          <w:lang w:val="es-AR"/>
+        </w:rPr>
+        <w:t xml:space="preserve">administrador a mano</w:t>
+      </w:r>
+      <w:r>
+        <w:rPr>
+          <w:rFonts w:ascii="Lexend" w:cs="Lexend" w:eastAsia="Lexend" w:hAnsi="Lexend"/>
+          <w:color w:val="1A1A1A"/>
+          <w:sz w:val="22"/>
+          <w:szCs w:val="22"/>
+          <w:lang w:val="es-AR"/>
+        </w:rPr>
+        <w:t xml:space="preserve">, si las rutas son estáticas. </w:t>
+      </w:r>
+      <w:r>
+        <w:rPr>
+          <w:rFonts w:ascii="Lexend" w:cs="Lexend" w:eastAsia="Lexend" w:hAnsi="Lexend"/>
+          <w:b/>
+          <w:bCs/>
+          <w:color w:val="1A1A1A"/>
+          <w:sz w:val="22"/>
+          <w:szCs w:val="22"/>
+          <w:lang w:val="es-AR"/>
+        </w:rPr>
+        <w:t xml:space="preserve">[Tanenbaum]</w:t>
+      </w:r>
+    </w:p>
+    <w:p>
+      <w:pPr>
+        <w:spacing w:after="260" w:line="288"/>
+        <w:jc w:val="center"/>
+      </w:pPr>
+      <w:r>
+        <w:rPr>
+          <w:rFonts w:ascii="Lexend" w:cs="Lexend" w:eastAsia="Lexend" w:hAnsi="Lexend"/>
+          <w:b/>
+          <w:bCs/>
+          <w:color w:val="1A1A1A"/>
+          <w:sz w:val="22"/>
+          <w:szCs w:val="22"/>
+          <w:lang w:val="es-AR"/>
+        </w:rPr>
+        <w:t xml:space="preserve">P3. ¿Qué es una ruta default? ¿Por qué motivo existe dicha entrada dentro de la Tabla de Ruteo?</w:t>
+      </w:r>
+    </w:p>
+    <w:p>
+      <w:pPr>
+        <w:spacing w:after="120" w:line="280"/>
+        <w:jc w:val="both"/>
+      </w:pPr>
+      <w:r>
+        <w:rPr>
+          <w:rFonts w:ascii="Lexend" w:cs="Lexend" w:eastAsia="Lexend" w:hAnsi="Lexend"/>
+          <w:b/>
+          <w:bCs/>
+          <w:color w:val="1A1A1A"/>
+          <w:sz w:val="22"/>
+          <w:szCs w:val="22"/>
+          <w:lang w:val="es-AR"/>
+        </w:rPr>
+        <w:t xml:space="preserve">R:</w:t>
+      </w:r>
+      <w:r>
+        <w:rPr>
+          <w:rFonts w:ascii="Lexend" w:cs="Lexend" w:eastAsia="Lexend" w:hAnsi="Lexend"/>
+          <w:color w:val="1A1A1A"/>
+          <w:sz w:val="22"/>
+          <w:szCs w:val="22"/>
+          <w:lang w:val="es-AR"/>
+        </w:rPr>
+        <w:t xml:space="preserve"> Es la entrada que se usa </w:t>
+      </w:r>
+      <w:r>
+        <w:rPr>
+          <w:rFonts w:ascii="Lexend" w:cs="Lexend" w:eastAsia="Lexend" w:hAnsi="Lexend"/>
+          <w:b/>
+          <w:bCs/>
+          <w:color w:val="1A1A1A"/>
+          <w:sz w:val="22"/>
+          <w:szCs w:val="22"/>
+          <w:lang w:val="es-AR"/>
+        </w:rPr>
+        <w:t xml:space="preserve">cuando la red destino no coincide con ninguna otra entrada</w:t>
+      </w:r>
+      <w:r>
+        <w:rPr>
+          <w:rFonts w:ascii="Lexend" w:cs="Lexend" w:eastAsia="Lexend" w:hAnsi="Lexend"/>
+          <w:color w:val="1A1A1A"/>
+          <w:sz w:val="22"/>
+          <w:szCs w:val="22"/>
+          <w:lang w:val="es-AR"/>
+        </w:rPr>
+        <w:t xml:space="preserve"> de la tabla. Se escribe </w:t>
+      </w:r>
+      <w:r>
+        <w:rPr>
+          <w:rFonts w:ascii="Consolas" w:cs="Consolas" w:eastAsia="Consolas" w:hAnsi="Consolas"/>
+          <w:color w:val="1A1A1A"/>
+          <w:sz w:val="20"/>
+          <w:szCs w:val="20"/>
+          <w:lang w:val="es-AR"/>
+        </w:rPr>
+        <w:t xml:space="preserve">0.0.0.0/0</w:t>
+      </w:r>
+      <w:r>
+        <w:rPr>
+          <w:rFonts w:ascii="Lexend" w:cs="Lexend" w:eastAsia="Lexend" w:hAnsi="Lexend"/>
+          <w:color w:val="1A1A1A"/>
+          <w:sz w:val="22"/>
+          <w:szCs w:val="22"/>
+          <w:lang w:val="es-AR"/>
+        </w:rPr>
+        <w:t xml:space="preserve">. Existe porque </w:t>
+      </w:r>
+      <w:r>
+        <w:rPr>
+          <w:rFonts w:ascii="Lexend" w:cs="Lexend" w:eastAsia="Lexend" w:hAnsi="Lexend"/>
+          <w:b/>
+          <w:bCs/>
+          <w:color w:val="1A1A1A"/>
+          <w:sz w:val="22"/>
+          <w:szCs w:val="22"/>
+          <w:lang w:val="es-AR"/>
+        </w:rPr>
+        <w:t xml:space="preserve">un router no puede tener en su tabla todas las redes de Internet</w:t>
+      </w:r>
+      <w:r>
+        <w:rPr>
+          <w:rFonts w:ascii="Lexend" w:cs="Lexend" w:eastAsia="Lexend" w:hAnsi="Lexend"/>
+          <w:color w:val="1A1A1A"/>
+          <w:sz w:val="22"/>
+          <w:szCs w:val="22"/>
+          <w:lang w:val="es-AR"/>
+        </w:rPr>
+        <w:t xml:space="preserve">: lo que no conoce lo manda a un router "de salida" (el del ISP), que sí sabe cómo seguir. Un host hace lo mismo con su </w:t>
+      </w:r>
+      <w:r>
+        <w:rPr>
+          <w:rFonts w:ascii="Lexend" w:cs="Lexend" w:eastAsia="Lexend" w:hAnsi="Lexend"/>
+          <w:b/>
+          <w:bCs/>
+          <w:color w:val="1A1A1A"/>
+          <w:sz w:val="22"/>
+          <w:szCs w:val="22"/>
+          <w:lang w:val="es-AR"/>
+        </w:rPr>
+        <w:t xml:space="preserve">puerta de enlace (gateway)</w:t>
+      </w:r>
+      <w:r>
+        <w:rPr>
+          <w:rFonts w:ascii="Lexend" w:cs="Lexend" w:eastAsia="Lexend" w:hAnsi="Lexend"/>
+          <w:color w:val="1A1A1A"/>
+          <w:sz w:val="22"/>
+          <w:szCs w:val="22"/>
+          <w:lang w:val="es-AR"/>
+        </w:rPr>
+        <w:t xml:space="preserve">. </w:t>
+      </w:r>
+      <w:r>
+        <w:rPr>
+          <w:rFonts w:ascii="Lexend" w:cs="Lexend" w:eastAsia="Lexend" w:hAnsi="Lexend"/>
+          <w:b/>
+          <w:bCs/>
+          <w:color w:val="1A1A1A"/>
+          <w:sz w:val="22"/>
+          <w:szCs w:val="22"/>
+          <w:lang w:val="es-AR"/>
+        </w:rPr>
+        <w:t xml:space="preserve">[Tanenbaum]</w:t>
+      </w:r>
+    </w:p>
+    <w:p>
+      <w:pPr>
+        <w:spacing w:after="260" w:line="288"/>
+        <w:jc w:val="center"/>
+      </w:pPr>
+      <w:r>
+        <w:rPr>
+          <w:rFonts w:ascii="Lexend" w:cs="Lexend" w:eastAsia="Lexend" w:hAnsi="Lexend"/>
+          <w:b/>
+          <w:bCs/>
+          <w:color w:val="1A1A1A"/>
+          <w:sz w:val="22"/>
+          <w:szCs w:val="22"/>
+          <w:lang w:val="es-AR"/>
+        </w:rPr>
+        <w:t xml:space="preserve">P4. ¿En qué consiste un Sistema Autónomo? ¿Cómo está conformado? Describa.</w:t>
+      </w:r>
+    </w:p>
+    <w:p>
+      <w:pPr>
+        <w:spacing w:after="120" w:line="280"/>
+        <w:jc w:val="both"/>
+      </w:pPr>
+      <w:r>
+        <w:rPr>
+          <w:rFonts w:ascii="Lexend" w:cs="Lexend" w:eastAsia="Lexend" w:hAnsi="Lexend"/>
+          <w:b/>
+          <w:bCs/>
+          <w:color w:val="1A1A1A"/>
+          <w:sz w:val="22"/>
+          <w:szCs w:val="22"/>
+          <w:lang w:val="es-AR"/>
+        </w:rPr>
+        <w:t xml:space="preserve">R:</w:t>
+      </w:r>
+      <w:r>
+        <w:rPr>
+          <w:rFonts w:ascii="Lexend" w:cs="Lexend" w:eastAsia="Lexend" w:hAnsi="Lexend"/>
+          <w:color w:val="1A1A1A"/>
+          <w:sz w:val="22"/>
+          <w:szCs w:val="22"/>
+          <w:lang w:val="es-AR"/>
+        </w:rPr>
+        <w:t xml:space="preserve"> Es una red o un conjunto de redes </w:t>
+      </w:r>
+      <w:r>
+        <w:rPr>
+          <w:rFonts w:ascii="Lexend" w:cs="Lexend" w:eastAsia="Lexend" w:hAnsi="Lexend"/>
+          <w:b/>
+          <w:bCs/>
+          <w:color w:val="1A1A1A"/>
+          <w:sz w:val="22"/>
+          <w:szCs w:val="22"/>
+          <w:lang w:val="es-AR"/>
+        </w:rPr>
+        <w:t xml:space="preserve">bajo una única administración</w:t>
+      </w:r>
+      <w:r>
+        <w:rPr>
+          <w:rFonts w:ascii="Lexend" w:cs="Lexend" w:eastAsia="Lexend" w:hAnsi="Lexend"/>
+          <w:color w:val="1A1A1A"/>
+          <w:sz w:val="22"/>
+          <w:szCs w:val="22"/>
+          <w:lang w:val="es-AR"/>
+        </w:rPr>
+        <w:t xml:space="preserve"> (un ISP, una empresa, una universidad), con </w:t>
+      </w:r>
+      <w:r>
+        <w:rPr>
+          <w:rFonts w:ascii="Lexend" w:cs="Lexend" w:eastAsia="Lexend" w:hAnsi="Lexend"/>
+          <w:b/>
+          <w:bCs/>
+          <w:color w:val="1A1A1A"/>
+          <w:sz w:val="22"/>
+          <w:szCs w:val="22"/>
+          <w:lang w:val="es-AR"/>
+        </w:rPr>
+        <w:t xml:space="preserve">su propia política de ruteo</w:t>
+      </w:r>
+      <w:r>
+        <w:rPr>
+          <w:rFonts w:ascii="Lexend" w:cs="Lexend" w:eastAsia="Lexend" w:hAnsi="Lexend"/>
+          <w:color w:val="1A1A1A"/>
+          <w:sz w:val="22"/>
+          <w:szCs w:val="22"/>
+          <w:lang w:val="es-AR"/>
+        </w:rPr>
+        <w:t xml:space="preserve">, identificado por un </w:t>
+      </w:r>
+      <w:r>
+        <w:rPr>
+          <w:rFonts w:ascii="Lexend" w:cs="Lexend" w:eastAsia="Lexend" w:hAnsi="Lexend"/>
+          <w:b/>
+          <w:bCs/>
+          <w:color w:val="1A1A1A"/>
+          <w:sz w:val="22"/>
+          <w:szCs w:val="22"/>
+          <w:lang w:val="es-AR"/>
+        </w:rPr>
+        <w:t xml:space="preserve">número de SA</w:t>
+      </w:r>
+      <w:r>
+        <w:rPr>
+          <w:rFonts w:ascii="Lexend" w:cs="Lexend" w:eastAsia="Lexend" w:hAnsi="Lexend"/>
+          <w:color w:val="1A1A1A"/>
+          <w:sz w:val="22"/>
+          <w:szCs w:val="22"/>
+          <w:lang w:val="es-AR"/>
+        </w:rPr>
+        <w:t xml:space="preserve">. Internet es la interconexión de miles de Sistemas Autónomos. Está formado por:</w:t>
+      </w:r>
+    </w:p>
+    <w:p>
+      <w:pPr>
+        <w:pStyle w:val="ListParagraph"/>
+        <w:numPr>
+          <w:ilvl w:val="0"/>
+          <w:numId w:val="1"/>
+        </w:numPr>
+        <w:spacing w:after="100" w:line="276"/>
+        <w:jc w:val="both"/>
+      </w:pPr>
+      <w:r>
+        <w:rPr>
+          <w:rFonts w:ascii="Lexend" w:cs="Lexend" w:eastAsia="Lexend" w:hAnsi="Lexend"/>
+          <w:b/>
+          <w:bCs/>
+          <w:color w:val="1A1A1A"/>
+          <w:sz w:val="22"/>
+          <w:szCs w:val="22"/>
+          <w:lang w:val="es-AR"/>
+        </w:rPr>
+        <w:t xml:space="preserve">Routers internos</w:t>
+      </w:r>
+      <w:r>
+        <w:rPr>
+          <w:rFonts w:ascii="Lexend" w:cs="Lexend" w:eastAsia="Lexend" w:hAnsi="Lexend"/>
+          <w:color w:val="1A1A1A"/>
+          <w:sz w:val="22"/>
+          <w:szCs w:val="22"/>
+          <w:lang w:val="es-AR"/>
+        </w:rPr>
+        <w:t xml:space="preserve">, que rutean dentro del SA usando un </w:t>
+      </w:r>
+      <w:r>
+        <w:rPr>
+          <w:rFonts w:ascii="Lexend" w:cs="Lexend" w:eastAsia="Lexend" w:hAnsi="Lexend"/>
+          <w:b/>
+          <w:bCs/>
+          <w:color w:val="1A1A1A"/>
+          <w:sz w:val="22"/>
+          <w:szCs w:val="22"/>
+          <w:lang w:val="es-AR"/>
+        </w:rPr>
+        <w:t xml:space="preserve">IGP</w:t>
+      </w:r>
+      <w:r>
+        <w:rPr>
+          <w:rFonts w:ascii="Lexend" w:cs="Lexend" w:eastAsia="Lexend" w:hAnsi="Lexend"/>
+          <w:color w:val="1A1A1A"/>
+          <w:sz w:val="22"/>
+          <w:szCs w:val="22"/>
+          <w:lang w:val="es-AR"/>
+        </w:rPr>
+        <w:t xml:space="preserve"> (RIP, OSPF).</w:t>
+      </w:r>
+    </w:p>
+    <w:p>
+      <w:pPr>
+        <w:pStyle w:val="ListParagraph"/>
+        <w:numPr>
+          <w:ilvl w:val="0"/>
+          <w:numId w:val="1"/>
+        </w:numPr>
+        <w:spacing w:after="100" w:line="276"/>
+        <w:jc w:val="both"/>
+      </w:pPr>
+      <w:r>
+        <w:rPr>
+          <w:rFonts w:ascii="Lexend" w:cs="Lexend" w:eastAsia="Lexend" w:hAnsi="Lexend"/>
+          <w:color w:val="1A1A1A"/>
+          <w:sz w:val="22"/>
+          <w:szCs w:val="22"/>
+          <w:lang w:val="es-AR"/>
+        </w:rPr>
+        <w:t xml:space="preserve">*</w:t>
+      </w:r>
+      <w:r>
+        <w:rPr>
+          <w:rFonts w:ascii="Lexend" w:cs="Lexend" w:eastAsia="Lexend" w:hAnsi="Lexend"/>
+          <w:i/>
+          <w:iCs/>
+          <w:color w:val="1A1A1A"/>
+          <w:sz w:val="22"/>
+          <w:szCs w:val="22"/>
+          <w:lang w:val="es-AR"/>
+        </w:rPr>
+        <w:t xml:space="preserve">Routers frontera (</w:t>
+      </w:r>
+      <w:r>
+        <w:rPr>
+          <w:rFonts w:ascii="Lexend" w:cs="Lexend" w:eastAsia="Lexend" w:hAnsi="Lexend"/>
+          <w:color w:val="1A1A1A"/>
+          <w:sz w:val="22"/>
+          <w:szCs w:val="22"/>
+          <w:lang w:val="es-AR"/>
+        </w:rPr>
+        <w:t xml:space="preserve">border</w:t>
+      </w:r>
+      <w:r>
+        <w:rPr>
+          <w:rFonts w:ascii="Lexend" w:cs="Lexend" w:eastAsia="Lexend" w:hAnsi="Lexend"/>
+          <w:i/>
+          <w:iCs/>
+          <w:color w:val="1A1A1A"/>
+          <w:sz w:val="22"/>
+          <w:szCs w:val="22"/>
+          <w:lang w:val="es-AR"/>
+        </w:rPr>
+        <w:t xml:space="preserve">)</w:t>
+      </w:r>
+      <w:r>
+        <w:rPr>
+          <w:rFonts w:ascii="Lexend" w:cs="Lexend" w:eastAsia="Lexend" w:hAnsi="Lexend"/>
+          <w:i/>
+          <w:iCs/>
+          <w:color w:val="1A1A1A"/>
+          <w:sz w:val="22"/>
+          <w:szCs w:val="22"/>
+          <w:lang w:val="es-AR"/>
+        </w:rPr>
+        <w:t xml:space="preserve">, que conectan el SA con otros SA usando </w:t>
+      </w:r>
+      <w:r>
+        <w:rPr>
+          <w:rFonts w:ascii="Lexend" w:cs="Lexend" w:eastAsia="Lexend" w:hAnsi="Lexend"/>
+          <w:i/>
+          <w:iCs/>
+          <w:color w:val="1A1A1A"/>
+          <w:sz w:val="22"/>
+          <w:szCs w:val="22"/>
+          <w:lang w:val="es-AR"/>
+        </w:rPr>
+        <w:t xml:space="preserve">BGP</w:t>
+      </w:r>
+      <w:r>
+        <w:rPr>
+          <w:rFonts w:ascii="Lexend" w:cs="Lexend" w:eastAsia="Lexend" w:hAnsi="Lexend"/>
+          <w:color w:val="1A1A1A"/>
+          <w:sz w:val="22"/>
+          <w:szCs w:val="22"/>
+          <w:lang w:val="es-AR"/>
+        </w:rPr>
+        <w:t xml:space="preserve">*.</w:t>
+      </w:r>
+    </w:p>
+    <w:p>
+      <w:pPr>
+        <w:spacing w:after="260" w:line="288"/>
+        <w:jc w:val="center"/>
+      </w:pPr>
+      <w:r>
+        <w:rPr>
+          <w:rFonts w:ascii="Lexend" w:cs="Lexend" w:eastAsia="Lexend" w:hAnsi="Lexend"/>
+          <w:b/>
+          <w:bCs/>
+          <w:color w:val="1A1A1A"/>
+          <w:sz w:val="22"/>
+          <w:szCs w:val="22"/>
+          <w:lang w:val="es-AR"/>
+        </w:rPr>
+        <w:t xml:space="preserve">[Tanenbaum]</w:t>
+      </w:r>
+    </w:p>
+    <w:p>
+      <w:pPr>
+        <w:spacing w:after="260" w:line="288"/>
+        <w:jc w:val="center"/>
+      </w:pPr>
+      <w:r>
+        <w:rPr>
+          <w:rFonts w:ascii="Lexend" w:cs="Lexend" w:eastAsia="Lexend" w:hAnsi="Lexend"/>
+          <w:b/>
+          <w:bCs/>
+          <w:color w:val="1A1A1A"/>
+          <w:sz w:val="22"/>
+          <w:szCs w:val="22"/>
+          <w:lang w:val="es-AR"/>
+        </w:rPr>
+        <w:t xml:space="preserve">P5. ¿Qué es un IGP? Funciones que cumple y entorno de aplicación.</w:t>
+      </w:r>
+    </w:p>
+    <w:p>
+      <w:pPr>
+        <w:spacing w:after="120" w:line="280"/>
+        <w:jc w:val="both"/>
+      </w:pPr>
+      <w:r>
+        <w:rPr>
+          <w:rFonts w:ascii="Lexend" w:cs="Lexend" w:eastAsia="Lexend" w:hAnsi="Lexend"/>
+          <w:b/>
+          <w:bCs/>
+          <w:color w:val="1A1A1A"/>
+          <w:sz w:val="22"/>
+          <w:szCs w:val="22"/>
+          <w:lang w:val="es-AR"/>
+        </w:rPr>
+        <w:t xml:space="preserve">R:</w:t>
+      </w:r>
+      <w:r>
+        <w:rPr>
+          <w:rFonts w:ascii="Lexend" w:cs="Lexend" w:eastAsia="Lexend" w:hAnsi="Lexend"/>
+          <w:color w:val="1A1A1A"/>
+          <w:sz w:val="22"/>
+          <w:szCs w:val="22"/>
+          <w:lang w:val="es-AR"/>
+        </w:rPr>
+        <w:t xml:space="preserve"> Un </w:t>
+      </w:r>
+      <w:r>
+        <w:rPr>
+          <w:rFonts w:ascii="Lexend" w:cs="Lexend" w:eastAsia="Lexend" w:hAnsi="Lexend"/>
+          <w:b/>
+          <w:bCs/>
+          <w:color w:val="1A1A1A"/>
+          <w:sz w:val="22"/>
+          <w:szCs w:val="22"/>
+          <w:lang w:val="es-AR"/>
+        </w:rPr>
+        <w:t xml:space="preserve">IGP (Interior Gateway Protocol)</w:t>
+      </w:r>
+      <w:r>
+        <w:rPr>
+          <w:rFonts w:ascii="Lexend" w:cs="Lexend" w:eastAsia="Lexend" w:hAnsi="Lexend"/>
+          <w:color w:val="1A1A1A"/>
+          <w:sz w:val="22"/>
+          <w:szCs w:val="22"/>
+          <w:lang w:val="es-AR"/>
+        </w:rPr>
+        <w:t xml:space="preserve"> es un protocolo de ruteo </w:t>
+      </w:r>
+      <w:r>
+        <w:rPr>
+          <w:rFonts w:ascii="Lexend" w:cs="Lexend" w:eastAsia="Lexend" w:hAnsi="Lexend"/>
+          <w:b/>
+          <w:bCs/>
+          <w:color w:val="1A1A1A"/>
+          <w:sz w:val="22"/>
+          <w:szCs w:val="22"/>
+          <w:lang w:val="es-AR"/>
+        </w:rPr>
+        <w:t xml:space="preserve">interior o intradominio</w:t>
+      </w:r>
+      <w:r>
+        <w:rPr>
+          <w:rFonts w:ascii="Lexend" w:cs="Lexend" w:eastAsia="Lexend" w:hAnsi="Lexend"/>
+          <w:color w:val="1A1A1A"/>
+          <w:sz w:val="22"/>
+          <w:szCs w:val="22"/>
+          <w:lang w:val="es-AR"/>
+        </w:rPr>
+        <w:t xml:space="preserve">.</w:t>
+      </w:r>
+    </w:p>
+    <w:p>
+      <w:pPr>
+        <w:pStyle w:val="ListParagraph"/>
+        <w:numPr>
+          <w:ilvl w:val="0"/>
+          <w:numId w:val="1"/>
+        </w:numPr>
+        <w:spacing w:after="100" w:line="276"/>
+        <w:jc w:val="both"/>
+      </w:pPr>
+      <w:r>
+        <w:rPr>
+          <w:rFonts w:ascii="Lexend" w:cs="Lexend" w:eastAsia="Lexend" w:hAnsi="Lexend"/>
+          <w:b/>
+          <w:bCs/>
+          <w:color w:val="1A1A1A"/>
+          <w:sz w:val="22"/>
+          <w:szCs w:val="22"/>
+          <w:lang w:val="es-AR"/>
+        </w:rPr>
+        <w:t xml:space="preserve">Funciones:</w:t>
+      </w:r>
+      <w:r>
+        <w:rPr>
+          <w:rFonts w:ascii="Lexend" w:cs="Lexend" w:eastAsia="Lexend" w:hAnsi="Lexend"/>
+          <w:color w:val="1A1A1A"/>
+          <w:sz w:val="22"/>
+          <w:szCs w:val="22"/>
+          <w:lang w:val="es-AR"/>
+        </w:rPr>
+        <w:t xml:space="preserve"> calcular las </w:t>
+      </w:r>
+      <w:r>
+        <w:rPr>
+          <w:rFonts w:ascii="Lexend" w:cs="Lexend" w:eastAsia="Lexend" w:hAnsi="Lexend"/>
+          <w:b/>
+          <w:bCs/>
+          <w:color w:val="1A1A1A"/>
+          <w:sz w:val="22"/>
+          <w:szCs w:val="22"/>
+          <w:lang w:val="es-AR"/>
+        </w:rPr>
+        <w:t xml:space="preserve">rutas de menor costo</w:t>
+      </w:r>
+      <w:r>
+        <w:rPr>
+          <w:rFonts w:ascii="Lexend" w:cs="Lexend" w:eastAsia="Lexend" w:hAnsi="Lexend"/>
+          <w:color w:val="1A1A1A"/>
+          <w:sz w:val="22"/>
+          <w:szCs w:val="22"/>
+          <w:lang w:val="es-AR"/>
+        </w:rPr>
+        <w:t xml:space="preserve"> entre las redes del SA, mantener actualizadas las tablas y </w:t>
+      </w:r>
+      <w:r>
+        <w:rPr>
+          <w:rFonts w:ascii="Lexend" w:cs="Lexend" w:eastAsia="Lexend" w:hAnsi="Lexend"/>
+          <w:b/>
+          <w:bCs/>
+          <w:color w:val="1A1A1A"/>
+          <w:sz w:val="22"/>
+          <w:szCs w:val="22"/>
+          <w:lang w:val="es-AR"/>
+        </w:rPr>
+        <w:t xml:space="preserve">adaptarse rápido a los cambios</w:t>
+      </w:r>
+      <w:r>
+        <w:rPr>
+          <w:rFonts w:ascii="Lexend" w:cs="Lexend" w:eastAsia="Lexend" w:hAnsi="Lexend"/>
+          <w:color w:val="1A1A1A"/>
+          <w:sz w:val="22"/>
+          <w:szCs w:val="22"/>
+          <w:lang w:val="es-AR"/>
+        </w:rPr>
+        <w:t xml:space="preserve"> de topología. Como hay un solo administrador, no maneja políticas: solo busca </w:t>
+      </w:r>
+      <w:r>
+        <w:rPr>
+          <w:rFonts w:ascii="Lexend" w:cs="Lexend" w:eastAsia="Lexend" w:hAnsi="Lexend"/>
+          <w:b/>
+          <w:bCs/>
+          <w:color w:val="1A1A1A"/>
+          <w:sz w:val="22"/>
+          <w:szCs w:val="22"/>
+          <w:lang w:val="es-AR"/>
+        </w:rPr>
+        <w:t xml:space="preserve">eficiencia</w:t>
+      </w:r>
+      <w:r>
+        <w:rPr>
+          <w:rFonts w:ascii="Lexend" w:cs="Lexend" w:eastAsia="Lexend" w:hAnsi="Lexend"/>
+          <w:color w:val="1A1A1A"/>
+          <w:sz w:val="22"/>
+          <w:szCs w:val="22"/>
+          <w:lang w:val="es-AR"/>
+        </w:rPr>
+        <w:t xml:space="preserve">.</w:t>
+      </w:r>
+    </w:p>
+    <w:p>
+      <w:pPr>
+        <w:pStyle w:val="ListParagraph"/>
+        <w:numPr>
+          <w:ilvl w:val="0"/>
+          <w:numId w:val="1"/>
+        </w:numPr>
+        <w:spacing w:after="100" w:line="276"/>
+        <w:jc w:val="both"/>
+      </w:pPr>
+      <w:r>
+        <w:rPr>
+          <w:rFonts w:ascii="Lexend" w:cs="Lexend" w:eastAsia="Lexend" w:hAnsi="Lexend"/>
+          <w:b/>
+          <w:bCs/>
+          <w:color w:val="1A1A1A"/>
+          <w:sz w:val="22"/>
+          <w:szCs w:val="22"/>
+          <w:lang w:val="es-AR"/>
+        </w:rPr>
+        <w:t xml:space="preserve">Entorno:</w:t>
+      </w:r>
+      <w:r>
+        <w:rPr>
+          <w:rFonts w:ascii="Lexend" w:cs="Lexend" w:eastAsia="Lexend" w:hAnsi="Lexend"/>
+          <w:color w:val="1A1A1A"/>
+          <w:sz w:val="22"/>
+          <w:szCs w:val="22"/>
+          <w:lang w:val="es-AR"/>
+        </w:rPr>
+        <w:t xml:space="preserve"> </w:t>
+      </w:r>
+      <w:r>
+        <w:rPr>
+          <w:rFonts w:ascii="Lexend" w:cs="Lexend" w:eastAsia="Lexend" w:hAnsi="Lexend"/>
+          <w:b/>
+          <w:bCs/>
+          <w:color w:val="1A1A1A"/>
+          <w:sz w:val="22"/>
+          <w:szCs w:val="22"/>
+          <w:lang w:val="es-AR"/>
+        </w:rPr>
+        <w:t xml:space="preserve">dentro de un Sistema Autónomo</w:t>
+      </w:r>
+      <w:r>
+        <w:rPr>
+          <w:rFonts w:ascii="Lexend" w:cs="Lexend" w:eastAsia="Lexend" w:hAnsi="Lexend"/>
+          <w:color w:val="1A1A1A"/>
+          <w:sz w:val="22"/>
+          <w:szCs w:val="22"/>
+          <w:lang w:val="es-AR"/>
+        </w:rPr>
+        <w:t xml:space="preserve">.</w:t>
+      </w:r>
+    </w:p>
+    <w:p>
+      <w:pPr>
+        <w:pStyle w:val="ListParagraph"/>
+        <w:numPr>
+          <w:ilvl w:val="0"/>
+          <w:numId w:val="1"/>
+        </w:numPr>
+        <w:spacing w:after="100" w:line="276"/>
+        <w:jc w:val="both"/>
+      </w:pPr>
+      <w:r>
+        <w:rPr>
+          <w:rFonts w:ascii="Lexend" w:cs="Lexend" w:eastAsia="Lexend" w:hAnsi="Lexend"/>
+          <w:b/>
+          <w:bCs/>
+          <w:color w:val="1A1A1A"/>
+          <w:sz w:val="22"/>
+          <w:szCs w:val="22"/>
+          <w:lang w:val="es-AR"/>
+        </w:rPr>
+        <w:t xml:space="preserve">Ejemplos:</w:t>
+      </w:r>
+      <w:r>
+        <w:rPr>
+          <w:rFonts w:ascii="Lexend" w:cs="Lexend" w:eastAsia="Lexend" w:hAnsi="Lexend"/>
+          <w:color w:val="1A1A1A"/>
+          <w:sz w:val="22"/>
+          <w:szCs w:val="22"/>
+          <w:lang w:val="es-AR"/>
+        </w:rPr>
+        <w:t xml:space="preserve"> </w:t>
+      </w:r>
+      <w:r>
+        <w:rPr>
+          <w:rFonts w:ascii="Lexend" w:cs="Lexend" w:eastAsia="Lexend" w:hAnsi="Lexend"/>
+          <w:b/>
+          <w:bCs/>
+          <w:color w:val="1A1A1A"/>
+          <w:sz w:val="22"/>
+          <w:szCs w:val="22"/>
+          <w:lang w:val="es-AR"/>
+        </w:rPr>
+        <w:t xml:space="preserve">RIP</w:t>
+      </w:r>
+      <w:r>
+        <w:rPr>
+          <w:rFonts w:ascii="Lexend" w:cs="Lexend" w:eastAsia="Lexend" w:hAnsi="Lexend"/>
+          <w:color w:val="1A1A1A"/>
+          <w:sz w:val="22"/>
+          <w:szCs w:val="22"/>
+          <w:lang w:val="es-AR"/>
+        </w:rPr>
+        <w:t xml:space="preserve">, </w:t>
+      </w:r>
+      <w:r>
+        <w:rPr>
+          <w:rFonts w:ascii="Lexend" w:cs="Lexend" w:eastAsia="Lexend" w:hAnsi="Lexend"/>
+          <w:b/>
+          <w:bCs/>
+          <w:color w:val="1A1A1A"/>
+          <w:sz w:val="22"/>
+          <w:szCs w:val="22"/>
+          <w:lang w:val="es-AR"/>
+        </w:rPr>
+        <w:t xml:space="preserve">OSPF</w:t>
+      </w:r>
+      <w:r>
+        <w:rPr>
+          <w:rFonts w:ascii="Lexend" w:cs="Lexend" w:eastAsia="Lexend" w:hAnsi="Lexend"/>
+          <w:color w:val="1A1A1A"/>
+          <w:sz w:val="22"/>
+          <w:szCs w:val="22"/>
+          <w:lang w:val="es-AR"/>
+        </w:rPr>
+        <w:t xml:space="preserve">, IS-IS.</w:t>
+      </w:r>
+    </w:p>
+    <w:p>
+      <w:pPr>
+        <w:spacing w:after="120" w:line="280"/>
+        <w:jc w:val="both"/>
+      </w:pPr>
+      <w:r>
+        <w:rPr>
+          <w:rFonts w:ascii="Lexend" w:cs="Lexend" w:eastAsia="Lexend" w:hAnsi="Lexend"/>
+          <w:color w:val="1A1A1A"/>
+          <w:sz w:val="22"/>
+          <w:szCs w:val="22"/>
+          <w:lang w:val="es-AR"/>
+        </w:rPr>
+        <w:t xml:space="preserve">Su contraparte entre Sistemas Autónomos es el protocolo exterior, </w:t>
+      </w:r>
+      <w:r>
+        <w:rPr>
+          <w:rFonts w:ascii="Lexend" w:cs="Lexend" w:eastAsia="Lexend" w:hAnsi="Lexend"/>
+          <w:b/>
+          <w:bCs/>
+          <w:color w:val="1A1A1A"/>
+          <w:sz w:val="22"/>
+          <w:szCs w:val="22"/>
+          <w:lang w:val="es-AR"/>
+        </w:rPr>
+        <w:t xml:space="preserve">BGP</w:t>
+      </w:r>
+      <w:r>
+        <w:rPr>
+          <w:rFonts w:ascii="Lexend" w:cs="Lexend" w:eastAsia="Lexend" w:hAnsi="Lexend"/>
+          <w:color w:val="1A1A1A"/>
+          <w:sz w:val="22"/>
+          <w:szCs w:val="22"/>
+          <w:lang w:val="es-AR"/>
+        </w:rPr>
+        <w:t xml:space="preserve">. </w:t>
+      </w:r>
+      <w:r>
+        <w:rPr>
+          <w:rFonts w:ascii="Lexend" w:cs="Lexend" w:eastAsia="Lexend" w:hAnsi="Lexend"/>
+          <w:b/>
+          <w:bCs/>
+          <w:color w:val="1A1A1A"/>
+          <w:sz w:val="22"/>
+          <w:szCs w:val="22"/>
+          <w:lang w:val="es-AR"/>
+        </w:rPr>
+        <w:t xml:space="preserve">[Tanenbaum]</w:t>
+      </w:r>
+    </w:p>
+    <w:p>
+      <w:pPr>
+        <w:spacing w:after="260" w:line="288"/>
+        <w:jc w:val="center"/>
+      </w:pPr>
+      <w:r>
+        <w:rPr>
+          <w:rFonts w:ascii="Lexend" w:cs="Lexend" w:eastAsia="Lexend" w:hAnsi="Lexend"/>
+          <w:b/>
+          <w:bCs/>
+          <w:color w:val="1A1A1A"/>
+          <w:sz w:val="22"/>
+          <w:szCs w:val="22"/>
+          <w:lang w:val="es-AR"/>
+        </w:rPr>
+        <w:t xml:space="preserve">P6. ¿Qué diferencia operativa existe entre un protocolo de Vector Distancia y uno de Estado de Enlace?</w:t>
+      </w:r>
+    </w:p>
+    <w:p>
+      <w:pPr>
+        <w:spacing w:after="260" w:line="288"/>
+        <w:jc w:val="center"/>
+      </w:pPr>
+      <w:r>
+        <w:rPr>
+          <w:rFonts w:ascii="Lexend" w:cs="Lexend" w:eastAsia="Lexend" w:hAnsi="Lexend"/>
+          <w:b/>
+          <w:bCs/>
+          <w:color w:val="1A1A1A"/>
+          <w:sz w:val="22"/>
+          <w:szCs w:val="22"/>
+          <w:lang w:val="es-AR"/>
+        </w:rPr>
+        <w:t xml:space="preserve">R:</w:t>
+      </w:r>
+    </w:p>
+    <w:p>
+      <w:pPr>
+        <w:pStyle w:val="ListParagraph"/>
+        <w:numPr>
+          <w:ilvl w:val="0"/>
+          <w:numId w:val="1"/>
+        </w:numPr>
+        <w:spacing w:after="100" w:line="276"/>
+        <w:jc w:val="both"/>
+      </w:pPr>
+      <w:r>
+        <w:rPr>
+          <w:rFonts w:ascii="Lexend" w:cs="Lexend" w:eastAsia="Lexend" w:hAnsi="Lexend"/>
+          <w:b/>
+          <w:bCs/>
+          <w:color w:val="1A1A1A"/>
+          <w:sz w:val="22"/>
+          <w:szCs w:val="22"/>
+          <w:lang w:val="es-AR"/>
+        </w:rPr>
+        <w:t xml:space="preserve">Vector distancia (RIP):</w:t>
+      </w:r>
+      <w:r>
+        <w:rPr>
+          <w:rFonts w:ascii="Lexend" w:cs="Lexend" w:eastAsia="Lexend" w:hAnsi="Lexend"/>
+          <w:color w:val="1A1A1A"/>
+          <w:sz w:val="22"/>
+          <w:szCs w:val="22"/>
+          <w:lang w:val="es-AR"/>
+        </w:rPr>
+        <w:t xml:space="preserve"> cada router envía </w:t>
+      </w:r>
+      <w:r>
+        <w:rPr>
+          <w:rFonts w:ascii="Lexend" w:cs="Lexend" w:eastAsia="Lexend" w:hAnsi="Lexend"/>
+          <w:b/>
+          <w:bCs/>
+          <w:color w:val="1A1A1A"/>
+          <w:sz w:val="22"/>
+          <w:szCs w:val="22"/>
+          <w:lang w:val="es-AR"/>
+        </w:rPr>
+        <w:t xml:space="preserve">su tabla completa</w:t>
+      </w:r>
+      <w:r>
+        <w:rPr>
+          <w:rFonts w:ascii="Lexend" w:cs="Lexend" w:eastAsia="Lexend" w:hAnsi="Lexend"/>
+          <w:color w:val="1A1A1A"/>
+          <w:sz w:val="22"/>
+          <w:szCs w:val="22"/>
+          <w:lang w:val="es-AR"/>
+        </w:rPr>
+        <w:t xml:space="preserve"> (su distancia a todos los destinos) </w:t>
+      </w:r>
+      <w:r>
+        <w:rPr>
+          <w:rFonts w:ascii="Lexend" w:cs="Lexend" w:eastAsia="Lexend" w:hAnsi="Lexend"/>
+          <w:b/>
+          <w:bCs/>
+          <w:color w:val="1A1A1A"/>
+          <w:sz w:val="22"/>
+          <w:szCs w:val="22"/>
+          <w:lang w:val="es-AR"/>
+        </w:rPr>
+        <w:t xml:space="preserve">solo a sus vecinos</w:t>
+      </w:r>
+      <w:r>
+        <w:rPr>
+          <w:rFonts w:ascii="Lexend" w:cs="Lexend" w:eastAsia="Lexend" w:hAnsi="Lexend"/>
+          <w:color w:val="1A1A1A"/>
+          <w:sz w:val="22"/>
+          <w:szCs w:val="22"/>
+          <w:lang w:val="es-AR"/>
+        </w:rPr>
+        <w:t xml:space="preserve">, de forma periódica. Ningún router conoce la topología; cada uno recalcula con Bellman-Ford. </w:t>
+      </w:r>
+      <w:r>
+        <w:rPr>
+          <w:rFonts w:ascii="Lexend" w:cs="Lexend" w:eastAsia="Lexend" w:hAnsi="Lexend"/>
+          <w:b/>
+          <w:bCs/>
+          <w:color w:val="1A1A1A"/>
+          <w:sz w:val="22"/>
+          <w:szCs w:val="22"/>
+          <w:lang w:val="es-AR"/>
+        </w:rPr>
+        <w:t xml:space="preserve">Converge lento</w:t>
+      </w:r>
+      <w:r>
+        <w:rPr>
+          <w:rFonts w:ascii="Lexend" w:cs="Lexend" w:eastAsia="Lexend" w:hAnsi="Lexend"/>
+          <w:color w:val="1A1A1A"/>
+          <w:sz w:val="22"/>
+          <w:szCs w:val="22"/>
+          <w:lang w:val="es-AR"/>
+        </w:rPr>
+        <w:t xml:space="preserve"> y sufre el problema de la </w:t>
+      </w:r>
+      <w:r>
+        <w:rPr>
+          <w:rFonts w:ascii="Lexend" w:cs="Lexend" w:eastAsia="Lexend" w:hAnsi="Lexend"/>
+          <w:b/>
+          <w:bCs/>
+          <w:color w:val="1A1A1A"/>
+          <w:sz w:val="22"/>
+          <w:szCs w:val="22"/>
+          <w:lang w:val="es-AR"/>
+        </w:rPr>
+        <w:t xml:space="preserve">cuenta a infinito</w:t>
+      </w:r>
+      <w:r>
+        <w:rPr>
+          <w:rFonts w:ascii="Lexend" w:cs="Lexend" w:eastAsia="Lexend" w:hAnsi="Lexend"/>
+          <w:color w:val="1A1A1A"/>
+          <w:sz w:val="22"/>
+          <w:szCs w:val="22"/>
+          <w:lang w:val="es-AR"/>
+        </w:rPr>
+        <w:t xml:space="preserve">.</w:t>
+      </w:r>
+    </w:p>
+    <w:p>
+      <w:pPr>
+        <w:pStyle w:val="ListParagraph"/>
+        <w:numPr>
+          <w:ilvl w:val="0"/>
+          <w:numId w:val="1"/>
+        </w:numPr>
+        <w:spacing w:after="100" w:line="276"/>
+        <w:jc w:val="both"/>
+      </w:pPr>
+      <w:r>
+        <w:rPr>
+          <w:rFonts w:ascii="Lexend" w:cs="Lexend" w:eastAsia="Lexend" w:hAnsi="Lexend"/>
+          <w:b/>
+          <w:bCs/>
+          <w:color w:val="1A1A1A"/>
+          <w:sz w:val="22"/>
+          <w:szCs w:val="22"/>
+          <w:lang w:val="es-AR"/>
+        </w:rPr>
+        <w:t xml:space="preserve">Estado de enlace (OSPF):</w:t>
+      </w:r>
+      <w:r>
+        <w:rPr>
+          <w:rFonts w:ascii="Lexend" w:cs="Lexend" w:eastAsia="Lexend" w:hAnsi="Lexend"/>
+          <w:color w:val="1A1A1A"/>
+          <w:sz w:val="22"/>
+          <w:szCs w:val="22"/>
+          <w:lang w:val="es-AR"/>
+        </w:rPr>
+        <w:t xml:space="preserve"> cada router envía </w:t>
+      </w:r>
+      <w:r>
+        <w:rPr>
+          <w:rFonts w:ascii="Lexend" w:cs="Lexend" w:eastAsia="Lexend" w:hAnsi="Lexend"/>
+          <w:b/>
+          <w:bCs/>
+          <w:color w:val="1A1A1A"/>
+          <w:sz w:val="22"/>
+          <w:szCs w:val="22"/>
+          <w:lang w:val="es-AR"/>
+        </w:rPr>
+        <w:t xml:space="preserve">solo el estado de sus propios enlaces</w:t>
+      </w:r>
+      <w:r>
+        <w:rPr>
+          <w:rFonts w:ascii="Lexend" w:cs="Lexend" w:eastAsia="Lexend" w:hAnsi="Lexend"/>
+          <w:color w:val="1A1A1A"/>
+          <w:sz w:val="22"/>
+          <w:szCs w:val="22"/>
+          <w:lang w:val="es-AR"/>
+        </w:rPr>
+        <w:t xml:space="preserve"> (sus vecinos y el costo a cada uno) </w:t>
+      </w:r>
+      <w:r>
+        <w:rPr>
+          <w:rFonts w:ascii="Lexend" w:cs="Lexend" w:eastAsia="Lexend" w:hAnsi="Lexend"/>
+          <w:b/>
+          <w:bCs/>
+          <w:color w:val="1A1A1A"/>
+          <w:sz w:val="22"/>
+          <w:szCs w:val="22"/>
+          <w:lang w:val="es-AR"/>
+        </w:rPr>
+        <w:t xml:space="preserve">a todos los routers</w:t>
+      </w:r>
+      <w:r>
+        <w:rPr>
+          <w:rFonts w:ascii="Lexend" w:cs="Lexend" w:eastAsia="Lexend" w:hAnsi="Lexend"/>
+          <w:color w:val="1A1A1A"/>
+          <w:sz w:val="22"/>
+          <w:szCs w:val="22"/>
+          <w:lang w:val="es-AR"/>
+        </w:rPr>
+        <w:t xml:space="preserve">, por inundación. Así </w:t>
+      </w:r>
+      <w:r>
+        <w:rPr>
+          <w:rFonts w:ascii="Lexend" w:cs="Lexend" w:eastAsia="Lexend" w:hAnsi="Lexend"/>
+          <w:b/>
+          <w:bCs/>
+          <w:color w:val="1A1A1A"/>
+          <w:sz w:val="22"/>
+          <w:szCs w:val="22"/>
+          <w:lang w:val="es-AR"/>
+        </w:rPr>
+        <w:t xml:space="preserve">todos conocen la topología completa</w:t>
+      </w:r>
+      <w:r>
+        <w:rPr>
+          <w:rFonts w:ascii="Lexend" w:cs="Lexend" w:eastAsia="Lexend" w:hAnsi="Lexend"/>
+          <w:color w:val="1A1A1A"/>
+          <w:sz w:val="22"/>
+          <w:szCs w:val="22"/>
+          <w:lang w:val="es-AR"/>
+        </w:rPr>
+        <w:t xml:space="preserve"> y cada uno calcula sus rutas con </w:t>
+      </w:r>
+      <w:r>
+        <w:rPr>
+          <w:rFonts w:ascii="Lexend" w:cs="Lexend" w:eastAsia="Lexend" w:hAnsi="Lexend"/>
+          <w:b/>
+          <w:bCs/>
+          <w:color w:val="1A1A1A"/>
+          <w:sz w:val="22"/>
+          <w:szCs w:val="22"/>
+          <w:lang w:val="es-AR"/>
+        </w:rPr>
+        <w:t xml:space="preserve">Dijkstra</w:t>
+      </w:r>
+      <w:r>
+        <w:rPr>
+          <w:rFonts w:ascii="Lexend" w:cs="Lexend" w:eastAsia="Lexend" w:hAnsi="Lexend"/>
+          <w:color w:val="1A1A1A"/>
+          <w:sz w:val="22"/>
+          <w:szCs w:val="22"/>
+          <w:lang w:val="es-AR"/>
+        </w:rPr>
+        <w:t xml:space="preserve">. </w:t>
+      </w:r>
+      <w:r>
+        <w:rPr>
+          <w:rFonts w:ascii="Lexend" w:cs="Lexend" w:eastAsia="Lexend" w:hAnsi="Lexend"/>
+          <w:b/>
+          <w:bCs/>
+          <w:color w:val="1A1A1A"/>
+          <w:sz w:val="22"/>
+          <w:szCs w:val="22"/>
+          <w:lang w:val="es-AR"/>
+        </w:rPr>
+        <w:t xml:space="preserve">Converge rápido</w:t>
+      </w:r>
+      <w:r>
+        <w:rPr>
+          <w:rFonts w:ascii="Lexend" w:cs="Lexend" w:eastAsia="Lexend" w:hAnsi="Lexend"/>
+          <w:color w:val="1A1A1A"/>
+          <w:sz w:val="22"/>
+          <w:szCs w:val="22"/>
+          <w:lang w:val="es-AR"/>
+        </w:rPr>
+        <w:t xml:space="preserve"> y no tiene cuenta a infinito, a cambio de </w:t>
+      </w:r>
+      <w:r>
+        <w:rPr>
+          <w:rFonts w:ascii="Lexend" w:cs="Lexend" w:eastAsia="Lexend" w:hAnsi="Lexend"/>
+          <w:b/>
+          <w:bCs/>
+          <w:color w:val="1A1A1A"/>
+          <w:sz w:val="22"/>
+          <w:szCs w:val="22"/>
+          <w:lang w:val="es-AR"/>
+        </w:rPr>
+        <w:t xml:space="preserve">más memoria y procesamiento</w:t>
+      </w:r>
+      <w:r>
+        <w:rPr>
+          <w:rFonts w:ascii="Lexend" w:cs="Lexend" w:eastAsia="Lexend" w:hAnsi="Lexend"/>
+          <w:color w:val="1A1A1A"/>
+          <w:sz w:val="22"/>
+          <w:szCs w:val="22"/>
+          <w:lang w:val="es-AR"/>
+        </w:rPr>
+        <w:t xml:space="preserve">.</w:t>
+      </w:r>
+    </w:p>
+    <w:p>
+      <w:pPr>
+        <w:spacing w:after="260" w:line="288"/>
+        <w:jc w:val="center"/>
+      </w:pPr>
+      <w:r>
+        <w:rPr>
+          <w:rFonts w:ascii="Lexend" w:cs="Lexend" w:eastAsia="Lexend" w:hAnsi="Lexend"/>
+          <w:b/>
+          <w:bCs/>
+          <w:color w:val="1A1A1A"/>
+          <w:sz w:val="22"/>
+          <w:szCs w:val="22"/>
+          <w:lang w:val="es-AR"/>
+        </w:rPr>
+        <w:t xml:space="preserve">P7. ¿Qué es una Métrica y para qué sirve? Dé ejemplos.</w:t>
+      </w:r>
+    </w:p>
+    <w:p>
+      <w:pPr>
+        <w:spacing w:after="120" w:line="280"/>
+        <w:jc w:val="both"/>
+      </w:pPr>
+      <w:r>
+        <w:rPr>
+          <w:rFonts w:ascii="Lexend" w:cs="Lexend" w:eastAsia="Lexend" w:hAnsi="Lexend"/>
+          <w:b/>
+          <w:bCs/>
+          <w:color w:val="1A1A1A"/>
+          <w:sz w:val="22"/>
+          <w:szCs w:val="22"/>
+          <w:lang w:val="es-AR"/>
+        </w:rPr>
+        <w:t xml:space="preserve">R:</w:t>
+      </w:r>
+      <w:r>
+        <w:rPr>
+          <w:rFonts w:ascii="Lexend" w:cs="Lexend" w:eastAsia="Lexend" w:hAnsi="Lexend"/>
+          <w:color w:val="1A1A1A"/>
+          <w:sz w:val="22"/>
+          <w:szCs w:val="22"/>
+          <w:lang w:val="es-AR"/>
+        </w:rPr>
+        <w:t xml:space="preserve"> Es el </w:t>
+      </w:r>
+      <w:r>
+        <w:rPr>
+          <w:rFonts w:ascii="Lexend" w:cs="Lexend" w:eastAsia="Lexend" w:hAnsi="Lexend"/>
+          <w:b/>
+          <w:bCs/>
+          <w:color w:val="1A1A1A"/>
+          <w:sz w:val="22"/>
+          <w:szCs w:val="22"/>
+          <w:lang w:val="es-AR"/>
+        </w:rPr>
+        <w:t xml:space="preserve">valor de costo</w:t>
+      </w:r>
+      <w:r>
+        <w:rPr>
+          <w:rFonts w:ascii="Lexend" w:cs="Lexend" w:eastAsia="Lexend" w:hAnsi="Lexend"/>
+          <w:color w:val="1A1A1A"/>
+          <w:sz w:val="22"/>
+          <w:szCs w:val="22"/>
+          <w:lang w:val="es-AR"/>
+        </w:rPr>
+        <w:t xml:space="preserve"> que se le asigna a un enlace o a una ruta. Sirve para </w:t>
+      </w:r>
+      <w:r>
+        <w:rPr>
+          <w:rFonts w:ascii="Lexend" w:cs="Lexend" w:eastAsia="Lexend" w:hAnsi="Lexend"/>
+          <w:b/>
+          <w:bCs/>
+          <w:color w:val="1A1A1A"/>
+          <w:sz w:val="22"/>
+          <w:szCs w:val="22"/>
+          <w:lang w:val="es-AR"/>
+        </w:rPr>
+        <w:t xml:space="preserve">comparar caminos y elegir el mejor</w:t>
+      </w:r>
+      <w:r>
+        <w:rPr>
+          <w:rFonts w:ascii="Lexend" w:cs="Lexend" w:eastAsia="Lexend" w:hAnsi="Lexend"/>
+          <w:color w:val="1A1A1A"/>
+          <w:sz w:val="22"/>
+          <w:szCs w:val="22"/>
+          <w:lang w:val="es-AR"/>
+        </w:rPr>
+        <w:t xml:space="preserve"> (el de menor costo total). Ejemplos:</w:t>
+      </w:r>
+    </w:p>
+    <w:p>
+      <w:pPr>
+        <w:pStyle w:val="ListParagraph"/>
+        <w:numPr>
+          <w:ilvl w:val="0"/>
+          <w:numId w:val="1"/>
+        </w:numPr>
+        <w:spacing w:after="100" w:line="276"/>
+        <w:jc w:val="both"/>
+      </w:pPr>
+      <w:r>
+        <w:rPr>
+          <w:rFonts w:ascii="Lexend" w:cs="Lexend" w:eastAsia="Lexend" w:hAnsi="Lexend"/>
+          <w:b/>
+          <w:bCs/>
+          <w:color w:val="1A1A1A"/>
+          <w:sz w:val="22"/>
+          <w:szCs w:val="22"/>
+          <w:lang w:val="es-AR"/>
+        </w:rPr>
+        <w:t xml:space="preserve">Cantidad de saltos</w:t>
+      </w:r>
+      <w:r>
+        <w:rPr>
+          <w:rFonts w:ascii="Lexend" w:cs="Lexend" w:eastAsia="Lexend" w:hAnsi="Lexend"/>
+          <w:color w:val="1A1A1A"/>
+          <w:sz w:val="22"/>
+          <w:szCs w:val="22"/>
+          <w:lang w:val="es-AR"/>
+        </w:rPr>
+        <w:t xml:space="preserve"> (RIP).</w:t>
+      </w:r>
+    </w:p>
+    <w:p>
+      <w:pPr>
+        <w:pStyle w:val="ListParagraph"/>
+        <w:numPr>
+          <w:ilvl w:val="0"/>
+          <w:numId w:val="1"/>
+        </w:numPr>
+        <w:spacing w:after="100" w:line="276"/>
+        <w:jc w:val="both"/>
+      </w:pPr>
+      <w:r>
+        <w:rPr>
+          <w:rFonts w:ascii="Lexend" w:cs="Lexend" w:eastAsia="Lexend" w:hAnsi="Lexend"/>
+          <w:b/>
+          <w:bCs/>
+          <w:color w:val="1A1A1A"/>
+          <w:sz w:val="22"/>
+          <w:szCs w:val="22"/>
+          <w:lang w:val="es-AR"/>
+        </w:rPr>
+        <w:t xml:space="preserve">Retardo</w:t>
+      </w:r>
+      <w:r>
+        <w:rPr>
+          <w:rFonts w:ascii="Lexend" w:cs="Lexend" w:eastAsia="Lexend" w:hAnsi="Lexend"/>
+          <w:color w:val="1A1A1A"/>
+          <w:sz w:val="22"/>
+          <w:szCs w:val="22"/>
+          <w:lang w:val="es-AR"/>
+        </w:rPr>
+        <w:t xml:space="preserve">.</w:t>
+      </w:r>
+    </w:p>
+    <w:p>
+      <w:pPr>
+        <w:pStyle w:val="ListParagraph"/>
+        <w:numPr>
+          <w:ilvl w:val="0"/>
+          <w:numId w:val="1"/>
+        </w:numPr>
+        <w:spacing w:after="100" w:line="276"/>
+        <w:jc w:val="both"/>
+      </w:pPr>
+      <w:r>
+        <w:rPr>
+          <w:rFonts w:ascii="Lexend" w:cs="Lexend" w:eastAsia="Lexend" w:hAnsi="Lexend"/>
+          <w:b/>
+          <w:bCs/>
+          <w:color w:val="1A1A1A"/>
+          <w:sz w:val="22"/>
+          <w:szCs w:val="22"/>
+          <w:lang w:val="es-AR"/>
+        </w:rPr>
+        <w:t xml:space="preserve">Ancho de banda</w:t>
+      </w:r>
+      <w:r>
+        <w:rPr>
+          <w:rFonts w:ascii="Lexend" w:cs="Lexend" w:eastAsia="Lexend" w:hAnsi="Lexend"/>
+          <w:color w:val="1A1A1A"/>
+          <w:sz w:val="22"/>
+          <w:szCs w:val="22"/>
+          <w:lang w:val="es-AR"/>
+        </w:rPr>
+        <w:t xml:space="preserve">: en OSPF el costo es inversamente proporcional a la velocidad (1 Gbps → 1; 100 Mbps → 10).</w:t>
+      </w:r>
+    </w:p>
+    <w:p>
+      <w:pPr>
+        <w:pStyle w:val="ListParagraph"/>
+        <w:numPr>
+          <w:ilvl w:val="0"/>
+          <w:numId w:val="1"/>
+        </w:numPr>
+        <w:spacing w:after="100" w:line="276"/>
+        <w:jc w:val="both"/>
+      </w:pPr>
+      <w:r>
+        <w:rPr>
+          <w:rFonts w:ascii="Lexend" w:cs="Lexend" w:eastAsia="Lexend" w:hAnsi="Lexend"/>
+          <w:b/>
+          <w:bCs/>
+          <w:color w:val="1A1A1A"/>
+          <w:sz w:val="22"/>
+          <w:szCs w:val="22"/>
+          <w:lang w:val="es-AR"/>
+        </w:rPr>
+        <w:t xml:space="preserve">Carga</w:t>
+      </w:r>
+      <w:r>
+        <w:rPr>
+          <w:rFonts w:ascii="Lexend" w:cs="Lexend" w:eastAsia="Lexend" w:hAnsi="Lexend"/>
+          <w:color w:val="1A1A1A"/>
+          <w:sz w:val="22"/>
+          <w:szCs w:val="22"/>
+          <w:lang w:val="es-AR"/>
+        </w:rPr>
+        <w:t xml:space="preserve"> del enlace, </w:t>
+      </w:r>
+      <w:r>
+        <w:rPr>
+          <w:rFonts w:ascii="Lexend" w:cs="Lexend" w:eastAsia="Lexend" w:hAnsi="Lexend"/>
+          <w:b/>
+          <w:bCs/>
+          <w:color w:val="1A1A1A"/>
+          <w:sz w:val="22"/>
+          <w:szCs w:val="22"/>
+          <w:lang w:val="es-AR"/>
+        </w:rPr>
+        <w:t xml:space="preserve">distancia</w:t>
+      </w:r>
+      <w:r>
+        <w:rPr>
+          <w:rFonts w:ascii="Lexend" w:cs="Lexend" w:eastAsia="Lexend" w:hAnsi="Lexend"/>
+          <w:color w:val="1A1A1A"/>
+          <w:sz w:val="22"/>
+          <w:szCs w:val="22"/>
+          <w:lang w:val="es-AR"/>
+        </w:rPr>
+        <w:t xml:space="preserve">, </w:t>
+      </w:r>
+      <w:r>
+        <w:rPr>
+          <w:rFonts w:ascii="Lexend" w:cs="Lexend" w:eastAsia="Lexend" w:hAnsi="Lexend"/>
+          <w:b/>
+          <w:bCs/>
+          <w:color w:val="1A1A1A"/>
+          <w:sz w:val="22"/>
+          <w:szCs w:val="22"/>
+          <w:lang w:val="es-AR"/>
+        </w:rPr>
+        <w:t xml:space="preserve">costo económico</w:t>
+      </w:r>
+      <w:r>
+        <w:rPr>
+          <w:rFonts w:ascii="Lexend" w:cs="Lexend" w:eastAsia="Lexend" w:hAnsi="Lexend"/>
+          <w:color w:val="1A1A1A"/>
+          <w:sz w:val="22"/>
+          <w:szCs w:val="22"/>
+          <w:lang w:val="es-AR"/>
+        </w:rPr>
+        <w:t xml:space="preserve">.</w:t>
+      </w:r>
+    </w:p>
+    <w:p>
+      <w:pPr>
+        <w:spacing w:after="260" w:line="288"/>
+        <w:jc w:val="center"/>
+      </w:pPr>
+      <w:r>
+        <w:rPr>
+          <w:rFonts w:ascii="Lexend" w:cs="Lexend" w:eastAsia="Lexend" w:hAnsi="Lexend"/>
+          <w:b/>
+          <w:bCs/>
+          <w:color w:val="1A1A1A"/>
+          <w:sz w:val="22"/>
+          <w:szCs w:val="22"/>
+          <w:lang w:val="es-AR"/>
+        </w:rPr>
+        <w:t xml:space="preserve">P8. ¿En qué entorno trabaja el protocolo RIP?</w:t>
+      </w:r>
+    </w:p>
+    <w:p>
+      <w:pPr>
+        <w:spacing w:after="120" w:line="280"/>
+        <w:jc w:val="both"/>
+      </w:pPr>
+      <w:r>
+        <w:rPr>
+          <w:rFonts w:ascii="Lexend" w:cs="Lexend" w:eastAsia="Lexend" w:hAnsi="Lexend"/>
+          <w:b/>
+          <w:bCs/>
+          <w:color w:val="1A1A1A"/>
+          <w:sz w:val="22"/>
+          <w:szCs w:val="22"/>
+          <w:lang w:val="es-AR"/>
+        </w:rPr>
+        <w:t xml:space="preserve">R:</w:t>
+      </w:r>
+      <w:r>
+        <w:rPr>
+          <w:rFonts w:ascii="Lexend" w:cs="Lexend" w:eastAsia="Lexend" w:hAnsi="Lexend"/>
+          <w:color w:val="1A1A1A"/>
+          <w:sz w:val="22"/>
+          <w:szCs w:val="22"/>
+          <w:lang w:val="es-AR"/>
+        </w:rPr>
+        <w:t xml:space="preserve"> </w:t>
+      </w:r>
+      <w:r>
+        <w:rPr>
+          <w:rFonts w:ascii="Lexend" w:cs="Lexend" w:eastAsia="Lexend" w:hAnsi="Lexend"/>
+          <w:b/>
+          <w:bCs/>
+          <w:color w:val="1A1A1A"/>
+          <w:sz w:val="22"/>
+          <w:szCs w:val="22"/>
+          <w:lang w:val="es-AR"/>
+        </w:rPr>
+        <w:t xml:space="preserve">Dentro de un Sistema Autónomo</w:t>
+      </w:r>
+      <w:r>
+        <w:rPr>
+          <w:rFonts w:ascii="Lexend" w:cs="Lexend" w:eastAsia="Lexend" w:hAnsi="Lexend"/>
+          <w:color w:val="1A1A1A"/>
+          <w:sz w:val="22"/>
+          <w:szCs w:val="22"/>
+          <w:lang w:val="es-AR"/>
+        </w:rPr>
+        <w:t xml:space="preserve">: es un </w:t>
+      </w:r>
+      <w:r>
+        <w:rPr>
+          <w:rFonts w:ascii="Lexend" w:cs="Lexend" w:eastAsia="Lexend" w:hAnsi="Lexend"/>
+          <w:b/>
+          <w:bCs/>
+          <w:color w:val="1A1A1A"/>
+          <w:sz w:val="22"/>
+          <w:szCs w:val="22"/>
+          <w:lang w:val="es-AR"/>
+        </w:rPr>
+        <w:t xml:space="preserve">IGP</w:t>
+      </w:r>
+      <w:r>
+        <w:rPr>
+          <w:rFonts w:ascii="Lexend" w:cs="Lexend" w:eastAsia="Lexend" w:hAnsi="Lexend"/>
+          <w:color w:val="1A1A1A"/>
+          <w:sz w:val="22"/>
+          <w:szCs w:val="22"/>
+          <w:lang w:val="es-AR"/>
+        </w:rPr>
+        <w:t xml:space="preserve"> de </w:t>
+      </w:r>
+      <w:r>
+        <w:rPr>
+          <w:rFonts w:ascii="Lexend" w:cs="Lexend" w:eastAsia="Lexend" w:hAnsi="Lexend"/>
+          <w:b/>
+          <w:bCs/>
+          <w:color w:val="1A1A1A"/>
+          <w:sz w:val="22"/>
+          <w:szCs w:val="22"/>
+          <w:lang w:val="es-AR"/>
+        </w:rPr>
+        <w:t xml:space="preserve">vector distancia</w:t>
+      </w:r>
+      <w:r>
+        <w:rPr>
+          <w:rFonts w:ascii="Lexend" w:cs="Lexend" w:eastAsia="Lexend" w:hAnsi="Lexend"/>
+          <w:color w:val="1A1A1A"/>
+          <w:sz w:val="22"/>
+          <w:szCs w:val="22"/>
+          <w:lang w:val="es-AR"/>
+        </w:rPr>
+        <w:t xml:space="preserve">, pensado para </w:t>
+      </w:r>
+      <w:r>
+        <w:rPr>
+          <w:rFonts w:ascii="Lexend" w:cs="Lexend" w:eastAsia="Lexend" w:hAnsi="Lexend"/>
+          <w:b/>
+          <w:bCs/>
+          <w:color w:val="1A1A1A"/>
+          <w:sz w:val="22"/>
+          <w:szCs w:val="22"/>
+          <w:lang w:val="es-AR"/>
+        </w:rPr>
+        <w:t xml:space="preserve">redes chicas</w:t>
+      </w:r>
+      <w:r>
+        <w:rPr>
+          <w:rFonts w:ascii="Lexend" w:cs="Lexend" w:eastAsia="Lexend" w:hAnsi="Lexend"/>
+          <w:color w:val="1A1A1A"/>
+          <w:sz w:val="22"/>
+          <w:szCs w:val="22"/>
+          <w:lang w:val="es-AR"/>
+        </w:rPr>
+        <w:t xml:space="preserve">. Usa como métrica la </w:t>
+      </w:r>
+      <w:r>
+        <w:rPr>
+          <w:rFonts w:ascii="Lexend" w:cs="Lexend" w:eastAsia="Lexend" w:hAnsi="Lexend"/>
+          <w:b/>
+          <w:bCs/>
+          <w:color w:val="1A1A1A"/>
+          <w:sz w:val="22"/>
+          <w:szCs w:val="22"/>
+          <w:lang w:val="es-AR"/>
+        </w:rPr>
+        <w:t xml:space="preserve">cantidad de saltos</w:t>
+      </w:r>
+      <w:r>
+        <w:rPr>
+          <w:rFonts w:ascii="Lexend" w:cs="Lexend" w:eastAsia="Lexend" w:hAnsi="Lexend"/>
+          <w:color w:val="1A1A1A"/>
+          <w:sz w:val="22"/>
+          <w:szCs w:val="22"/>
+          <w:lang w:val="es-AR"/>
+        </w:rPr>
+        <w:t xml:space="preserve">, con un máximo de </w:t>
+      </w:r>
+      <w:r>
+        <w:rPr>
+          <w:rFonts w:ascii="Lexend" w:cs="Lexend" w:eastAsia="Lexend" w:hAnsi="Lexend"/>
+          <w:b/>
+          <w:bCs/>
+          <w:color w:val="1A1A1A"/>
+          <w:sz w:val="22"/>
+          <w:szCs w:val="22"/>
+          <w:lang w:val="es-AR"/>
+        </w:rPr>
+        <w:t xml:space="preserve">15</w:t>
+      </w:r>
+      <w:r>
+        <w:rPr>
+          <w:rFonts w:ascii="Lexend" w:cs="Lexend" w:eastAsia="Lexend" w:hAnsi="Lexend"/>
+          <w:color w:val="1A1A1A"/>
+          <w:sz w:val="22"/>
+          <w:szCs w:val="22"/>
+          <w:lang w:val="es-AR"/>
+        </w:rPr>
+        <w:t xml:space="preserve"> (16 se toma como infinito), y por eso no sirve para redes grandes. Por su convergencia lenta fue reemplazado por OSPF en redes medianas y grandes.</w:t>
+      </w:r>
+    </w:p>
+    <w:p>
+      <w:pPr>
+        <w:spacing w:after="260" w:line="288"/>
+        <w:jc w:val="center"/>
+      </w:pPr>
+      <w:r>
+        <w:rPr>
+          <w:rFonts w:ascii="Lexend" w:cs="Lexend" w:eastAsia="Lexend" w:hAnsi="Lexend"/>
+          <w:b/>
+          <w:bCs/>
+          <w:color w:val="1A1A1A"/>
+          <w:sz w:val="22"/>
+          <w:szCs w:val="22"/>
+          <w:lang w:val="es-AR"/>
+        </w:rPr>
+        <w:t xml:space="preserve">P9. ¿Qué principios de funcionamiento tiene el OSPF? ¿Cuáles son las ventajas sobre los protocolos de Vector Distancia?</w:t>
+      </w:r>
+    </w:p>
+    <w:p>
+      <w:pPr>
+        <w:spacing w:after="120" w:line="280"/>
+        <w:jc w:val="both"/>
+      </w:pPr>
+      <w:r>
+        <w:rPr>
+          <w:rFonts w:ascii="Lexend" w:cs="Lexend" w:eastAsia="Lexend" w:hAnsi="Lexend"/>
+          <w:b/>
+          <w:bCs/>
+          <w:color w:val="1A1A1A"/>
+          <w:sz w:val="22"/>
+          <w:szCs w:val="22"/>
+          <w:lang w:val="es-AR"/>
+        </w:rPr>
+        <w:t xml:space="preserve">R:</w:t>
+      </w:r>
+      <w:r>
+        <w:rPr>
+          <w:rFonts w:ascii="Lexend" w:cs="Lexend" w:eastAsia="Lexend" w:hAnsi="Lexend"/>
+          <w:color w:val="1A1A1A"/>
+          <w:sz w:val="22"/>
+          <w:szCs w:val="22"/>
+          <w:lang w:val="es-AR"/>
+        </w:rPr>
+        <w:t xml:space="preserve"> Principios de funcionamiento:</w:t>
+      </w:r>
+    </w:p>
+    <w:p>
+      <w:pPr>
+        <w:pStyle w:val="ListParagraph"/>
+        <w:numPr>
+          <w:ilvl w:val="0"/>
+          <w:numId w:val="1"/>
+        </w:numPr>
+        <w:spacing w:after="100" w:line="276"/>
+        <w:jc w:val="both"/>
+      </w:pPr>
+      <w:r>
+        <w:rPr>
+          <w:rFonts w:ascii="Lexend" w:cs="Lexend" w:eastAsia="Lexend" w:hAnsi="Lexend"/>
+          <w:color w:val="1A1A1A"/>
+          <w:sz w:val="22"/>
+          <w:szCs w:val="22"/>
+          <w:lang w:val="es-AR"/>
+        </w:rPr>
+        <w:t xml:space="preserve">Es un IGP de </w:t>
+      </w:r>
+      <w:r>
+        <w:rPr>
+          <w:rFonts w:ascii="Lexend" w:cs="Lexend" w:eastAsia="Lexend" w:hAnsi="Lexend"/>
+          <w:b/>
+          <w:bCs/>
+          <w:color w:val="1A1A1A"/>
+          <w:sz w:val="22"/>
+          <w:szCs w:val="22"/>
+          <w:lang w:val="es-AR"/>
+        </w:rPr>
+        <w:t xml:space="preserve">estado de enlace</w:t>
+      </w:r>
+      <w:r>
+        <w:rPr>
+          <w:rFonts w:ascii="Lexend" w:cs="Lexend" w:eastAsia="Lexend" w:hAnsi="Lexend"/>
+          <w:color w:val="1A1A1A"/>
+          <w:sz w:val="22"/>
+          <w:szCs w:val="22"/>
+          <w:lang w:val="es-AR"/>
+        </w:rPr>
+        <w:t xml:space="preserve"> y un </w:t>
+      </w:r>
+      <w:r>
+        <w:rPr>
+          <w:rFonts w:ascii="Lexend" w:cs="Lexend" w:eastAsia="Lexend" w:hAnsi="Lexend"/>
+          <w:b/>
+          <w:bCs/>
+          <w:color w:val="1A1A1A"/>
+          <w:sz w:val="22"/>
+          <w:szCs w:val="22"/>
+          <w:lang w:val="es-AR"/>
+        </w:rPr>
+        <w:t xml:space="preserve">estándar abierto</w:t>
+      </w:r>
+      <w:r>
+        <w:rPr>
+          <w:rFonts w:ascii="Lexend" w:cs="Lexend" w:eastAsia="Lexend" w:hAnsi="Lexend"/>
+          <w:color w:val="1A1A1A"/>
+          <w:sz w:val="22"/>
+          <w:szCs w:val="22"/>
+          <w:lang w:val="es-AR"/>
+        </w:rPr>
+        <w:t xml:space="preserve"> (RFC 2328).</w:t>
+      </w:r>
+    </w:p>
+    <w:p>
+      <w:pPr>
+        <w:pStyle w:val="ListParagraph"/>
+        <w:numPr>
+          <w:ilvl w:val="0"/>
+          <w:numId w:val="1"/>
+        </w:numPr>
+        <w:spacing w:after="100" w:line="276"/>
+        <w:jc w:val="both"/>
+      </w:pPr>
+      <w:r>
+        <w:rPr>
+          <w:rFonts w:ascii="Lexend" w:cs="Lexend" w:eastAsia="Lexend" w:hAnsi="Lexend"/>
+          <w:color w:val="1A1A1A"/>
+          <w:sz w:val="22"/>
+          <w:szCs w:val="22"/>
+          <w:lang w:val="es-AR"/>
+        </w:rPr>
+        <w:t xml:space="preserve">Descubre a sus vecinos con mensajes </w:t>
+      </w:r>
+      <w:r>
+        <w:rPr>
+          <w:rFonts w:ascii="Lexend" w:cs="Lexend" w:eastAsia="Lexend" w:hAnsi="Lexend"/>
+          <w:b/>
+          <w:bCs/>
+          <w:color w:val="1A1A1A"/>
+          <w:sz w:val="22"/>
+          <w:szCs w:val="22"/>
+          <w:lang w:val="es-AR"/>
+        </w:rPr>
+        <w:t xml:space="preserve">Hello</w:t>
+      </w:r>
+      <w:r>
+        <w:rPr>
+          <w:rFonts w:ascii="Lexend" w:cs="Lexend" w:eastAsia="Lexend" w:hAnsi="Lexend"/>
+          <w:color w:val="1A1A1A"/>
+          <w:sz w:val="22"/>
+          <w:szCs w:val="22"/>
+          <w:lang w:val="es-AR"/>
+        </w:rPr>
+        <w:t xml:space="preserve">, mide el costo de cada enlace, </w:t>
+      </w:r>
+      <w:r>
+        <w:rPr>
+          <w:rFonts w:ascii="Lexend" w:cs="Lexend" w:eastAsia="Lexend" w:hAnsi="Lexend"/>
+          <w:b/>
+          <w:bCs/>
+          <w:color w:val="1A1A1A"/>
+          <w:sz w:val="22"/>
+          <w:szCs w:val="22"/>
+          <w:lang w:val="es-AR"/>
+        </w:rPr>
+        <w:t xml:space="preserve">inunda</w:t>
+      </w:r>
+      <w:r>
+        <w:rPr>
+          <w:rFonts w:ascii="Lexend" w:cs="Lexend" w:eastAsia="Lexend" w:hAnsi="Lexend"/>
+          <w:color w:val="1A1A1A"/>
+          <w:sz w:val="22"/>
+          <w:szCs w:val="22"/>
+          <w:lang w:val="es-AR"/>
+        </w:rPr>
+        <w:t xml:space="preserve"> paquetes de estado de enlace (</w:t>
+      </w:r>
+      <w:r>
+        <w:rPr>
+          <w:rFonts w:ascii="Lexend" w:cs="Lexend" w:eastAsia="Lexend" w:hAnsi="Lexend"/>
+          <w:i/>
+          <w:iCs/>
+          <w:color w:val="1A1A1A"/>
+          <w:sz w:val="22"/>
+          <w:szCs w:val="22"/>
+          <w:lang w:val="es-AR"/>
+        </w:rPr>
+        <w:t xml:space="preserve">Link State Update</w:t>
+      </w:r>
+      <w:r>
+        <w:rPr>
+          <w:rFonts w:ascii="Lexend" w:cs="Lexend" w:eastAsia="Lexend" w:hAnsi="Lexend"/>
+          <w:color w:val="1A1A1A"/>
+          <w:sz w:val="22"/>
+          <w:szCs w:val="22"/>
+          <w:lang w:val="es-AR"/>
+        </w:rPr>
+        <w:t xml:space="preserve">) y calcula las rutas con </w:t>
+      </w:r>
+      <w:r>
+        <w:rPr>
+          <w:rFonts w:ascii="Lexend" w:cs="Lexend" w:eastAsia="Lexend" w:hAnsi="Lexend"/>
+          <w:b/>
+          <w:bCs/>
+          <w:color w:val="1A1A1A"/>
+          <w:sz w:val="22"/>
+          <w:szCs w:val="22"/>
+          <w:lang w:val="es-AR"/>
+        </w:rPr>
+        <w:t xml:space="preserve">Dijkstra</w:t>
+      </w:r>
+      <w:r>
+        <w:rPr>
+          <w:rFonts w:ascii="Lexend" w:cs="Lexend" w:eastAsia="Lexend" w:hAnsi="Lexend"/>
+          <w:color w:val="1A1A1A"/>
+          <w:sz w:val="22"/>
+          <w:szCs w:val="22"/>
+          <w:lang w:val="es-AR"/>
+        </w:rPr>
+        <w:t xml:space="preserve">.</w:t>
+      </w:r>
+    </w:p>
+    <w:p>
+      <w:pPr>
+        <w:pStyle w:val="ListParagraph"/>
+        <w:numPr>
+          <w:ilvl w:val="0"/>
+          <w:numId w:val="1"/>
+        </w:numPr>
+        <w:spacing w:after="100" w:line="276"/>
+        <w:jc w:val="both"/>
+      </w:pPr>
+      <w:r>
+        <w:rPr>
+          <w:rFonts w:ascii="Lexend" w:cs="Lexend" w:eastAsia="Lexend" w:hAnsi="Lexend"/>
+          <w:color w:val="1A1A1A"/>
+          <w:sz w:val="22"/>
+          <w:szCs w:val="22"/>
+          <w:lang w:val="es-AR"/>
+        </w:rPr>
+        <w:t xml:space="preserve">Admite </w:t>
+      </w:r>
+      <w:r>
+        <w:rPr>
+          <w:rFonts w:ascii="Lexend" w:cs="Lexend" w:eastAsia="Lexend" w:hAnsi="Lexend"/>
+          <w:b/>
+          <w:bCs/>
+          <w:color w:val="1A1A1A"/>
+          <w:sz w:val="22"/>
+          <w:szCs w:val="22"/>
+          <w:lang w:val="es-AR"/>
+        </w:rPr>
+        <w:t xml:space="preserve">varias métricas</w:t>
+      </w:r>
+      <w:r>
+        <w:rPr>
+          <w:rFonts w:ascii="Lexend" w:cs="Lexend" w:eastAsia="Lexend" w:hAnsi="Lexend"/>
+          <w:color w:val="1A1A1A"/>
+          <w:sz w:val="22"/>
+          <w:szCs w:val="22"/>
+          <w:lang w:val="es-AR"/>
+        </w:rPr>
+        <w:t xml:space="preserve"> y hace </w:t>
+      </w:r>
+      <w:r>
+        <w:rPr>
+          <w:rFonts w:ascii="Lexend" w:cs="Lexend" w:eastAsia="Lexend" w:hAnsi="Lexend"/>
+          <w:b/>
+          <w:bCs/>
+          <w:color w:val="1A1A1A"/>
+          <w:sz w:val="22"/>
+          <w:szCs w:val="22"/>
+          <w:lang w:val="es-AR"/>
+        </w:rPr>
+        <w:t xml:space="preserve">balanceo de carga</w:t>
+      </w:r>
+      <w:r>
+        <w:rPr>
+          <w:rFonts w:ascii="Lexend" w:cs="Lexend" w:eastAsia="Lexend" w:hAnsi="Lexend"/>
+          <w:color w:val="1A1A1A"/>
+          <w:sz w:val="22"/>
+          <w:szCs w:val="22"/>
+          <w:lang w:val="es-AR"/>
+        </w:rPr>
+        <w:t xml:space="preserve"> entre caminos de igual costo (</w:t>
+      </w:r>
+      <w:r>
+        <w:rPr>
+          <w:rFonts w:ascii="Lexend" w:cs="Lexend" w:eastAsia="Lexend" w:hAnsi="Lexend"/>
+          <w:b/>
+          <w:bCs/>
+          <w:color w:val="1A1A1A"/>
+          <w:sz w:val="22"/>
+          <w:szCs w:val="22"/>
+          <w:lang w:val="es-AR"/>
+        </w:rPr>
+        <w:t xml:space="preserve">ECMP</w:t>
+      </w:r>
+      <w:r>
+        <w:rPr>
+          <w:rFonts w:ascii="Lexend" w:cs="Lexend" w:eastAsia="Lexend" w:hAnsi="Lexend"/>
+          <w:color w:val="1A1A1A"/>
+          <w:sz w:val="22"/>
+          <w:szCs w:val="22"/>
+          <w:lang w:val="es-AR"/>
+        </w:rPr>
+        <w:t xml:space="preserve">).</w:t>
+      </w:r>
+    </w:p>
+    <w:p>
+      <w:pPr>
+        <w:pStyle w:val="ListParagraph"/>
+        <w:numPr>
+          <w:ilvl w:val="0"/>
+          <w:numId w:val="1"/>
+        </w:numPr>
+        <w:spacing w:after="100" w:line="276"/>
+        <w:jc w:val="both"/>
+      </w:pPr>
+      <w:r>
+        <w:rPr>
+          <w:rFonts w:ascii="Lexend" w:cs="Lexend" w:eastAsia="Lexend" w:hAnsi="Lexend"/>
+          <w:color w:val="1A1A1A"/>
+          <w:sz w:val="22"/>
+          <w:szCs w:val="22"/>
+          <w:lang w:val="es-AR"/>
+        </w:rPr>
+        <w:t xml:space="preserve">Es </w:t>
+      </w:r>
+      <w:r>
+        <w:rPr>
+          <w:rFonts w:ascii="Lexend" w:cs="Lexend" w:eastAsia="Lexend" w:hAnsi="Lexend"/>
+          <w:b/>
+          <w:bCs/>
+          <w:color w:val="1A1A1A"/>
+          <w:sz w:val="22"/>
+          <w:szCs w:val="22"/>
+          <w:lang w:val="es-AR"/>
+        </w:rPr>
+        <w:t xml:space="preserve">jerárquico</w:t>
+      </w:r>
+      <w:r>
+        <w:rPr>
+          <w:rFonts w:ascii="Lexend" w:cs="Lexend" w:eastAsia="Lexend" w:hAnsi="Lexend"/>
+          <w:color w:val="1A1A1A"/>
+          <w:sz w:val="22"/>
+          <w:szCs w:val="22"/>
+          <w:lang w:val="es-AR"/>
+        </w:rPr>
+        <w:t xml:space="preserve">: divide el SA en </w:t>
+      </w:r>
+      <w:r>
+        <w:rPr>
+          <w:rFonts w:ascii="Lexend" w:cs="Lexend" w:eastAsia="Lexend" w:hAnsi="Lexend"/>
+          <w:b/>
+          <w:bCs/>
+          <w:color w:val="1A1A1A"/>
+          <w:sz w:val="22"/>
+          <w:szCs w:val="22"/>
+          <w:lang w:val="es-AR"/>
+        </w:rPr>
+        <w:t xml:space="preserve">áreas</w:t>
+      </w:r>
+      <w:r>
+        <w:rPr>
+          <w:rFonts w:ascii="Lexend" w:cs="Lexend" w:eastAsia="Lexend" w:hAnsi="Lexend"/>
+          <w:color w:val="1A1A1A"/>
+          <w:sz w:val="22"/>
+          <w:szCs w:val="22"/>
+          <w:lang w:val="es-AR"/>
+        </w:rPr>
+        <w:t xml:space="preserve">.</w:t>
+      </w:r>
+    </w:p>
+    <w:p>
+      <w:pPr>
+        <w:pStyle w:val="ListParagraph"/>
+        <w:numPr>
+          <w:ilvl w:val="0"/>
+          <w:numId w:val="1"/>
+        </w:numPr>
+        <w:spacing w:after="100" w:line="276"/>
+        <w:jc w:val="both"/>
+      </w:pPr>
+      <w:r>
+        <w:rPr>
+          <w:rFonts w:ascii="Lexend" w:cs="Lexend" w:eastAsia="Lexend" w:hAnsi="Lexend"/>
+          <w:b/>
+          <w:bCs/>
+          <w:color w:val="1A1A1A"/>
+          <w:sz w:val="22"/>
+          <w:szCs w:val="22"/>
+          <w:lang w:val="es-AR"/>
+        </w:rPr>
+        <w:t xml:space="preserve">Autentica</w:t>
+      </w:r>
+      <w:r>
+        <w:rPr>
+          <w:rFonts w:ascii="Lexend" w:cs="Lexend" w:eastAsia="Lexend" w:hAnsi="Lexend"/>
+          <w:color w:val="1A1A1A"/>
+          <w:sz w:val="22"/>
+          <w:szCs w:val="22"/>
+          <w:lang w:val="es-AR"/>
+        </w:rPr>
+        <w:t xml:space="preserve"> los mensajes.</w:t>
+      </w:r>
+    </w:p>
+    <w:p>
+      <w:pPr>
+        <w:pStyle w:val="ListParagraph"/>
+        <w:numPr>
+          <w:ilvl w:val="0"/>
+          <w:numId w:val="1"/>
+        </w:numPr>
+        <w:spacing w:after="100" w:line="276"/>
+        <w:jc w:val="both"/>
+      </w:pPr>
+      <w:r>
+        <w:rPr>
+          <w:rFonts w:ascii="Lexend" w:cs="Lexend" w:eastAsia="Lexend" w:hAnsi="Lexend"/>
+          <w:color w:val="1A1A1A"/>
+          <w:sz w:val="22"/>
+          <w:szCs w:val="22"/>
+          <w:lang w:val="es-AR"/>
+        </w:rPr>
+        <w:t xml:space="preserve">En cada LAN elige un </w:t>
+      </w:r>
+      <w:r>
+        <w:rPr>
+          <w:rFonts w:ascii="Lexend" w:cs="Lexend" w:eastAsia="Lexend" w:hAnsi="Lexend"/>
+          <w:b/>
+          <w:bCs/>
+          <w:color w:val="1A1A1A"/>
+          <w:sz w:val="22"/>
+          <w:szCs w:val="22"/>
+          <w:lang w:val="es-AR"/>
+        </w:rPr>
+        <w:t xml:space="preserve">router designado</w:t>
+      </w:r>
+      <w:r>
+        <w:rPr>
+          <w:rFonts w:ascii="Lexend" w:cs="Lexend" w:eastAsia="Lexend" w:hAnsi="Lexend"/>
+          <w:color w:val="1A1A1A"/>
+          <w:sz w:val="22"/>
+          <w:szCs w:val="22"/>
+          <w:lang w:val="es-AR"/>
+        </w:rPr>
+        <w:t xml:space="preserve"> (más uno de backup) que habla por todos.</w:t>
+      </w:r>
+    </w:p>
+    <w:p>
+      <w:pPr>
+        <w:spacing w:after="120" w:line="280"/>
+        <w:jc w:val="both"/>
+      </w:pPr>
+      <w:r>
+        <w:rPr>
+          <w:rFonts w:ascii="Lexend" w:cs="Lexend" w:eastAsia="Lexend" w:hAnsi="Lexend"/>
+          <w:color w:val="1A1A1A"/>
+          <w:sz w:val="22"/>
+          <w:szCs w:val="22"/>
+          <w:lang w:val="es-AR"/>
+        </w:rPr>
+        <w:t xml:space="preserve">Ventajas sobre vector distancia:</w:t>
+      </w:r>
+    </w:p>
+    <w:p>
+      <w:pPr>
+        <w:pStyle w:val="ListParagraph"/>
+        <w:numPr>
+          <w:ilvl w:val="0"/>
+          <w:numId w:val="1"/>
+        </w:numPr>
+        <w:spacing w:after="100" w:line="276"/>
+        <w:jc w:val="both"/>
+      </w:pPr>
+      <w:r>
+        <w:rPr>
+          <w:rFonts w:ascii="Lexend" w:cs="Lexend" w:eastAsia="Lexend" w:hAnsi="Lexend"/>
+          <w:b/>
+          <w:bCs/>
+          <w:color w:val="1A1A1A"/>
+          <w:sz w:val="22"/>
+          <w:szCs w:val="22"/>
+          <w:lang w:val="es-AR"/>
+        </w:rPr>
+        <w:t xml:space="preserve">Converge rápido</w:t>
+      </w:r>
+      <w:r>
+        <w:rPr>
+          <w:rFonts w:ascii="Lexend" w:cs="Lexend" w:eastAsia="Lexend" w:hAnsi="Lexend"/>
+          <w:color w:val="1A1A1A"/>
+          <w:sz w:val="22"/>
+          <w:szCs w:val="22"/>
+          <w:lang w:val="es-AR"/>
+        </w:rPr>
+        <w:t xml:space="preserve"> y </w:t>
+      </w:r>
+      <w:r>
+        <w:rPr>
+          <w:rFonts w:ascii="Lexend" w:cs="Lexend" w:eastAsia="Lexend" w:hAnsi="Lexend"/>
+          <w:b/>
+          <w:bCs/>
+          <w:color w:val="1A1A1A"/>
+          <w:sz w:val="22"/>
+          <w:szCs w:val="22"/>
+          <w:lang w:val="es-AR"/>
+        </w:rPr>
+        <w:t xml:space="preserve">no tiene cuenta a infinito</w:t>
+      </w:r>
+      <w:r>
+        <w:rPr>
+          <w:rFonts w:ascii="Lexend" w:cs="Lexend" w:eastAsia="Lexend" w:hAnsi="Lexend"/>
+          <w:color w:val="1A1A1A"/>
+          <w:sz w:val="22"/>
+          <w:szCs w:val="22"/>
+          <w:lang w:val="es-AR"/>
+        </w:rPr>
+        <w:t xml:space="preserve">.</w:t>
+      </w:r>
+    </w:p>
+    <w:p>
+      <w:pPr>
+        <w:pStyle w:val="ListParagraph"/>
+        <w:numPr>
+          <w:ilvl w:val="0"/>
+          <w:numId w:val="1"/>
+        </w:numPr>
+        <w:spacing w:after="100" w:line="276"/>
+        <w:jc w:val="both"/>
+      </w:pPr>
+      <w:r>
+        <w:rPr>
+          <w:rFonts w:ascii="Lexend" w:cs="Lexend" w:eastAsia="Lexend" w:hAnsi="Lexend"/>
+          <w:color w:val="1A1A1A"/>
+          <w:sz w:val="22"/>
+          <w:szCs w:val="22"/>
+          <w:lang w:val="es-AR"/>
+        </w:rPr>
+        <w:t xml:space="preserve">Cada router </w:t>
+      </w:r>
+      <w:r>
+        <w:rPr>
+          <w:rFonts w:ascii="Lexend" w:cs="Lexend" w:eastAsia="Lexend" w:hAnsi="Lexend"/>
+          <w:b/>
+          <w:bCs/>
+          <w:color w:val="1A1A1A"/>
+          <w:sz w:val="22"/>
+          <w:szCs w:val="22"/>
+          <w:lang w:val="es-AR"/>
+        </w:rPr>
+        <w:t xml:space="preserve">conoce la topología completa</w:t>
+      </w:r>
+      <w:r>
+        <w:rPr>
+          <w:rFonts w:ascii="Lexend" w:cs="Lexend" w:eastAsia="Lexend" w:hAnsi="Lexend"/>
+          <w:color w:val="1A1A1A"/>
+          <w:sz w:val="22"/>
+          <w:szCs w:val="22"/>
+          <w:lang w:val="es-AR"/>
+        </w:rPr>
+        <w:t xml:space="preserve">.</w:t>
+      </w:r>
+    </w:p>
+    <w:p>
+      <w:pPr>
+        <w:pStyle w:val="ListParagraph"/>
+        <w:numPr>
+          <w:ilvl w:val="0"/>
+          <w:numId w:val="1"/>
+        </w:numPr>
+        <w:spacing w:after="100" w:line="276"/>
+        <w:jc w:val="both"/>
+      </w:pPr>
+      <w:r>
+        <w:rPr>
+          <w:rFonts w:ascii="Lexend" w:cs="Lexend" w:eastAsia="Lexend" w:hAnsi="Lexend"/>
+          <w:color w:val="1A1A1A"/>
+          <w:sz w:val="22"/>
+          <w:szCs w:val="22"/>
+          <w:lang w:val="es-AR"/>
+        </w:rPr>
+        <w:t xml:space="preserve">Usa </w:t>
+      </w:r>
+      <w:r>
+        <w:rPr>
+          <w:rFonts w:ascii="Lexend" w:cs="Lexend" w:eastAsia="Lexend" w:hAnsi="Lexend"/>
+          <w:b/>
+          <w:bCs/>
+          <w:color w:val="1A1A1A"/>
+          <w:sz w:val="22"/>
+          <w:szCs w:val="22"/>
+          <w:lang w:val="es-AR"/>
+        </w:rPr>
+        <w:t xml:space="preserve">mejores métricas</w:t>
+      </w:r>
+      <w:r>
+        <w:rPr>
+          <w:rFonts w:ascii="Lexend" w:cs="Lexend" w:eastAsia="Lexend" w:hAnsi="Lexend"/>
+          <w:color w:val="1A1A1A"/>
+          <w:sz w:val="22"/>
+          <w:szCs w:val="22"/>
+          <w:lang w:val="es-AR"/>
+        </w:rPr>
+        <w:t xml:space="preserve"> (ancho de banda, no solo saltos).</w:t>
+      </w:r>
+    </w:p>
+    <w:p>
+      <w:pPr>
+        <w:pStyle w:val="ListParagraph"/>
+        <w:numPr>
+          <w:ilvl w:val="0"/>
+          <w:numId w:val="1"/>
+        </w:numPr>
+        <w:spacing w:after="100" w:line="276"/>
+        <w:jc w:val="both"/>
+      </w:pPr>
+      <w:r>
+        <w:rPr>
+          <w:rFonts w:ascii="Lexend" w:cs="Lexend" w:eastAsia="Lexend" w:hAnsi="Lexend"/>
+          <w:b/>
+          <w:bCs/>
+          <w:color w:val="1A1A1A"/>
+          <w:sz w:val="22"/>
+          <w:szCs w:val="22"/>
+          <w:lang w:val="es-AR"/>
+        </w:rPr>
+        <w:t xml:space="preserve">Escala</w:t>
+      </w:r>
+      <w:r>
+        <w:rPr>
+          <w:rFonts w:ascii="Lexend" w:cs="Lexend" w:eastAsia="Lexend" w:hAnsi="Lexend"/>
+          <w:color w:val="1A1A1A"/>
+          <w:sz w:val="22"/>
+          <w:szCs w:val="22"/>
+          <w:lang w:val="es-AR"/>
+        </w:rPr>
+        <w:t xml:space="preserve"> a redes grandes gracias a las áreas.</w:t>
+      </w:r>
+    </w:p>
+    <w:p>
+      <w:pPr>
+        <w:pStyle w:val="ListParagraph"/>
+        <w:numPr>
+          <w:ilvl w:val="0"/>
+          <w:numId w:val="1"/>
+        </w:numPr>
+        <w:spacing w:after="100" w:line="276"/>
+        <w:jc w:val="both"/>
+      </w:pPr>
+      <w:r>
+        <w:rPr>
+          <w:rFonts w:ascii="Lexend" w:cs="Lexend" w:eastAsia="Lexend" w:hAnsi="Lexend"/>
+          <w:color w:val="1A1A1A"/>
+          <w:sz w:val="22"/>
+          <w:szCs w:val="22"/>
+          <w:lang w:val="es-AR"/>
+        </w:rPr>
+        <w:t xml:space="preserve">Solo envía </w:t>
+      </w:r>
+      <w:r>
+        <w:rPr>
+          <w:rFonts w:ascii="Lexend" w:cs="Lexend" w:eastAsia="Lexend" w:hAnsi="Lexend"/>
+          <w:b/>
+          <w:bCs/>
+          <w:color w:val="1A1A1A"/>
+          <w:sz w:val="22"/>
+          <w:szCs w:val="22"/>
+          <w:lang w:val="es-AR"/>
+        </w:rPr>
+        <w:t xml:space="preserve">cambios</w:t>
+      </w:r>
+      <w:r>
+        <w:rPr>
+          <w:rFonts w:ascii="Lexend" w:cs="Lexend" w:eastAsia="Lexend" w:hAnsi="Lexend"/>
+          <w:color w:val="1A1A1A"/>
+          <w:sz w:val="22"/>
+          <w:szCs w:val="22"/>
+          <w:lang w:val="es-AR"/>
+        </w:rPr>
+        <w:t xml:space="preserve">, no la tabla entera.</w:t>
+      </w:r>
+    </w:p>
+    <w:p>
+      <w:pPr>
+        <w:spacing w:after="260" w:line="288"/>
+        <w:jc w:val="center"/>
+      </w:pPr>
+      <w:r>
+        <w:rPr>
+          <w:rFonts w:ascii="Lexend" w:cs="Lexend" w:eastAsia="Lexend" w:hAnsi="Lexend"/>
+          <w:b/>
+          <w:bCs/>
+          <w:color w:val="1A1A1A"/>
+          <w:sz w:val="22"/>
+          <w:szCs w:val="22"/>
+          <w:lang w:val="es-AR"/>
+        </w:rPr>
+        <w:t xml:space="preserve">P10. ¿Qué quiere decir que OSPF reconoce jerarquías de ruteo?</w:t>
+      </w:r>
+    </w:p>
+    <w:p>
+      <w:pPr>
+        <w:spacing w:after="120" w:line="280"/>
+        <w:jc w:val="both"/>
+      </w:pPr>
+      <w:r>
+        <w:rPr>
+          <w:rFonts w:ascii="Lexend" w:cs="Lexend" w:eastAsia="Lexend" w:hAnsi="Lexend"/>
+          <w:b/>
+          <w:bCs/>
+          <w:color w:val="1A1A1A"/>
+          <w:sz w:val="22"/>
+          <w:szCs w:val="22"/>
+          <w:lang w:val="es-AR"/>
+        </w:rPr>
+        <w:t xml:space="preserve">R:</w:t>
+      </w:r>
+      <w:r>
+        <w:rPr>
+          <w:rFonts w:ascii="Lexend" w:cs="Lexend" w:eastAsia="Lexend" w:hAnsi="Lexend"/>
+          <w:color w:val="1A1A1A"/>
+          <w:sz w:val="22"/>
+          <w:szCs w:val="22"/>
+          <w:lang w:val="es-AR"/>
+        </w:rPr>
+        <w:t xml:space="preserve"> Que divide el Sistema Autónomo en </w:t>
+      </w:r>
+      <w:r>
+        <w:rPr>
+          <w:rFonts w:ascii="Lexend" w:cs="Lexend" w:eastAsia="Lexend" w:hAnsi="Lexend"/>
+          <w:b/>
+          <w:bCs/>
+          <w:color w:val="1A1A1A"/>
+          <w:sz w:val="22"/>
+          <w:szCs w:val="22"/>
+          <w:lang w:val="es-AR"/>
+        </w:rPr>
+        <w:t xml:space="preserve">áreas</w:t>
+      </w:r>
+      <w:r>
+        <w:rPr>
+          <w:rFonts w:ascii="Lexend" w:cs="Lexend" w:eastAsia="Lexend" w:hAnsi="Lexend"/>
+          <w:color w:val="1A1A1A"/>
+          <w:sz w:val="22"/>
+          <w:szCs w:val="22"/>
+          <w:lang w:val="es-AR"/>
+        </w:rPr>
+        <w:t xml:space="preserve"> conectadas a un </w:t>
+      </w:r>
+      <w:r>
+        <w:rPr>
+          <w:rFonts w:ascii="Lexend" w:cs="Lexend" w:eastAsia="Lexend" w:hAnsi="Lexend"/>
+          <w:b/>
+          <w:bCs/>
+          <w:color w:val="1A1A1A"/>
+          <w:sz w:val="22"/>
+          <w:szCs w:val="22"/>
+          <w:lang w:val="es-AR"/>
+        </w:rPr>
+        <w:t xml:space="preserve">área backbone (área 0)</w:t>
+      </w:r>
+      <w:r>
+        <w:rPr>
+          <w:rFonts w:ascii="Lexend" w:cs="Lexend" w:eastAsia="Lexend" w:hAnsi="Lexend"/>
+          <w:color w:val="1A1A1A"/>
+          <w:sz w:val="22"/>
+          <w:szCs w:val="22"/>
+          <w:lang w:val="es-AR"/>
+        </w:rPr>
+        <w:t xml:space="preserve">, en dos niveles. </w:t>
+      </w:r>
+      <w:r>
+        <w:rPr>
+          <w:rFonts w:ascii="Lexend" w:cs="Lexend" w:eastAsia="Lexend" w:hAnsi="Lexend"/>
+          <w:b/>
+          <w:bCs/>
+          <w:color w:val="1A1A1A"/>
+          <w:sz w:val="22"/>
+          <w:szCs w:val="22"/>
+          <w:lang w:val="es-AR"/>
+        </w:rPr>
+        <w:t xml:space="preserve">Cada router conoce en detalle solo la topología de su área</w:t>
+      </w:r>
+      <w:r>
+        <w:rPr>
+          <w:rFonts w:ascii="Lexend" w:cs="Lexend" w:eastAsia="Lexend" w:hAnsi="Lexend"/>
+          <w:color w:val="1A1A1A"/>
+          <w:sz w:val="22"/>
+          <w:szCs w:val="22"/>
+          <w:lang w:val="es-AR"/>
+        </w:rPr>
+        <w:t xml:space="preserve">; del resto conoce solo resúmenes. El tráfico entre áreas </w:t>
+      </w:r>
+      <w:r>
+        <w:rPr>
+          <w:rFonts w:ascii="Lexend" w:cs="Lexend" w:eastAsia="Lexend" w:hAnsi="Lexend"/>
+          <w:b/>
+          <w:bCs/>
+          <w:color w:val="1A1A1A"/>
+          <w:sz w:val="22"/>
+          <w:szCs w:val="22"/>
+          <w:lang w:val="es-AR"/>
+        </w:rPr>
+        <w:t xml:space="preserve">siempre pasa por el backbone</w:t>
+      </w:r>
+      <w:r>
+        <w:rPr>
+          <w:rFonts w:ascii="Lexend" w:cs="Lexend" w:eastAsia="Lexend" w:hAnsi="Lexend"/>
+          <w:color w:val="1A1A1A"/>
+          <w:sz w:val="22"/>
+          <w:szCs w:val="22"/>
+          <w:lang w:val="es-AR"/>
+        </w:rPr>
+        <w:t xml:space="preserve">: área origen → router de borde → backbone → router de borde → área destino. Así se </w:t>
+      </w:r>
+      <w:r>
+        <w:rPr>
+          <w:rFonts w:ascii="Lexend" w:cs="Lexend" w:eastAsia="Lexend" w:hAnsi="Lexend"/>
+          <w:b/>
+          <w:bCs/>
+          <w:color w:val="1A1A1A"/>
+          <w:sz w:val="22"/>
+          <w:szCs w:val="22"/>
+          <w:lang w:val="es-AR"/>
+        </w:rPr>
+        <w:t xml:space="preserve">achican las tablas, los mensajes y el cálculo</w:t>
+      </w:r>
+      <w:r>
+        <w:rPr>
+          <w:rFonts w:ascii="Lexend" w:cs="Lexend" w:eastAsia="Lexend" w:hAnsi="Lexend"/>
+          <w:color w:val="1A1A1A"/>
+          <w:sz w:val="22"/>
+          <w:szCs w:val="22"/>
+          <w:lang w:val="es-AR"/>
+        </w:rPr>
+        <w:t xml:space="preserve"> de cada router. </w:t>
+      </w:r>
+      <w:r>
+        <w:rPr>
+          <w:rFonts w:ascii="Lexend" w:cs="Lexend" w:eastAsia="Lexend" w:hAnsi="Lexend"/>
+          <w:b/>
+          <w:bCs/>
+          <w:color w:val="1A1A1A"/>
+          <w:sz w:val="22"/>
+          <w:szCs w:val="22"/>
+          <w:lang w:val="es-AR"/>
+        </w:rPr>
+        <w:t xml:space="preserve">[Tanenbaum]</w:t>
+      </w:r>
+    </w:p>
+    <w:p>
+      <w:pPr>
+        <w:spacing w:after="260" w:line="288"/>
+        <w:jc w:val="center"/>
+      </w:pPr>
+      <w:r>
+        <w:rPr>
+          <w:rFonts w:ascii="Lexend" w:cs="Lexend" w:eastAsia="Lexend" w:hAnsi="Lexend"/>
+          <w:b/>
+          <w:bCs/>
+          <w:color w:val="1A1A1A"/>
+          <w:sz w:val="22"/>
+          <w:szCs w:val="22"/>
+          <w:lang w:val="es-AR"/>
+        </w:rPr>
+        <w:t xml:space="preserve">P11. ¿Qué es un área dentro de un Sistema Autónomo y qué tipos de áreas existen?</w:t>
+      </w:r>
+    </w:p>
+    <w:p>
+      <w:pPr>
+        <w:spacing w:after="120" w:line="280"/>
+        <w:jc w:val="both"/>
+      </w:pPr>
+      <w:r>
+        <w:rPr>
+          <w:rFonts w:ascii="Lexend" w:cs="Lexend" w:eastAsia="Lexend" w:hAnsi="Lexend"/>
+          <w:b/>
+          <w:bCs/>
+          <w:color w:val="1A1A1A"/>
+          <w:sz w:val="22"/>
+          <w:szCs w:val="22"/>
+          <w:lang w:val="es-AR"/>
+        </w:rPr>
+        <w:t xml:space="preserve">R:</w:t>
+      </w:r>
+      <w:r>
+        <w:rPr>
+          <w:rFonts w:ascii="Lexend" w:cs="Lexend" w:eastAsia="Lexend" w:hAnsi="Lexend"/>
+          <w:color w:val="1A1A1A"/>
+          <w:sz w:val="22"/>
+          <w:szCs w:val="22"/>
+          <w:lang w:val="es-AR"/>
+        </w:rPr>
+        <w:t xml:space="preserve"> Un área es una </w:t>
+      </w:r>
+      <w:r>
+        <w:rPr>
+          <w:rFonts w:ascii="Lexend" w:cs="Lexend" w:eastAsia="Lexend" w:hAnsi="Lexend"/>
+          <w:b/>
+          <w:bCs/>
+          <w:color w:val="1A1A1A"/>
+          <w:sz w:val="22"/>
+          <w:szCs w:val="22"/>
+          <w:lang w:val="es-AR"/>
+        </w:rPr>
+        <w:t xml:space="preserve">porción del SA</w:t>
+      </w:r>
+      <w:r>
+        <w:rPr>
+          <w:rFonts w:ascii="Lexend" w:cs="Lexend" w:eastAsia="Lexend" w:hAnsi="Lexend"/>
+          <w:color w:val="1A1A1A"/>
+          <w:sz w:val="22"/>
+          <w:szCs w:val="22"/>
+          <w:lang w:val="es-AR"/>
+        </w:rPr>
+        <w:t xml:space="preserve">: una red o un grupo de redes contiguas con su propia topología interna, que los routers de otras áreas no ven en detalle. Tipos:</w:t>
+      </w:r>
+    </w:p>
+    <w:p>
+      <w:pPr>
+        <w:pStyle w:val="ListParagraph"/>
+        <w:numPr>
+          <w:ilvl w:val="0"/>
+          <w:numId w:val="1"/>
+        </w:numPr>
+        <w:spacing w:after="100" w:line="276"/>
+        <w:jc w:val="both"/>
+      </w:pPr>
+      <w:r>
+        <w:rPr>
+          <w:rFonts w:ascii="Lexend" w:cs="Lexend" w:eastAsia="Lexend" w:hAnsi="Lexend"/>
+          <w:b/>
+          <w:bCs/>
+          <w:color w:val="1A1A1A"/>
+          <w:sz w:val="22"/>
+          <w:szCs w:val="22"/>
+          <w:lang w:val="es-AR"/>
+        </w:rPr>
+        <w:t xml:space="preserve">Backbone (área 0):</w:t>
+      </w:r>
+      <w:r>
+        <w:rPr>
+          <w:rFonts w:ascii="Lexend" w:cs="Lexend" w:eastAsia="Lexend" w:hAnsi="Lexend"/>
+          <w:color w:val="1A1A1A"/>
+          <w:sz w:val="22"/>
+          <w:szCs w:val="22"/>
+          <w:lang w:val="es-AR"/>
+        </w:rPr>
+        <w:t xml:space="preserve"> el área central que </w:t>
+      </w:r>
+      <w:r>
+        <w:rPr>
+          <w:rFonts w:ascii="Lexend" w:cs="Lexend" w:eastAsia="Lexend" w:hAnsi="Lexend"/>
+          <w:b/>
+          <w:bCs/>
+          <w:color w:val="1A1A1A"/>
+          <w:sz w:val="22"/>
+          <w:szCs w:val="22"/>
+          <w:lang w:val="es-AR"/>
+        </w:rPr>
+        <w:t xml:space="preserve">conecta a todas las demás</w:t>
+      </w:r>
+      <w:r>
+        <w:rPr>
+          <w:rFonts w:ascii="Lexend" w:cs="Lexend" w:eastAsia="Lexend" w:hAnsi="Lexend"/>
+          <w:color w:val="1A1A1A"/>
+          <w:sz w:val="22"/>
+          <w:szCs w:val="22"/>
+          <w:lang w:val="es-AR"/>
+        </w:rPr>
+        <w:t xml:space="preserve">. Toda área tiene que estar conectada al backbone.</w:t>
+      </w:r>
+    </w:p>
+    <w:p>
+      <w:pPr>
+        <w:pStyle w:val="ListParagraph"/>
+        <w:numPr>
+          <w:ilvl w:val="0"/>
+          <w:numId w:val="1"/>
+        </w:numPr>
+        <w:spacing w:after="100" w:line="276"/>
+        <w:jc w:val="both"/>
+      </w:pPr>
+      <w:r>
+        <w:rPr>
+          <w:rFonts w:ascii="Lexend" w:cs="Lexend" w:eastAsia="Lexend" w:hAnsi="Lexend"/>
+          <w:b/>
+          <w:bCs/>
+          <w:color w:val="1A1A1A"/>
+          <w:sz w:val="22"/>
+          <w:szCs w:val="22"/>
+          <w:lang w:val="es-AR"/>
+        </w:rPr>
+        <w:t xml:space="preserve">Área stub (terminal):</w:t>
+      </w:r>
+      <w:r>
+        <w:rPr>
+          <w:rFonts w:ascii="Lexend" w:cs="Lexend" w:eastAsia="Lexend" w:hAnsi="Lexend"/>
+          <w:color w:val="1A1A1A"/>
+          <w:sz w:val="22"/>
+          <w:szCs w:val="22"/>
+          <w:lang w:val="es-AR"/>
+        </w:rPr>
+        <w:t xml:space="preserve"> tiene </w:t>
+      </w:r>
+      <w:r>
+        <w:rPr>
+          <w:rFonts w:ascii="Lexend" w:cs="Lexend" w:eastAsia="Lexend" w:hAnsi="Lexend"/>
+          <w:b/>
+          <w:bCs/>
+          <w:color w:val="1A1A1A"/>
+          <w:sz w:val="22"/>
+          <w:szCs w:val="22"/>
+          <w:lang w:val="es-AR"/>
+        </w:rPr>
+        <w:t xml:space="preserve">una sola salida</w:t>
+      </w:r>
+      <w:r>
+        <w:rPr>
+          <w:rFonts w:ascii="Lexend" w:cs="Lexend" w:eastAsia="Lexend" w:hAnsi="Lexend"/>
+          <w:color w:val="1A1A1A"/>
+          <w:sz w:val="22"/>
+          <w:szCs w:val="22"/>
+          <w:lang w:val="es-AR"/>
+        </w:rPr>
+        <w:t xml:space="preserve">, por eso no recibe las rutas externas y usa una </w:t>
+      </w:r>
+      <w:r>
+        <w:rPr>
+          <w:rFonts w:ascii="Lexend" w:cs="Lexend" w:eastAsia="Lexend" w:hAnsi="Lexend"/>
+          <w:b/>
+          <w:bCs/>
+          <w:color w:val="1A1A1A"/>
+          <w:sz w:val="22"/>
+          <w:szCs w:val="22"/>
+          <w:lang w:val="es-AR"/>
+        </w:rPr>
+        <w:t xml:space="preserve">ruta default</w:t>
+      </w:r>
+      <w:r>
+        <w:rPr>
+          <w:rFonts w:ascii="Lexend" w:cs="Lexend" w:eastAsia="Lexend" w:hAnsi="Lexend"/>
+          <w:color w:val="1A1A1A"/>
+          <w:sz w:val="22"/>
+          <w:szCs w:val="22"/>
+          <w:lang w:val="es-AR"/>
+        </w:rPr>
+        <w:t xml:space="preserve"> para salir.</w:t>
+      </w:r>
+    </w:p>
+    <w:p>
+      <w:pPr>
+        <w:pStyle w:val="ListParagraph"/>
+        <w:numPr>
+          <w:ilvl w:val="0"/>
+          <w:numId w:val="1"/>
+        </w:numPr>
+        <w:spacing w:after="100" w:line="276"/>
+        <w:jc w:val="both"/>
+      </w:pPr>
+      <w:r>
+        <w:rPr>
+          <w:rFonts w:ascii="Lexend" w:cs="Lexend" w:eastAsia="Lexend" w:hAnsi="Lexend"/>
+          <w:b/>
+          <w:bCs/>
+          <w:color w:val="1A1A1A"/>
+          <w:sz w:val="22"/>
+          <w:szCs w:val="22"/>
+          <w:lang w:val="es-AR"/>
+        </w:rPr>
+        <w:t xml:space="preserve">Áreas comunes:</w:t>
+      </w:r>
+      <w:r>
+        <w:rPr>
+          <w:rFonts w:ascii="Lexend" w:cs="Lexend" w:eastAsia="Lexend" w:hAnsi="Lexend"/>
+          <w:color w:val="1A1A1A"/>
+          <w:sz w:val="22"/>
+          <w:szCs w:val="22"/>
+          <w:lang w:val="es-AR"/>
+        </w:rPr>
+        <w:t xml:space="preserve"> las demás, conectadas al backbone.</w:t>
+      </w:r>
+    </w:p>
+    <w:p>
+      <w:pPr>
+        <w:spacing w:after="120" w:line="280"/>
+        <w:jc w:val="both"/>
+      </w:pPr>
+      <w:r>
+        <w:rPr>
+          <w:rFonts w:ascii="Lexend" w:cs="Lexend" w:eastAsia="Lexend" w:hAnsi="Lexend"/>
+          <w:color w:val="1A1A1A"/>
+          <w:sz w:val="22"/>
+          <w:szCs w:val="22"/>
+          <w:lang w:val="es-AR"/>
+        </w:rPr>
+        <w:t xml:space="preserve">Según su ubicación, los routers pueden ser </w:t>
+      </w:r>
+      <w:r>
+        <w:rPr>
+          <w:rFonts w:ascii="Lexend" w:cs="Lexend" w:eastAsia="Lexend" w:hAnsi="Lexend"/>
+          <w:b/>
+          <w:bCs/>
+          <w:color w:val="1A1A1A"/>
+          <w:sz w:val="22"/>
+          <w:szCs w:val="22"/>
+          <w:lang w:val="es-AR"/>
+        </w:rPr>
+        <w:t xml:space="preserve">internos</w:t>
+      </w:r>
+      <w:r>
+        <w:rPr>
+          <w:rFonts w:ascii="Lexend" w:cs="Lexend" w:eastAsia="Lexend" w:hAnsi="Lexend"/>
+          <w:color w:val="1A1A1A"/>
+          <w:sz w:val="22"/>
+          <w:szCs w:val="22"/>
+          <w:lang w:val="es-AR"/>
+        </w:rPr>
+        <w:t xml:space="preserve">, </w:t>
+      </w:r>
+      <w:r>
+        <w:rPr>
+          <w:rFonts w:ascii="Lexend" w:cs="Lexend" w:eastAsia="Lexend" w:hAnsi="Lexend"/>
+          <w:b/>
+          <w:bCs/>
+          <w:color w:val="1A1A1A"/>
+          <w:sz w:val="22"/>
+          <w:szCs w:val="22"/>
+          <w:lang w:val="es-AR"/>
+        </w:rPr>
+        <w:t xml:space="preserve">de borde de área</w:t>
+      </w:r>
+      <w:r>
+        <w:rPr>
+          <w:rFonts w:ascii="Lexend" w:cs="Lexend" w:eastAsia="Lexend" w:hAnsi="Lexend"/>
+          <w:color w:val="1A1A1A"/>
+          <w:sz w:val="22"/>
+          <w:szCs w:val="22"/>
+          <w:lang w:val="es-AR"/>
+        </w:rPr>
+        <w:t xml:space="preserve">, </w:t>
+      </w:r>
+      <w:r>
+        <w:rPr>
+          <w:rFonts w:ascii="Lexend" w:cs="Lexend" w:eastAsia="Lexend" w:hAnsi="Lexend"/>
+          <w:b/>
+          <w:bCs/>
+          <w:color w:val="1A1A1A"/>
+          <w:sz w:val="22"/>
+          <w:szCs w:val="22"/>
+          <w:lang w:val="es-AR"/>
+        </w:rPr>
+        <w:t xml:space="preserve">del backbone</w:t>
+      </w:r>
+      <w:r>
+        <w:rPr>
+          <w:rFonts w:ascii="Lexend" w:cs="Lexend" w:eastAsia="Lexend" w:hAnsi="Lexend"/>
+          <w:color w:val="1A1A1A"/>
+          <w:sz w:val="22"/>
+          <w:szCs w:val="22"/>
+          <w:lang w:val="es-AR"/>
+        </w:rPr>
+        <w:t xml:space="preserve"> o </w:t>
+      </w:r>
+      <w:r>
+        <w:rPr>
+          <w:rFonts w:ascii="Lexend" w:cs="Lexend" w:eastAsia="Lexend" w:hAnsi="Lexend"/>
+          <w:b/>
+          <w:bCs/>
+          <w:color w:val="1A1A1A"/>
+          <w:sz w:val="22"/>
+          <w:szCs w:val="22"/>
+          <w:lang w:val="es-AR"/>
+        </w:rPr>
+        <w:t xml:space="preserve">de frontera del SA</w:t>
+      </w:r>
+      <w:r>
+        <w:rPr>
+          <w:rFonts w:ascii="Lexend" w:cs="Lexend" w:eastAsia="Lexend" w:hAnsi="Lexend"/>
+          <w:color w:val="1A1A1A"/>
+          <w:sz w:val="22"/>
+          <w:szCs w:val="22"/>
+          <w:lang w:val="es-AR"/>
+        </w:rPr>
+        <w:t xml:space="preserve">. </w:t>
+      </w:r>
+      <w:r>
+        <w:rPr>
+          <w:rFonts w:ascii="Lexend" w:cs="Lexend" w:eastAsia="Lexend" w:hAnsi="Lexend"/>
+          <w:b/>
+          <w:bCs/>
+          <w:color w:val="1A1A1A"/>
+          <w:sz w:val="22"/>
+          <w:szCs w:val="22"/>
+          <w:lang w:val="es-AR"/>
+        </w:rPr>
+        <w:t xml:space="preserve">[Tanenbaum]</w:t>
+      </w:r>
+    </w:p>
+    <w:p>
+      <w:pPr>
+        <w:spacing w:after="260" w:line="288"/>
+        <w:jc w:val="center"/>
+      </w:pPr>
+      <w:r>
+        <w:rPr>
+          <w:rFonts w:ascii="Lexend" w:cs="Lexend" w:eastAsia="Lexend" w:hAnsi="Lexend"/>
+          <w:b/>
+          <w:bCs/>
+          <w:color w:val="1A1A1A"/>
+          <w:sz w:val="22"/>
+          <w:szCs w:val="22"/>
+          <w:lang w:val="es-AR"/>
+        </w:rPr>
+        <w:t xml:space="preserve">P12. ¿En qué consiste el protocolo BGP? ¿En qué entorno se aplica? ¿Qué filosofía de ruteo utiliza?</w:t>
+      </w:r>
+    </w:p>
+    <w:p>
+      <w:pPr>
+        <w:spacing w:after="260" w:line="288"/>
+        <w:jc w:val="center"/>
+      </w:pPr>
+      <w:r>
+        <w:rPr>
+          <w:rFonts w:ascii="Lexend" w:cs="Lexend" w:eastAsia="Lexend" w:hAnsi="Lexend"/>
+          <w:b/>
+          <w:bCs/>
+          <w:color w:val="1A1A1A"/>
+          <w:sz w:val="22"/>
+          <w:szCs w:val="22"/>
+          <w:lang w:val="es-AR"/>
+        </w:rPr>
+        <w:t xml:space="preserve">R:</w:t>
+      </w:r>
+    </w:p>
+    <w:p>
+      <w:pPr>
+        <w:pStyle w:val="ListParagraph"/>
+        <w:numPr>
+          <w:ilvl w:val="0"/>
+          <w:numId w:val="1"/>
+        </w:numPr>
+        <w:spacing w:after="100" w:line="276"/>
+        <w:jc w:val="both"/>
+      </w:pPr>
+      <w:r>
+        <w:rPr>
+          <w:rFonts w:ascii="Lexend" w:cs="Lexend" w:eastAsia="Lexend" w:hAnsi="Lexend"/>
+          <w:b/>
+          <w:bCs/>
+          <w:color w:val="1A1A1A"/>
+          <w:sz w:val="22"/>
+          <w:szCs w:val="22"/>
+          <w:lang w:val="es-AR"/>
+        </w:rPr>
+        <w:t xml:space="preserve">En qué consiste:</w:t>
+      </w:r>
+      <w:r>
+        <w:rPr>
+          <w:rFonts w:ascii="Lexend" w:cs="Lexend" w:eastAsia="Lexend" w:hAnsi="Lexend"/>
+          <w:color w:val="1A1A1A"/>
+          <w:sz w:val="22"/>
+          <w:szCs w:val="22"/>
+          <w:lang w:val="es-AR"/>
+        </w:rPr>
+        <w:t xml:space="preserve"> es el protocolo de ruteo </w:t>
+      </w:r>
+      <w:r>
+        <w:rPr>
+          <w:rFonts w:ascii="Lexend" w:cs="Lexend" w:eastAsia="Lexend" w:hAnsi="Lexend"/>
+          <w:b/>
+          <w:bCs/>
+          <w:color w:val="1A1A1A"/>
+          <w:sz w:val="22"/>
+          <w:szCs w:val="22"/>
+          <w:lang w:val="es-AR"/>
+        </w:rPr>
+        <w:t xml:space="preserve">exterior o interdominio</w:t>
+      </w:r>
+      <w:r>
+        <w:rPr>
+          <w:rFonts w:ascii="Lexend" w:cs="Lexend" w:eastAsia="Lexend" w:hAnsi="Lexend"/>
+          <w:color w:val="1A1A1A"/>
+          <w:sz w:val="22"/>
+          <w:szCs w:val="22"/>
+          <w:lang w:val="es-AR"/>
+        </w:rPr>
+        <w:t xml:space="preserve"> (</w:t>
+      </w:r>
+      <w:r>
+        <w:rPr>
+          <w:rFonts w:ascii="Lexend" w:cs="Lexend" w:eastAsia="Lexend" w:hAnsi="Lexend"/>
+          <w:i/>
+          <w:iCs/>
+          <w:color w:val="1A1A1A"/>
+          <w:sz w:val="22"/>
+          <w:szCs w:val="22"/>
+          <w:lang w:val="es-AR"/>
+        </w:rPr>
+        <w:t xml:space="preserve">Border Gateway Protocol</w:t>
+      </w:r>
+      <w:r>
+        <w:rPr>
+          <w:rFonts w:ascii="Lexend" w:cs="Lexend" w:eastAsia="Lexend" w:hAnsi="Lexend"/>
+          <w:color w:val="1A1A1A"/>
+          <w:sz w:val="22"/>
+          <w:szCs w:val="22"/>
+          <w:lang w:val="es-AR"/>
+        </w:rPr>
+        <w:t xml:space="preserve">). Lo corren los </w:t>
+      </w:r>
+      <w:r>
+        <w:rPr>
+          <w:rFonts w:ascii="Lexend" w:cs="Lexend" w:eastAsia="Lexend" w:hAnsi="Lexend"/>
+          <w:b/>
+          <w:bCs/>
+          <w:color w:val="1A1A1A"/>
+          <w:sz w:val="22"/>
+          <w:szCs w:val="22"/>
+          <w:lang w:val="es-AR"/>
+        </w:rPr>
+        <w:t xml:space="preserve">routers frontera</w:t>
+      </w:r>
+      <w:r>
+        <w:rPr>
+          <w:rFonts w:ascii="Lexend" w:cs="Lexend" w:eastAsia="Lexend" w:hAnsi="Lexend"/>
+          <w:color w:val="1A1A1A"/>
+          <w:sz w:val="22"/>
+          <w:szCs w:val="22"/>
+          <w:lang w:val="es-AR"/>
+        </w:rPr>
+        <w:t xml:space="preserve">, que intercambian rutas sobre </w:t>
+      </w:r>
+      <w:r>
+        <w:rPr>
+          <w:rFonts w:ascii="Lexend" w:cs="Lexend" w:eastAsia="Lexend" w:hAnsi="Lexend"/>
+          <w:b/>
+          <w:bCs/>
+          <w:color w:val="1A1A1A"/>
+          <w:sz w:val="22"/>
+          <w:szCs w:val="22"/>
+          <w:lang w:val="es-AR"/>
+        </w:rPr>
+        <w:t xml:space="preserve">conexiones TCP</w:t>
+      </w:r>
+      <w:r>
+        <w:rPr>
+          <w:rFonts w:ascii="Lexend" w:cs="Lexend" w:eastAsia="Lexend" w:hAnsi="Lexend"/>
+          <w:color w:val="1A1A1A"/>
+          <w:sz w:val="22"/>
+          <w:szCs w:val="22"/>
+          <w:lang w:val="es-AR"/>
+        </w:rPr>
+        <w:t xml:space="preserve">.</w:t>
+      </w:r>
+    </w:p>
+    <w:p>
+      <w:pPr>
+        <w:pStyle w:val="ListParagraph"/>
+        <w:numPr>
+          <w:ilvl w:val="0"/>
+          <w:numId w:val="1"/>
+        </w:numPr>
+        <w:spacing w:after="100" w:line="276"/>
+        <w:jc w:val="both"/>
+      </w:pPr>
+      <w:r>
+        <w:rPr>
+          <w:rFonts w:ascii="Lexend" w:cs="Lexend" w:eastAsia="Lexend" w:hAnsi="Lexend"/>
+          <w:b/>
+          <w:bCs/>
+          <w:color w:val="1A1A1A"/>
+          <w:sz w:val="22"/>
+          <w:szCs w:val="22"/>
+          <w:lang w:val="es-AR"/>
+        </w:rPr>
+        <w:t xml:space="preserve">Entorno:</w:t>
+      </w:r>
+      <w:r>
+        <w:rPr>
+          <w:rFonts w:ascii="Lexend" w:cs="Lexend" w:eastAsia="Lexend" w:hAnsi="Lexend"/>
+          <w:color w:val="1A1A1A"/>
+          <w:sz w:val="22"/>
+          <w:szCs w:val="22"/>
+          <w:lang w:val="es-AR"/>
+        </w:rPr>
+        <w:t xml:space="preserve"> </w:t>
+      </w:r>
+      <w:r>
+        <w:rPr>
+          <w:rFonts w:ascii="Lexend" w:cs="Lexend" w:eastAsia="Lexend" w:hAnsi="Lexend"/>
+          <w:b/>
+          <w:bCs/>
+          <w:color w:val="1A1A1A"/>
+          <w:sz w:val="22"/>
+          <w:szCs w:val="22"/>
+          <w:lang w:val="es-AR"/>
+        </w:rPr>
+        <w:t xml:space="preserve">entre Sistemas Autónomos</w:t>
+      </w:r>
+      <w:r>
+        <w:rPr>
+          <w:rFonts w:ascii="Lexend" w:cs="Lexend" w:eastAsia="Lexend" w:hAnsi="Lexend"/>
+          <w:color w:val="1A1A1A"/>
+          <w:sz w:val="22"/>
+          <w:szCs w:val="22"/>
+          <w:lang w:val="es-AR"/>
+        </w:rPr>
+        <w:t xml:space="preserve">, es decir, Internet a nivel de ISP y de organizaciones conectadas a uno o varios proveedores (</w:t>
+      </w:r>
+      <w:r>
+        <w:rPr>
+          <w:rFonts w:ascii="Lexend" w:cs="Lexend" w:eastAsia="Lexend" w:hAnsi="Lexend"/>
+          <w:i/>
+          <w:iCs/>
+          <w:color w:val="1A1A1A"/>
+          <w:sz w:val="22"/>
+          <w:szCs w:val="22"/>
+          <w:lang w:val="es-AR"/>
+        </w:rPr>
+        <w:t xml:space="preserve">multihoming</w:t>
+      </w:r>
+      <w:r>
+        <w:rPr>
+          <w:rFonts w:ascii="Lexend" w:cs="Lexend" w:eastAsia="Lexend" w:hAnsi="Lexend"/>
+          <w:color w:val="1A1A1A"/>
+          <w:sz w:val="22"/>
+          <w:szCs w:val="22"/>
+          <w:lang w:val="es-AR"/>
+        </w:rPr>
+        <w:t xml:space="preserve">).</w:t>
+      </w:r>
+    </w:p>
+    <w:p>
+      <w:pPr>
+        <w:pStyle w:val="ListParagraph"/>
+        <w:numPr>
+          <w:ilvl w:val="0"/>
+          <w:numId w:val="1"/>
+        </w:numPr>
+        <w:spacing w:after="100" w:line="276"/>
+        <w:jc w:val="both"/>
+      </w:pPr>
+      <w:r>
+        <w:rPr>
+          <w:rFonts w:ascii="Lexend" w:cs="Lexend" w:eastAsia="Lexend" w:hAnsi="Lexend"/>
+          <w:b/>
+          <w:bCs/>
+          <w:color w:val="1A1A1A"/>
+          <w:sz w:val="22"/>
+          <w:szCs w:val="22"/>
+          <w:lang w:val="es-AR"/>
+        </w:rPr>
+        <w:t xml:space="preserve">Filosofía:</w:t>
+      </w:r>
+      <w:r>
+        <w:rPr>
+          <w:rFonts w:ascii="Lexend" w:cs="Lexend" w:eastAsia="Lexend" w:hAnsi="Lexend"/>
+          <w:color w:val="1A1A1A"/>
+          <w:sz w:val="22"/>
+          <w:szCs w:val="22"/>
+          <w:lang w:val="es-AR"/>
+        </w:rPr>
+        <w:t xml:space="preserve"> </w:t>
+      </w:r>
+      <w:r>
+        <w:rPr>
+          <w:rFonts w:ascii="Lexend" w:cs="Lexend" w:eastAsia="Lexend" w:hAnsi="Lexend"/>
+          <w:b/>
+          <w:bCs/>
+          <w:color w:val="1A1A1A"/>
+          <w:sz w:val="22"/>
+          <w:szCs w:val="22"/>
+          <w:lang w:val="es-AR"/>
+        </w:rPr>
+        <w:t xml:space="preserve">ruteo por políticas</w:t>
+      </w:r>
+      <w:r>
+        <w:rPr>
+          <w:rFonts w:ascii="Lexend" w:cs="Lexend" w:eastAsia="Lexend" w:hAnsi="Lexend"/>
+          <w:color w:val="1A1A1A"/>
+          <w:sz w:val="22"/>
+          <w:szCs w:val="22"/>
+          <w:lang w:val="es-AR"/>
+        </w:rPr>
+        <w:t xml:space="preserve">. No busca solo la ruta más corta, sino decidir </w:t>
+      </w:r>
+      <w:r>
+        <w:rPr>
+          <w:rFonts w:ascii="Lexend" w:cs="Lexend" w:eastAsia="Lexend" w:hAnsi="Lexend"/>
+          <w:b/>
+          <w:bCs/>
+          <w:color w:val="1A1A1A"/>
+          <w:sz w:val="22"/>
+          <w:szCs w:val="22"/>
+          <w:lang w:val="es-AR"/>
+        </w:rPr>
+        <w:t xml:space="preserve">qué tráfico acepta llevar y para quién</w:t>
+      </w:r>
+      <w:r>
+        <w:rPr>
+          <w:rFonts w:ascii="Lexend" w:cs="Lexend" w:eastAsia="Lexend" w:hAnsi="Lexend"/>
+          <w:color w:val="1A1A1A"/>
+          <w:sz w:val="22"/>
+          <w:szCs w:val="22"/>
+          <w:lang w:val="es-AR"/>
+        </w:rPr>
+        <w:t xml:space="preserve">, por razones económicas, de seguridad o políticas. Por ejemplo, no ser tránsito gratis de un competidor. Se distinguen las relaciones </w:t>
+      </w:r>
+      <w:r>
+        <w:rPr>
+          <w:rFonts w:ascii="Lexend" w:cs="Lexend" w:eastAsia="Lexend" w:hAnsi="Lexend"/>
+          <w:b/>
+          <w:bCs/>
+          <w:color w:val="1A1A1A"/>
+          <w:sz w:val="22"/>
+          <w:szCs w:val="22"/>
+          <w:lang w:val="es-AR"/>
+        </w:rPr>
+        <w:t xml:space="preserve">cliente–proveedor</w:t>
+      </w:r>
+      <w:r>
+        <w:rPr>
+          <w:rFonts w:ascii="Lexend" w:cs="Lexend" w:eastAsia="Lexend" w:hAnsi="Lexend"/>
+          <w:color w:val="1A1A1A"/>
+          <w:sz w:val="22"/>
+          <w:szCs w:val="22"/>
+          <w:lang w:val="es-AR"/>
+        </w:rPr>
+        <w:t xml:space="preserve"> (se paga el tránsito) y </w:t>
+      </w:r>
+      <w:r>
+        <w:rPr>
+          <w:rFonts w:ascii="Lexend" w:cs="Lexend" w:eastAsia="Lexend" w:hAnsi="Lexend"/>
+          <w:b/>
+          <w:bCs/>
+          <w:color w:val="1A1A1A"/>
+          <w:sz w:val="22"/>
+          <w:szCs w:val="22"/>
+          <w:lang w:val="es-AR"/>
+        </w:rPr>
+        <w:t xml:space="preserve">peering</w:t>
+      </w:r>
+      <w:r>
+        <w:rPr>
+          <w:rFonts w:ascii="Lexend" w:cs="Lexend" w:eastAsia="Lexend" w:hAnsi="Lexend"/>
+          <w:color w:val="1A1A1A"/>
+          <w:sz w:val="22"/>
+          <w:szCs w:val="22"/>
+          <w:lang w:val="es-AR"/>
+        </w:rPr>
+        <w:t xml:space="preserve"> (intercambio recíproco gratis).</w:t>
+      </w:r>
+    </w:p>
+    <w:p>
+      <w:pPr>
+        <w:pStyle w:val="ListParagraph"/>
+        <w:numPr>
+          <w:ilvl w:val="0"/>
+          <w:numId w:val="1"/>
+        </w:numPr>
+        <w:spacing w:after="100" w:line="276"/>
+        <w:jc w:val="both"/>
+      </w:pPr>
+      <w:r>
+        <w:rPr>
+          <w:rFonts w:ascii="Lexend" w:cs="Lexend" w:eastAsia="Lexend" w:hAnsi="Lexend"/>
+          <w:b/>
+          <w:bCs/>
+          <w:color w:val="1A1A1A"/>
+          <w:sz w:val="22"/>
+          <w:szCs w:val="22"/>
+          <w:lang w:val="es-AR"/>
+        </w:rPr>
+        <w:t xml:space="preserve">Algoritmo:</w:t>
+      </w:r>
+      <w:r>
+        <w:rPr>
+          <w:rFonts w:ascii="Lexend" w:cs="Lexend" w:eastAsia="Lexend" w:hAnsi="Lexend"/>
+          <w:color w:val="1A1A1A"/>
+          <w:sz w:val="22"/>
+          <w:szCs w:val="22"/>
+          <w:lang w:val="es-AR"/>
+        </w:rPr>
+        <w:t xml:space="preserve"> </w:t>
+      </w:r>
+      <w:r>
+        <w:rPr>
+          <w:rFonts w:ascii="Lexend" w:cs="Lexend" w:eastAsia="Lexend" w:hAnsi="Lexend"/>
+          <w:b/>
+          <w:bCs/>
+          <w:color w:val="1A1A1A"/>
+          <w:sz w:val="22"/>
+          <w:szCs w:val="22"/>
+          <w:lang w:val="es-AR"/>
+        </w:rPr>
+        <w:t xml:space="preserve">vector de ruta</w:t>
+      </w:r>
+      <w:r>
+        <w:rPr>
+          <w:rFonts w:ascii="Lexend" w:cs="Lexend" w:eastAsia="Lexend" w:hAnsi="Lexend"/>
+          <w:color w:val="1A1A1A"/>
+          <w:sz w:val="22"/>
+          <w:szCs w:val="22"/>
+          <w:lang w:val="es-AR"/>
+        </w:rPr>
+        <w:t xml:space="preserve"> (</w:t>
+      </w:r>
+      <w:r>
+        <w:rPr>
+          <w:rFonts w:ascii="Lexend" w:cs="Lexend" w:eastAsia="Lexend" w:hAnsi="Lexend"/>
+          <w:i/>
+          <w:iCs/>
+          <w:color w:val="1A1A1A"/>
+          <w:sz w:val="22"/>
+          <w:szCs w:val="22"/>
+          <w:lang w:val="es-AR"/>
+        </w:rPr>
+        <w:t xml:space="preserve">path vector</w:t>
+      </w:r>
+      <w:r>
+        <w:rPr>
+          <w:rFonts w:ascii="Lexend" w:cs="Lexend" w:eastAsia="Lexend" w:hAnsi="Lexend"/>
+          <w:color w:val="1A1A1A"/>
+          <w:sz w:val="22"/>
+          <w:szCs w:val="22"/>
+          <w:lang w:val="es-AR"/>
+        </w:rPr>
+        <w:t xml:space="preserve">). Cada router anuncia la </w:t>
+      </w:r>
+      <w:r>
+        <w:rPr>
+          <w:rFonts w:ascii="Lexend" w:cs="Lexend" w:eastAsia="Lexend" w:hAnsi="Lexend"/>
+          <w:b/>
+          <w:bCs/>
+          <w:color w:val="1A1A1A"/>
+          <w:sz w:val="22"/>
+          <w:szCs w:val="22"/>
+          <w:lang w:val="es-AR"/>
+        </w:rPr>
+        <w:t xml:space="preserve">ruta completa</w:t>
+      </w:r>
+      <w:r>
+        <w:rPr>
+          <w:rFonts w:ascii="Lexend" w:cs="Lexend" w:eastAsia="Lexend" w:hAnsi="Lexend"/>
+          <w:color w:val="1A1A1A"/>
+          <w:sz w:val="22"/>
+          <w:szCs w:val="22"/>
+          <w:lang w:val="es-AR"/>
+        </w:rPr>
+        <w:t xml:space="preserve"> (la lista de SA que atraviesa); así </w:t>
+      </w:r>
+      <w:r>
+        <w:rPr>
+          <w:rFonts w:ascii="Lexend" w:cs="Lexend" w:eastAsia="Lexend" w:hAnsi="Lexend"/>
+          <w:b/>
+          <w:bCs/>
+          <w:color w:val="1A1A1A"/>
+          <w:sz w:val="22"/>
+          <w:szCs w:val="22"/>
+          <w:lang w:val="es-AR"/>
+        </w:rPr>
+        <w:t xml:space="preserve">detecta bucles</w:t>
+      </w:r>
+      <w:r>
+        <w:rPr>
+          <w:rFonts w:ascii="Lexend" w:cs="Lexend" w:eastAsia="Lexend" w:hAnsi="Lexend"/>
+          <w:color w:val="1A1A1A"/>
+          <w:sz w:val="22"/>
+          <w:szCs w:val="22"/>
+          <w:lang w:val="es-AR"/>
+        </w:rPr>
+        <w:t xml:space="preserve"> y evita la cuenta a infinito.</w:t>
+      </w:r>
+    </w:p>
+    <w:p>
+      <w:pPr>
+        <w:spacing w:after="260" w:line="288"/>
+        <w:jc w:val="center"/>
+      </w:pPr>
+      <w:r>
+        <w:rPr>
+          <w:rFonts w:ascii="Lexend" w:cs="Lexend" w:eastAsia="Lexend" w:hAnsi="Lexend"/>
+          <w:b/>
+          <w:bCs/>
+          <w:color w:val="1A1A1A"/>
+          <w:sz w:val="22"/>
+          <w:szCs w:val="22"/>
+          <w:lang w:val="es-AR"/>
+        </w:rPr>
+        <w:t xml:space="preserve">P13. ¿Cómo están compuestos los paquetes de Estado de Enlace en OSPF?</w:t>
+      </w:r>
+    </w:p>
+    <w:p>
+      <w:pPr>
+        <w:spacing w:after="120" w:line="280"/>
+        <w:jc w:val="both"/>
+      </w:pPr>
+      <w:r>
+        <w:rPr>
+          <w:rFonts w:ascii="Lexend" w:cs="Lexend" w:eastAsia="Lexend" w:hAnsi="Lexend"/>
+          <w:b/>
+          <w:bCs/>
+          <w:color w:val="1A1A1A"/>
+          <w:sz w:val="22"/>
+          <w:szCs w:val="22"/>
+          <w:lang w:val="es-AR"/>
+        </w:rPr>
+        <w:t xml:space="preserve">R:</w:t>
+      </w:r>
+      <w:r>
+        <w:rPr>
+          <w:rFonts w:ascii="Lexend" w:cs="Lexend" w:eastAsia="Lexend" w:hAnsi="Lexend"/>
+          <w:color w:val="1A1A1A"/>
+          <w:sz w:val="22"/>
+          <w:szCs w:val="22"/>
+          <w:lang w:val="es-AR"/>
+        </w:rPr>
+        <w:t xml:space="preserve"> Cada paquete de estado de enlace (LSP) contiene:</w:t>
+      </w:r>
+    </w:p>
+    <w:p>
+      <w:pPr>
+        <w:pStyle w:val="ListParagraph"/>
+        <w:numPr>
+          <w:ilvl w:val="0"/>
+          <w:numId w:val="1"/>
+        </w:numPr>
+        <w:spacing w:after="100" w:line="276"/>
+        <w:jc w:val="both"/>
+      </w:pPr>
+      <w:r>
+        <w:rPr>
+          <w:rFonts w:ascii="Lexend" w:cs="Lexend" w:eastAsia="Lexend" w:hAnsi="Lexend"/>
+          <w:color w:val="1A1A1A"/>
+          <w:sz w:val="22"/>
+          <w:szCs w:val="22"/>
+          <w:lang w:val="es-AR"/>
+        </w:rPr>
+        <w:t xml:space="preserve">La </w:t>
+      </w:r>
+      <w:r>
+        <w:rPr>
+          <w:rFonts w:ascii="Lexend" w:cs="Lexend" w:eastAsia="Lexend" w:hAnsi="Lexend"/>
+          <w:b/>
+          <w:bCs/>
+          <w:color w:val="1A1A1A"/>
+          <w:sz w:val="22"/>
+          <w:szCs w:val="22"/>
+          <w:lang w:val="es-AR"/>
+        </w:rPr>
+        <w:t xml:space="preserve">identidad del router emisor</w:t>
+      </w:r>
+      <w:r>
+        <w:rPr>
+          <w:rFonts w:ascii="Lexend" w:cs="Lexend" w:eastAsia="Lexend" w:hAnsi="Lexend"/>
+          <w:color w:val="1A1A1A"/>
+          <w:sz w:val="22"/>
+          <w:szCs w:val="22"/>
+          <w:lang w:val="es-AR"/>
+        </w:rPr>
+        <w:t xml:space="preserve">.</w:t>
+      </w:r>
+    </w:p>
+    <w:p>
+      <w:pPr>
+        <w:pStyle w:val="ListParagraph"/>
+        <w:numPr>
+          <w:ilvl w:val="0"/>
+          <w:numId w:val="1"/>
+        </w:numPr>
+        <w:spacing w:after="100" w:line="276"/>
+        <w:jc w:val="both"/>
+      </w:pPr>
+      <w:r>
+        <w:rPr>
+          <w:rFonts w:ascii="Lexend" w:cs="Lexend" w:eastAsia="Lexend" w:hAnsi="Lexend"/>
+          <w:color w:val="1A1A1A"/>
+          <w:sz w:val="22"/>
+          <w:szCs w:val="22"/>
+          <w:lang w:val="es-AR"/>
+        </w:rPr>
+        <w:t xml:space="preserve">Un </w:t>
+      </w:r>
+      <w:r>
+        <w:rPr>
+          <w:rFonts w:ascii="Lexend" w:cs="Lexend" w:eastAsia="Lexend" w:hAnsi="Lexend"/>
+          <w:b/>
+          <w:bCs/>
+          <w:color w:val="1A1A1A"/>
+          <w:sz w:val="22"/>
+          <w:szCs w:val="22"/>
+          <w:lang w:val="es-AR"/>
+        </w:rPr>
+        <w:t xml:space="preserve">número de secuencia</w:t>
+      </w:r>
+      <w:r>
+        <w:rPr>
+          <w:rFonts w:ascii="Lexend" w:cs="Lexend" w:eastAsia="Lexend" w:hAnsi="Lexend"/>
+          <w:color w:val="1A1A1A"/>
+          <w:sz w:val="22"/>
+          <w:szCs w:val="22"/>
+          <w:lang w:val="es-AR"/>
+        </w:rPr>
+        <w:t xml:space="preserve">, para descartar duplicados y paquetes viejos.</w:t>
+      </w:r>
+    </w:p>
+    <w:p>
+      <w:pPr>
+        <w:pStyle w:val="ListParagraph"/>
+        <w:numPr>
+          <w:ilvl w:val="0"/>
+          <w:numId w:val="1"/>
+        </w:numPr>
+        <w:spacing w:after="100" w:line="276"/>
+        <w:jc w:val="both"/>
+      </w:pPr>
+      <w:r>
+        <w:rPr>
+          <w:rFonts w:ascii="Lexend" w:cs="Lexend" w:eastAsia="Lexend" w:hAnsi="Lexend"/>
+          <w:color w:val="1A1A1A"/>
+          <w:sz w:val="22"/>
+          <w:szCs w:val="22"/>
+          <w:lang w:val="es-AR"/>
+        </w:rPr>
+        <w:t xml:space="preserve">Una </w:t>
+      </w:r>
+      <w:r>
+        <w:rPr>
+          <w:rFonts w:ascii="Lexend" w:cs="Lexend" w:eastAsia="Lexend" w:hAnsi="Lexend"/>
+          <w:b/>
+          <w:bCs/>
+          <w:color w:val="1A1A1A"/>
+          <w:sz w:val="22"/>
+          <w:szCs w:val="22"/>
+          <w:lang w:val="es-AR"/>
+        </w:rPr>
+        <w:t xml:space="preserve">edad</w:t>
+      </w:r>
+      <w:r>
+        <w:rPr>
+          <w:rFonts w:ascii="Lexend" w:cs="Lexend" w:eastAsia="Lexend" w:hAnsi="Lexend"/>
+          <w:color w:val="1A1A1A"/>
+          <w:sz w:val="22"/>
+          <w:szCs w:val="22"/>
+          <w:lang w:val="es-AR"/>
+        </w:rPr>
+        <w:t xml:space="preserve">, que se va decrementando; el paquete se descarta al llegar a 0.</w:t>
+      </w:r>
+    </w:p>
+    <w:p>
+      <w:pPr>
+        <w:pStyle w:val="ListParagraph"/>
+        <w:numPr>
+          <w:ilvl w:val="0"/>
+          <w:numId w:val="1"/>
+        </w:numPr>
+        <w:spacing w:after="100" w:line="276"/>
+        <w:jc w:val="both"/>
+      </w:pPr>
+      <w:r>
+        <w:rPr>
+          <w:rFonts w:ascii="Lexend" w:cs="Lexend" w:eastAsia="Lexend" w:hAnsi="Lexend"/>
+          <w:color w:val="1A1A1A"/>
+          <w:sz w:val="22"/>
+          <w:szCs w:val="22"/>
+          <w:lang w:val="es-AR"/>
+        </w:rPr>
+        <w:t xml:space="preserve">La </w:t>
+      </w:r>
+      <w:r>
+        <w:rPr>
+          <w:rFonts w:ascii="Lexend" w:cs="Lexend" w:eastAsia="Lexend" w:hAnsi="Lexend"/>
+          <w:b/>
+          <w:bCs/>
+          <w:color w:val="1A1A1A"/>
+          <w:sz w:val="22"/>
+          <w:szCs w:val="22"/>
+          <w:lang w:val="es-AR"/>
+        </w:rPr>
+        <w:t xml:space="preserve">lista de sus vecinos con el costo (métrica) a cada uno</w:t>
+      </w:r>
+      <w:r>
+        <w:rPr>
+          <w:rFonts w:ascii="Lexend" w:cs="Lexend" w:eastAsia="Lexend" w:hAnsi="Lexend"/>
+          <w:color w:val="1A1A1A"/>
+          <w:sz w:val="22"/>
+          <w:szCs w:val="22"/>
+          <w:lang w:val="es-AR"/>
+        </w:rPr>
+        <w:t xml:space="preserve">.</w:t>
+      </w:r>
+    </w:p>
+    <w:p>
+      <w:pPr>
+        <w:spacing w:after="260" w:line="288"/>
+        <w:jc w:val="center"/>
+      </w:pPr>
+      <w:r>
+        <w:rPr>
+          <w:rFonts w:ascii="Lexend" w:cs="Lexend" w:eastAsia="Lexend" w:hAnsi="Lexend"/>
+          <w:b/>
+          <w:bCs/>
+          <w:color w:val="1A1A1A"/>
+          <w:sz w:val="22"/>
+          <w:szCs w:val="22"/>
+          <w:lang w:val="es-AR"/>
+        </w:rPr>
+        <w:t xml:space="preserve">[Tanenbaum]</w:t>
+      </w:r>
+    </w:p>
+    <w:p>
+      <w:pPr>
+        <w:spacing w:after="260" w:line="288"/>
+        <w:jc w:val="center"/>
+      </w:pPr>
+      <w:r>
+        <w:rPr>
+          <w:rFonts w:ascii="Lexend" w:cs="Lexend" w:eastAsia="Lexend" w:hAnsi="Lexend"/>
+          <w:b/>
+          <w:bCs/>
+          <w:color w:val="1A1A1A"/>
+          <w:sz w:val="22"/>
+          <w:szCs w:val="22"/>
+          <w:lang w:val="es-AR"/>
+        </w:rPr>
+        <w:t xml:space="preserve">P14. ¿En qué consiste un Grafo en OSPF y con qué fines se realiza?</w:t>
+      </w:r>
+    </w:p>
+    <w:p>
+      <w:pPr>
+        <w:spacing w:after="120" w:line="280"/>
+        <w:jc w:val="both"/>
+      </w:pPr>
+      <w:r>
+        <w:rPr>
+          <w:rFonts w:ascii="Lexend" w:cs="Lexend" w:eastAsia="Lexend" w:hAnsi="Lexend"/>
+          <w:b/>
+          <w:bCs/>
+          <w:color w:val="1A1A1A"/>
+          <w:sz w:val="22"/>
+          <w:szCs w:val="22"/>
+          <w:lang w:val="es-AR"/>
+        </w:rPr>
+        <w:t xml:space="preserve">R:</w:t>
+      </w:r>
+      <w:r>
+        <w:rPr>
+          <w:rFonts w:ascii="Lexend" w:cs="Lexend" w:eastAsia="Lexend" w:hAnsi="Lexend"/>
+          <w:color w:val="1A1A1A"/>
+          <w:sz w:val="22"/>
+          <w:szCs w:val="22"/>
+          <w:lang w:val="es-AR"/>
+        </w:rPr>
+        <w:t xml:space="preserve"> Con los paquetes de estado de enlace que recibe de todos los routers, </w:t>
+      </w:r>
+      <w:r>
+        <w:rPr>
+          <w:rFonts w:ascii="Lexend" w:cs="Lexend" w:eastAsia="Lexend" w:hAnsi="Lexend"/>
+          <w:b/>
+          <w:bCs/>
+          <w:color w:val="1A1A1A"/>
+          <w:sz w:val="22"/>
+          <w:szCs w:val="22"/>
+          <w:lang w:val="es-AR"/>
+        </w:rPr>
+        <w:t xml:space="preserve">cada router arma un grafo de la topología completa</w:t>
+      </w:r>
+      <w:r>
+        <w:rPr>
+          <w:rFonts w:ascii="Lexend" w:cs="Lexend" w:eastAsia="Lexend" w:hAnsi="Lexend"/>
+          <w:color w:val="1A1A1A"/>
+          <w:sz w:val="22"/>
+          <w:szCs w:val="22"/>
+          <w:lang w:val="es-AR"/>
+        </w:rPr>
+        <w:t xml:space="preserve">: los </w:t>
+      </w:r>
+      <w:r>
+        <w:rPr>
+          <w:rFonts w:ascii="Lexend" w:cs="Lexend" w:eastAsia="Lexend" w:hAnsi="Lexend"/>
+          <w:b/>
+          <w:bCs/>
+          <w:color w:val="1A1A1A"/>
+          <w:sz w:val="22"/>
+          <w:szCs w:val="22"/>
+          <w:lang w:val="es-AR"/>
+        </w:rPr>
+        <w:t xml:space="preserve">nodos</w:t>
+      </w:r>
+      <w:r>
+        <w:rPr>
+          <w:rFonts w:ascii="Lexend" w:cs="Lexend" w:eastAsia="Lexend" w:hAnsi="Lexend"/>
+          <w:color w:val="1A1A1A"/>
+          <w:sz w:val="22"/>
+          <w:szCs w:val="22"/>
+          <w:lang w:val="es-AR"/>
+        </w:rPr>
+        <w:t xml:space="preserve"> son los routers y las </w:t>
+      </w:r>
+      <w:r>
+        <w:rPr>
+          <w:rFonts w:ascii="Lexend" w:cs="Lexend" w:eastAsia="Lexend" w:hAnsi="Lexend"/>
+          <w:b/>
+          <w:bCs/>
+          <w:color w:val="1A1A1A"/>
+          <w:sz w:val="22"/>
+          <w:szCs w:val="22"/>
+          <w:lang w:val="es-AR"/>
+        </w:rPr>
+        <w:t xml:space="preserve">aristas</w:t>
+      </w:r>
+      <w:r>
+        <w:rPr>
+          <w:rFonts w:ascii="Lexend" w:cs="Lexend" w:eastAsia="Lexend" w:hAnsi="Lexend"/>
+          <w:color w:val="1A1A1A"/>
+          <w:sz w:val="22"/>
+          <w:szCs w:val="22"/>
+          <w:lang w:val="es-AR"/>
+        </w:rPr>
+        <w:t xml:space="preserve"> son los enlaces, con su costo. Ese grafo se arma para </w:t>
+      </w:r>
+      <w:r>
+        <w:rPr>
+          <w:rFonts w:ascii="Lexend" w:cs="Lexend" w:eastAsia="Lexend" w:hAnsi="Lexend"/>
+          <w:b/>
+          <w:bCs/>
+          <w:color w:val="1A1A1A"/>
+          <w:sz w:val="22"/>
+          <w:szCs w:val="22"/>
+          <w:lang w:val="es-AR"/>
+        </w:rPr>
+        <w:t xml:space="preserve">calcular sobre él, con Dijkstra, la ruta más corta a cada destino</w:t>
+      </w:r>
+      <w:r>
+        <w:rPr>
+          <w:rFonts w:ascii="Lexend" w:cs="Lexend" w:eastAsia="Lexend" w:hAnsi="Lexend"/>
+          <w:color w:val="1A1A1A"/>
+          <w:sz w:val="22"/>
+          <w:szCs w:val="22"/>
+          <w:lang w:val="es-AR"/>
+        </w:rPr>
+        <w:t xml:space="preserve"> y así llenar la tabla de ruteo. Cada router lo calcula </w:t>
+      </w:r>
+      <w:r>
+        <w:rPr>
+          <w:rFonts w:ascii="Lexend" w:cs="Lexend" w:eastAsia="Lexend" w:hAnsi="Lexend"/>
+          <w:b/>
+          <w:bCs/>
+          <w:color w:val="1A1A1A"/>
+          <w:sz w:val="22"/>
+          <w:szCs w:val="22"/>
+          <w:lang w:val="es-AR"/>
+        </w:rPr>
+        <w:t xml:space="preserve">localmente</w:t>
+      </w:r>
+      <w:r>
+        <w:rPr>
+          <w:rFonts w:ascii="Lexend" w:cs="Lexend" w:eastAsia="Lexend" w:hAnsi="Lexend"/>
+          <w:color w:val="1A1A1A"/>
+          <w:sz w:val="22"/>
+          <w:szCs w:val="22"/>
+          <w:lang w:val="es-AR"/>
+        </w:rPr>
+        <w:t xml:space="preserve"> y con información completa. </w:t>
+      </w:r>
+      <w:r>
+        <w:rPr>
+          <w:rFonts w:ascii="Lexend" w:cs="Lexend" w:eastAsia="Lexend" w:hAnsi="Lexend"/>
+          <w:b/>
+          <w:bCs/>
+          <w:color w:val="1A1A1A"/>
+          <w:sz w:val="22"/>
+          <w:szCs w:val="22"/>
+          <w:lang w:val="es-AR"/>
+        </w:rPr>
+        <w:t xml:space="preserve">[Tanenbaum]</w:t>
+      </w:r>
+    </w:p>
+    <w:p>
+      <w:pPr>
+        <w:spacing w:after="260" w:line="288"/>
+        <w:jc w:val="center"/>
+      </w:pPr>
+      <w:r>
+        <w:rPr>
+          <w:rFonts w:ascii="Lexend" w:cs="Lexend" w:eastAsia="Lexend" w:hAnsi="Lexend"/>
+          <w:b/>
+          <w:bCs/>
+          <w:color w:val="1A1A1A"/>
+          <w:sz w:val="22"/>
+          <w:szCs w:val="22"/>
+          <w:lang w:val="es-AR"/>
+        </w:rPr>
+        <w:t xml:space="preserve">P15. ¿Cuáles son los 5 pasos que ejecuta el OSPF para aprender y difundir rutas óptimas?</w:t>
+      </w:r>
+    </w:p>
+    <w:p>
+      <w:pPr>
+        <w:spacing w:after="260" w:line="288"/>
+        <w:jc w:val="center"/>
+      </w:pPr>
+      <w:r>
+        <w:rPr>
+          <w:rFonts w:ascii="Lexend" w:cs="Lexend" w:eastAsia="Lexend" w:hAnsi="Lexend"/>
+          <w:b/>
+          <w:bCs/>
+          <w:color w:val="1A1A1A"/>
+          <w:sz w:val="22"/>
+          <w:szCs w:val="22"/>
+          <w:lang w:val="es-AR"/>
+        </w:rPr>
+        <w:t xml:space="preserve">R:</w:t>
       </w:r>
     </w:p>
     <w:p>
@@ -12760,61 +18149,17 @@
           <w:szCs w:val="22"/>
           <w:lang w:val="es-AR"/>
         </w:rPr>
-        <w:t xml:space="preserve">¿Qué campo indica la prioridad?</w:t>
-      </w:r>
-      <w:r>
-        <w:rPr>
-          <w:rFonts w:ascii="Lexend" w:cs="Lexend" w:eastAsia="Lexend" w:hAnsi="Lexend"/>
-          <w:color w:val="1A1A1A"/>
-          <w:sz w:val="22"/>
-          <w:szCs w:val="22"/>
-          <w:lang w:val="es-AR"/>
-        </w:rPr>
-        <w:t xml:space="preserve"> El subcampo </w:t>
-      </w:r>
-      <w:r>
-        <w:rPr>
-          <w:rFonts w:ascii="Lexend" w:cs="Lexend" w:eastAsia="Lexend" w:hAnsi="Lexend"/>
-          <w:b/>
-          <w:bCs/>
-          <w:color w:val="1A1A1A"/>
-          <w:sz w:val="22"/>
-          <w:szCs w:val="22"/>
-          <w:lang w:val="es-AR"/>
-        </w:rPr>
-        <w:t xml:space="preserve">Prioridad</w:t>
-      </w:r>
-      <w:r>
-        <w:rPr>
-          <w:rFonts w:ascii="Lexend" w:cs="Lexend" w:eastAsia="Lexend" w:hAnsi="Lexend"/>
-          <w:color w:val="1A1A1A"/>
-          <w:sz w:val="22"/>
-          <w:szCs w:val="22"/>
-          <w:lang w:val="es-AR"/>
-        </w:rPr>
-        <w:t xml:space="preserve"> (3 bits, de 0 a 7) del campo </w:t>
-      </w:r>
-      <w:r>
-        <w:rPr>
-          <w:rFonts w:ascii="Lexend" w:cs="Lexend" w:eastAsia="Lexend" w:hAnsi="Lexend"/>
-          <w:b/>
-          <w:bCs/>
-          <w:color w:val="1A1A1A"/>
-          <w:sz w:val="22"/>
-          <w:szCs w:val="22"/>
-          <w:lang w:val="es-AR"/>
-        </w:rPr>
-        <w:t xml:space="preserve">Tipo de Servicio</w:t>
-      </w:r>
-      <w:r>
-        <w:rPr>
-          <w:rFonts w:ascii="Lexend" w:cs="Lexend" w:eastAsia="Lexend" w:hAnsi="Lexend"/>
-          <w:color w:val="1A1A1A"/>
-          <w:sz w:val="22"/>
-          <w:szCs w:val="22"/>
-          <w:lang w:val="es-AR"/>
-        </w:rPr>
-        <w:t xml:space="preserve">.</w:t>
+        <w:t xml:space="preserve">Descubrir a sus vecinos</w:t>
+      </w:r>
+      <w:r>
+        <w:rPr>
+          <w:rFonts w:ascii="Lexend" w:cs="Lexend" w:eastAsia="Lexend" w:hAnsi="Lexend"/>
+          <w:color w:val="1A1A1A"/>
+          <w:sz w:val="22"/>
+          <w:szCs w:val="22"/>
+          <w:lang w:val="es-AR"/>
+        </w:rPr>
+        <w:t xml:space="preserve"> y conocer sus direcciones (paquetes Hello).</w:t>
       </w:r>
     </w:p>
     <w:p>
@@ -12837,61 +18182,17 @@
           <w:szCs w:val="22"/>
           <w:lang w:val="es-AR"/>
         </w:rPr>
-        <w:t xml:space="preserve">¿Para qué está el bit T del Tipo de Servicio?</w:t>
-      </w:r>
-      <w:r>
-        <w:rPr>
-          <w:rFonts w:ascii="Lexend" w:cs="Lexend" w:eastAsia="Lexend" w:hAnsi="Lexend"/>
-          <w:color w:val="1A1A1A"/>
-          <w:sz w:val="22"/>
-          <w:szCs w:val="22"/>
-          <w:lang w:val="es-AR"/>
-        </w:rPr>
-        <w:t xml:space="preserve"> Le pide a los routers </w:t>
-      </w:r>
-      <w:r>
-        <w:rPr>
-          <w:rFonts w:ascii="Lexend" w:cs="Lexend" w:eastAsia="Lexend" w:hAnsi="Lexend"/>
-          <w:b/>
-          <w:bCs/>
-          <w:color w:val="1A1A1A"/>
-          <w:sz w:val="22"/>
-          <w:szCs w:val="22"/>
-          <w:lang w:val="es-AR"/>
-        </w:rPr>
-        <w:t xml:space="preserve">alto rendimiento</w:t>
-      </w:r>
-      <w:r>
-        <w:rPr>
-          <w:rFonts w:ascii="Lexend" w:cs="Lexend" w:eastAsia="Lexend" w:hAnsi="Lexend"/>
-          <w:color w:val="1A1A1A"/>
-          <w:sz w:val="22"/>
-          <w:szCs w:val="22"/>
-          <w:lang w:val="es-AR"/>
-        </w:rPr>
-        <w:t xml:space="preserve"> (</w:t>
-      </w:r>
-      <w:r>
-        <w:rPr>
-          <w:rFonts w:ascii="Lexend" w:cs="Lexend" w:eastAsia="Lexend" w:hAnsi="Lexend"/>
-          <w:i/>
-          <w:iCs/>
-          <w:color w:val="1A1A1A"/>
-          <w:sz w:val="22"/>
-          <w:szCs w:val="22"/>
-          <w:lang w:val="es-AR"/>
-        </w:rPr>
-        <w:t xml:space="preserve">throughput</w:t>
-      </w:r>
-      <w:r>
-        <w:rPr>
-          <w:rFonts w:ascii="Lexend" w:cs="Lexend" w:eastAsia="Lexend" w:hAnsi="Lexend"/>
-          <w:color w:val="1A1A1A"/>
-          <w:sz w:val="22"/>
-          <w:szCs w:val="22"/>
-          <w:lang w:val="es-AR"/>
-        </w:rPr>
-        <w:t xml:space="preserve">): transmitir el mayor volumen de datos en el menor tiempo. Es una sugerencia que el router puede ignorar.</w:t>
+        <w:t xml:space="preserve">Medir el costo</w:t>
+      </w:r>
+      <w:r>
+        <w:rPr>
+          <w:rFonts w:ascii="Lexend" w:cs="Lexend" w:eastAsia="Lexend" w:hAnsi="Lexend"/>
+          <w:color w:val="1A1A1A"/>
+          <w:sz w:val="22"/>
+          <w:szCs w:val="22"/>
+          <w:lang w:val="es-AR"/>
+        </w:rPr>
+        <w:t xml:space="preserve"> (la métrica) del enlace a cada vecino.</w:t>
       </w:r>
     </w:p>
     <w:p>
@@ -12914,61 +18215,17 @@
           <w:szCs w:val="22"/>
           <w:lang w:val="es-AR"/>
         </w:rPr>
-        <w:t xml:space="preserve">¿Para qué sirve la opción "registro de ruta"?</w:t>
-      </w:r>
-      <w:r>
-        <w:rPr>
-          <w:rFonts w:ascii="Lexend" w:cs="Lexend" w:eastAsia="Lexend" w:hAnsi="Lexend"/>
-          <w:color w:val="1A1A1A"/>
-          <w:sz w:val="22"/>
-          <w:szCs w:val="22"/>
-          <w:lang w:val="es-AR"/>
-        </w:rPr>
-        <w:t xml:space="preserve"> Cada router por el que pasa el datagrama agrega su IP en la opción. Así el destino (y el origen, en la respuesta) sabe </w:t>
-      </w:r>
-      <w:r>
-        <w:rPr>
-          <w:rFonts w:ascii="Lexend" w:cs="Lexend" w:eastAsia="Lexend" w:hAnsi="Lexend"/>
-          <w:b/>
-          <w:bCs/>
-          <w:color w:val="1A1A1A"/>
-          <w:sz w:val="22"/>
-          <w:szCs w:val="22"/>
-          <w:lang w:val="es-AR"/>
-        </w:rPr>
-        <w:t xml:space="preserve">qué camino siguió</w:t>
-      </w:r>
-      <w:r>
-        <w:rPr>
-          <w:rFonts w:ascii="Lexend" w:cs="Lexend" w:eastAsia="Lexend" w:hAnsi="Lexend"/>
-          <w:color w:val="1A1A1A"/>
-          <w:sz w:val="22"/>
-          <w:szCs w:val="22"/>
-          <w:lang w:val="es-AR"/>
-        </w:rPr>
-        <w:t xml:space="preserve">, lo que sirve para </w:t>
-      </w:r>
-      <w:r>
-        <w:rPr>
-          <w:rFonts w:ascii="Lexend" w:cs="Lexend" w:eastAsia="Lexend" w:hAnsi="Lexend"/>
-          <w:b/>
-          <w:bCs/>
-          <w:color w:val="1A1A1A"/>
-          <w:sz w:val="22"/>
-          <w:szCs w:val="22"/>
-          <w:lang w:val="es-AR"/>
-        </w:rPr>
-        <w:t xml:space="preserve">diagnosticar y depurar el ruteo</w:t>
-      </w:r>
-      <w:r>
-        <w:rPr>
-          <w:rFonts w:ascii="Lexend" w:cs="Lexend" w:eastAsia="Lexend" w:hAnsi="Lexend"/>
-          <w:color w:val="1A1A1A"/>
-          <w:sz w:val="22"/>
-          <w:szCs w:val="22"/>
-          <w:lang w:val="es-AR"/>
-        </w:rPr>
-        <w:t xml:space="preserve">.</w:t>
+        <w:t xml:space="preserve">Armar un paquete de estado de enlace</w:t>
+      </w:r>
+      <w:r>
+        <w:rPr>
+          <w:rFonts w:ascii="Lexend" w:cs="Lexend" w:eastAsia="Lexend" w:hAnsi="Lexend"/>
+          <w:color w:val="1A1A1A"/>
+          <w:sz w:val="22"/>
+          <w:szCs w:val="22"/>
+          <w:lang w:val="es-AR"/>
+        </w:rPr>
+        <w:t xml:space="preserve"> con todo lo aprendido.</w:t>
       </w:r>
     </w:p>
     <w:p>
@@ -12991,123 +18248,17 @@
           <w:szCs w:val="22"/>
           <w:lang w:val="es-AR"/>
         </w:rPr>
-        <w:t xml:space="preserve">¿Para qué se definen rangos de direcciones privadas?</w:t>
-      </w:r>
-      <w:r>
-        <w:rPr>
-          <w:rFonts w:ascii="Lexend" w:cs="Lexend" w:eastAsia="Lexend" w:hAnsi="Lexend"/>
-          <w:color w:val="1A1A1A"/>
-          <w:sz w:val="22"/>
-          <w:szCs w:val="22"/>
-          <w:lang w:val="es-AR"/>
-        </w:rPr>
-        <w:t xml:space="preserve"> Para armar redes internas </w:t>
-      </w:r>
-      <w:r>
-        <w:rPr>
-          <w:rFonts w:ascii="Lexend" w:cs="Lexend" w:eastAsia="Lexend" w:hAnsi="Lexend"/>
-          <w:b/>
-          <w:bCs/>
-          <w:color w:val="1A1A1A"/>
-          <w:sz w:val="22"/>
-          <w:szCs w:val="22"/>
-          <w:lang w:val="es-AR"/>
-        </w:rPr>
-        <w:t xml:space="preserve">sin gastar ni contratar IPs públicas</w:t>
-      </w:r>
-      <w:r>
-        <w:rPr>
-          <w:rFonts w:ascii="Lexend" w:cs="Lexend" w:eastAsia="Lexend" w:hAnsi="Lexend"/>
-          <w:color w:val="1A1A1A"/>
-          <w:sz w:val="22"/>
-          <w:szCs w:val="22"/>
-          <w:lang w:val="es-AR"/>
-        </w:rPr>
-        <w:t xml:space="preserve"> y </w:t>
-      </w:r>
-      <w:r>
-        <w:rPr>
-          <w:rFonts w:ascii="Lexend" w:cs="Lexend" w:eastAsia="Lexend" w:hAnsi="Lexend"/>
-          <w:b/>
-          <w:bCs/>
-          <w:color w:val="1A1A1A"/>
-          <w:sz w:val="22"/>
-          <w:szCs w:val="22"/>
-          <w:lang w:val="es-AR"/>
-        </w:rPr>
-        <w:t xml:space="preserve">sin conflictos con Internet</w:t>
-      </w:r>
-      <w:r>
-        <w:rPr>
-          <w:rFonts w:ascii="Lexend" w:cs="Lexend" w:eastAsia="Lexend" w:hAnsi="Lexend"/>
-          <w:color w:val="1A1A1A"/>
-          <w:sz w:val="22"/>
-          <w:szCs w:val="22"/>
-          <w:lang w:val="es-AR"/>
-        </w:rPr>
-        <w:t xml:space="preserve">, porque esos rangos nunca se asignan públicamente. Se </w:t>
-      </w:r>
-      <w:r>
-        <w:rPr>
-          <w:rFonts w:ascii="Lexend" w:cs="Lexend" w:eastAsia="Lexend" w:hAnsi="Lexend"/>
-          <w:b/>
-          <w:bCs/>
-          <w:color w:val="1A1A1A"/>
-          <w:sz w:val="22"/>
-          <w:szCs w:val="22"/>
-          <w:lang w:val="es-AR"/>
-        </w:rPr>
-        <w:t xml:space="preserve">reusan</w:t>
-      </w:r>
-      <w:r>
-        <w:rPr>
-          <w:rFonts w:ascii="Lexend" w:cs="Lexend" w:eastAsia="Lexend" w:hAnsi="Lexend"/>
-          <w:color w:val="1A1A1A"/>
-          <w:sz w:val="22"/>
-          <w:szCs w:val="22"/>
-          <w:lang w:val="es-AR"/>
-        </w:rPr>
-        <w:t xml:space="preserve"> en todas las organizaciones, lo que ahorra direcciones IPv4. Además los hosts quedan </w:t>
-      </w:r>
-      <w:r>
-        <w:rPr>
-          <w:rFonts w:ascii="Lexend" w:cs="Lexend" w:eastAsia="Lexend" w:hAnsi="Lexend"/>
-          <w:b/>
-          <w:bCs/>
-          <w:color w:val="1A1A1A"/>
-          <w:sz w:val="22"/>
-          <w:szCs w:val="22"/>
-          <w:lang w:val="es-AR"/>
-        </w:rPr>
-        <w:t xml:space="preserve">inaccesibles desde Internet</w:t>
-      </w:r>
-      <w:r>
-        <w:rPr>
-          <w:rFonts w:ascii="Lexend" w:cs="Lexend" w:eastAsia="Lexend" w:hAnsi="Lexend"/>
-          <w:color w:val="1A1A1A"/>
-          <w:sz w:val="22"/>
-          <w:szCs w:val="22"/>
-          <w:lang w:val="es-AR"/>
-        </w:rPr>
-        <w:t xml:space="preserve"> y salen a través de un router, proxy o NAT con IP pública.</w:t>
-      </w:r>
-    </w:p>
-    <w:p>
-      <w:pPr>
-        <w:spacing w:after="260" w:line="288"/>
-        <w:jc w:val="center"/>
-      </w:pPr>
-      <w:r>
-        <w:rPr>
-          <w:rFonts w:ascii="Lexend" w:cs="Lexend" w:eastAsia="Lexend" w:hAnsi="Lexend"/>
-          <w:b/>
-          <w:bCs/>
-          <w:color w:val="1A1A1A"/>
-          <w:sz w:val="22"/>
-          <w:szCs w:val="22"/>
-          <w:lang w:val="es-AR"/>
-        </w:rPr>
-        <w:t xml:space="preserve">Protocolos de Control de Internet</w:t>
+        <w:t xml:space="preserve">Enviar ese paquete a todos los routers</w:t>
+      </w:r>
+      <w:r>
+        <w:rPr>
+          <w:rFonts w:ascii="Lexend" w:cs="Lexend" w:eastAsia="Lexend" w:hAnsi="Lexend"/>
+          <w:color w:val="1A1A1A"/>
+          <w:sz w:val="22"/>
+          <w:szCs w:val="22"/>
+          <w:lang w:val="es-AR"/>
+        </w:rPr>
+        <w:t xml:space="preserve"> por inundación, y recibir los de todos los demás.</w:t>
       </w:r>
     </w:p>
     <w:p>
@@ -13115,7 +18266,7 @@
         <w:pStyle w:val="ListParagraph"/>
         <w:numPr>
           <w:ilvl w:val="0"/>
-          <w:numId w:val="6"/>
+          <w:numId w:val="5"/>
         </w:numPr>
         <w:spacing w:after="100" w:line="276"/>
         <w:jc w:val="both"/>
@@ -13130,659 +18281,29 @@
           <w:szCs w:val="22"/>
           <w:lang w:val="es-AR"/>
         </w:rPr>
-        <w:t xml:space="preserve">¿Con qué finalidad se hace una petición ARP en una LAN?</w:t>
-      </w:r>
-      <w:r>
-        <w:rPr>
-          <w:rFonts w:ascii="Lexend" w:cs="Lexend" w:eastAsia="Lexend" w:hAnsi="Lexend"/>
-          <w:color w:val="1A1A1A"/>
-          <w:sz w:val="22"/>
-          <w:szCs w:val="22"/>
-          <w:lang w:val="es-AR"/>
-        </w:rPr>
-        <w:t xml:space="preserve"> Para obtener la </w:t>
-      </w:r>
-      <w:r>
-        <w:rPr>
-          <w:rFonts w:ascii="Lexend" w:cs="Lexend" w:eastAsia="Lexend" w:hAnsi="Lexend"/>
-          <w:b/>
-          <w:bCs/>
-          <w:color w:val="1A1A1A"/>
-          <w:sz w:val="22"/>
-          <w:szCs w:val="22"/>
-          <w:lang w:val="es-AR"/>
-        </w:rPr>
-        <w:t xml:space="preserve">MAC</w:t>
-      </w:r>
-      <w:r>
-        <w:rPr>
-          <w:rFonts w:ascii="Lexend" w:cs="Lexend" w:eastAsia="Lexend" w:hAnsi="Lexend"/>
-          <w:color w:val="1A1A1A"/>
-          <w:sz w:val="22"/>
-          <w:szCs w:val="22"/>
-          <w:lang w:val="es-AR"/>
-        </w:rPr>
-        <w:t xml:space="preserve"> asociada a una IP, sea la del destino (si está en la misma red) o la del </w:t>
-      </w:r>
-      <w:r>
-        <w:rPr>
-          <w:rFonts w:ascii="Lexend" w:cs="Lexend" w:eastAsia="Lexend" w:hAnsi="Lexend"/>
-          <w:b/>
-          <w:bCs/>
-          <w:color w:val="1A1A1A"/>
-          <w:sz w:val="22"/>
-          <w:szCs w:val="22"/>
-          <w:lang w:val="es-AR"/>
-        </w:rPr>
-        <w:t xml:space="preserve">gateway</w:t>
-      </w:r>
-      <w:r>
-        <w:rPr>
-          <w:rFonts w:ascii="Lexend" w:cs="Lexend" w:eastAsia="Lexend" w:hAnsi="Lexend"/>
-          <w:color w:val="1A1A1A"/>
-          <w:sz w:val="22"/>
-          <w:szCs w:val="22"/>
-          <w:lang w:val="es-AR"/>
-        </w:rPr>
-        <w:t xml:space="preserve"> (si no), y así poder armar la trama de enlace. La pregunta va por broadcast y la respuesta vuelve en unicast.</w:t>
-      </w:r>
-    </w:p>
-    <w:p>
-      <w:pPr>
-        <w:pStyle w:val="ListParagraph"/>
-        <w:numPr>
-          <w:ilvl w:val="0"/>
-          <w:numId w:val="6"/>
-        </w:numPr>
-        <w:spacing w:after="100" w:line="276"/>
-        <w:jc w:val="both"/>
-      </w:pPr>
-      <w:r>
-        <w:rPr>
-          <w:rFonts w:ascii="Lexend" w:cs="Lexend" w:eastAsia="Lexend" w:hAnsi="Lexend"/>
-          <w:b/>
-          <w:bCs/>
-          <w:color w:val="1A1A1A"/>
-          <w:sz w:val="22"/>
-          <w:szCs w:val="22"/>
-          <w:lang w:val="es-AR"/>
-        </w:rPr>
-        <w:t xml:space="preserve">¿A qué capa OSI pertenece ICMP?</w:t>
-      </w:r>
-      <w:r>
-        <w:rPr>
-          <w:rFonts w:ascii="Lexend" w:cs="Lexend" w:eastAsia="Lexend" w:hAnsi="Lexend"/>
-          <w:color w:val="1A1A1A"/>
-          <w:sz w:val="22"/>
-          <w:szCs w:val="22"/>
-          <w:lang w:val="es-AR"/>
-        </w:rPr>
-        <w:t xml:space="preserve"> A la </w:t>
-      </w:r>
-      <w:r>
-        <w:rPr>
-          <w:rFonts w:ascii="Lexend" w:cs="Lexend" w:eastAsia="Lexend" w:hAnsi="Lexend"/>
-          <w:b/>
-          <w:bCs/>
-          <w:color w:val="1A1A1A"/>
-          <w:sz w:val="22"/>
-          <w:szCs w:val="22"/>
-          <w:lang w:val="es-AR"/>
-        </w:rPr>
-        <w:t xml:space="preserve">capa 3 (red)</w:t>
-      </w:r>
-      <w:r>
-        <w:rPr>
-          <w:rFonts w:ascii="Lexend" w:cs="Lexend" w:eastAsia="Lexend" w:hAnsi="Lexend"/>
-          <w:color w:val="1A1A1A"/>
-          <w:sz w:val="22"/>
-          <w:szCs w:val="22"/>
-          <w:lang w:val="es-AR"/>
-        </w:rPr>
-        <w:t xml:space="preserve">, aunque sus mensajes viajan encapsulados dentro de datagramas IP.</w:t>
-      </w:r>
-    </w:p>
-    <w:p>
-      <w:pPr>
-        <w:pStyle w:val="ListParagraph"/>
-        <w:numPr>
-          <w:ilvl w:val="0"/>
-          <w:numId w:val="6"/>
-        </w:numPr>
-        <w:spacing w:after="100" w:line="276"/>
-        <w:jc w:val="both"/>
-      </w:pPr>
-      <w:r>
-        <w:rPr>
-          <w:rFonts w:ascii="Lexend" w:cs="Lexend" w:eastAsia="Lexend" w:hAnsi="Lexend"/>
-          <w:b/>
-          <w:bCs/>
-          <w:color w:val="1A1A1A"/>
-          <w:sz w:val="22"/>
-          <w:szCs w:val="22"/>
-          <w:lang w:val="es-AR"/>
-        </w:rPr>
-        <w:t xml:space="preserve">Con "registro de ruta" y "marca de tiempo", ¿qué protocolo de control se usa?</w:t>
-      </w:r>
-      <w:r>
-        <w:rPr>
-          <w:rFonts w:ascii="Lexend" w:cs="Lexend" w:eastAsia="Lexend" w:hAnsi="Lexend"/>
-          <w:color w:val="1A1A1A"/>
-          <w:sz w:val="22"/>
-          <w:szCs w:val="22"/>
-          <w:lang w:val="es-AR"/>
-        </w:rPr>
-        <w:t xml:space="preserve"> </w:t>
-      </w:r>
-      <w:r>
-        <w:rPr>
-          <w:rFonts w:ascii="Lexend" w:cs="Lexend" w:eastAsia="Lexend" w:hAnsi="Lexend"/>
-          <w:b/>
-          <w:bCs/>
-          <w:color w:val="1A1A1A"/>
-          <w:sz w:val="22"/>
-          <w:szCs w:val="22"/>
-          <w:lang w:val="es-AR"/>
-        </w:rPr>
-        <w:t xml:space="preserve">ICMP</w:t>
-      </w:r>
-      <w:r>
-        <w:rPr>
-          <w:rFonts w:ascii="Lexend" w:cs="Lexend" w:eastAsia="Lexend" w:hAnsi="Lexend"/>
-          <w:color w:val="1A1A1A"/>
-          <w:sz w:val="22"/>
-          <w:szCs w:val="22"/>
-          <w:lang w:val="es-AR"/>
-        </w:rPr>
-        <w:t xml:space="preserve">: los mensajes de eco llevan esas opciones (</w:t>
-      </w:r>
-      <w:r>
-        <w:rPr>
-          <w:rFonts w:ascii="Consolas" w:cs="Consolas" w:eastAsia="Consolas" w:hAnsi="Consolas"/>
-          <w:color w:val="1A1A1A"/>
-          <w:sz w:val="20"/>
-          <w:szCs w:val="20"/>
-          <w:lang w:val="es-AR"/>
-        </w:rPr>
-        <w:t xml:space="preserve">ping -r</w:t>
-      </w:r>
-      <w:r>
-        <w:rPr>
-          <w:rFonts w:ascii="Lexend" w:cs="Lexend" w:eastAsia="Lexend" w:hAnsi="Lexend"/>
-          <w:color w:val="1A1A1A"/>
-          <w:sz w:val="22"/>
-          <w:szCs w:val="22"/>
-          <w:lang w:val="es-AR"/>
-        </w:rPr>
-        <w:t xml:space="preserve">) y ICMP tiene los mensajes de marca de tiempo (tipos 13 y 14).</w:t>
-      </w:r>
-    </w:p>
-    <w:p>
-      <w:pPr>
-        <w:spacing w:after="260" w:line="288"/>
-        <w:jc w:val="center"/>
-      </w:pPr>
-      <w:r>
-        <w:rPr>
-          <w:rFonts w:ascii="Lexend" w:cs="Lexend" w:eastAsia="Lexend" w:hAnsi="Lexend"/>
-          <w:b/>
-          <w:bCs/>
-          <w:color w:val="1A1A1A"/>
-          <w:sz w:val="22"/>
-          <w:szCs w:val="22"/>
-          <w:lang w:val="es-AR"/>
-        </w:rPr>
-        <w:t xml:space="preserve">Protocolos de Ruteo</w:t>
-      </w:r>
-    </w:p>
-    <w:p>
-      <w:pPr>
-        <w:pStyle w:val="ListParagraph"/>
-        <w:numPr>
-          <w:ilvl w:val="0"/>
-          <w:numId w:val="7"/>
-        </w:numPr>
-        <w:spacing w:after="100" w:line="276"/>
-        <w:jc w:val="both"/>
-      </w:pPr>
-      <w:r>
-        <w:rPr>
-          <w:rFonts w:ascii="Lexend" w:cs="Lexend" w:eastAsia="Lexend" w:hAnsi="Lexend"/>
-          <w:b/>
-          <w:bCs/>
-          <w:color w:val="1A1A1A"/>
-          <w:sz w:val="22"/>
-          <w:szCs w:val="22"/>
-          <w:lang w:val="es-AR"/>
-        </w:rPr>
-        <w:t xml:space="preserve">Ruteo en Internet:</w:t>
-      </w:r>
-      <w:r>
-        <w:rPr>
-          <w:rFonts w:ascii="Lexend" w:cs="Lexend" w:eastAsia="Lexend" w:hAnsi="Lexend"/>
-          <w:color w:val="1A1A1A"/>
-          <w:sz w:val="22"/>
-          <w:szCs w:val="22"/>
-          <w:lang w:val="es-AR"/>
-        </w:rPr>
-        <w:t xml:space="preserve"> es el proceso por el cual los routers </w:t>
-      </w:r>
-      <w:r>
-        <w:rPr>
-          <w:rFonts w:ascii="Lexend" w:cs="Lexend" w:eastAsia="Lexend" w:hAnsi="Lexend"/>
-          <w:b/>
-          <w:bCs/>
-          <w:color w:val="1A1A1A"/>
-          <w:sz w:val="22"/>
-          <w:szCs w:val="22"/>
-          <w:lang w:val="es-AR"/>
-        </w:rPr>
-        <w:t xml:space="preserve">deciden por qué línea reenviar cada datagrama</w:t>
-      </w:r>
-      <w:r>
-        <w:rPr>
-          <w:rFonts w:ascii="Lexend" w:cs="Lexend" w:eastAsia="Lexend" w:hAnsi="Lexend"/>
-          <w:color w:val="1A1A1A"/>
-          <w:sz w:val="22"/>
-          <w:szCs w:val="22"/>
-          <w:lang w:val="es-AR"/>
-        </w:rPr>
-        <w:t xml:space="preserve"> para que llegue a la red destino, usando una </w:t>
-      </w:r>
-      <w:r>
-        <w:rPr>
-          <w:rFonts w:ascii="Lexend" w:cs="Lexend" w:eastAsia="Lexend" w:hAnsi="Lexend"/>
-          <w:b/>
-          <w:bCs/>
-          <w:color w:val="1A1A1A"/>
-          <w:sz w:val="22"/>
-          <w:szCs w:val="22"/>
-          <w:lang w:val="es-AR"/>
-        </w:rPr>
-        <w:t xml:space="preserve">tabla de ruteo</w:t>
-      </w:r>
-      <w:r>
-        <w:rPr>
-          <w:rFonts w:ascii="Lexend" w:cs="Lexend" w:eastAsia="Lexend" w:hAnsi="Lexend"/>
-          <w:color w:val="1A1A1A"/>
-          <w:sz w:val="22"/>
-          <w:szCs w:val="22"/>
-          <w:lang w:val="es-AR"/>
-        </w:rPr>
-        <w:t xml:space="preserve"> que arman y actualizan con algoritmos y protocolos de ruteo (IGP dentro de cada SA, BGP entre SA).</w:t>
-      </w:r>
-    </w:p>
-    <w:p>
-      <w:pPr>
-        <w:pStyle w:val="ListParagraph"/>
-        <w:numPr>
-          <w:ilvl w:val="0"/>
-          <w:numId w:val="7"/>
-        </w:numPr>
-        <w:spacing w:after="100" w:line="276"/>
-        <w:jc w:val="both"/>
-      </w:pPr>
-      <w:r>
-        <w:rPr>
-          <w:rFonts w:ascii="Lexend" w:cs="Lexend" w:eastAsia="Lexend" w:hAnsi="Lexend"/>
-          <w:b/>
-          <w:bCs/>
-          <w:color w:val="1A1A1A"/>
-          <w:sz w:val="22"/>
-          <w:szCs w:val="22"/>
-          <w:lang w:val="es-AR"/>
-        </w:rPr>
-        <w:t xml:space="preserve">Tabla de ruteo:</w:t>
-      </w:r>
-      <w:r>
-        <w:rPr>
-          <w:rFonts w:ascii="Lexend" w:cs="Lexend" w:eastAsia="Lexend" w:hAnsi="Lexend"/>
-          <w:color w:val="1A1A1A"/>
-          <w:sz w:val="22"/>
-          <w:szCs w:val="22"/>
-          <w:lang w:val="es-AR"/>
-        </w:rPr>
-        <w:t xml:space="preserve"> asocia cada </w:t>
-      </w:r>
-      <w:r>
-        <w:rPr>
-          <w:rFonts w:ascii="Lexend" w:cs="Lexend" w:eastAsia="Lexend" w:hAnsi="Lexend"/>
-          <w:b/>
-          <w:bCs/>
-          <w:color w:val="1A1A1A"/>
-          <w:sz w:val="22"/>
-          <w:szCs w:val="22"/>
-          <w:lang w:val="es-AR"/>
-        </w:rPr>
-        <w:t xml:space="preserve">red destino</w:t>
-      </w:r>
-      <w:r>
-        <w:rPr>
-          <w:rFonts w:ascii="Lexend" w:cs="Lexend" w:eastAsia="Lexend" w:hAnsi="Lexend"/>
-          <w:color w:val="1A1A1A"/>
-          <w:sz w:val="22"/>
-          <w:szCs w:val="22"/>
-          <w:lang w:val="es-AR"/>
-        </w:rPr>
-        <w:t xml:space="preserve"> con la </w:t>
-      </w:r>
-      <w:r>
-        <w:rPr>
-          <w:rFonts w:ascii="Lexend" w:cs="Lexend" w:eastAsia="Lexend" w:hAnsi="Lexend"/>
-          <w:b/>
-          <w:bCs/>
-          <w:color w:val="1A1A1A"/>
-          <w:sz w:val="22"/>
-          <w:szCs w:val="22"/>
-          <w:lang w:val="es-AR"/>
-        </w:rPr>
-        <w:t xml:space="preserve">línea de salida o próximo salto</w:t>
-      </w:r>
-      <w:r>
-        <w:rPr>
-          <w:rFonts w:ascii="Lexend" w:cs="Lexend" w:eastAsia="Lexend" w:hAnsi="Lexend"/>
-          <w:color w:val="1A1A1A"/>
-          <w:sz w:val="22"/>
-          <w:szCs w:val="22"/>
-          <w:lang w:val="es-AR"/>
-        </w:rPr>
-        <w:t xml:space="preserve"> y su </w:t>
-      </w:r>
-      <w:r>
-        <w:rPr>
-          <w:rFonts w:ascii="Lexend" w:cs="Lexend" w:eastAsia="Lexend" w:hAnsi="Lexend"/>
-          <w:b/>
-          <w:bCs/>
-          <w:color w:val="1A1A1A"/>
-          <w:sz w:val="22"/>
-          <w:szCs w:val="22"/>
-          <w:lang w:val="es-AR"/>
-        </w:rPr>
-        <w:t xml:space="preserve">métrica</w:t>
-      </w:r>
-      <w:r>
-        <w:rPr>
-          <w:rFonts w:ascii="Lexend" w:cs="Lexend" w:eastAsia="Lexend" w:hAnsi="Lexend"/>
-          <w:color w:val="1A1A1A"/>
-          <w:sz w:val="22"/>
-          <w:szCs w:val="22"/>
-          <w:lang w:val="es-AR"/>
-        </w:rPr>
-        <w:t xml:space="preserve">. </w:t>
-      </w:r>
-      <w:r>
-        <w:rPr>
-          <w:rFonts w:ascii="Lexend" w:cs="Lexend" w:eastAsia="Lexend" w:hAnsi="Lexend"/>
-          <w:b/>
-          <w:bCs/>
-          <w:color w:val="1A1A1A"/>
-          <w:sz w:val="22"/>
-          <w:szCs w:val="22"/>
-          <w:lang w:val="es-AR"/>
-        </w:rPr>
-        <w:t xml:space="preserve">La arma cada router</w:t>
-      </w:r>
-      <w:r>
-        <w:rPr>
-          <w:rFonts w:ascii="Lexend" w:cs="Lexend" w:eastAsia="Lexend" w:hAnsi="Lexend"/>
-          <w:color w:val="1A1A1A"/>
-          <w:sz w:val="22"/>
-          <w:szCs w:val="22"/>
-          <w:lang w:val="es-AR"/>
-        </w:rPr>
-        <w:t xml:space="preserve">: dinámicamente, con un protocolo de ruteo, o a mano, si es estática.</w:t>
-      </w:r>
-    </w:p>
-    <w:p>
-      <w:pPr>
-        <w:pStyle w:val="ListParagraph"/>
-        <w:numPr>
-          <w:ilvl w:val="0"/>
-          <w:numId w:val="7"/>
-        </w:numPr>
-        <w:spacing w:after="100" w:line="276"/>
-        <w:jc w:val="both"/>
-      </w:pPr>
-      <w:r>
-        <w:rPr>
-          <w:rFonts w:ascii="Lexend" w:cs="Lexend" w:eastAsia="Lexend" w:hAnsi="Lexend"/>
-          <w:b/>
-          <w:bCs/>
-          <w:color w:val="1A1A1A"/>
-          <w:sz w:val="22"/>
-          <w:szCs w:val="22"/>
-          <w:lang w:val="es-AR"/>
-        </w:rPr>
-        <w:t xml:space="preserve">Ruta default:</w:t>
-      </w:r>
-      <w:r>
-        <w:rPr>
-          <w:rFonts w:ascii="Lexend" w:cs="Lexend" w:eastAsia="Lexend" w:hAnsi="Lexend"/>
-          <w:color w:val="1A1A1A"/>
-          <w:sz w:val="22"/>
-          <w:szCs w:val="22"/>
-          <w:lang w:val="es-AR"/>
-        </w:rPr>
-        <w:t xml:space="preserve"> es la entrada que se usa </w:t>
-      </w:r>
-      <w:r>
-        <w:rPr>
-          <w:rFonts w:ascii="Lexend" w:cs="Lexend" w:eastAsia="Lexend" w:hAnsi="Lexend"/>
-          <w:b/>
-          <w:bCs/>
-          <w:color w:val="1A1A1A"/>
-          <w:sz w:val="22"/>
-          <w:szCs w:val="22"/>
-          <w:lang w:val="es-AR"/>
-        </w:rPr>
-        <w:t xml:space="preserve">cuando el destino no coincide con ninguna otra</w:t>
-      </w:r>
-      <w:r>
-        <w:rPr>
-          <w:rFonts w:ascii="Lexend" w:cs="Lexend" w:eastAsia="Lexend" w:hAnsi="Lexend"/>
-          <w:color w:val="1A1A1A"/>
-          <w:sz w:val="22"/>
-          <w:szCs w:val="22"/>
-          <w:lang w:val="es-AR"/>
-        </w:rPr>
-        <w:t xml:space="preserve"> (</w:t>
-      </w:r>
-      <w:r>
-        <w:rPr>
-          <w:rFonts w:ascii="Consolas" w:cs="Consolas" w:eastAsia="Consolas" w:hAnsi="Consolas"/>
-          <w:color w:val="1A1A1A"/>
-          <w:sz w:val="20"/>
-          <w:szCs w:val="20"/>
-          <w:lang w:val="es-AR"/>
-        </w:rPr>
-        <w:t xml:space="preserve">0.0.0.0/0</w:t>
-      </w:r>
-      <w:r>
-        <w:rPr>
-          <w:rFonts w:ascii="Lexend" w:cs="Lexend" w:eastAsia="Lexend" w:hAnsi="Lexend"/>
-          <w:color w:val="1A1A1A"/>
-          <w:sz w:val="22"/>
-          <w:szCs w:val="22"/>
-          <w:lang w:val="es-AR"/>
-        </w:rPr>
-        <w:t xml:space="preserve">). Existe porque </w:t>
-      </w:r>
-      <w:r>
-        <w:rPr>
-          <w:rFonts w:ascii="Lexend" w:cs="Lexend" w:eastAsia="Lexend" w:hAnsi="Lexend"/>
-          <w:b/>
-          <w:bCs/>
-          <w:color w:val="1A1A1A"/>
-          <w:sz w:val="22"/>
-          <w:szCs w:val="22"/>
-          <w:lang w:val="es-AR"/>
-        </w:rPr>
-        <w:t xml:space="preserve">no se pueden tener todas las redes de Internet en la tabla</w:t>
-      </w:r>
-      <w:r>
-        <w:rPr>
-          <w:rFonts w:ascii="Lexend" w:cs="Lexend" w:eastAsia="Lexend" w:hAnsi="Lexend"/>
-          <w:color w:val="1A1A1A"/>
-          <w:sz w:val="22"/>
-          <w:szCs w:val="22"/>
-          <w:lang w:val="es-AR"/>
-        </w:rPr>
-        <w:t xml:space="preserve">: lo desconocido se manda al router de salida o al ISP.</w:t>
-      </w:r>
-    </w:p>
-    <w:p>
-      <w:pPr>
-        <w:pStyle w:val="ListParagraph"/>
-        <w:numPr>
-          <w:ilvl w:val="0"/>
-          <w:numId w:val="7"/>
-        </w:numPr>
-        <w:spacing w:after="100" w:line="276"/>
-        <w:jc w:val="both"/>
-      </w:pPr>
-      <w:r>
-        <w:rPr>
-          <w:rFonts w:ascii="Lexend" w:cs="Lexend" w:eastAsia="Lexend" w:hAnsi="Lexend"/>
-          <w:b/>
-          <w:bCs/>
-          <w:color w:val="1A1A1A"/>
-          <w:sz w:val="22"/>
-          <w:szCs w:val="22"/>
-          <w:lang w:val="es-AR"/>
-        </w:rPr>
-        <w:t xml:space="preserve">Sistema Autónomo:</w:t>
-      </w:r>
-      <w:r>
-        <w:rPr>
-          <w:rFonts w:ascii="Lexend" w:cs="Lexend" w:eastAsia="Lexend" w:hAnsi="Lexend"/>
-          <w:color w:val="1A1A1A"/>
-          <w:sz w:val="22"/>
-          <w:szCs w:val="22"/>
-          <w:lang w:val="es-AR"/>
-        </w:rPr>
-        <w:t xml:space="preserve"> un conjunto de redes y routers </w:t>
-      </w:r>
-      <w:r>
-        <w:rPr>
-          <w:rFonts w:ascii="Lexend" w:cs="Lexend" w:eastAsia="Lexend" w:hAnsi="Lexend"/>
-          <w:b/>
-          <w:bCs/>
-          <w:color w:val="1A1A1A"/>
-          <w:sz w:val="22"/>
-          <w:szCs w:val="22"/>
-          <w:lang w:val="es-AR"/>
-        </w:rPr>
-        <w:t xml:space="preserve">bajo una misma administración</w:t>
-      </w:r>
-      <w:r>
-        <w:rPr>
-          <w:rFonts w:ascii="Lexend" w:cs="Lexend" w:eastAsia="Lexend" w:hAnsi="Lexend"/>
-          <w:color w:val="1A1A1A"/>
-          <w:sz w:val="22"/>
-          <w:szCs w:val="22"/>
-          <w:lang w:val="es-AR"/>
-        </w:rPr>
-        <w:t xml:space="preserve">, con </w:t>
-      </w:r>
-      <w:r>
-        <w:rPr>
-          <w:rFonts w:ascii="Lexend" w:cs="Lexend" w:eastAsia="Lexend" w:hAnsi="Lexend"/>
-          <w:b/>
-          <w:bCs/>
-          <w:color w:val="1A1A1A"/>
-          <w:sz w:val="22"/>
-          <w:szCs w:val="22"/>
-          <w:lang w:val="es-AR"/>
-        </w:rPr>
-        <w:t xml:space="preserve">política de ruteo propia</w:t>
-      </w:r>
-      <w:r>
-        <w:rPr>
-          <w:rFonts w:ascii="Lexend" w:cs="Lexend" w:eastAsia="Lexend" w:hAnsi="Lexend"/>
-          <w:color w:val="1A1A1A"/>
-          <w:sz w:val="22"/>
-          <w:szCs w:val="22"/>
-          <w:lang w:val="es-AR"/>
-        </w:rPr>
-        <w:t xml:space="preserve"> y un número que lo identifica. Adentro tiene </w:t>
-      </w:r>
-      <w:r>
-        <w:rPr>
-          <w:rFonts w:ascii="Lexend" w:cs="Lexend" w:eastAsia="Lexend" w:hAnsi="Lexend"/>
-          <w:b/>
-          <w:bCs/>
-          <w:color w:val="1A1A1A"/>
-          <w:sz w:val="22"/>
-          <w:szCs w:val="22"/>
-          <w:lang w:val="es-AR"/>
-        </w:rPr>
-        <w:t xml:space="preserve">routers internos</w:t>
-      </w:r>
-      <w:r>
-        <w:rPr>
-          <w:rFonts w:ascii="Lexend" w:cs="Lexend" w:eastAsia="Lexend" w:hAnsi="Lexend"/>
-          <w:color w:val="1A1A1A"/>
-          <w:sz w:val="22"/>
-          <w:szCs w:val="22"/>
-          <w:lang w:val="es-AR"/>
-        </w:rPr>
-        <w:t xml:space="preserve">, que corren un </w:t>
-      </w:r>
-      <w:r>
-        <w:rPr>
-          <w:rFonts w:ascii="Lexend" w:cs="Lexend" w:eastAsia="Lexend" w:hAnsi="Lexend"/>
-          <w:b/>
-          <w:bCs/>
-          <w:color w:val="1A1A1A"/>
-          <w:sz w:val="22"/>
-          <w:szCs w:val="22"/>
-          <w:lang w:val="es-AR"/>
-        </w:rPr>
-        <w:t xml:space="preserve">IGP</w:t>
-      </w:r>
-      <w:r>
-        <w:rPr>
-          <w:rFonts w:ascii="Lexend" w:cs="Lexend" w:eastAsia="Lexend" w:hAnsi="Lexend"/>
-          <w:color w:val="1A1A1A"/>
-          <w:sz w:val="22"/>
-          <w:szCs w:val="22"/>
-          <w:lang w:val="es-AR"/>
-        </w:rPr>
-        <w:t xml:space="preserve">, y </w:t>
-      </w:r>
-      <w:r>
-        <w:rPr>
-          <w:rFonts w:ascii="Lexend" w:cs="Lexend" w:eastAsia="Lexend" w:hAnsi="Lexend"/>
-          <w:b/>
-          <w:bCs/>
-          <w:color w:val="1A1A1A"/>
-          <w:sz w:val="22"/>
-          <w:szCs w:val="22"/>
-          <w:lang w:val="es-AR"/>
-        </w:rPr>
-        <w:t xml:space="preserve">routers frontera</w:t>
-      </w:r>
-      <w:r>
-        <w:rPr>
-          <w:rFonts w:ascii="Lexend" w:cs="Lexend" w:eastAsia="Lexend" w:hAnsi="Lexend"/>
-          <w:color w:val="1A1A1A"/>
-          <w:sz w:val="22"/>
-          <w:szCs w:val="22"/>
-          <w:lang w:val="es-AR"/>
-        </w:rPr>
-        <w:t xml:space="preserve">, que se conectan con otros SA mediante </w:t>
-      </w:r>
-      <w:r>
-        <w:rPr>
-          <w:rFonts w:ascii="Lexend" w:cs="Lexend" w:eastAsia="Lexend" w:hAnsi="Lexend"/>
-          <w:b/>
-          <w:bCs/>
-          <w:color w:val="1A1A1A"/>
-          <w:sz w:val="22"/>
-          <w:szCs w:val="22"/>
-          <w:lang w:val="es-AR"/>
-        </w:rPr>
-        <w:t xml:space="preserve">BGP</w:t>
+        <w:t xml:space="preserve">Calcular la ruta más corta</w:t>
+      </w:r>
+      <w:r>
+        <w:rPr>
+          <w:rFonts w:ascii="Lexend" w:cs="Lexend" w:eastAsia="Lexend" w:hAnsi="Lexend"/>
+          <w:color w:val="1A1A1A"/>
+          <w:sz w:val="22"/>
+          <w:szCs w:val="22"/>
+          <w:lang w:val="es-AR"/>
+        </w:rPr>
+        <w:t xml:space="preserve"> a cada router con </w:t>
+      </w:r>
+      <w:r>
+        <w:rPr>
+          <w:rFonts w:ascii="Lexend" w:cs="Lexend" w:eastAsia="Lexend" w:hAnsi="Lexend"/>
+          <w:b/>
+          <w:bCs/>
+          <w:color w:val="1A1A1A"/>
+          <w:sz w:val="22"/>
+          <w:szCs w:val="22"/>
+          <w:lang w:val="es-AR"/>
+        </w:rPr>
+        <w:t xml:space="preserve">Dijkstra</w:t>
       </w:r>
       <w:r>
         <w:rPr>
@@ -13793,1346 +18314,6 @@
           <w:lang w:val="es-AR"/>
         </w:rPr>
         <w:t xml:space="preserve">.</w:t>
-      </w:r>
-    </w:p>
-    <w:p>
-      <w:pPr>
-        <w:pStyle w:val="ListParagraph"/>
-        <w:numPr>
-          <w:ilvl w:val="0"/>
-          <w:numId w:val="7"/>
-        </w:numPr>
-        <w:spacing w:after="100" w:line="276"/>
-        <w:jc w:val="both"/>
-      </w:pPr>
-      <w:r>
-        <w:rPr>
-          <w:rFonts w:ascii="Lexend" w:cs="Lexend" w:eastAsia="Lexend" w:hAnsi="Lexend"/>
-          <w:b/>
-          <w:bCs/>
-          <w:color w:val="1A1A1A"/>
-          <w:sz w:val="22"/>
-          <w:szCs w:val="22"/>
-          <w:lang w:val="es-AR"/>
-        </w:rPr>
-        <w:t xml:space="preserve">IGP:</w:t>
-      </w:r>
-      <w:r>
-        <w:rPr>
-          <w:rFonts w:ascii="Lexend" w:cs="Lexend" w:eastAsia="Lexend" w:hAnsi="Lexend"/>
-          <w:color w:val="1A1A1A"/>
-          <w:sz w:val="22"/>
-          <w:szCs w:val="22"/>
-          <w:lang w:val="es-AR"/>
-        </w:rPr>
-        <w:t xml:space="preserve"> protocolo de ruteo </w:t>
-      </w:r>
-      <w:r>
-        <w:rPr>
-          <w:rFonts w:ascii="Lexend" w:cs="Lexend" w:eastAsia="Lexend" w:hAnsi="Lexend"/>
-          <w:b/>
-          <w:bCs/>
-          <w:color w:val="1A1A1A"/>
-          <w:sz w:val="22"/>
-          <w:szCs w:val="22"/>
-          <w:lang w:val="es-AR"/>
-        </w:rPr>
-        <w:t xml:space="preserve">interior</w:t>
-      </w:r>
-      <w:r>
-        <w:rPr>
-          <w:rFonts w:ascii="Lexend" w:cs="Lexend" w:eastAsia="Lexend" w:hAnsi="Lexend"/>
-          <w:color w:val="1A1A1A"/>
-          <w:sz w:val="22"/>
-          <w:szCs w:val="22"/>
-          <w:lang w:val="es-AR"/>
-        </w:rPr>
-        <w:t xml:space="preserve"> (intradominio), que trabaja </w:t>
-      </w:r>
-      <w:r>
-        <w:rPr>
-          <w:rFonts w:ascii="Lexend" w:cs="Lexend" w:eastAsia="Lexend" w:hAnsi="Lexend"/>
-          <w:b/>
-          <w:bCs/>
-          <w:color w:val="1A1A1A"/>
-          <w:sz w:val="22"/>
-          <w:szCs w:val="22"/>
-          <w:lang w:val="es-AR"/>
-        </w:rPr>
-        <w:t xml:space="preserve">dentro de un SA</w:t>
-      </w:r>
-      <w:r>
-        <w:rPr>
-          <w:rFonts w:ascii="Lexend" w:cs="Lexend" w:eastAsia="Lexend" w:hAnsi="Lexend"/>
-          <w:color w:val="1A1A1A"/>
-          <w:sz w:val="22"/>
-          <w:szCs w:val="22"/>
-          <w:lang w:val="es-AR"/>
-        </w:rPr>
-        <w:t xml:space="preserve">. Su función es encontrar las </w:t>
-      </w:r>
-      <w:r>
-        <w:rPr>
-          <w:rFonts w:ascii="Lexend" w:cs="Lexend" w:eastAsia="Lexend" w:hAnsi="Lexend"/>
-          <w:b/>
-          <w:bCs/>
-          <w:color w:val="1A1A1A"/>
-          <w:sz w:val="22"/>
-          <w:szCs w:val="22"/>
-          <w:lang w:val="es-AR"/>
-        </w:rPr>
-        <w:t xml:space="preserve">rutas de menor costo</w:t>
-      </w:r>
-      <w:r>
-        <w:rPr>
-          <w:rFonts w:ascii="Lexend" w:cs="Lexend" w:eastAsia="Lexend" w:hAnsi="Lexend"/>
-          <w:color w:val="1A1A1A"/>
-          <w:sz w:val="22"/>
-          <w:szCs w:val="22"/>
-          <w:lang w:val="es-AR"/>
-        </w:rPr>
-        <w:t xml:space="preserve"> entre las redes del SA y adaptarse a los cambios. Ejemplos: RIP, OSPF, IS-IS.</w:t>
-      </w:r>
-    </w:p>
-    <w:p>
-      <w:pPr>
-        <w:pStyle w:val="ListParagraph"/>
-        <w:numPr>
-          <w:ilvl w:val="0"/>
-          <w:numId w:val="7"/>
-        </w:numPr>
-        <w:spacing w:after="100" w:line="276"/>
-        <w:jc w:val="both"/>
-      </w:pPr>
-      <w:r>
-        <w:rPr>
-          <w:rFonts w:ascii="Lexend" w:cs="Lexend" w:eastAsia="Lexend" w:hAnsi="Lexend"/>
-          <w:b/>
-          <w:bCs/>
-          <w:color w:val="1A1A1A"/>
-          <w:sz w:val="22"/>
-          <w:szCs w:val="22"/>
-          <w:lang w:val="es-AR"/>
-        </w:rPr>
-        <w:t xml:space="preserve">Diferencia operativa entre vector distancia y estado de enlace:</w:t>
-      </w:r>
-      <w:r>
-        <w:rPr>
-          <w:rFonts w:ascii="Lexend" w:cs="Lexend" w:eastAsia="Lexend" w:hAnsi="Lexend"/>
-          <w:color w:val="1A1A1A"/>
-          <w:sz w:val="22"/>
-          <w:szCs w:val="22"/>
-          <w:lang w:val="es-AR"/>
-        </w:rPr>
-        <w:t xml:space="preserve"> en </w:t>
-      </w:r>
-      <w:r>
-        <w:rPr>
-          <w:rFonts w:ascii="Lexend" w:cs="Lexend" w:eastAsia="Lexend" w:hAnsi="Lexend"/>
-          <w:b/>
-          <w:bCs/>
-          <w:color w:val="1A1A1A"/>
-          <w:sz w:val="22"/>
-          <w:szCs w:val="22"/>
-          <w:lang w:val="es-AR"/>
-        </w:rPr>
-        <w:t xml:space="preserve">vector distancia</w:t>
-      </w:r>
-      <w:r>
-        <w:rPr>
-          <w:rFonts w:ascii="Lexend" w:cs="Lexend" w:eastAsia="Lexend" w:hAnsi="Lexend"/>
-          <w:color w:val="1A1A1A"/>
-          <w:sz w:val="22"/>
-          <w:szCs w:val="22"/>
-          <w:lang w:val="es-AR"/>
-        </w:rPr>
-        <w:t xml:space="preserve"> cada router le manda </w:t>
-      </w:r>
-      <w:r>
-        <w:rPr>
-          <w:rFonts w:ascii="Lexend" w:cs="Lexend" w:eastAsia="Lexend" w:hAnsi="Lexend"/>
-          <w:b/>
-          <w:bCs/>
-          <w:color w:val="1A1A1A"/>
-          <w:sz w:val="22"/>
-          <w:szCs w:val="22"/>
-          <w:lang w:val="es-AR"/>
-        </w:rPr>
-        <w:t xml:space="preserve">su tabla completa solo a sus vecinos</w:t>
-      </w:r>
-      <w:r>
-        <w:rPr>
-          <w:rFonts w:ascii="Lexend" w:cs="Lexend" w:eastAsia="Lexend" w:hAnsi="Lexend"/>
-          <w:color w:val="1A1A1A"/>
-          <w:sz w:val="22"/>
-          <w:szCs w:val="22"/>
-          <w:lang w:val="es-AR"/>
-        </w:rPr>
-        <w:t xml:space="preserve"> y no conoce la topología; converge lento y tiene </w:t>
-      </w:r>
-      <w:r>
-        <w:rPr>
-          <w:rFonts w:ascii="Lexend" w:cs="Lexend" w:eastAsia="Lexend" w:hAnsi="Lexend"/>
-          <w:b/>
-          <w:bCs/>
-          <w:color w:val="1A1A1A"/>
-          <w:sz w:val="22"/>
-          <w:szCs w:val="22"/>
-          <w:lang w:val="es-AR"/>
-        </w:rPr>
-        <w:t xml:space="preserve">cuenta a infinito</w:t>
-      </w:r>
-      <w:r>
-        <w:rPr>
-          <w:rFonts w:ascii="Lexend" w:cs="Lexend" w:eastAsia="Lexend" w:hAnsi="Lexend"/>
-          <w:color w:val="1A1A1A"/>
-          <w:sz w:val="22"/>
-          <w:szCs w:val="22"/>
-          <w:lang w:val="es-AR"/>
-        </w:rPr>
-        <w:t xml:space="preserve">. En </w:t>
-      </w:r>
-      <w:r>
-        <w:rPr>
-          <w:rFonts w:ascii="Lexend" w:cs="Lexend" w:eastAsia="Lexend" w:hAnsi="Lexend"/>
-          <w:b/>
-          <w:bCs/>
-          <w:color w:val="1A1A1A"/>
-          <w:sz w:val="22"/>
-          <w:szCs w:val="22"/>
-          <w:lang w:val="es-AR"/>
-        </w:rPr>
-        <w:t xml:space="preserve">estado de enlace</w:t>
-      </w:r>
-      <w:r>
-        <w:rPr>
-          <w:rFonts w:ascii="Lexend" w:cs="Lexend" w:eastAsia="Lexend" w:hAnsi="Lexend"/>
-          <w:color w:val="1A1A1A"/>
-          <w:sz w:val="22"/>
-          <w:szCs w:val="22"/>
-          <w:lang w:val="es-AR"/>
-        </w:rPr>
-        <w:t xml:space="preserve"> cada router manda </w:t>
-      </w:r>
-      <w:r>
-        <w:rPr>
-          <w:rFonts w:ascii="Lexend" w:cs="Lexend" w:eastAsia="Lexend" w:hAnsi="Lexend"/>
-          <w:b/>
-          <w:bCs/>
-          <w:color w:val="1A1A1A"/>
-          <w:sz w:val="22"/>
-          <w:szCs w:val="22"/>
-          <w:lang w:val="es-AR"/>
-        </w:rPr>
-        <w:t xml:space="preserve">solo el estado de sus enlaces a todos</w:t>
-      </w:r>
-      <w:r>
-        <w:rPr>
-          <w:rFonts w:ascii="Lexend" w:cs="Lexend" w:eastAsia="Lexend" w:hAnsi="Lexend"/>
-          <w:color w:val="1A1A1A"/>
-          <w:sz w:val="22"/>
-          <w:szCs w:val="22"/>
-          <w:lang w:val="es-AR"/>
-        </w:rPr>
-        <w:t xml:space="preserve"> (por inundación), </w:t>
-      </w:r>
-      <w:r>
-        <w:rPr>
-          <w:rFonts w:ascii="Lexend" w:cs="Lexend" w:eastAsia="Lexend" w:hAnsi="Lexend"/>
-          <w:b/>
-          <w:bCs/>
-          <w:color w:val="1A1A1A"/>
-          <w:sz w:val="22"/>
-          <w:szCs w:val="22"/>
-          <w:lang w:val="es-AR"/>
-        </w:rPr>
-        <w:t xml:space="preserve">todos conocen la topología completa</w:t>
-      </w:r>
-      <w:r>
-        <w:rPr>
-          <w:rFonts w:ascii="Lexend" w:cs="Lexend" w:eastAsia="Lexend" w:hAnsi="Lexend"/>
-          <w:color w:val="1A1A1A"/>
-          <w:sz w:val="22"/>
-          <w:szCs w:val="22"/>
-          <w:lang w:val="es-AR"/>
-        </w:rPr>
-        <w:t xml:space="preserve"> y cada uno corre Dijkstra; converge rápido, a cambio de más memoria y CPU.</w:t>
-      </w:r>
-    </w:p>
-    <w:p>
-      <w:pPr>
-        <w:pStyle w:val="ListParagraph"/>
-        <w:numPr>
-          <w:ilvl w:val="0"/>
-          <w:numId w:val="7"/>
-        </w:numPr>
-        <w:spacing w:after="100" w:line="276"/>
-        <w:jc w:val="both"/>
-      </w:pPr>
-      <w:r>
-        <w:rPr>
-          <w:rFonts w:ascii="Lexend" w:cs="Lexend" w:eastAsia="Lexend" w:hAnsi="Lexend"/>
-          <w:b/>
-          <w:bCs/>
-          <w:color w:val="1A1A1A"/>
-          <w:sz w:val="22"/>
-          <w:szCs w:val="22"/>
-          <w:lang w:val="es-AR"/>
-        </w:rPr>
-        <w:t xml:space="preserve">Métrica:</w:t>
-      </w:r>
-      <w:r>
-        <w:rPr>
-          <w:rFonts w:ascii="Lexend" w:cs="Lexend" w:eastAsia="Lexend" w:hAnsi="Lexend"/>
-          <w:color w:val="1A1A1A"/>
-          <w:sz w:val="22"/>
-          <w:szCs w:val="22"/>
-          <w:lang w:val="es-AR"/>
-        </w:rPr>
-        <w:t xml:space="preserve"> el </w:t>
-      </w:r>
-      <w:r>
-        <w:rPr>
-          <w:rFonts w:ascii="Lexend" w:cs="Lexend" w:eastAsia="Lexend" w:hAnsi="Lexend"/>
-          <w:b/>
-          <w:bCs/>
-          <w:color w:val="1A1A1A"/>
-          <w:sz w:val="22"/>
-          <w:szCs w:val="22"/>
-          <w:lang w:val="es-AR"/>
-        </w:rPr>
-        <w:t xml:space="preserve">valor de costo</w:t>
-      </w:r>
-      <w:r>
-        <w:rPr>
-          <w:rFonts w:ascii="Lexend" w:cs="Lexend" w:eastAsia="Lexend" w:hAnsi="Lexend"/>
-          <w:color w:val="1A1A1A"/>
-          <w:sz w:val="22"/>
-          <w:szCs w:val="22"/>
-          <w:lang w:val="es-AR"/>
-        </w:rPr>
-        <w:t xml:space="preserve"> que se le asigna a un enlace o a una ruta para </w:t>
-      </w:r>
-      <w:r>
-        <w:rPr>
-          <w:rFonts w:ascii="Lexend" w:cs="Lexend" w:eastAsia="Lexend" w:hAnsi="Lexend"/>
-          <w:b/>
-          <w:bCs/>
-          <w:color w:val="1A1A1A"/>
-          <w:sz w:val="22"/>
-          <w:szCs w:val="22"/>
-          <w:lang w:val="es-AR"/>
-        </w:rPr>
-        <w:t xml:space="preserve">comparar caminos y elegir el mejor</w:t>
-      </w:r>
-      <w:r>
-        <w:rPr>
-          <w:rFonts w:ascii="Lexend" w:cs="Lexend" w:eastAsia="Lexend" w:hAnsi="Lexend"/>
-          <w:color w:val="1A1A1A"/>
-          <w:sz w:val="22"/>
-          <w:szCs w:val="22"/>
-          <w:lang w:val="es-AR"/>
-        </w:rPr>
-        <w:t xml:space="preserve">. Ejemplos: cantidad de </w:t>
-      </w:r>
-      <w:r>
-        <w:rPr>
-          <w:rFonts w:ascii="Lexend" w:cs="Lexend" w:eastAsia="Lexend" w:hAnsi="Lexend"/>
-          <w:b/>
-          <w:bCs/>
-          <w:color w:val="1A1A1A"/>
-          <w:sz w:val="22"/>
-          <w:szCs w:val="22"/>
-          <w:lang w:val="es-AR"/>
-        </w:rPr>
-        <w:t xml:space="preserve">saltos</w:t>
-      </w:r>
-      <w:r>
-        <w:rPr>
-          <w:rFonts w:ascii="Lexend" w:cs="Lexend" w:eastAsia="Lexend" w:hAnsi="Lexend"/>
-          <w:color w:val="1A1A1A"/>
-          <w:sz w:val="22"/>
-          <w:szCs w:val="22"/>
-          <w:lang w:val="es-AR"/>
-        </w:rPr>
-        <w:t xml:space="preserve"> (RIP), </w:t>
-      </w:r>
-      <w:r>
-        <w:rPr>
-          <w:rFonts w:ascii="Lexend" w:cs="Lexend" w:eastAsia="Lexend" w:hAnsi="Lexend"/>
-          <w:b/>
-          <w:bCs/>
-          <w:color w:val="1A1A1A"/>
-          <w:sz w:val="22"/>
-          <w:szCs w:val="22"/>
-          <w:lang w:val="es-AR"/>
-        </w:rPr>
-        <w:t xml:space="preserve">retardo</w:t>
-      </w:r>
-      <w:r>
-        <w:rPr>
-          <w:rFonts w:ascii="Lexend" w:cs="Lexend" w:eastAsia="Lexend" w:hAnsi="Lexend"/>
-          <w:color w:val="1A1A1A"/>
-          <w:sz w:val="22"/>
-          <w:szCs w:val="22"/>
-          <w:lang w:val="es-AR"/>
-        </w:rPr>
-        <w:t xml:space="preserve">, </w:t>
-      </w:r>
-      <w:r>
-        <w:rPr>
-          <w:rFonts w:ascii="Lexend" w:cs="Lexend" w:eastAsia="Lexend" w:hAnsi="Lexend"/>
-          <w:b/>
-          <w:bCs/>
-          <w:color w:val="1A1A1A"/>
-          <w:sz w:val="22"/>
-          <w:szCs w:val="22"/>
-          <w:lang w:val="es-AR"/>
-        </w:rPr>
-        <w:t xml:space="preserve">ancho de banda</w:t>
-      </w:r>
-      <w:r>
-        <w:rPr>
-          <w:rFonts w:ascii="Lexend" w:cs="Lexend" w:eastAsia="Lexend" w:hAnsi="Lexend"/>
-          <w:color w:val="1A1A1A"/>
-          <w:sz w:val="22"/>
-          <w:szCs w:val="22"/>
-          <w:lang w:val="es-AR"/>
-        </w:rPr>
-        <w:t xml:space="preserve"> (OSPF), carga, distancia, costo económico.</w:t>
-      </w:r>
-    </w:p>
-    <w:p>
-      <w:pPr>
-        <w:pStyle w:val="ListParagraph"/>
-        <w:numPr>
-          <w:ilvl w:val="0"/>
-          <w:numId w:val="7"/>
-        </w:numPr>
-        <w:spacing w:after="100" w:line="276"/>
-        <w:jc w:val="both"/>
-      </w:pPr>
-      <w:r>
-        <w:rPr>
-          <w:rFonts w:ascii="Lexend" w:cs="Lexend" w:eastAsia="Lexend" w:hAnsi="Lexend"/>
-          <w:b/>
-          <w:bCs/>
-          <w:color w:val="1A1A1A"/>
-          <w:sz w:val="22"/>
-          <w:szCs w:val="22"/>
-          <w:lang w:val="es-AR"/>
-        </w:rPr>
-        <w:t xml:space="preserve">Entorno de RIP:</w:t>
-      </w:r>
-      <w:r>
-        <w:rPr>
-          <w:rFonts w:ascii="Lexend" w:cs="Lexend" w:eastAsia="Lexend" w:hAnsi="Lexend"/>
-          <w:color w:val="1A1A1A"/>
-          <w:sz w:val="22"/>
-          <w:szCs w:val="22"/>
-          <w:lang w:val="es-AR"/>
-        </w:rPr>
-        <w:t xml:space="preserve"> </w:t>
-      </w:r>
-      <w:r>
-        <w:rPr>
-          <w:rFonts w:ascii="Lexend" w:cs="Lexend" w:eastAsia="Lexend" w:hAnsi="Lexend"/>
-          <w:b/>
-          <w:bCs/>
-          <w:color w:val="1A1A1A"/>
-          <w:sz w:val="22"/>
-          <w:szCs w:val="22"/>
-          <w:lang w:val="es-AR"/>
-        </w:rPr>
-        <w:t xml:space="preserve">dentro de un Sistema Autónomo</w:t>
-      </w:r>
-      <w:r>
-        <w:rPr>
-          <w:rFonts w:ascii="Lexend" w:cs="Lexend" w:eastAsia="Lexend" w:hAnsi="Lexend"/>
-          <w:color w:val="1A1A1A"/>
-          <w:sz w:val="22"/>
-          <w:szCs w:val="22"/>
-          <w:lang w:val="es-AR"/>
-        </w:rPr>
-        <w:t xml:space="preserve"> (es un IGP), en </w:t>
-      </w:r>
-      <w:r>
-        <w:rPr>
-          <w:rFonts w:ascii="Lexend" w:cs="Lexend" w:eastAsia="Lexend" w:hAnsi="Lexend"/>
-          <w:b/>
-          <w:bCs/>
-          <w:color w:val="1A1A1A"/>
-          <w:sz w:val="22"/>
-          <w:szCs w:val="22"/>
-          <w:lang w:val="es-AR"/>
-        </w:rPr>
-        <w:t xml:space="preserve">redes chicas</w:t>
-      </w:r>
-      <w:r>
-        <w:rPr>
-          <w:rFonts w:ascii="Lexend" w:cs="Lexend" w:eastAsia="Lexend" w:hAnsi="Lexend"/>
-          <w:color w:val="1A1A1A"/>
-          <w:sz w:val="22"/>
-          <w:szCs w:val="22"/>
-          <w:lang w:val="es-AR"/>
-        </w:rPr>
-        <w:t xml:space="preserve">. Es vector distancia, mide en </w:t>
-      </w:r>
-      <w:r>
-        <w:rPr>
-          <w:rFonts w:ascii="Lexend" w:cs="Lexend" w:eastAsia="Lexend" w:hAnsi="Lexend"/>
-          <w:b/>
-          <w:bCs/>
-          <w:color w:val="1A1A1A"/>
-          <w:sz w:val="22"/>
-          <w:szCs w:val="22"/>
-          <w:lang w:val="es-AR"/>
-        </w:rPr>
-        <w:t xml:space="preserve">saltos</w:t>
-      </w:r>
-      <w:r>
-        <w:rPr>
-          <w:rFonts w:ascii="Lexend" w:cs="Lexend" w:eastAsia="Lexend" w:hAnsi="Lexend"/>
-          <w:color w:val="1A1A1A"/>
-          <w:sz w:val="22"/>
-          <w:szCs w:val="22"/>
-          <w:lang w:val="es-AR"/>
-        </w:rPr>
-        <w:t xml:space="preserve"> y su máximo es 15 (16 = infinito).</w:t>
-      </w:r>
-    </w:p>
-    <w:p>
-      <w:pPr>
-        <w:spacing w:after="120" w:line="280"/>
-        <w:jc w:val="both"/>
-      </w:pPr>
-      <w:r>
-        <w:rPr>
-          <w:rFonts w:ascii="Lexend" w:cs="Lexend" w:eastAsia="Lexend" w:hAnsi="Lexend"/>
-          <w:b/>
-          <w:bCs/>
-          <w:color w:val="1A1A1A"/>
-          <w:sz w:val="22"/>
-          <w:szCs w:val="22"/>
-          <w:lang w:val="es-AR"/>
-        </w:rPr>
-        <w:t xml:space="preserve">9.</w:t>
-      </w:r>
-      <w:r>
-        <w:rPr>
-          <w:rFonts w:ascii="Lexend" w:cs="Lexend" w:eastAsia="Lexend" w:hAnsi="Lexend"/>
-          <w:color w:val="1A1A1A"/>
-          <w:sz w:val="22"/>
-          <w:szCs w:val="22"/>
-          <w:lang w:val="es-AR"/>
-        </w:rPr>
-        <w:t xml:space="preserve"> </w:t>
-      </w:r>
-      <w:r>
-        <w:rPr>
-          <w:rFonts w:ascii="Lexend" w:cs="Lexend" w:eastAsia="Lexend" w:hAnsi="Lexend"/>
-          <w:b/>
-          <w:bCs/>
-          <w:color w:val="1A1A1A"/>
-          <w:sz w:val="22"/>
-          <w:szCs w:val="22"/>
-          <w:lang w:val="es-AR"/>
-        </w:rPr>
-        <w:t xml:space="preserve">Principios de OSPF y ventajas:</w:t>
-      </w:r>
-    </w:p>
-    <w:p>
-      <w:pPr>
-        <w:pStyle w:val="ListParagraph"/>
-        <w:numPr>
-          <w:ilvl w:val="0"/>
-          <w:numId w:val="1"/>
-        </w:numPr>
-        <w:spacing w:after="100" w:line="276"/>
-        <w:jc w:val="both"/>
-      </w:pPr>
-      <w:r>
-        <w:rPr>
-          <w:rFonts w:ascii="Lexend" w:cs="Lexend" w:eastAsia="Lexend" w:hAnsi="Lexend"/>
-          <w:b/>
-          <w:bCs/>
-          <w:color w:val="1A1A1A"/>
-          <w:sz w:val="22"/>
-          <w:szCs w:val="22"/>
-          <w:lang w:val="es-AR"/>
-        </w:rPr>
-        <w:t xml:space="preserve">Principios:</w:t>
-      </w:r>
-      <w:r>
-        <w:rPr>
-          <w:rFonts w:ascii="Lexend" w:cs="Lexend" w:eastAsia="Lexend" w:hAnsi="Lexend"/>
-          <w:color w:val="1A1A1A"/>
-          <w:sz w:val="22"/>
-          <w:szCs w:val="22"/>
-          <w:lang w:val="es-AR"/>
-        </w:rPr>
-        <w:t xml:space="preserve"> estado de enlace; estándar abierto; descubre vecinos con Hello, mide costos, inunda LSP y calcula con Dijkstra; admite varias métricas; balancea carga (ECMP); es jerárquico (áreas); tiene autenticación; usa router designado en cada LAN.</w:t>
-      </w:r>
-    </w:p>
-    <w:p>
-      <w:pPr>
-        <w:pStyle w:val="ListParagraph"/>
-        <w:numPr>
-          <w:ilvl w:val="0"/>
-          <w:numId w:val="1"/>
-        </w:numPr>
-        <w:spacing w:after="100" w:line="276"/>
-        <w:jc w:val="both"/>
-      </w:pPr>
-      <w:r>
-        <w:rPr>
-          <w:rFonts w:ascii="Lexend" w:cs="Lexend" w:eastAsia="Lexend" w:hAnsi="Lexend"/>
-          <w:b/>
-          <w:bCs/>
-          <w:color w:val="1A1A1A"/>
-          <w:sz w:val="22"/>
-          <w:szCs w:val="22"/>
-          <w:lang w:val="es-AR"/>
-        </w:rPr>
-        <w:t xml:space="preserve">Ventajas sobre vector distancia:</w:t>
-      </w:r>
-      <w:r>
-        <w:rPr>
-          <w:rFonts w:ascii="Lexend" w:cs="Lexend" w:eastAsia="Lexend" w:hAnsi="Lexend"/>
-          <w:color w:val="1A1A1A"/>
-          <w:sz w:val="22"/>
-          <w:szCs w:val="22"/>
-          <w:lang w:val="es-AR"/>
-        </w:rPr>
-        <w:t xml:space="preserve"> convergencia rápida, sin cuenta a infinito, topología completa, escala con áreas y solo envía cambios.</w:t>
-      </w:r>
-    </w:p>
-    <w:p>
-      <w:pPr>
-        <w:pStyle w:val="ListParagraph"/>
-        <w:numPr>
-          <w:ilvl w:val="0"/>
-          <w:numId w:val="8"/>
-        </w:numPr>
-        <w:spacing w:after="100" w:line="276"/>
-        <w:jc w:val="both"/>
-      </w:pPr>
-      <w:r>
-        <w:rPr>
-          <w:rFonts w:ascii="Lexend" w:cs="Lexend" w:eastAsia="Lexend" w:hAnsi="Lexend"/>
-          <w:b/>
-          <w:bCs/>
-          <w:color w:val="1A1A1A"/>
-          <w:sz w:val="22"/>
-          <w:szCs w:val="22"/>
-          <w:lang w:val="es-AR"/>
-        </w:rPr>
-        <w:t xml:space="preserve">Que OSPF reconoce jerarquías:</w:t>
-      </w:r>
-      <w:r>
-        <w:rPr>
-          <w:rFonts w:ascii="Lexend" w:cs="Lexend" w:eastAsia="Lexend" w:hAnsi="Lexend"/>
-          <w:color w:val="1A1A1A"/>
-          <w:sz w:val="22"/>
-          <w:szCs w:val="22"/>
-          <w:lang w:val="es-AR"/>
-        </w:rPr>
-        <w:t xml:space="preserve"> divide el SA en </w:t>
-      </w:r>
-      <w:r>
-        <w:rPr>
-          <w:rFonts w:ascii="Lexend" w:cs="Lexend" w:eastAsia="Lexend" w:hAnsi="Lexend"/>
-          <w:b/>
-          <w:bCs/>
-          <w:color w:val="1A1A1A"/>
-          <w:sz w:val="22"/>
-          <w:szCs w:val="22"/>
-          <w:lang w:val="es-AR"/>
-        </w:rPr>
-        <w:t xml:space="preserve">áreas</w:t>
-      </w:r>
-      <w:r>
-        <w:rPr>
-          <w:rFonts w:ascii="Lexend" w:cs="Lexend" w:eastAsia="Lexend" w:hAnsi="Lexend"/>
-          <w:color w:val="1A1A1A"/>
-          <w:sz w:val="22"/>
-          <w:szCs w:val="22"/>
-          <w:lang w:val="es-AR"/>
-        </w:rPr>
-        <w:t xml:space="preserve"> conectadas a un </w:t>
-      </w:r>
-      <w:r>
-        <w:rPr>
-          <w:rFonts w:ascii="Lexend" w:cs="Lexend" w:eastAsia="Lexend" w:hAnsi="Lexend"/>
-          <w:b/>
-          <w:bCs/>
-          <w:color w:val="1A1A1A"/>
-          <w:sz w:val="22"/>
-          <w:szCs w:val="22"/>
-          <w:lang w:val="es-AR"/>
-        </w:rPr>
-        <w:t xml:space="preserve">backbone (área 0)</w:t>
-      </w:r>
-      <w:r>
-        <w:rPr>
-          <w:rFonts w:ascii="Lexend" w:cs="Lexend" w:eastAsia="Lexend" w:hAnsi="Lexend"/>
-          <w:color w:val="1A1A1A"/>
-          <w:sz w:val="22"/>
-          <w:szCs w:val="22"/>
-          <w:lang w:val="es-AR"/>
-        </w:rPr>
-        <w:t xml:space="preserve">. Cada router conoce el detalle </w:t>
-      </w:r>
-      <w:r>
-        <w:rPr>
-          <w:rFonts w:ascii="Lexend" w:cs="Lexend" w:eastAsia="Lexend" w:hAnsi="Lexend"/>
-          <w:b/>
-          <w:bCs/>
-          <w:color w:val="1A1A1A"/>
-          <w:sz w:val="22"/>
-          <w:szCs w:val="22"/>
-          <w:lang w:val="es-AR"/>
-        </w:rPr>
-        <w:t xml:space="preserve">solo de su área</w:t>
-      </w:r>
-      <w:r>
-        <w:rPr>
-          <w:rFonts w:ascii="Lexend" w:cs="Lexend" w:eastAsia="Lexend" w:hAnsi="Lexend"/>
-          <w:color w:val="1A1A1A"/>
-          <w:sz w:val="22"/>
-          <w:szCs w:val="22"/>
-          <w:lang w:val="es-AR"/>
-        </w:rPr>
-        <w:t xml:space="preserve">, y el tráfico entre áreas </w:t>
-      </w:r>
-      <w:r>
-        <w:rPr>
-          <w:rFonts w:ascii="Lexend" w:cs="Lexend" w:eastAsia="Lexend" w:hAnsi="Lexend"/>
-          <w:b/>
-          <w:bCs/>
-          <w:color w:val="1A1A1A"/>
-          <w:sz w:val="22"/>
-          <w:szCs w:val="22"/>
-          <w:lang w:val="es-AR"/>
-        </w:rPr>
-        <w:t xml:space="preserve">pasa por el backbone</w:t>
-      </w:r>
-      <w:r>
-        <w:rPr>
-          <w:rFonts w:ascii="Lexend" w:cs="Lexend" w:eastAsia="Lexend" w:hAnsi="Lexend"/>
-          <w:color w:val="1A1A1A"/>
-          <w:sz w:val="22"/>
-          <w:szCs w:val="22"/>
-          <w:lang w:val="es-AR"/>
-        </w:rPr>
-        <w:t xml:space="preserve"> a través de los routers de borde. Eso achica las tablas y el cómputo.</w:t>
-      </w:r>
-    </w:p>
-    <w:p>
-      <w:pPr>
-        <w:pStyle w:val="ListParagraph"/>
-        <w:numPr>
-          <w:ilvl w:val="0"/>
-          <w:numId w:val="8"/>
-        </w:numPr>
-        <w:spacing w:after="100" w:line="276"/>
-        <w:jc w:val="both"/>
-      </w:pPr>
-      <w:r>
-        <w:rPr>
-          <w:rFonts w:ascii="Lexend" w:cs="Lexend" w:eastAsia="Lexend" w:hAnsi="Lexend"/>
-          <w:b/>
-          <w:bCs/>
-          <w:color w:val="1A1A1A"/>
-          <w:sz w:val="22"/>
-          <w:szCs w:val="22"/>
-          <w:lang w:val="es-AR"/>
-        </w:rPr>
-        <w:t xml:space="preserve">Área y tipos:</w:t>
-      </w:r>
-      <w:r>
-        <w:rPr>
-          <w:rFonts w:ascii="Lexend" w:cs="Lexend" w:eastAsia="Lexend" w:hAnsi="Lexend"/>
-          <w:color w:val="1A1A1A"/>
-          <w:sz w:val="22"/>
-          <w:szCs w:val="22"/>
-          <w:lang w:val="es-AR"/>
-        </w:rPr>
-        <w:t xml:space="preserve"> un área es una </w:t>
-      </w:r>
-      <w:r>
-        <w:rPr>
-          <w:rFonts w:ascii="Lexend" w:cs="Lexend" w:eastAsia="Lexend" w:hAnsi="Lexend"/>
-          <w:b/>
-          <w:bCs/>
-          <w:color w:val="1A1A1A"/>
-          <w:sz w:val="22"/>
-          <w:szCs w:val="22"/>
-          <w:lang w:val="es-AR"/>
-        </w:rPr>
-        <w:t xml:space="preserve">porción del SA</w:t>
-      </w:r>
-      <w:r>
-        <w:rPr>
-          <w:rFonts w:ascii="Lexend" w:cs="Lexend" w:eastAsia="Lexend" w:hAnsi="Lexend"/>
-          <w:color w:val="1A1A1A"/>
-          <w:sz w:val="22"/>
-          <w:szCs w:val="22"/>
-          <w:lang w:val="es-AR"/>
-        </w:rPr>
-        <w:t xml:space="preserve"> (redes contiguas) con su propia topología interna. Tipos: el </w:t>
-      </w:r>
-      <w:r>
-        <w:rPr>
-          <w:rFonts w:ascii="Lexend" w:cs="Lexend" w:eastAsia="Lexend" w:hAnsi="Lexend"/>
-          <w:b/>
-          <w:bCs/>
-          <w:color w:val="1A1A1A"/>
-          <w:sz w:val="22"/>
-          <w:szCs w:val="22"/>
-          <w:lang w:val="es-AR"/>
-        </w:rPr>
-        <w:t xml:space="preserve">backbone</w:t>
-      </w:r>
-      <w:r>
-        <w:rPr>
-          <w:rFonts w:ascii="Lexend" w:cs="Lexend" w:eastAsia="Lexend" w:hAnsi="Lexend"/>
-          <w:color w:val="1A1A1A"/>
-          <w:sz w:val="22"/>
-          <w:szCs w:val="22"/>
-          <w:lang w:val="es-AR"/>
-        </w:rPr>
-        <w:t xml:space="preserve"> (área 0), que une a todas; las </w:t>
-      </w:r>
-      <w:r>
-        <w:rPr>
-          <w:rFonts w:ascii="Lexend" w:cs="Lexend" w:eastAsia="Lexend" w:hAnsi="Lexend"/>
-          <w:b/>
-          <w:bCs/>
-          <w:color w:val="1A1A1A"/>
-          <w:sz w:val="22"/>
-          <w:szCs w:val="22"/>
-          <w:lang w:val="es-AR"/>
-        </w:rPr>
-        <w:t xml:space="preserve">áreas stub</w:t>
-      </w:r>
-      <w:r>
-        <w:rPr>
-          <w:rFonts w:ascii="Lexend" w:cs="Lexend" w:eastAsia="Lexend" w:hAnsi="Lexend"/>
-          <w:color w:val="1A1A1A"/>
-          <w:sz w:val="22"/>
-          <w:szCs w:val="22"/>
-          <w:lang w:val="es-AR"/>
-        </w:rPr>
-        <w:t xml:space="preserve">, con una sola salida, que usan ruta default y no reciben rutas externas; y las </w:t>
-      </w:r>
-      <w:r>
-        <w:rPr>
-          <w:rFonts w:ascii="Lexend" w:cs="Lexend" w:eastAsia="Lexend" w:hAnsi="Lexend"/>
-          <w:b/>
-          <w:bCs/>
-          <w:color w:val="1A1A1A"/>
-          <w:sz w:val="22"/>
-          <w:szCs w:val="22"/>
-          <w:lang w:val="es-AR"/>
-        </w:rPr>
-        <w:t xml:space="preserve">áreas comunes</w:t>
-      </w:r>
-      <w:r>
-        <w:rPr>
-          <w:rFonts w:ascii="Lexend" w:cs="Lexend" w:eastAsia="Lexend" w:hAnsi="Lexend"/>
-          <w:color w:val="1A1A1A"/>
-          <w:sz w:val="22"/>
-          <w:szCs w:val="22"/>
-          <w:lang w:val="es-AR"/>
-        </w:rPr>
-        <w:t xml:space="preserve">.</w:t>
-      </w:r>
-    </w:p>
-    <w:p>
-      <w:pPr>
-        <w:pStyle w:val="ListParagraph"/>
-        <w:numPr>
-          <w:ilvl w:val="0"/>
-          <w:numId w:val="8"/>
-        </w:numPr>
-        <w:spacing w:after="100" w:line="276"/>
-        <w:jc w:val="both"/>
-      </w:pPr>
-      <w:r>
-        <w:rPr>
-          <w:rFonts w:ascii="Lexend" w:cs="Lexend" w:eastAsia="Lexend" w:hAnsi="Lexend"/>
-          <w:b/>
-          <w:bCs/>
-          <w:color w:val="1A1A1A"/>
-          <w:sz w:val="22"/>
-          <w:szCs w:val="22"/>
-          <w:lang w:val="es-AR"/>
-        </w:rPr>
-        <w:t xml:space="preserve">BGP:</w:t>
-      </w:r>
-      <w:r>
-        <w:rPr>
-          <w:rFonts w:ascii="Lexend" w:cs="Lexend" w:eastAsia="Lexend" w:hAnsi="Lexend"/>
-          <w:color w:val="1A1A1A"/>
-          <w:sz w:val="22"/>
-          <w:szCs w:val="22"/>
-          <w:lang w:val="es-AR"/>
-        </w:rPr>
-        <w:t xml:space="preserve"> protocolo de ruteo </w:t>
-      </w:r>
-      <w:r>
-        <w:rPr>
-          <w:rFonts w:ascii="Lexend" w:cs="Lexend" w:eastAsia="Lexend" w:hAnsi="Lexend"/>
-          <w:b/>
-          <w:bCs/>
-          <w:color w:val="1A1A1A"/>
-          <w:sz w:val="22"/>
-          <w:szCs w:val="22"/>
-          <w:lang w:val="es-AR"/>
-        </w:rPr>
-        <w:t xml:space="preserve">entre Sistemas Autónomos</w:t>
-      </w:r>
-      <w:r>
-        <w:rPr>
-          <w:rFonts w:ascii="Lexend" w:cs="Lexend" w:eastAsia="Lexend" w:hAnsi="Lexend"/>
-          <w:color w:val="1A1A1A"/>
-          <w:sz w:val="22"/>
-          <w:szCs w:val="22"/>
-          <w:lang w:val="es-AR"/>
-        </w:rPr>
-        <w:t xml:space="preserve"> (interdominio), que corren los routers frontera sobre </w:t>
-      </w:r>
-      <w:r>
-        <w:rPr>
-          <w:rFonts w:ascii="Lexend" w:cs="Lexend" w:eastAsia="Lexend" w:hAnsi="Lexend"/>
-          <w:b/>
-          <w:bCs/>
-          <w:color w:val="1A1A1A"/>
-          <w:sz w:val="22"/>
-          <w:szCs w:val="22"/>
-          <w:lang w:val="es-AR"/>
-        </w:rPr>
-        <w:t xml:space="preserve">conexiones TCP</w:t>
-      </w:r>
-      <w:r>
-        <w:rPr>
-          <w:rFonts w:ascii="Lexend" w:cs="Lexend" w:eastAsia="Lexend" w:hAnsi="Lexend"/>
-          <w:color w:val="1A1A1A"/>
-          <w:sz w:val="22"/>
-          <w:szCs w:val="22"/>
-          <w:lang w:val="es-AR"/>
-        </w:rPr>
-        <w:t xml:space="preserve">. Se aplica en </w:t>
-      </w:r>
-      <w:r>
-        <w:rPr>
-          <w:rFonts w:ascii="Lexend" w:cs="Lexend" w:eastAsia="Lexend" w:hAnsi="Lexend"/>
-          <w:b/>
-          <w:bCs/>
-          <w:color w:val="1A1A1A"/>
-          <w:sz w:val="22"/>
-          <w:szCs w:val="22"/>
-          <w:lang w:val="es-AR"/>
-        </w:rPr>
-        <w:t xml:space="preserve">Internet entre ISP y organizaciones</w:t>
-      </w:r>
-      <w:r>
-        <w:rPr>
-          <w:rFonts w:ascii="Lexend" w:cs="Lexend" w:eastAsia="Lexend" w:hAnsi="Lexend"/>
-          <w:color w:val="1A1A1A"/>
-          <w:sz w:val="22"/>
-          <w:szCs w:val="22"/>
-          <w:lang w:val="es-AR"/>
-        </w:rPr>
-        <w:t xml:space="preserve">. Su filosofía es el </w:t>
-      </w:r>
-      <w:r>
-        <w:rPr>
-          <w:rFonts w:ascii="Lexend" w:cs="Lexend" w:eastAsia="Lexend" w:hAnsi="Lexend"/>
-          <w:b/>
-          <w:bCs/>
-          <w:color w:val="1A1A1A"/>
-          <w:sz w:val="22"/>
-          <w:szCs w:val="22"/>
-          <w:lang w:val="es-AR"/>
-        </w:rPr>
-        <w:t xml:space="preserve">ruteo por políticas</w:t>
-      </w:r>
-      <w:r>
-        <w:rPr>
-          <w:rFonts w:ascii="Lexend" w:cs="Lexend" w:eastAsia="Lexend" w:hAnsi="Lexend"/>
-          <w:color w:val="1A1A1A"/>
-          <w:sz w:val="22"/>
-          <w:szCs w:val="22"/>
-          <w:lang w:val="es-AR"/>
-        </w:rPr>
-        <w:t xml:space="preserve"> (qué tráfico se acepta llevar, por razones económicas, de seguridad o políticas) y su algoritmo es el </w:t>
-      </w:r>
-      <w:r>
-        <w:rPr>
-          <w:rFonts w:ascii="Lexend" w:cs="Lexend" w:eastAsia="Lexend" w:hAnsi="Lexend"/>
-          <w:b/>
-          <w:bCs/>
-          <w:color w:val="1A1A1A"/>
-          <w:sz w:val="22"/>
-          <w:szCs w:val="22"/>
-          <w:lang w:val="es-AR"/>
-        </w:rPr>
-        <w:t xml:space="preserve">vector de ruta</w:t>
-      </w:r>
-      <w:r>
-        <w:rPr>
-          <w:rFonts w:ascii="Lexend" w:cs="Lexend" w:eastAsia="Lexend" w:hAnsi="Lexend"/>
-          <w:color w:val="1A1A1A"/>
-          <w:sz w:val="22"/>
-          <w:szCs w:val="22"/>
-          <w:lang w:val="es-AR"/>
-        </w:rPr>
-        <w:t xml:space="preserve">: anuncia el camino completo de SA, lo que evita bucles.</w:t>
-      </w:r>
-    </w:p>
-    <w:p>
-      <w:pPr>
-        <w:pStyle w:val="ListParagraph"/>
-        <w:numPr>
-          <w:ilvl w:val="0"/>
-          <w:numId w:val="8"/>
-        </w:numPr>
-        <w:spacing w:after="100" w:line="276"/>
-        <w:jc w:val="both"/>
-      </w:pPr>
-      <w:r>
-        <w:rPr>
-          <w:rFonts w:ascii="Lexend" w:cs="Lexend" w:eastAsia="Lexend" w:hAnsi="Lexend"/>
-          <w:b/>
-          <w:bCs/>
-          <w:color w:val="1A1A1A"/>
-          <w:sz w:val="22"/>
-          <w:szCs w:val="22"/>
-          <w:lang w:val="es-AR"/>
-        </w:rPr>
-        <w:t xml:space="preserve">Composición de los paquetes de estado de enlace:</w:t>
-      </w:r>
-      <w:r>
-        <w:rPr>
-          <w:rFonts w:ascii="Lexend" w:cs="Lexend" w:eastAsia="Lexend" w:hAnsi="Lexend"/>
-          <w:color w:val="1A1A1A"/>
-          <w:sz w:val="22"/>
-          <w:szCs w:val="22"/>
-          <w:lang w:val="es-AR"/>
-        </w:rPr>
-        <w:t xml:space="preserve"> </w:t>
-      </w:r>
-      <w:r>
-        <w:rPr>
-          <w:rFonts w:ascii="Lexend" w:cs="Lexend" w:eastAsia="Lexend" w:hAnsi="Lexend"/>
-          <w:b/>
-          <w:bCs/>
-          <w:color w:val="1A1A1A"/>
-          <w:sz w:val="22"/>
-          <w:szCs w:val="22"/>
-          <w:lang w:val="es-AR"/>
-        </w:rPr>
-        <w:t xml:space="preserve">identidad del emisor</w:t>
-      </w:r>
-      <w:r>
-        <w:rPr>
-          <w:rFonts w:ascii="Lexend" w:cs="Lexend" w:eastAsia="Lexend" w:hAnsi="Lexend"/>
-          <w:color w:val="1A1A1A"/>
-          <w:sz w:val="22"/>
-          <w:szCs w:val="22"/>
-          <w:lang w:val="es-AR"/>
-        </w:rPr>
-        <w:t xml:space="preserve">, </w:t>
-      </w:r>
-      <w:r>
-        <w:rPr>
-          <w:rFonts w:ascii="Lexend" w:cs="Lexend" w:eastAsia="Lexend" w:hAnsi="Lexend"/>
-          <w:b/>
-          <w:bCs/>
-          <w:color w:val="1A1A1A"/>
-          <w:sz w:val="22"/>
-          <w:szCs w:val="22"/>
-          <w:lang w:val="es-AR"/>
-        </w:rPr>
-        <w:t xml:space="preserve">número de secuencia</w:t>
-      </w:r>
-      <w:r>
-        <w:rPr>
-          <w:rFonts w:ascii="Lexend" w:cs="Lexend" w:eastAsia="Lexend" w:hAnsi="Lexend"/>
-          <w:color w:val="1A1A1A"/>
-          <w:sz w:val="22"/>
-          <w:szCs w:val="22"/>
-          <w:lang w:val="es-AR"/>
-        </w:rPr>
-        <w:t xml:space="preserve">, </w:t>
-      </w:r>
-      <w:r>
-        <w:rPr>
-          <w:rFonts w:ascii="Lexend" w:cs="Lexend" w:eastAsia="Lexend" w:hAnsi="Lexend"/>
-          <w:b/>
-          <w:bCs/>
-          <w:color w:val="1A1A1A"/>
-          <w:sz w:val="22"/>
-          <w:szCs w:val="22"/>
-          <w:lang w:val="es-AR"/>
-        </w:rPr>
-        <w:t xml:space="preserve">edad</w:t>
-      </w:r>
-      <w:r>
-        <w:rPr>
-          <w:rFonts w:ascii="Lexend" w:cs="Lexend" w:eastAsia="Lexend" w:hAnsi="Lexend"/>
-          <w:color w:val="1A1A1A"/>
-          <w:sz w:val="22"/>
-          <w:szCs w:val="22"/>
-          <w:lang w:val="es-AR"/>
-        </w:rPr>
-        <w:t xml:space="preserve"> y la </w:t>
-      </w:r>
-      <w:r>
-        <w:rPr>
-          <w:rFonts w:ascii="Lexend" w:cs="Lexend" w:eastAsia="Lexend" w:hAnsi="Lexend"/>
-          <w:b/>
-          <w:bCs/>
-          <w:color w:val="1A1A1A"/>
-          <w:sz w:val="22"/>
-          <w:szCs w:val="22"/>
-          <w:lang w:val="es-AR"/>
-        </w:rPr>
-        <w:t xml:space="preserve">lista de vecinos con el costo a cada uno</w:t>
-      </w:r>
-      <w:r>
-        <w:rPr>
-          <w:rFonts w:ascii="Lexend" w:cs="Lexend" w:eastAsia="Lexend" w:hAnsi="Lexend"/>
-          <w:color w:val="1A1A1A"/>
-          <w:sz w:val="22"/>
-          <w:szCs w:val="22"/>
-          <w:lang w:val="es-AR"/>
-        </w:rPr>
-        <w:t xml:space="preserve">.</w:t>
-      </w:r>
-    </w:p>
-    <w:p>
-      <w:pPr>
-        <w:pStyle w:val="ListParagraph"/>
-        <w:numPr>
-          <w:ilvl w:val="0"/>
-          <w:numId w:val="8"/>
-        </w:numPr>
-        <w:spacing w:after="100" w:line="276"/>
-        <w:jc w:val="both"/>
-      </w:pPr>
-      <w:r>
-        <w:rPr>
-          <w:rFonts w:ascii="Lexend" w:cs="Lexend" w:eastAsia="Lexend" w:hAnsi="Lexend"/>
-          <w:b/>
-          <w:bCs/>
-          <w:color w:val="1A1A1A"/>
-          <w:sz w:val="22"/>
-          <w:szCs w:val="22"/>
-          <w:lang w:val="es-AR"/>
-        </w:rPr>
-        <w:t xml:space="preserve">El grafo en OSPF:</w:t>
-      </w:r>
-      <w:r>
-        <w:rPr>
-          <w:rFonts w:ascii="Lexend" w:cs="Lexend" w:eastAsia="Lexend" w:hAnsi="Lexend"/>
-          <w:color w:val="1A1A1A"/>
-          <w:sz w:val="22"/>
-          <w:szCs w:val="22"/>
-          <w:lang w:val="es-AR"/>
-        </w:rPr>
-        <w:t xml:space="preserve"> con los LSP de todos los routers, </w:t>
-      </w:r>
-      <w:r>
-        <w:rPr>
-          <w:rFonts w:ascii="Lexend" w:cs="Lexend" w:eastAsia="Lexend" w:hAnsi="Lexend"/>
-          <w:b/>
-          <w:bCs/>
-          <w:color w:val="1A1A1A"/>
-          <w:sz w:val="22"/>
-          <w:szCs w:val="22"/>
-          <w:lang w:val="es-AR"/>
-        </w:rPr>
-        <w:t xml:space="preserve">cada router arma un grafo de la topología</w:t>
-      </w:r>
-      <w:r>
-        <w:rPr>
-          <w:rFonts w:ascii="Lexend" w:cs="Lexend" w:eastAsia="Lexend" w:hAnsi="Lexend"/>
-          <w:color w:val="1A1A1A"/>
-          <w:sz w:val="22"/>
-          <w:szCs w:val="22"/>
-          <w:lang w:val="es-AR"/>
-        </w:rPr>
-        <w:t xml:space="preserve"> (routers = nodos, enlaces con costo = aristas). Sobre ese grafo </w:t>
-      </w:r>
-      <w:r>
-        <w:rPr>
-          <w:rFonts w:ascii="Lexend" w:cs="Lexend" w:eastAsia="Lexend" w:hAnsi="Lexend"/>
-          <w:b/>
-          <w:bCs/>
-          <w:color w:val="1A1A1A"/>
-          <w:sz w:val="22"/>
-          <w:szCs w:val="22"/>
-          <w:lang w:val="es-AR"/>
-        </w:rPr>
-        <w:t xml:space="preserve">corre Dijkstra</w:t>
-      </w:r>
-      <w:r>
-        <w:rPr>
-          <w:rFonts w:ascii="Lexend" w:cs="Lexend" w:eastAsia="Lexend" w:hAnsi="Lexend"/>
-          <w:color w:val="1A1A1A"/>
-          <w:sz w:val="22"/>
-          <w:szCs w:val="22"/>
-          <w:lang w:val="es-AR"/>
-        </w:rPr>
-        <w:t xml:space="preserve"> para calcular la ruta más corta a cada destino y llenar su tabla.</w:t>
-      </w:r>
-    </w:p>
-    <w:p>
-      <w:pPr>
-        <w:spacing w:after="120" w:line="280"/>
-        <w:jc w:val="both"/>
-      </w:pPr>
-      <w:r>
-        <w:rPr>
-          <w:rFonts w:ascii="Lexend" w:cs="Lexend" w:eastAsia="Lexend" w:hAnsi="Lexend"/>
-          <w:b/>
-          <w:bCs/>
-          <w:color w:val="1A1A1A"/>
-          <w:sz w:val="22"/>
-          <w:szCs w:val="22"/>
-          <w:lang w:val="es-AR"/>
-        </w:rPr>
-        <w:t xml:space="preserve">15.</w:t>
-      </w:r>
-      <w:r>
-        <w:rPr>
-          <w:rFonts w:ascii="Lexend" w:cs="Lexend" w:eastAsia="Lexend" w:hAnsi="Lexend"/>
-          <w:color w:val="1A1A1A"/>
-          <w:sz w:val="22"/>
-          <w:szCs w:val="22"/>
-          <w:lang w:val="es-AR"/>
-        </w:rPr>
-        <w:t xml:space="preserve"> </w:t>
-      </w:r>
-      <w:r>
-        <w:rPr>
-          <w:rFonts w:ascii="Lexend" w:cs="Lexend" w:eastAsia="Lexend" w:hAnsi="Lexend"/>
-          <w:b/>
-          <w:bCs/>
-          <w:color w:val="1A1A1A"/>
-          <w:sz w:val="22"/>
-          <w:szCs w:val="22"/>
-          <w:lang w:val="es-AR"/>
-        </w:rPr>
-        <w:t xml:space="preserve">Los 5 pasos de OSPF:</w:t>
-      </w:r>
-    </w:p>
-    <w:p>
-      <w:pPr>
-        <w:pStyle w:val="ListParagraph"/>
-        <w:numPr>
-          <w:ilvl w:val="0"/>
-          <w:numId w:val="9"/>
-        </w:numPr>
-        <w:spacing w:after="100" w:line="276"/>
-        <w:jc w:val="both"/>
-      </w:pPr>
-      <w:r>
-        <w:rPr>
-          <w:rFonts w:ascii="Lexend" w:cs="Lexend" w:eastAsia="Lexend" w:hAnsi="Lexend"/>
-          <w:color w:val="1A1A1A"/>
-          <w:sz w:val="22"/>
-          <w:szCs w:val="22"/>
-          <w:lang w:val="es-AR"/>
-        </w:rPr>
-        <w:t xml:space="preserve">Descubrir a los vecinos y conocer sus direcciones (Hello).</w:t>
-      </w:r>
-    </w:p>
-    <w:p>
-      <w:pPr>
-        <w:pStyle w:val="ListParagraph"/>
-        <w:numPr>
-          <w:ilvl w:val="0"/>
-          <w:numId w:val="9"/>
-        </w:numPr>
-        <w:spacing w:after="100" w:line="276"/>
-        <w:jc w:val="both"/>
-      </w:pPr>
-      <w:r>
-        <w:rPr>
-          <w:rFonts w:ascii="Lexend" w:cs="Lexend" w:eastAsia="Lexend" w:hAnsi="Lexend"/>
-          <w:color w:val="1A1A1A"/>
-          <w:sz w:val="22"/>
-          <w:szCs w:val="22"/>
-          <w:lang w:val="es-AR"/>
-        </w:rPr>
-        <w:t xml:space="preserve">Medir el costo (la métrica) a cada vecino.</w:t>
-      </w:r>
-    </w:p>
-    <w:p>
-      <w:pPr>
-        <w:pStyle w:val="ListParagraph"/>
-        <w:numPr>
-          <w:ilvl w:val="0"/>
-          <w:numId w:val="9"/>
-        </w:numPr>
-        <w:spacing w:after="100" w:line="276"/>
-        <w:jc w:val="both"/>
-      </w:pPr>
-      <w:r>
-        <w:rPr>
-          <w:rFonts w:ascii="Lexend" w:cs="Lexend" w:eastAsia="Lexend" w:hAnsi="Lexend"/>
-          <w:color w:val="1A1A1A"/>
-          <w:sz w:val="22"/>
-          <w:szCs w:val="22"/>
-          <w:lang w:val="es-AR"/>
-        </w:rPr>
-        <w:t xml:space="preserve">Armar el paquete de estado de enlace.</w:t>
-      </w:r>
-    </w:p>
-    <w:p>
-      <w:pPr>
-        <w:pStyle w:val="ListParagraph"/>
-        <w:numPr>
-          <w:ilvl w:val="0"/>
-          <w:numId w:val="9"/>
-        </w:numPr>
-        <w:spacing w:after="100" w:line="276"/>
-        <w:jc w:val="both"/>
-      </w:pPr>
-      <w:r>
-        <w:rPr>
-          <w:rFonts w:ascii="Lexend" w:cs="Lexend" w:eastAsia="Lexend" w:hAnsi="Lexend"/>
-          <w:color w:val="1A1A1A"/>
-          <w:sz w:val="22"/>
-          <w:szCs w:val="22"/>
-          <w:lang w:val="es-AR"/>
-        </w:rPr>
-        <w:t xml:space="preserve">Enviarlo a todos los routers por inundación y recibir los de los demás.</w:t>
-      </w:r>
-    </w:p>
-    <w:p>
-      <w:pPr>
-        <w:pStyle w:val="ListParagraph"/>
-        <w:numPr>
-          <w:ilvl w:val="0"/>
-          <w:numId w:val="9"/>
-        </w:numPr>
-        <w:spacing w:after="100" w:line="276"/>
-        <w:jc w:val="both"/>
-      </w:pPr>
-      <w:r>
-        <w:rPr>
-          <w:rFonts w:ascii="Lexend" w:cs="Lexend" w:eastAsia="Lexend" w:hAnsi="Lexend"/>
-          <w:color w:val="1A1A1A"/>
-          <w:sz w:val="22"/>
-          <w:szCs w:val="22"/>
-          <w:lang w:val="es-AR"/>
-        </w:rPr>
-        <w:t xml:space="preserve">Calcular la ruta más corta a cada router (Dijkstra).</w:t>
       </w:r>
     </w:p>
     <w:p>
@@ -17285,30 +20466,6 @@
     </w:lvlOverride>
   </w:num>
   <w:num w:numId="5">
-    <w:abstractNumId w:val="2"/>
-    <w:lvlOverride w:ilvl="0">
-      <w:startOverride w:val="1"/>
-    </w:lvlOverride>
-  </w:num>
-  <w:num w:numId="6">
-    <w:abstractNumId w:val="2"/>
-    <w:lvlOverride w:ilvl="0">
-      <w:startOverride w:val="1"/>
-    </w:lvlOverride>
-  </w:num>
-  <w:num w:numId="7">
-    <w:abstractNumId w:val="2"/>
-    <w:lvlOverride w:ilvl="0">
-      <w:startOverride w:val="1"/>
-    </w:lvlOverride>
-  </w:num>
-  <w:num w:numId="8">
-    <w:abstractNumId w:val="2"/>
-    <w:lvlOverride w:ilvl="0">
-      <w:startOverride w:val="1"/>
-    </w:lvlOverride>
-  </w:num>
-  <w:num w:numId="9">
     <w:abstractNumId w:val="2"/>
     <w:lvlOverride w:ilvl="0">
       <w:startOverride w:val="1"/>

--- a/materias/RD/estudio/resumen-2do-parcial-baro.docx
+++ b/materias/RD/estudio/resumen-2do-parcial-baro.docx
@@ -20,7 +20,7 @@
           <w:szCs w:val="30"/>
           <w:lang w:val="es-AR"/>
         </w:rPr>
-        <w:t xml:space="preserve">REDES DE DATOS — RESUMEN 2DO PARCIAL PRÁCTICO (PROF. BARÓ)</w:t>
+        <w:t xml:space="preserve">REDES DE DATOS - PRÁCTICA</w:t>
       </w:r>
     </w:p>
     <w:p>
@@ -41,7 +41,7 @@
           <w:szCs w:val="25"/>
           <w:lang w:val="es-AR"/>
         </w:rPr>
-        <w:t xml:space="preserve">1. SERVICIOS DE LA CAPA DE RED (TANENBAUM 5.1)</w:t>
+        <w:t xml:space="preserve">SERVICIOS DE LA CAPA DE RED</w:t>
       </w:r>
     </w:p>
     <w:p>
@@ -972,7 +972,7 @@
           <w:szCs w:val="25"/>
           <w:lang w:val="es-AR"/>
         </w:rPr>
-        <w:t xml:space="preserve">2. RUTEO (TANENBAUM 5.2.1–5.2.5)</w:t>
+        <w:t xml:space="preserve">RUTEO</w:t>
       </w:r>
     </w:p>
     <w:p>
@@ -1015,7 +1015,29 @@
           <w:szCs w:val="22"/>
           <w:lang w:val="es-AR"/>
         </w:rPr>
-        <w:t xml:space="preserve">Ruteo [Tanenbaum]:</w:t>
+        <w:t xml:space="preserve">Ruteo:</w:t>
+      </w:r>
+      <w:r>
+        <w:rPr>
+          <w:rFonts w:ascii="Lexend" w:cs="Lexend" w:eastAsia="Lexend" w:hAnsi="Lexend"/>
+          <w:color w:val="1A1A1A"/>
+          <w:sz w:val="22"/>
+          <w:szCs w:val="22"/>
+          <w:lang w:val="es-AR"/>
+        </w:rPr>
+        <w:t xml:space="preserve"> </w:t>
+      </w:r>
+      <w:r>
+        <w:rPr>
+          <w:rFonts w:ascii="Lexend" w:cs="Lexend" w:eastAsia="Lexend" w:hAnsi="Lexend"/>
+          <w:i/>
+          <w:iCs/>
+          <w:color w:val="1A1A1A"/>
+          <w:sz w:val="22"/>
+          <w:szCs w:val="22"/>
+          <w:lang w:val="es-AR"/>
+        </w:rPr>
+        <w:t xml:space="preserve">(Tanenbaum)</w:t>
       </w:r>
       <w:r>
         <w:rPr>
@@ -1180,7 +1202,29 @@
           <w:szCs w:val="22"/>
           <w:lang w:val="es-AR"/>
         </w:rPr>
-        <w:t xml:space="preserve">Tabla de ruteo [Tanenbaum]:</w:t>
+        <w:t xml:space="preserve">Tabla de ruteo:</w:t>
+      </w:r>
+      <w:r>
+        <w:rPr>
+          <w:rFonts w:ascii="Lexend" w:cs="Lexend" w:eastAsia="Lexend" w:hAnsi="Lexend"/>
+          <w:color w:val="1A1A1A"/>
+          <w:sz w:val="22"/>
+          <w:szCs w:val="22"/>
+          <w:lang w:val="es-AR"/>
+        </w:rPr>
+        <w:t xml:space="preserve"> </w:t>
+      </w:r>
+      <w:r>
+        <w:rPr>
+          <w:rFonts w:ascii="Lexend" w:cs="Lexend" w:eastAsia="Lexend" w:hAnsi="Lexend"/>
+          <w:i/>
+          <w:iCs/>
+          <w:color w:val="1A1A1A"/>
+          <w:sz w:val="22"/>
+          <w:szCs w:val="22"/>
+          <w:lang w:val="es-AR"/>
+        </w:rPr>
+        <w:t xml:space="preserve">(Tanenbaum)</w:t>
       </w:r>
       <w:r>
         <w:rPr>
@@ -1279,7 +1323,29 @@
           <w:szCs w:val="22"/>
           <w:lang w:val="es-AR"/>
         </w:rPr>
-        <w:t xml:space="preserve">Ruta default [Tanenbaum]:</w:t>
+        <w:t xml:space="preserve">Ruta default:</w:t>
+      </w:r>
+      <w:r>
+        <w:rPr>
+          <w:rFonts w:ascii="Lexend" w:cs="Lexend" w:eastAsia="Lexend" w:hAnsi="Lexend"/>
+          <w:color w:val="1A1A1A"/>
+          <w:sz w:val="22"/>
+          <w:szCs w:val="22"/>
+          <w:lang w:val="es-AR"/>
+        </w:rPr>
+        <w:t xml:space="preserve"> </w:t>
+      </w:r>
+      <w:r>
+        <w:rPr>
+          <w:rFonts w:ascii="Lexend" w:cs="Lexend" w:eastAsia="Lexend" w:hAnsi="Lexend"/>
+          <w:i/>
+          <w:iCs/>
+          <w:color w:val="1A1A1A"/>
+          <w:sz w:val="22"/>
+          <w:szCs w:val="22"/>
+          <w:lang w:val="es-AR"/>
+        </w:rPr>
+        <w:t xml:space="preserve">(Tanenbaum)</w:t>
       </w:r>
       <w:r>
         <w:rPr>
@@ -1574,7 +1640,7 @@
           <w:szCs w:val="22"/>
           <w:lang w:val="es-AR"/>
         </w:rPr>
-        <w:t xml:space="preserve">Principio de optimalidad (5.2.1):</w:t>
+        <w:t xml:space="preserve">Principio de optimalidad:</w:t>
       </w:r>
       <w:r>
         <w:rPr>
@@ -1649,7 +1715,7 @@
           <w:szCs w:val="22"/>
           <w:lang w:val="es-AR"/>
         </w:rPr>
-        <w:t xml:space="preserve">Camino más corto, Dijkstra (5.2.2):</w:t>
+        <w:t xml:space="preserve">Camino más corto, Dijkstra:</w:t>
       </w:r>
       <w:r>
         <w:rPr>
@@ -1714,7 +1780,7 @@
           <w:szCs w:val="22"/>
           <w:lang w:val="es-AR"/>
         </w:rPr>
-        <w:t xml:space="preserve">, 5.2.3):</w:t>
+        <w:t xml:space="preserve">):</w:t>
       </w:r>
       <w:r>
         <w:rPr>
@@ -1814,7 +1880,7 @@
           <w:szCs w:val="22"/>
           <w:lang w:val="es-AR"/>
         </w:rPr>
-        <w:t xml:space="preserve">Vector distancia (5.2.4), o Bellman-Ford:</w:t>
+        <w:t xml:space="preserve">Vector distancia, o Bellman-Ford:</w:t>
       </w:r>
       <w:r>
         <w:rPr>
@@ -1984,7 +2050,7 @@
           <w:szCs w:val="22"/>
           <w:lang w:val="es-AR"/>
         </w:rPr>
-        <w:t xml:space="preserve">Estado de enlace (5.2.5):</w:t>
+        <w:t xml:space="preserve">Estado de enlace:</w:t>
       </w:r>
       <w:r>
         <w:rPr>
@@ -2270,7 +2336,29 @@
           <w:szCs w:val="22"/>
           <w:lang w:val="es-AR"/>
         </w:rPr>
-        <w:t xml:space="preserve">Composición del LSP [Tanenbaum]:</w:t>
+        <w:t xml:space="preserve">Composición del LSP:</w:t>
+      </w:r>
+      <w:r>
+        <w:rPr>
+          <w:rFonts w:ascii="Lexend" w:cs="Lexend" w:eastAsia="Lexend" w:hAnsi="Lexend"/>
+          <w:color w:val="1A1A1A"/>
+          <w:sz w:val="22"/>
+          <w:szCs w:val="22"/>
+          <w:lang w:val="es-AR"/>
+        </w:rPr>
+        <w:t xml:space="preserve"> </w:t>
+      </w:r>
+      <w:r>
+        <w:rPr>
+          <w:rFonts w:ascii="Lexend" w:cs="Lexend" w:eastAsia="Lexend" w:hAnsi="Lexend"/>
+          <w:i/>
+          <w:iCs/>
+          <w:color w:val="1A1A1A"/>
+          <w:sz w:val="22"/>
+          <w:szCs w:val="22"/>
+          <w:lang w:val="es-AR"/>
+        </w:rPr>
+        <w:t xml:space="preserve">(Tanenbaum)</w:t>
       </w:r>
       <w:r>
         <w:rPr>
@@ -2391,7 +2479,29 @@
           <w:szCs w:val="22"/>
           <w:lang w:val="es-AR"/>
         </w:rPr>
-        <w:t xml:space="preserve">El grafo [Tanenbaum]:</w:t>
+        <w:t xml:space="preserve">El grafo:</w:t>
+      </w:r>
+      <w:r>
+        <w:rPr>
+          <w:rFonts w:ascii="Lexend" w:cs="Lexend" w:eastAsia="Lexend" w:hAnsi="Lexend"/>
+          <w:color w:val="1A1A1A"/>
+          <w:sz w:val="22"/>
+          <w:szCs w:val="22"/>
+          <w:lang w:val="es-AR"/>
+        </w:rPr>
+        <w:t xml:space="preserve"> </w:t>
+      </w:r>
+      <w:r>
+        <w:rPr>
+          <w:rFonts w:ascii="Lexend" w:cs="Lexend" w:eastAsia="Lexend" w:hAnsi="Lexend"/>
+          <w:i/>
+          <w:iCs/>
+          <w:color w:val="1A1A1A"/>
+          <w:sz w:val="22"/>
+          <w:szCs w:val="22"/>
+          <w:lang w:val="es-AR"/>
+        </w:rPr>
+        <w:t xml:space="preserve">(Tanenbaum)</w:t>
       </w:r>
       <w:r>
         <w:rPr>
@@ -2465,7 +2575,7 @@
           <w:szCs w:val="21"/>
           <w:lang w:val="es-AR"/>
         </w:rPr>
-        <w:t xml:space="preserve">VECTOR DISTANCIA VS ESTADO DE ENLACE (PREGUNTA DE LA GUÍA)</w:t>
+        <w:t xml:space="preserve">VECTOR DISTANCIA VS ESTADO DE ENLACE</w:t>
       </w:r>
     </w:p>
     <w:tbl>
@@ -3250,7 +3360,7 @@
           <w:szCs w:val="25"/>
           <w:lang w:val="es-AR"/>
         </w:rPr>
-        <w:t xml:space="preserve">3. PROTOCOLO IP (TANENBAUM 5.6.1)</w:t>
+        <w:t xml:space="preserve">PROTOCOLO IP</w:t>
       </w:r>
     </w:p>
     <w:p>
@@ -3270,7 +3380,67 @@
           <w:szCs w:val="21"/>
           <w:lang w:val="es-AR"/>
         </w:rPr>
-        <w:t xml:space="preserve">HEADER IPV4: 20 BYTES FIJOS + HASTA 40 DE OPCIONES (EN FILAS DE 32 BITS)</w:t>
+        <w:t xml:space="preserve">HEADER IPV4</w:t>
+      </w:r>
+    </w:p>
+    <w:p>
+      <w:pPr>
+        <w:spacing w:after="120" w:line="280"/>
+        <w:jc w:val="both"/>
+      </w:pPr>
+      <w:r>
+        <w:rPr>
+          <w:rFonts w:ascii="Lexend" w:cs="Lexend" w:eastAsia="Lexend" w:hAnsi="Lexend"/>
+          <w:color w:val="1A1A1A"/>
+          <w:sz w:val="22"/>
+          <w:szCs w:val="22"/>
+          <w:lang w:val="es-AR"/>
+        </w:rPr>
+        <w:t xml:space="preserve">Tiene </w:t>
+      </w:r>
+      <w:r>
+        <w:rPr>
+          <w:rFonts w:ascii="Lexend" w:cs="Lexend" w:eastAsia="Lexend" w:hAnsi="Lexend"/>
+          <w:b/>
+          <w:bCs/>
+          <w:color w:val="1A1A1A"/>
+          <w:sz w:val="22"/>
+          <w:szCs w:val="22"/>
+          <w:lang w:val="es-AR"/>
+        </w:rPr>
+        <w:t xml:space="preserve">20 bytes fijos</w:t>
+      </w:r>
+      <w:r>
+        <w:rPr>
+          <w:rFonts w:ascii="Lexend" w:cs="Lexend" w:eastAsia="Lexend" w:hAnsi="Lexend"/>
+          <w:color w:val="1A1A1A"/>
+          <w:sz w:val="22"/>
+          <w:szCs w:val="22"/>
+          <w:lang w:val="es-AR"/>
+        </w:rPr>
+        <w:t xml:space="preserve"> más hasta </w:t>
+      </w:r>
+      <w:r>
+        <w:rPr>
+          <w:rFonts w:ascii="Lexend" w:cs="Lexend" w:eastAsia="Lexend" w:hAnsi="Lexend"/>
+          <w:b/>
+          <w:bCs/>
+          <w:color w:val="1A1A1A"/>
+          <w:sz w:val="22"/>
+          <w:szCs w:val="22"/>
+          <w:lang w:val="es-AR"/>
+        </w:rPr>
+        <w:t xml:space="preserve">40 de opciones</w:t>
+      </w:r>
+      <w:r>
+        <w:rPr>
+          <w:rFonts w:ascii="Lexend" w:cs="Lexend" w:eastAsia="Lexend" w:hAnsi="Lexend"/>
+          <w:color w:val="1A1A1A"/>
+          <w:sz w:val="22"/>
+          <w:szCs w:val="22"/>
+          <w:lang w:val="es-AR"/>
+        </w:rPr>
+        <w:t xml:space="preserve">, organizados en filas de 32 bits.</w:t>
       </w:r>
     </w:p>
     <w:p>
@@ -4840,8 +5010,8 @@
     </w:p>
     <w:p>
       <w:pPr>
-        <w:spacing w:after="120" w:line="280"/>
-        <w:jc w:val="both"/>
+        <w:spacing w:after="260" w:line="288"/>
+        <w:jc w:val="center"/>
       </w:pPr>
       <w:r>
         <w:rPr>
@@ -5948,23 +6118,31 @@
       <w:r>
         <w:rPr>
           <w:rFonts w:ascii="Lexend" w:cs="Lexend" w:eastAsia="Lexend" w:hAnsi="Lexend"/>
-          <w:i/>
-          <w:iCs/>
-          <w:color w:val="B00020"/>
-          <w:sz w:val="22"/>
-          <w:szCs w:val="22"/>
-          <w:lang w:val="es-AR"/>
-        </w:rPr>
-        <w:t xml:space="preserve">⚠️ El apunte escribe el desplazamiento en </w:t>
-      </w:r>
-      <w:r>
-        <w:rPr>
-          <w:rFonts w:ascii="Lexend" w:cs="Lexend" w:eastAsia="Lexend" w:hAnsi="Lexend"/>
-          <w:b/>
-          <w:bCs/>
-          <w:i/>
-          <w:iCs/>
-          <w:color w:val="B00020"/>
+          <w:b/>
+          <w:bCs/>
+          <w:color w:val="1A1A1A"/>
+          <w:sz w:val="22"/>
+          <w:szCs w:val="22"/>
+          <w:lang w:val="es-AR"/>
+        </w:rPr>
+        <w:t xml:space="preserve">Ojo:</w:t>
+      </w:r>
+      <w:r>
+        <w:rPr>
+          <w:rFonts w:ascii="Lexend" w:cs="Lexend" w:eastAsia="Lexend" w:hAnsi="Lexend"/>
+          <w:color w:val="1A1A1A"/>
+          <w:sz w:val="22"/>
+          <w:szCs w:val="22"/>
+          <w:lang w:val="es-AR"/>
+        </w:rPr>
+        <w:t xml:space="preserve"> El apunte escribe el desplazamiento en </w:t>
+      </w:r>
+      <w:r>
+        <w:rPr>
+          <w:rFonts w:ascii="Lexend" w:cs="Lexend" w:eastAsia="Lexend" w:hAnsi="Lexend"/>
+          <w:b/>
+          <w:bCs/>
+          <w:color w:val="1A1A1A"/>
           <w:sz w:val="22"/>
           <w:szCs w:val="22"/>
           <w:lang w:val="es-AR"/>
@@ -5974,9 +6152,7 @@
       <w:r>
         <w:rPr>
           <w:rFonts w:ascii="Lexend" w:cs="Lexend" w:eastAsia="Lexend" w:hAnsi="Lexend"/>
-          <w:i/>
-          <w:iCs/>
-          <w:color w:val="B00020"/>
+          <w:color w:val="1A1A1A"/>
           <w:sz w:val="22"/>
           <w:szCs w:val="22"/>
           <w:lang w:val="es-AR"/>
@@ -5988,9 +6164,7 @@
           <w:rFonts w:ascii="Lexend" w:cs="Lexend" w:eastAsia="Lexend" w:hAnsi="Lexend"/>
           <w:b/>
           <w:bCs/>
-          <w:i/>
-          <w:iCs/>
-          <w:color w:val="B00020"/>
+          <w:color w:val="1A1A1A"/>
           <w:sz w:val="22"/>
           <w:szCs w:val="22"/>
           <w:lang w:val="es-AR"/>
@@ -6000,9 +6174,7 @@
       <w:r>
         <w:rPr>
           <w:rFonts w:ascii="Lexend" w:cs="Lexend" w:eastAsia="Lexend" w:hAnsi="Lexend"/>
-          <w:i/>
-          <w:iCs/>
-          <w:color w:val="B00020"/>
+          <w:color w:val="1A1A1A"/>
           <w:sz w:val="22"/>
           <w:szCs w:val="22"/>
           <w:lang w:val="es-AR"/>
@@ -6028,7 +6200,7 @@
           <w:szCs w:val="25"/>
           <w:lang w:val="es-AR"/>
         </w:rPr>
-        <w:t xml:space="preserve">4. DIRECCIONES IP Y SUBNETTING (TANENBAUM 5.6.2) — EL NÚCLEO PRÁCTICO</w:t>
+        <w:t xml:space="preserve">DIRECCIONES IP Y SUBNETTING</w:t>
       </w:r>
     </w:p>
     <w:p>
@@ -8110,7 +8282,7 @@
           <w:szCs w:val="21"/>
           <w:lang w:val="es-AR"/>
         </w:rPr>
-        <w:t xml:space="preserve">MÉTODO (LO QUE SE CALCULA EN EL PARCIAL)</w:t>
+        <w:t xml:space="preserve">MÉTODO DE CÁLCULO</w:t>
       </w:r>
     </w:p>
     <w:p>
@@ -9265,7 +9437,7 @@
           <w:szCs w:val="25"/>
           <w:lang w:val="es-AR"/>
         </w:rPr>
-        <w:t xml:space="preserve">5. PROTOCOLOS DE CONTROL (TANENBAUM 5.6.4) Y COMANDOS DE RED</w:t>
+        <w:t xml:space="preserve">PROTOCOLOS DE CONTROL Y COMANDOS DE RED</w:t>
       </w:r>
     </w:p>
     <w:p>
@@ -9285,7 +9457,7 @@
           <w:szCs w:val="21"/>
           <w:lang w:val="es-AR"/>
         </w:rPr>
-        <w:t xml:space="preserve">ICMP — CAPA 3</w:t>
+        <w:t xml:space="preserve">ICMP</w:t>
       </w:r>
     </w:p>
     <w:p>
@@ -9899,7 +10071,7 @@
           <w:szCs w:val="21"/>
           <w:lang w:val="es-AR"/>
         </w:rPr>
-        <w:t xml:space="preserve">ARP — DE IP A MAC</w:t>
+        <w:t xml:space="preserve">ARP: DE IP A MAC</w:t>
       </w:r>
     </w:p>
     <w:p>
@@ -10396,7 +10568,7 @@
           <w:szCs w:val="22"/>
           <w:lang w:val="es-AR"/>
         </w:rPr>
-        <w:t xml:space="preserve">[Conocimiento general]</w:t>
+        <w:t xml:space="preserve">(conocimiento general)</w:t>
       </w:r>
       <w:r>
         <w:rPr>
@@ -10449,7 +10621,7 @@
           <w:szCs w:val="25"/>
           <w:lang w:val="es-AR"/>
         </w:rPr>
-        <w:t xml:space="preserve">6. OSPF Y BGP (TANENBAUM 5.6.6–5.6.7)</w:t>
+        <w:t xml:space="preserve">OSPF Y BGP</w:t>
       </w:r>
     </w:p>
     <w:p>
@@ -10487,7 +10659,29 @@
           <w:szCs w:val="22"/>
           <w:lang w:val="es-AR"/>
         </w:rPr>
-        <w:t xml:space="preserve">Sistema Autónomo (SA) [Tanenbaum]:</w:t>
+        <w:t xml:space="preserve">Sistema Autónomo (SA):</w:t>
+      </w:r>
+      <w:r>
+        <w:rPr>
+          <w:rFonts w:ascii="Lexend" w:cs="Lexend" w:eastAsia="Lexend" w:hAnsi="Lexend"/>
+          <w:color w:val="1A1A1A"/>
+          <w:sz w:val="22"/>
+          <w:szCs w:val="22"/>
+          <w:lang w:val="es-AR"/>
+        </w:rPr>
+        <w:t xml:space="preserve"> </w:t>
+      </w:r>
+      <w:r>
+        <w:rPr>
+          <w:rFonts w:ascii="Lexend" w:cs="Lexend" w:eastAsia="Lexend" w:hAnsi="Lexend"/>
+          <w:i/>
+          <w:iCs/>
+          <w:color w:val="1A1A1A"/>
+          <w:sz w:val="22"/>
+          <w:szCs w:val="22"/>
+          <w:lang w:val="es-AR"/>
+        </w:rPr>
+        <w:t xml:space="preserve">(Tanenbaum)</w:t>
       </w:r>
       <w:r>
         <w:rPr>
@@ -10724,7 +10918,29 @@
           <w:szCs w:val="22"/>
           <w:lang w:val="es-AR"/>
         </w:rPr>
-        <w:t xml:space="preserve">IGP (Interior Gateway Protocol) [Tanenbaum]:</w:t>
+        <w:t xml:space="preserve">IGP (Interior Gateway Protocol):</w:t>
+      </w:r>
+      <w:r>
+        <w:rPr>
+          <w:rFonts w:ascii="Lexend" w:cs="Lexend" w:eastAsia="Lexend" w:hAnsi="Lexend"/>
+          <w:color w:val="1A1A1A"/>
+          <w:sz w:val="22"/>
+          <w:szCs w:val="22"/>
+          <w:lang w:val="es-AR"/>
+        </w:rPr>
+        <w:t xml:space="preserve"> </w:t>
+      </w:r>
+      <w:r>
+        <w:rPr>
+          <w:rFonts w:ascii="Lexend" w:cs="Lexend" w:eastAsia="Lexend" w:hAnsi="Lexend"/>
+          <w:i/>
+          <w:iCs/>
+          <w:color w:val="1A1A1A"/>
+          <w:sz w:val="22"/>
+          <w:szCs w:val="22"/>
+          <w:lang w:val="es-AR"/>
+        </w:rPr>
+        <w:t xml:space="preserve">(Tanenbaum)</w:t>
       </w:r>
       <w:r>
         <w:rPr>
@@ -11130,7 +11346,7 @@
           <w:szCs w:val="22"/>
           <w:lang w:val="es-AR"/>
         </w:rPr>
-        <w:t xml:space="preserve">[conocimiento general]</w:t>
+        <w:t xml:space="preserve">(conocimiento general)</w:t>
       </w:r>
       <w:r>
         <w:rPr>
@@ -11160,7 +11376,7 @@
           <w:szCs w:val="21"/>
           <w:lang w:val="es-AR"/>
         </w:rPr>
-        <w:t xml:space="preserve">OSPF (OPEN SHORTEST PATH FIRST)</w:t>
+        <w:t xml:space="preserve">OSPF</w:t>
       </w:r>
     </w:p>
     <w:p>
@@ -11221,7 +11437,7 @@
           <w:szCs w:val="22"/>
           <w:lang w:val="es-AR"/>
         </w:rPr>
-        <w:t xml:space="preserve">, con los 5 pasos de la sección 2 y Dijkstra. </w:t>
+        <w:t xml:space="preserve">, con los 5 pasos explicados en Ruteo y Dijkstra. </w:t>
       </w:r>
       <w:r>
         <w:rPr>
@@ -11536,7 +11752,7 @@
           <w:szCs w:val="22"/>
           <w:lang w:val="es-AR"/>
         </w:rPr>
-        <w:t xml:space="preserve">[Tanenbaum]</w:t>
+        <w:t xml:space="preserve">(Tanenbaum)</w:t>
       </w:r>
       <w:r>
         <w:rPr>
@@ -11848,7 +12064,29 @@
           <w:szCs w:val="22"/>
           <w:lang w:val="es-AR"/>
         </w:rPr>
-        <w:t xml:space="preserve">Qué quiere decir que reconoce jerarquías [Tanenbaum]:</w:t>
+        <w:t xml:space="preserve">Qué quiere decir que reconoce jerarquías:</w:t>
+      </w:r>
+      <w:r>
+        <w:rPr>
+          <w:rFonts w:ascii="Lexend" w:cs="Lexend" w:eastAsia="Lexend" w:hAnsi="Lexend"/>
+          <w:color w:val="1A1A1A"/>
+          <w:sz w:val="22"/>
+          <w:szCs w:val="22"/>
+          <w:lang w:val="es-AR"/>
+        </w:rPr>
+        <w:t xml:space="preserve"> </w:t>
+      </w:r>
+      <w:r>
+        <w:rPr>
+          <w:rFonts w:ascii="Lexend" w:cs="Lexend" w:eastAsia="Lexend" w:hAnsi="Lexend"/>
+          <w:i/>
+          <w:iCs/>
+          <w:color w:val="1A1A1A"/>
+          <w:sz w:val="22"/>
+          <w:szCs w:val="22"/>
+          <w:lang w:val="es-AR"/>
+        </w:rPr>
+        <w:t xml:space="preserve">(Tanenbaum)</w:t>
       </w:r>
       <w:r>
         <w:rPr>
@@ -11942,7 +12180,29 @@
           <w:szCs w:val="22"/>
           <w:lang w:val="es-AR"/>
         </w:rPr>
-        <w:t xml:space="preserve">Área y tipos de área [Tanenbaum]:</w:t>
+        <w:t xml:space="preserve">Área y tipos de área:</w:t>
+      </w:r>
+      <w:r>
+        <w:rPr>
+          <w:rFonts w:ascii="Lexend" w:cs="Lexend" w:eastAsia="Lexend" w:hAnsi="Lexend"/>
+          <w:color w:val="1A1A1A"/>
+          <w:sz w:val="22"/>
+          <w:szCs w:val="22"/>
+          <w:lang w:val="es-AR"/>
+        </w:rPr>
+        <w:t xml:space="preserve"> </w:t>
+      </w:r>
+      <w:r>
+        <w:rPr>
+          <w:rFonts w:ascii="Lexend" w:cs="Lexend" w:eastAsia="Lexend" w:hAnsi="Lexend"/>
+          <w:i/>
+          <w:iCs/>
+          <w:color w:val="1A1A1A"/>
+          <w:sz w:val="22"/>
+          <w:szCs w:val="22"/>
+          <w:lang w:val="es-AR"/>
+        </w:rPr>
+        <w:t xml:space="preserve">(Tanenbaum)</w:t>
       </w:r>
       <w:r>
         <w:rPr>
@@ -12162,7 +12422,7 @@
           <w:szCs w:val="22"/>
           <w:lang w:val="es-AR"/>
         </w:rPr>
-        <w:t xml:space="preserve">[Tanenbaum]</w:t>
+        <w:t xml:space="preserve">(Tanenbaum)</w:t>
       </w:r>
       <w:r>
         <w:rPr>
@@ -12280,7 +12540,7 @@
           <w:szCs w:val="21"/>
           <w:lang w:val="es-AR"/>
         </w:rPr>
-        <w:t xml:space="preserve">BGP (BORDER GATEWAY PROTOCOL)</w:t>
+        <w:t xml:space="preserve">BGP</w:t>
       </w:r>
     </w:p>
     <w:p>
@@ -12719,88 +12979,7 @@
           <w:szCs w:val="25"/>
           <w:lang w:val="es-AR"/>
         </w:rPr>
-        <w:t xml:space="preserve">7. GUÍA DE ESTUDIO DE BARÓ — PREGUNTAS Y RESPUESTAS</w:t>
-      </w:r>
-    </w:p>
-    <w:p>
-      <w:pPr>
-        <w:spacing w:after="260" w:before="180" w:line="264"/>
-        <w:ind w:left="454" w:right="454"/>
-        <w:jc w:val="both"/>
-      </w:pPr>
-      <w:r>
-        <w:rPr>
-          <w:rFonts w:ascii="Lexend" w:cs="Lexend" w:eastAsia="Lexend" w:hAnsi="Lexend"/>
-          <w:color w:val="1A1A1A"/>
-          <w:sz w:val="20"/>
-          <w:szCs w:val="20"/>
-          <w:lang w:val="es-AR"/>
-        </w:rPr>
-        <w:t xml:space="preserve">Las preguntas son </w:t>
-      </w:r>
-      <w:r>
-        <w:rPr>
-          <w:rFonts w:ascii="Lexend" w:cs="Lexend" w:eastAsia="Lexend" w:hAnsi="Lexend"/>
-          <w:b/>
-          <w:bCs/>
-          <w:color w:val="1A1A1A"/>
-          <w:sz w:val="20"/>
-          <w:szCs w:val="20"/>
-          <w:lang w:val="es-AR"/>
-        </w:rPr>
-        <w:t xml:space="preserve">textuales</w:t>
-      </w:r>
-      <w:r>
-        <w:rPr>
-          <w:rFonts w:ascii="Lexend" w:cs="Lexend" w:eastAsia="Lexend" w:hAnsi="Lexend"/>
-          <w:color w:val="1A1A1A"/>
-          <w:sz w:val="20"/>
-          <w:szCs w:val="20"/>
-          <w:lang w:val="es-AR"/>
-        </w:rPr>
-        <w:t xml:space="preserve"> de la guía de Baró (</w:t>
-      </w:r>
-      <w:r>
-        <w:rPr>
-          <w:rFonts w:ascii="Consolas" w:cs="Consolas" w:eastAsia="Consolas" w:hAnsi="Consolas"/>
-          <w:color w:val="1A1A1A"/>
-          <w:sz w:val="18"/>
-          <w:szCs w:val="18"/>
-          <w:lang w:val="es-AR"/>
-        </w:rPr>
-        <w:t xml:space="preserve">GUIA DE ESTUDIO DE CAPA DE RED.docx</w:t>
-      </w:r>
-      <w:r>
-        <w:rPr>
-          <w:rFonts w:ascii="Lexend" w:cs="Lexend" w:eastAsia="Lexend" w:hAnsi="Lexend"/>
-          <w:color w:val="1A1A1A"/>
-          <w:sz w:val="20"/>
-          <w:szCs w:val="20"/>
-          <w:lang w:val="es-AR"/>
-        </w:rPr>
-        <w:t xml:space="preserve">). Lo marcado </w:t>
-      </w:r>
-      <w:r>
-        <w:rPr>
-          <w:rFonts w:ascii="Lexend" w:cs="Lexend" w:eastAsia="Lexend" w:hAnsi="Lexend"/>
-          <w:b/>
-          <w:bCs/>
-          <w:color w:val="1A1A1A"/>
-          <w:sz w:val="20"/>
-          <w:szCs w:val="20"/>
-          <w:lang w:val="es-AR"/>
-        </w:rPr>
-        <w:t xml:space="preserve">[Tanenbaum]</w:t>
-      </w:r>
-      <w:r>
-        <w:rPr>
-          <w:rFonts w:ascii="Lexend" w:cs="Lexend" w:eastAsia="Lexend" w:hAnsi="Lexend"/>
-          <w:color w:val="1A1A1A"/>
-          <w:sz w:val="20"/>
-          <w:szCs w:val="20"/>
-          <w:lang w:val="es-AR"/>
-        </w:rPr>
-        <w:t xml:space="preserve"> no está en tus fuentes: lo completé con el contenido del libro.</w:t>
+        <w:t xml:space="preserve">PREGUNTAS DE LA GUÍA DE ESTUDIO</w:t>
       </w:r>
     </w:p>
     <w:p>
@@ -12838,7 +13017,7 @@
           <w:szCs w:val="22"/>
           <w:lang w:val="es-AR"/>
         </w:rPr>
-        <w:t xml:space="preserve">P1. ¿Qué campo/subcampo de la Cabecera IP indica la prioridad del datagrama?</w:t>
+        <w:t xml:space="preserve">1) ¿Qué campo/subcampo de la Cabecera IP indica la prioridad del datagrama?</w:t>
       </w:r>
     </w:p>
     <w:p>
@@ -12849,24 +13028,12 @@
       <w:r>
         <w:rPr>
           <w:rFonts w:ascii="Lexend" w:cs="Lexend" w:eastAsia="Lexend" w:hAnsi="Lexend"/>
-          <w:b/>
-          <w:bCs/>
-          <w:color w:val="1A1A1A"/>
-          <w:sz w:val="22"/>
-          <w:szCs w:val="22"/>
-          <w:lang w:val="es-AR"/>
-        </w:rPr>
-        <w:t xml:space="preserve">R:</w:t>
-      </w:r>
-      <w:r>
-        <w:rPr>
-          <w:rFonts w:ascii="Lexend" w:cs="Lexend" w:eastAsia="Lexend" w:hAnsi="Lexend"/>
-          <w:color w:val="1A1A1A"/>
-          <w:sz w:val="22"/>
-          <w:szCs w:val="22"/>
-          <w:lang w:val="es-AR"/>
-        </w:rPr>
-        <w:t xml:space="preserve"> El subcampo </w:t>
+          <w:color w:val="1A1A1A"/>
+          <w:sz w:val="22"/>
+          <w:szCs w:val="22"/>
+          <w:lang w:val="es-AR"/>
+        </w:rPr>
+        <w:t xml:space="preserve">El subcampo </w:t>
       </w:r>
       <w:r>
         <w:rPr>
@@ -12972,7 +13139,7 @@
           <w:szCs w:val="22"/>
           <w:lang w:val="es-AR"/>
         </w:rPr>
-        <w:t xml:space="preserve">P2. El indicador "T" dentro del campo Tipo de Servicio del Datagrama IP tiene una finalidad específica, ¿cuál es?</w:t>
+        <w:t xml:space="preserve">2) El indicador "T" dentro del campo Tipo de Servicio del Datagrama IP tiene una finalidad específica, ¿cuál es?</w:t>
       </w:r>
     </w:p>
     <w:p>
@@ -12983,24 +13150,12 @@
       <w:r>
         <w:rPr>
           <w:rFonts w:ascii="Lexend" w:cs="Lexend" w:eastAsia="Lexend" w:hAnsi="Lexend"/>
-          <w:b/>
-          <w:bCs/>
-          <w:color w:val="1A1A1A"/>
-          <w:sz w:val="22"/>
-          <w:szCs w:val="22"/>
-          <w:lang w:val="es-AR"/>
-        </w:rPr>
-        <w:t xml:space="preserve">R:</w:t>
-      </w:r>
-      <w:r>
-        <w:rPr>
-          <w:rFonts w:ascii="Lexend" w:cs="Lexend" w:eastAsia="Lexend" w:hAnsi="Lexend"/>
-          <w:color w:val="1A1A1A"/>
-          <w:sz w:val="22"/>
-          <w:szCs w:val="22"/>
-          <w:lang w:val="es-AR"/>
-        </w:rPr>
-        <w:t xml:space="preserve"> El bit *</w:t>
+          <w:color w:val="1A1A1A"/>
+          <w:sz w:val="22"/>
+          <w:szCs w:val="22"/>
+          <w:lang w:val="es-AR"/>
+        </w:rPr>
+        <w:t xml:space="preserve">El bit *</w:t>
       </w:r>
       <w:r>
         <w:rPr>
@@ -13216,7 +13371,7 @@
           <w:szCs w:val="22"/>
           <w:lang w:val="es-AR"/>
         </w:rPr>
-        <w:t xml:space="preserve">P3. Dentro del Campo de Opciones del datagrama IP existe una opción que se utiliza como "registro de ruta", ¿cuál es su utilidad?</w:t>
+        <w:t xml:space="preserve">3) Dentro del Campo de Opciones del datagrama IP existe una opción que se utiliza como "registro de ruta", ¿cuál es su utilidad?</w:t>
       </w:r>
     </w:p>
     <w:p>
@@ -13227,24 +13382,12 @@
       <w:r>
         <w:rPr>
           <w:rFonts w:ascii="Lexend" w:cs="Lexend" w:eastAsia="Lexend" w:hAnsi="Lexend"/>
-          <w:b/>
-          <w:bCs/>
-          <w:color w:val="1A1A1A"/>
-          <w:sz w:val="22"/>
-          <w:szCs w:val="22"/>
-          <w:lang w:val="es-AR"/>
-        </w:rPr>
-        <w:t xml:space="preserve">R:</w:t>
-      </w:r>
-      <w:r>
-        <w:rPr>
-          <w:rFonts w:ascii="Lexend" w:cs="Lexend" w:eastAsia="Lexend" w:hAnsi="Lexend"/>
-          <w:color w:val="1A1A1A"/>
-          <w:sz w:val="22"/>
-          <w:szCs w:val="22"/>
-          <w:lang w:val="es-AR"/>
-        </w:rPr>
-        <w:t xml:space="preserve"> Cada router por el que pasa el datagrama </w:t>
+          <w:color w:val="1A1A1A"/>
+          <w:sz w:val="22"/>
+          <w:szCs w:val="22"/>
+          <w:lang w:val="es-AR"/>
+        </w:rPr>
+        <w:t xml:space="preserve">Cada router por el que pasa el datagrama </w:t>
       </w:r>
       <w:r>
         <w:rPr>
@@ -13350,7 +13493,7 @@
           <w:szCs w:val="22"/>
           <w:lang w:val="es-AR"/>
         </w:rPr>
-        <w:t xml:space="preserve">P4. ¿Cuál es la función/utilidad de definir rangos de direcciones privadas dentro de cada clase de direcciones IP?</w:t>
+        <w:t xml:space="preserve">4) ¿Cuál es la función/utilidad de definir rangos de direcciones privadas dentro de cada clase de direcciones IP?</w:t>
       </w:r>
     </w:p>
     <w:p>
@@ -13361,24 +13504,12 @@
       <w:r>
         <w:rPr>
           <w:rFonts w:ascii="Lexend" w:cs="Lexend" w:eastAsia="Lexend" w:hAnsi="Lexend"/>
-          <w:b/>
-          <w:bCs/>
-          <w:color w:val="1A1A1A"/>
-          <w:sz w:val="22"/>
-          <w:szCs w:val="22"/>
-          <w:lang w:val="es-AR"/>
-        </w:rPr>
-        <w:t xml:space="preserve">R:</w:t>
-      </w:r>
-      <w:r>
-        <w:rPr>
-          <w:rFonts w:ascii="Lexend" w:cs="Lexend" w:eastAsia="Lexend" w:hAnsi="Lexend"/>
-          <w:color w:val="1A1A1A"/>
-          <w:sz w:val="22"/>
-          <w:szCs w:val="22"/>
-          <w:lang w:val="es-AR"/>
-        </w:rPr>
-        <w:t xml:space="preserve"> Permiten armar </w:t>
+          <w:color w:val="1A1A1A"/>
+          <w:sz w:val="22"/>
+          <w:szCs w:val="22"/>
+          <w:lang w:val="es-AR"/>
+        </w:rPr>
+        <w:t xml:space="preserve">Permiten armar </w:t>
       </w:r>
       <w:r>
         <w:rPr>
@@ -13675,7 +13806,7 @@
           <w:szCs w:val="22"/>
           <w:lang w:val="es-AR"/>
         </w:rPr>
-        <w:t xml:space="preserve">P1. ¿Con qué finalidad se realiza una petición ARP dentro de una LAN?</w:t>
+        <w:t xml:space="preserve">1) ¿Con qué finalidad se realiza una petición ARP dentro de una LAN?</w:t>
       </w:r>
     </w:p>
     <w:p>
@@ -13686,24 +13817,12 @@
       <w:r>
         <w:rPr>
           <w:rFonts w:ascii="Lexend" w:cs="Lexend" w:eastAsia="Lexend" w:hAnsi="Lexend"/>
-          <w:b/>
-          <w:bCs/>
-          <w:color w:val="1A1A1A"/>
-          <w:sz w:val="22"/>
-          <w:szCs w:val="22"/>
-          <w:lang w:val="es-AR"/>
-        </w:rPr>
-        <w:t xml:space="preserve">R:</w:t>
-      </w:r>
-      <w:r>
-        <w:rPr>
-          <w:rFonts w:ascii="Lexend" w:cs="Lexend" w:eastAsia="Lexend" w:hAnsi="Lexend"/>
-          <w:color w:val="1A1A1A"/>
-          <w:sz w:val="22"/>
-          <w:szCs w:val="22"/>
-          <w:lang w:val="es-AR"/>
-        </w:rPr>
-        <w:t xml:space="preserve"> Para obtener la </w:t>
+          <w:color w:val="1A1A1A"/>
+          <w:sz w:val="22"/>
+          <w:szCs w:val="22"/>
+          <w:lang w:val="es-AR"/>
+        </w:rPr>
+        <w:t xml:space="preserve">Para obtener la </w:t>
       </w:r>
       <w:r>
         <w:rPr>
@@ -13853,7 +13972,7 @@
           <w:szCs w:val="22"/>
           <w:lang w:val="es-AR"/>
         </w:rPr>
-        <w:t xml:space="preserve">P2. ¿A qué capa del modelo OSI pertenece el protocolo ICMP?</w:t>
+        <w:t xml:space="preserve">2) ¿A qué capa del modelo OSI pertenece el protocolo ICMP?</w:t>
       </w:r>
     </w:p>
     <w:p>
@@ -13864,24 +13983,12 @@
       <w:r>
         <w:rPr>
           <w:rFonts w:ascii="Lexend" w:cs="Lexend" w:eastAsia="Lexend" w:hAnsi="Lexend"/>
-          <w:b/>
-          <w:bCs/>
-          <w:color w:val="1A1A1A"/>
-          <w:sz w:val="22"/>
-          <w:szCs w:val="22"/>
-          <w:lang w:val="es-AR"/>
-        </w:rPr>
-        <w:t xml:space="preserve">R:</w:t>
-      </w:r>
-      <w:r>
-        <w:rPr>
-          <w:rFonts w:ascii="Lexend" w:cs="Lexend" w:eastAsia="Lexend" w:hAnsi="Lexend"/>
-          <w:color w:val="1A1A1A"/>
-          <w:sz w:val="22"/>
-          <w:szCs w:val="22"/>
-          <w:lang w:val="es-AR"/>
-        </w:rPr>
-        <w:t xml:space="preserve"> A la </w:t>
+          <w:color w:val="1A1A1A"/>
+          <w:sz w:val="22"/>
+          <w:szCs w:val="22"/>
+          <w:lang w:val="es-AR"/>
+        </w:rPr>
+        <w:t xml:space="preserve">A la </w:t>
       </w:r>
       <w:r>
         <w:rPr>
@@ -13943,7 +14050,7 @@
           <w:szCs w:val="22"/>
           <w:lang w:val="es-AR"/>
         </w:rPr>
-        <w:t xml:space="preserve">P3. Cuando se utilizan las opciones de cabecera "Registro de Ruta" y "Marca de Tiempo", ¿qué protocolo de control se utiliza?</w:t>
+        <w:t xml:space="preserve">3) Cuando se utilizan las opciones de cabecera "Registro de Ruta" y "Marca de Tiempo", ¿qué protocolo de control se utiliza?</w:t>
       </w:r>
     </w:p>
     <w:p>
@@ -13951,28 +14058,6 @@
         <w:spacing w:after="120" w:line="280"/>
         <w:jc w:val="both"/>
       </w:pPr>
-      <w:r>
-        <w:rPr>
-          <w:rFonts w:ascii="Lexend" w:cs="Lexend" w:eastAsia="Lexend" w:hAnsi="Lexend"/>
-          <w:b/>
-          <w:bCs/>
-          <w:color w:val="1A1A1A"/>
-          <w:sz w:val="22"/>
-          <w:szCs w:val="22"/>
-          <w:lang w:val="es-AR"/>
-        </w:rPr>
-        <w:t xml:space="preserve">R:</w:t>
-      </w:r>
-      <w:r>
-        <w:rPr>
-          <w:rFonts w:ascii="Lexend" w:cs="Lexend" w:eastAsia="Lexend" w:hAnsi="Lexend"/>
-          <w:color w:val="1A1A1A"/>
-          <w:sz w:val="22"/>
-          <w:szCs w:val="22"/>
-          <w:lang w:val="es-AR"/>
-        </w:rPr>
-        <w:t xml:space="preserve"> </w:t>
-      </w:r>
       <w:r>
         <w:rPr>
           <w:rFonts w:ascii="Lexend" w:cs="Lexend" w:eastAsia="Lexend" w:hAnsi="Lexend"/>
@@ -14139,7 +14224,7 @@
           <w:szCs w:val="22"/>
           <w:lang w:val="es-AR"/>
         </w:rPr>
-        <w:t xml:space="preserve">P1. Defina el concepto de Ruteo en Internet.</w:t>
+        <w:t xml:space="preserve">1) Defina el concepto de Ruteo en Internet.</w:t>
       </w:r>
     </w:p>
     <w:p>
@@ -14150,24 +14235,12 @@
       <w:r>
         <w:rPr>
           <w:rFonts w:ascii="Lexend" w:cs="Lexend" w:eastAsia="Lexend" w:hAnsi="Lexend"/>
-          <w:b/>
-          <w:bCs/>
-          <w:color w:val="1A1A1A"/>
-          <w:sz w:val="22"/>
-          <w:szCs w:val="22"/>
-          <w:lang w:val="es-AR"/>
-        </w:rPr>
-        <w:t xml:space="preserve">R:</w:t>
-      </w:r>
-      <w:r>
-        <w:rPr>
-          <w:rFonts w:ascii="Lexend" w:cs="Lexend" w:eastAsia="Lexend" w:hAnsi="Lexend"/>
-          <w:color w:val="1A1A1A"/>
-          <w:sz w:val="22"/>
-          <w:szCs w:val="22"/>
-          <w:lang w:val="es-AR"/>
-        </w:rPr>
-        <w:t xml:space="preserve"> Es el proceso por el cual los </w:t>
+          <w:color w:val="1A1A1A"/>
+          <w:sz w:val="22"/>
+          <w:szCs w:val="22"/>
+          <w:lang w:val="es-AR"/>
+        </w:rPr>
+        <w:t xml:space="preserve">Es el proceso por el cual los </w:t>
       </w:r>
       <w:r>
         <w:rPr>
@@ -14282,14 +14355,14 @@
       <w:r>
         <w:rPr>
           <w:rFonts w:ascii="Lexend" w:cs="Lexend" w:eastAsia="Lexend" w:hAnsi="Lexend"/>
-          <w:b/>
-          <w:bCs/>
-          <w:color w:val="1A1A1A"/>
-          <w:sz w:val="22"/>
-          <w:szCs w:val="22"/>
-          <w:lang w:val="es-AR"/>
-        </w:rPr>
-        <w:t xml:space="preserve">[Tanenbaum]</w:t>
+          <w:i/>
+          <w:iCs/>
+          <w:color w:val="1A1A1A"/>
+          <w:sz w:val="22"/>
+          <w:szCs w:val="22"/>
+          <w:lang w:val="es-AR"/>
+        </w:rPr>
+        <w:t xml:space="preserve">(Tanenbaum)</w:t>
       </w:r>
     </w:p>
     <w:p>
@@ -14307,7 +14380,7 @@
           <w:szCs w:val="22"/>
           <w:lang w:val="es-AR"/>
         </w:rPr>
-        <w:t xml:space="preserve">P2. ¿En qué consiste una Tabla de Ruteo? ¿Quién la arma?</w:t>
+        <w:t xml:space="preserve">2) ¿En qué consiste una Tabla de Ruteo? ¿Quién la arma?</w:t>
       </w:r>
     </w:p>
     <w:p>
@@ -14318,24 +14391,12 @@
       <w:r>
         <w:rPr>
           <w:rFonts w:ascii="Lexend" w:cs="Lexend" w:eastAsia="Lexend" w:hAnsi="Lexend"/>
-          <w:b/>
-          <w:bCs/>
-          <w:color w:val="1A1A1A"/>
-          <w:sz w:val="22"/>
-          <w:szCs w:val="22"/>
-          <w:lang w:val="es-AR"/>
-        </w:rPr>
-        <w:t xml:space="preserve">R:</w:t>
-      </w:r>
-      <w:r>
-        <w:rPr>
-          <w:rFonts w:ascii="Lexend" w:cs="Lexend" w:eastAsia="Lexend" w:hAnsi="Lexend"/>
-          <w:color w:val="1A1A1A"/>
-          <w:sz w:val="22"/>
-          <w:szCs w:val="22"/>
-          <w:lang w:val="es-AR"/>
-        </w:rPr>
-        <w:t xml:space="preserve"> Es la tabla del router que asocia cada </w:t>
+          <w:color w:val="1A1A1A"/>
+          <w:sz w:val="22"/>
+          <w:szCs w:val="22"/>
+          <w:lang w:val="es-AR"/>
+        </w:rPr>
+        <w:t xml:space="preserve">Es la tabla del router que asocia cada </w:t>
       </w:r>
       <w:r>
         <w:rPr>
@@ -14450,14 +14511,14 @@
       <w:r>
         <w:rPr>
           <w:rFonts w:ascii="Lexend" w:cs="Lexend" w:eastAsia="Lexend" w:hAnsi="Lexend"/>
-          <w:b/>
-          <w:bCs/>
-          <w:color w:val="1A1A1A"/>
-          <w:sz w:val="22"/>
-          <w:szCs w:val="22"/>
-          <w:lang w:val="es-AR"/>
-        </w:rPr>
-        <w:t xml:space="preserve">[Tanenbaum]</w:t>
+          <w:i/>
+          <w:iCs/>
+          <w:color w:val="1A1A1A"/>
+          <w:sz w:val="22"/>
+          <w:szCs w:val="22"/>
+          <w:lang w:val="es-AR"/>
+        </w:rPr>
+        <w:t xml:space="preserve">(Tanenbaum)</w:t>
       </w:r>
     </w:p>
     <w:p>
@@ -14475,7 +14536,7 @@
           <w:szCs w:val="22"/>
           <w:lang w:val="es-AR"/>
         </w:rPr>
-        <w:t xml:space="preserve">P3. ¿Qué es una ruta default? ¿Por qué motivo existe dicha entrada dentro de la Tabla de Ruteo?</w:t>
+        <w:t xml:space="preserve">3) ¿Qué es una ruta default? ¿Por qué motivo existe dicha entrada dentro de la Tabla de Ruteo?</w:t>
       </w:r>
     </w:p>
     <w:p>
@@ -14486,24 +14547,12 @@
       <w:r>
         <w:rPr>
           <w:rFonts w:ascii="Lexend" w:cs="Lexend" w:eastAsia="Lexend" w:hAnsi="Lexend"/>
-          <w:b/>
-          <w:bCs/>
-          <w:color w:val="1A1A1A"/>
-          <w:sz w:val="22"/>
-          <w:szCs w:val="22"/>
-          <w:lang w:val="es-AR"/>
-        </w:rPr>
-        <w:t xml:space="preserve">R:</w:t>
-      </w:r>
-      <w:r>
-        <w:rPr>
-          <w:rFonts w:ascii="Lexend" w:cs="Lexend" w:eastAsia="Lexend" w:hAnsi="Lexend"/>
-          <w:color w:val="1A1A1A"/>
-          <w:sz w:val="22"/>
-          <w:szCs w:val="22"/>
-          <w:lang w:val="es-AR"/>
-        </w:rPr>
-        <w:t xml:space="preserve"> Es la entrada que se usa </w:t>
+          <w:color w:val="1A1A1A"/>
+          <w:sz w:val="22"/>
+          <w:szCs w:val="22"/>
+          <w:lang w:val="es-AR"/>
+        </w:rPr>
+        <w:t xml:space="preserve">Es la entrada que se usa </w:t>
       </w:r>
       <w:r>
         <w:rPr>
@@ -14594,14 +14643,14 @@
       <w:r>
         <w:rPr>
           <w:rFonts w:ascii="Lexend" w:cs="Lexend" w:eastAsia="Lexend" w:hAnsi="Lexend"/>
-          <w:b/>
-          <w:bCs/>
-          <w:color w:val="1A1A1A"/>
-          <w:sz w:val="22"/>
-          <w:szCs w:val="22"/>
-          <w:lang w:val="es-AR"/>
-        </w:rPr>
-        <w:t xml:space="preserve">[Tanenbaum]</w:t>
+          <w:i/>
+          <w:iCs/>
+          <w:color w:val="1A1A1A"/>
+          <w:sz w:val="22"/>
+          <w:szCs w:val="22"/>
+          <w:lang w:val="es-AR"/>
+        </w:rPr>
+        <w:t xml:space="preserve">(Tanenbaum)</w:t>
       </w:r>
     </w:p>
     <w:p>
@@ -14619,7 +14668,7 @@
           <w:szCs w:val="22"/>
           <w:lang w:val="es-AR"/>
         </w:rPr>
-        <w:t xml:space="preserve">P4. ¿En qué consiste un Sistema Autónomo? ¿Cómo está conformado? Describa.</w:t>
+        <w:t xml:space="preserve">4) ¿En qué consiste un Sistema Autónomo? ¿Cómo está conformado? Describa.</w:t>
       </w:r>
     </w:p>
     <w:p>
@@ -14630,24 +14679,12 @@
       <w:r>
         <w:rPr>
           <w:rFonts w:ascii="Lexend" w:cs="Lexend" w:eastAsia="Lexend" w:hAnsi="Lexend"/>
-          <w:b/>
-          <w:bCs/>
-          <w:color w:val="1A1A1A"/>
-          <w:sz w:val="22"/>
-          <w:szCs w:val="22"/>
-          <w:lang w:val="es-AR"/>
-        </w:rPr>
-        <w:t xml:space="preserve">R:</w:t>
-      </w:r>
-      <w:r>
-        <w:rPr>
-          <w:rFonts w:ascii="Lexend" w:cs="Lexend" w:eastAsia="Lexend" w:hAnsi="Lexend"/>
-          <w:color w:val="1A1A1A"/>
-          <w:sz w:val="22"/>
-          <w:szCs w:val="22"/>
-          <w:lang w:val="es-AR"/>
-        </w:rPr>
-        <w:t xml:space="preserve"> Es una red o un conjunto de redes </w:t>
+          <w:color w:val="1A1A1A"/>
+          <w:sz w:val="22"/>
+          <w:szCs w:val="22"/>
+          <w:lang w:val="es-AR"/>
+        </w:rPr>
+        <w:t xml:space="preserve">Es una red o un conjunto de redes </w:t>
       </w:r>
       <w:r>
         <w:rPr>
@@ -14862,6 +14899,24 @@
     </w:p>
     <w:p>
       <w:pPr>
+        <w:spacing w:after="120" w:line="280"/>
+        <w:jc w:val="both"/>
+      </w:pPr>
+      <w:r>
+        <w:rPr>
+          <w:rFonts w:ascii="Lexend" w:cs="Lexend" w:eastAsia="Lexend" w:hAnsi="Lexend"/>
+          <w:i/>
+          <w:iCs/>
+          <w:color w:val="1A1A1A"/>
+          <w:sz w:val="22"/>
+          <w:szCs w:val="22"/>
+          <w:lang w:val="es-AR"/>
+        </w:rPr>
+        <w:t xml:space="preserve">(Tanenbaum)</w:t>
+      </w:r>
+    </w:p>
+    <w:p>
+      <w:pPr>
         <w:spacing w:after="260" w:line="288"/>
         <w:jc w:val="center"/>
       </w:pPr>
@@ -14875,25 +14930,7 @@
           <w:szCs w:val="22"/>
           <w:lang w:val="es-AR"/>
         </w:rPr>
-        <w:t xml:space="preserve">[Tanenbaum]</w:t>
-      </w:r>
-    </w:p>
-    <w:p>
-      <w:pPr>
-        <w:spacing w:after="260" w:line="288"/>
-        <w:jc w:val="center"/>
-      </w:pPr>
-      <w:r>
-        <w:rPr>
-          <w:rFonts w:ascii="Lexend" w:cs="Lexend" w:eastAsia="Lexend" w:hAnsi="Lexend"/>
-          <w:b/>
-          <w:bCs/>
-          <w:color w:val="1A1A1A"/>
-          <w:sz w:val="22"/>
-          <w:szCs w:val="22"/>
-          <w:lang w:val="es-AR"/>
-        </w:rPr>
-        <w:t xml:space="preserve">P5. ¿Qué es un IGP? Funciones que cumple y entorno de aplicación.</w:t>
+        <w:t xml:space="preserve">5) ¿Qué es un IGP? Funciones que cumple y entorno de aplicación.</w:t>
       </w:r>
     </w:p>
     <w:p>
@@ -14904,24 +14941,12 @@
       <w:r>
         <w:rPr>
           <w:rFonts w:ascii="Lexend" w:cs="Lexend" w:eastAsia="Lexend" w:hAnsi="Lexend"/>
-          <w:b/>
-          <w:bCs/>
-          <w:color w:val="1A1A1A"/>
-          <w:sz w:val="22"/>
-          <w:szCs w:val="22"/>
-          <w:lang w:val="es-AR"/>
-        </w:rPr>
-        <w:t xml:space="preserve">R:</w:t>
-      </w:r>
-      <w:r>
-        <w:rPr>
-          <w:rFonts w:ascii="Lexend" w:cs="Lexend" w:eastAsia="Lexend" w:hAnsi="Lexend"/>
-          <w:color w:val="1A1A1A"/>
-          <w:sz w:val="22"/>
-          <w:szCs w:val="22"/>
-          <w:lang w:val="es-AR"/>
-        </w:rPr>
-        <w:t xml:space="preserve"> Un </w:t>
+          <w:color w:val="1A1A1A"/>
+          <w:sz w:val="22"/>
+          <w:szCs w:val="22"/>
+          <w:lang w:val="es-AR"/>
+        </w:rPr>
+        <w:t xml:space="preserve">Un </w:t>
       </w:r>
       <w:r>
         <w:rPr>
@@ -15239,14 +15264,14 @@
       <w:r>
         <w:rPr>
           <w:rFonts w:ascii="Lexend" w:cs="Lexend" w:eastAsia="Lexend" w:hAnsi="Lexend"/>
-          <w:b/>
-          <w:bCs/>
-          <w:color w:val="1A1A1A"/>
-          <w:sz w:val="22"/>
-          <w:szCs w:val="22"/>
-          <w:lang w:val="es-AR"/>
-        </w:rPr>
-        <w:t xml:space="preserve">[Tanenbaum]</w:t>
+          <w:i/>
+          <w:iCs/>
+          <w:color w:val="1A1A1A"/>
+          <w:sz w:val="22"/>
+          <w:szCs w:val="22"/>
+          <w:lang w:val="es-AR"/>
+        </w:rPr>
+        <w:t xml:space="preserve">(Tanenbaum)</w:t>
       </w:r>
     </w:p>
     <w:p>
@@ -15264,25 +15289,7 @@
           <w:szCs w:val="22"/>
           <w:lang w:val="es-AR"/>
         </w:rPr>
-        <w:t xml:space="preserve">P6. ¿Qué diferencia operativa existe entre un protocolo de Vector Distancia y uno de Estado de Enlace?</w:t>
-      </w:r>
-    </w:p>
-    <w:p>
-      <w:pPr>
-        <w:spacing w:after="260" w:line="288"/>
-        <w:jc w:val="center"/>
-      </w:pPr>
-      <w:r>
-        <w:rPr>
-          <w:rFonts w:ascii="Lexend" w:cs="Lexend" w:eastAsia="Lexend" w:hAnsi="Lexend"/>
-          <w:b/>
-          <w:bCs/>
-          <w:color w:val="1A1A1A"/>
-          <w:sz w:val="22"/>
-          <w:szCs w:val="22"/>
-          <w:lang w:val="es-AR"/>
-        </w:rPr>
-        <w:t xml:space="preserve">R:</w:t>
+        <w:t xml:space="preserve">6) ¿Qué diferencia operativa existe entre un protocolo de Vector Distancia y uno de Estado de Enlace?</w:t>
       </w:r>
     </w:p>
     <w:p>
@@ -15586,7 +15593,7 @@
           <w:szCs w:val="22"/>
           <w:lang w:val="es-AR"/>
         </w:rPr>
-        <w:t xml:space="preserve">P7. ¿Qué es una Métrica y para qué sirve? Dé ejemplos.</w:t>
+        <w:t xml:space="preserve">7) ¿Qué es una Métrica y para qué sirve? Dé ejemplos.</w:t>
       </w:r>
     </w:p>
     <w:p>
@@ -15597,24 +15604,12 @@
       <w:r>
         <w:rPr>
           <w:rFonts w:ascii="Lexend" w:cs="Lexend" w:eastAsia="Lexend" w:hAnsi="Lexend"/>
-          <w:b/>
-          <w:bCs/>
-          <w:color w:val="1A1A1A"/>
-          <w:sz w:val="22"/>
-          <w:szCs w:val="22"/>
-          <w:lang w:val="es-AR"/>
-        </w:rPr>
-        <w:t xml:space="preserve">R:</w:t>
-      </w:r>
-      <w:r>
-        <w:rPr>
-          <w:rFonts w:ascii="Lexend" w:cs="Lexend" w:eastAsia="Lexend" w:hAnsi="Lexend"/>
-          <w:color w:val="1A1A1A"/>
-          <w:sz w:val="22"/>
-          <w:szCs w:val="22"/>
-          <w:lang w:val="es-AR"/>
-        </w:rPr>
-        <w:t xml:space="preserve"> Es el </w:t>
+          <w:color w:val="1A1A1A"/>
+          <w:sz w:val="22"/>
+          <w:szCs w:val="22"/>
+          <w:lang w:val="es-AR"/>
+        </w:rPr>
+        <w:t xml:space="preserve">Es el </w:t>
       </w:r>
       <w:r>
         <w:rPr>
@@ -15852,7 +15847,7 @@
           <w:szCs w:val="22"/>
           <w:lang w:val="es-AR"/>
         </w:rPr>
-        <w:t xml:space="preserve">P8. ¿En qué entorno trabaja el protocolo RIP?</w:t>
+        <w:t xml:space="preserve">8) ¿En qué entorno trabaja el protocolo RIP?</w:t>
       </w:r>
     </w:p>
     <w:p>
@@ -15870,28 +15865,6 @@
           <w:szCs w:val="22"/>
           <w:lang w:val="es-AR"/>
         </w:rPr>
-        <w:t xml:space="preserve">R:</w:t>
-      </w:r>
-      <w:r>
-        <w:rPr>
-          <w:rFonts w:ascii="Lexend" w:cs="Lexend" w:eastAsia="Lexend" w:hAnsi="Lexend"/>
-          <w:color w:val="1A1A1A"/>
-          <w:sz w:val="22"/>
-          <w:szCs w:val="22"/>
-          <w:lang w:val="es-AR"/>
-        </w:rPr>
-        <w:t xml:space="preserve"> </w:t>
-      </w:r>
-      <w:r>
-        <w:rPr>
-          <w:rFonts w:ascii="Lexend" w:cs="Lexend" w:eastAsia="Lexend" w:hAnsi="Lexend"/>
-          <w:b/>
-          <w:bCs/>
-          <w:color w:val="1A1A1A"/>
-          <w:sz w:val="22"/>
-          <w:szCs w:val="22"/>
-          <w:lang w:val="es-AR"/>
-        </w:rPr>
         <w:t xml:space="preserve">Dentro de un Sistema Autónomo</w:t>
       </w:r>
       <w:r>
@@ -16030,7 +16003,7 @@
           <w:szCs w:val="22"/>
           <w:lang w:val="es-AR"/>
         </w:rPr>
-        <w:t xml:space="preserve">P9. ¿Qué principios de funcionamiento tiene el OSPF? ¿Cuáles son las ventajas sobre los protocolos de Vector Distancia?</w:t>
+        <w:t xml:space="preserve">9) ¿Qué principios de funcionamiento tiene el OSPF? ¿Cuáles son las ventajas sobre los protocolos de Vector Distancia?</w:t>
       </w:r>
     </w:p>
     <w:p>
@@ -16041,24 +16014,12 @@
       <w:r>
         <w:rPr>
           <w:rFonts w:ascii="Lexend" w:cs="Lexend" w:eastAsia="Lexend" w:hAnsi="Lexend"/>
-          <w:b/>
-          <w:bCs/>
-          <w:color w:val="1A1A1A"/>
-          <w:sz w:val="22"/>
-          <w:szCs w:val="22"/>
-          <w:lang w:val="es-AR"/>
-        </w:rPr>
-        <w:t xml:space="preserve">R:</w:t>
-      </w:r>
-      <w:r>
-        <w:rPr>
-          <w:rFonts w:ascii="Lexend" w:cs="Lexend" w:eastAsia="Lexend" w:hAnsi="Lexend"/>
-          <w:color w:val="1A1A1A"/>
-          <w:sz w:val="22"/>
-          <w:szCs w:val="22"/>
-          <w:lang w:val="es-AR"/>
-        </w:rPr>
-        <w:t xml:space="preserve"> Principios de funcionamiento:</w:t>
+          <w:color w:val="1A1A1A"/>
+          <w:sz w:val="22"/>
+          <w:szCs w:val="22"/>
+          <w:lang w:val="es-AR"/>
+        </w:rPr>
+        <w:t xml:space="preserve">Principios de funcionamiento:</w:t>
       </w:r>
     </w:p>
     <w:p>
@@ -16711,7 +16672,7 @@
           <w:szCs w:val="22"/>
           <w:lang w:val="es-AR"/>
         </w:rPr>
-        <w:t xml:space="preserve">P10. ¿Qué quiere decir que OSPF reconoce jerarquías de ruteo?</w:t>
+        <w:t xml:space="preserve">10) ¿Qué quiere decir que OSPF reconoce jerarquías de ruteo?</w:t>
       </w:r>
     </w:p>
     <w:p>
@@ -16722,24 +16683,12 @@
       <w:r>
         <w:rPr>
           <w:rFonts w:ascii="Lexend" w:cs="Lexend" w:eastAsia="Lexend" w:hAnsi="Lexend"/>
-          <w:b/>
-          <w:bCs/>
-          <w:color w:val="1A1A1A"/>
-          <w:sz w:val="22"/>
-          <w:szCs w:val="22"/>
-          <w:lang w:val="es-AR"/>
-        </w:rPr>
-        <w:t xml:space="preserve">R:</w:t>
-      </w:r>
-      <w:r>
-        <w:rPr>
-          <w:rFonts w:ascii="Lexend" w:cs="Lexend" w:eastAsia="Lexend" w:hAnsi="Lexend"/>
-          <w:color w:val="1A1A1A"/>
-          <w:sz w:val="22"/>
-          <w:szCs w:val="22"/>
-          <w:lang w:val="es-AR"/>
-        </w:rPr>
-        <w:t xml:space="preserve"> Que divide el Sistema Autónomo en </w:t>
+          <w:color w:val="1A1A1A"/>
+          <w:sz w:val="22"/>
+          <w:szCs w:val="22"/>
+          <w:lang w:val="es-AR"/>
+        </w:rPr>
+        <w:t xml:space="preserve">Que divide el Sistema Autónomo en </w:t>
       </w:r>
       <w:r>
         <w:rPr>
@@ -16854,14 +16803,14 @@
       <w:r>
         <w:rPr>
           <w:rFonts w:ascii="Lexend" w:cs="Lexend" w:eastAsia="Lexend" w:hAnsi="Lexend"/>
-          <w:b/>
-          <w:bCs/>
-          <w:color w:val="1A1A1A"/>
-          <w:sz w:val="22"/>
-          <w:szCs w:val="22"/>
-          <w:lang w:val="es-AR"/>
-        </w:rPr>
-        <w:t xml:space="preserve">[Tanenbaum]</w:t>
+          <w:i/>
+          <w:iCs/>
+          <w:color w:val="1A1A1A"/>
+          <w:sz w:val="22"/>
+          <w:szCs w:val="22"/>
+          <w:lang w:val="es-AR"/>
+        </w:rPr>
+        <w:t xml:space="preserve">(Tanenbaum)</w:t>
       </w:r>
     </w:p>
     <w:p>
@@ -16879,7 +16828,7 @@
           <w:szCs w:val="22"/>
           <w:lang w:val="es-AR"/>
         </w:rPr>
-        <w:t xml:space="preserve">P11. ¿Qué es un área dentro de un Sistema Autónomo y qué tipos de áreas existen?</w:t>
+        <w:t xml:space="preserve">11) ¿Qué es un área dentro de un Sistema Autónomo y qué tipos de áreas existen?</w:t>
       </w:r>
     </w:p>
     <w:p>
@@ -16890,24 +16839,12 @@
       <w:r>
         <w:rPr>
           <w:rFonts w:ascii="Lexend" w:cs="Lexend" w:eastAsia="Lexend" w:hAnsi="Lexend"/>
-          <w:b/>
-          <w:bCs/>
-          <w:color w:val="1A1A1A"/>
-          <w:sz w:val="22"/>
-          <w:szCs w:val="22"/>
-          <w:lang w:val="es-AR"/>
-        </w:rPr>
-        <w:t xml:space="preserve">R:</w:t>
-      </w:r>
-      <w:r>
-        <w:rPr>
-          <w:rFonts w:ascii="Lexend" w:cs="Lexend" w:eastAsia="Lexend" w:hAnsi="Lexend"/>
-          <w:color w:val="1A1A1A"/>
-          <w:sz w:val="22"/>
-          <w:szCs w:val="22"/>
-          <w:lang w:val="es-AR"/>
-        </w:rPr>
-        <w:t xml:space="preserve"> Un área es una </w:t>
+          <w:color w:val="1A1A1A"/>
+          <w:sz w:val="22"/>
+          <w:szCs w:val="22"/>
+          <w:lang w:val="es-AR"/>
+        </w:rPr>
+        <w:t xml:space="preserve">Un área es una </w:t>
       </w:r>
       <w:r>
         <w:rPr>
@@ -17203,14 +17140,14 @@
       <w:r>
         <w:rPr>
           <w:rFonts w:ascii="Lexend" w:cs="Lexend" w:eastAsia="Lexend" w:hAnsi="Lexend"/>
-          <w:b/>
-          <w:bCs/>
-          <w:color w:val="1A1A1A"/>
-          <w:sz w:val="22"/>
-          <w:szCs w:val="22"/>
-          <w:lang w:val="es-AR"/>
-        </w:rPr>
-        <w:t xml:space="preserve">[Tanenbaum]</w:t>
+          <w:i/>
+          <w:iCs/>
+          <w:color w:val="1A1A1A"/>
+          <w:sz w:val="22"/>
+          <w:szCs w:val="22"/>
+          <w:lang w:val="es-AR"/>
+        </w:rPr>
+        <w:t xml:space="preserve">(Tanenbaum)</w:t>
       </w:r>
     </w:p>
     <w:p>
@@ -17228,25 +17165,7 @@
           <w:szCs w:val="22"/>
           <w:lang w:val="es-AR"/>
         </w:rPr>
-        <w:t xml:space="preserve">P12. ¿En qué consiste el protocolo BGP? ¿En qué entorno se aplica? ¿Qué filosofía de ruteo utiliza?</w:t>
-      </w:r>
-    </w:p>
-    <w:p>
-      <w:pPr>
-        <w:spacing w:after="260" w:line="288"/>
-        <w:jc w:val="center"/>
-      </w:pPr>
-      <w:r>
-        <w:rPr>
-          <w:rFonts w:ascii="Lexend" w:cs="Lexend" w:eastAsia="Lexend" w:hAnsi="Lexend"/>
-          <w:b/>
-          <w:bCs/>
-          <w:color w:val="1A1A1A"/>
-          <w:sz w:val="22"/>
-          <w:szCs w:val="22"/>
-          <w:lang w:val="es-AR"/>
-        </w:rPr>
-        <w:t xml:space="preserve">R:</w:t>
+        <w:t xml:space="preserve">12) ¿En qué consiste el protocolo BGP? ¿En qué entorno se aplica? ¿Qué filosofía de ruteo utiliza?</w:t>
       </w:r>
     </w:p>
     <w:p>
@@ -17704,7 +17623,7 @@
           <w:szCs w:val="22"/>
           <w:lang w:val="es-AR"/>
         </w:rPr>
-        <w:t xml:space="preserve">P13. ¿Cómo están compuestos los paquetes de Estado de Enlace en OSPF?</w:t>
+        <w:t xml:space="preserve">13) ¿Cómo están compuestos los paquetes de Estado de Enlace en OSPF?</w:t>
       </w:r>
     </w:p>
     <w:p>
@@ -17715,24 +17634,12 @@
       <w:r>
         <w:rPr>
           <w:rFonts w:ascii="Lexend" w:cs="Lexend" w:eastAsia="Lexend" w:hAnsi="Lexend"/>
-          <w:b/>
-          <w:bCs/>
-          <w:color w:val="1A1A1A"/>
-          <w:sz w:val="22"/>
-          <w:szCs w:val="22"/>
-          <w:lang w:val="es-AR"/>
-        </w:rPr>
-        <w:t xml:space="preserve">R:</w:t>
-      </w:r>
-      <w:r>
-        <w:rPr>
-          <w:rFonts w:ascii="Lexend" w:cs="Lexend" w:eastAsia="Lexend" w:hAnsi="Lexend"/>
-          <w:color w:val="1A1A1A"/>
-          <w:sz w:val="22"/>
-          <w:szCs w:val="22"/>
-          <w:lang w:val="es-AR"/>
-        </w:rPr>
-        <w:t xml:space="preserve"> Cada paquete de estado de enlace (LSP) contiene:</w:t>
+          <w:color w:val="1A1A1A"/>
+          <w:sz w:val="22"/>
+          <w:szCs w:val="22"/>
+          <w:lang w:val="es-AR"/>
+        </w:rPr>
+        <w:t xml:space="preserve">Cada paquete de estado de enlace (LSP) contiene:</w:t>
       </w:r>
     </w:p>
     <w:p>
@@ -17909,6 +17816,24 @@
     </w:p>
     <w:p>
       <w:pPr>
+        <w:spacing w:after="120" w:line="280"/>
+        <w:jc w:val="both"/>
+      </w:pPr>
+      <w:r>
+        <w:rPr>
+          <w:rFonts w:ascii="Lexend" w:cs="Lexend" w:eastAsia="Lexend" w:hAnsi="Lexend"/>
+          <w:i/>
+          <w:iCs/>
+          <w:color w:val="1A1A1A"/>
+          <w:sz w:val="22"/>
+          <w:szCs w:val="22"/>
+          <w:lang w:val="es-AR"/>
+        </w:rPr>
+        <w:t xml:space="preserve">(Tanenbaum)</w:t>
+      </w:r>
+    </w:p>
+    <w:p>
+      <w:pPr>
         <w:spacing w:after="260" w:line="288"/>
         <w:jc w:val="center"/>
       </w:pPr>
@@ -17922,7 +17847,145 @@
           <w:szCs w:val="22"/>
           <w:lang w:val="es-AR"/>
         </w:rPr>
-        <w:t xml:space="preserve">[Tanenbaum]</w:t>
+        <w:t xml:space="preserve">14) ¿En qué consiste un Grafo en OSPF y con qué fines se realiza?</w:t>
+      </w:r>
+    </w:p>
+    <w:p>
+      <w:pPr>
+        <w:spacing w:after="120" w:line="280"/>
+        <w:jc w:val="both"/>
+      </w:pPr>
+      <w:r>
+        <w:rPr>
+          <w:rFonts w:ascii="Lexend" w:cs="Lexend" w:eastAsia="Lexend" w:hAnsi="Lexend"/>
+          <w:color w:val="1A1A1A"/>
+          <w:sz w:val="22"/>
+          <w:szCs w:val="22"/>
+          <w:lang w:val="es-AR"/>
+        </w:rPr>
+        <w:t xml:space="preserve">Con los paquetes de estado de enlace que recibe de todos los routers, </w:t>
+      </w:r>
+      <w:r>
+        <w:rPr>
+          <w:rFonts w:ascii="Lexend" w:cs="Lexend" w:eastAsia="Lexend" w:hAnsi="Lexend"/>
+          <w:b/>
+          <w:bCs/>
+          <w:color w:val="1A1A1A"/>
+          <w:sz w:val="22"/>
+          <w:szCs w:val="22"/>
+          <w:lang w:val="es-AR"/>
+        </w:rPr>
+        <w:t xml:space="preserve">cada router arma un grafo de la topología completa</w:t>
+      </w:r>
+      <w:r>
+        <w:rPr>
+          <w:rFonts w:ascii="Lexend" w:cs="Lexend" w:eastAsia="Lexend" w:hAnsi="Lexend"/>
+          <w:color w:val="1A1A1A"/>
+          <w:sz w:val="22"/>
+          <w:szCs w:val="22"/>
+          <w:lang w:val="es-AR"/>
+        </w:rPr>
+        <w:t xml:space="preserve">: los </w:t>
+      </w:r>
+      <w:r>
+        <w:rPr>
+          <w:rFonts w:ascii="Lexend" w:cs="Lexend" w:eastAsia="Lexend" w:hAnsi="Lexend"/>
+          <w:b/>
+          <w:bCs/>
+          <w:color w:val="1A1A1A"/>
+          <w:sz w:val="22"/>
+          <w:szCs w:val="22"/>
+          <w:lang w:val="es-AR"/>
+        </w:rPr>
+        <w:t xml:space="preserve">nodos</w:t>
+      </w:r>
+      <w:r>
+        <w:rPr>
+          <w:rFonts w:ascii="Lexend" w:cs="Lexend" w:eastAsia="Lexend" w:hAnsi="Lexend"/>
+          <w:color w:val="1A1A1A"/>
+          <w:sz w:val="22"/>
+          <w:szCs w:val="22"/>
+          <w:lang w:val="es-AR"/>
+        </w:rPr>
+        <w:t xml:space="preserve"> son los routers y las </w:t>
+      </w:r>
+      <w:r>
+        <w:rPr>
+          <w:rFonts w:ascii="Lexend" w:cs="Lexend" w:eastAsia="Lexend" w:hAnsi="Lexend"/>
+          <w:b/>
+          <w:bCs/>
+          <w:color w:val="1A1A1A"/>
+          <w:sz w:val="22"/>
+          <w:szCs w:val="22"/>
+          <w:lang w:val="es-AR"/>
+        </w:rPr>
+        <w:t xml:space="preserve">aristas</w:t>
+      </w:r>
+      <w:r>
+        <w:rPr>
+          <w:rFonts w:ascii="Lexend" w:cs="Lexend" w:eastAsia="Lexend" w:hAnsi="Lexend"/>
+          <w:color w:val="1A1A1A"/>
+          <w:sz w:val="22"/>
+          <w:szCs w:val="22"/>
+          <w:lang w:val="es-AR"/>
+        </w:rPr>
+        <w:t xml:space="preserve"> son los enlaces, con su costo. Ese grafo se arma para </w:t>
+      </w:r>
+      <w:r>
+        <w:rPr>
+          <w:rFonts w:ascii="Lexend" w:cs="Lexend" w:eastAsia="Lexend" w:hAnsi="Lexend"/>
+          <w:b/>
+          <w:bCs/>
+          <w:color w:val="1A1A1A"/>
+          <w:sz w:val="22"/>
+          <w:szCs w:val="22"/>
+          <w:lang w:val="es-AR"/>
+        </w:rPr>
+        <w:t xml:space="preserve">calcular sobre él, con Dijkstra, la ruta más corta a cada destino</w:t>
+      </w:r>
+      <w:r>
+        <w:rPr>
+          <w:rFonts w:ascii="Lexend" w:cs="Lexend" w:eastAsia="Lexend" w:hAnsi="Lexend"/>
+          <w:color w:val="1A1A1A"/>
+          <w:sz w:val="22"/>
+          <w:szCs w:val="22"/>
+          <w:lang w:val="es-AR"/>
+        </w:rPr>
+        <w:t xml:space="preserve"> y así llenar la tabla de ruteo. Cada router lo calcula </w:t>
+      </w:r>
+      <w:r>
+        <w:rPr>
+          <w:rFonts w:ascii="Lexend" w:cs="Lexend" w:eastAsia="Lexend" w:hAnsi="Lexend"/>
+          <w:b/>
+          <w:bCs/>
+          <w:color w:val="1A1A1A"/>
+          <w:sz w:val="22"/>
+          <w:szCs w:val="22"/>
+          <w:lang w:val="es-AR"/>
+        </w:rPr>
+        <w:t xml:space="preserve">localmente</w:t>
+      </w:r>
+      <w:r>
+        <w:rPr>
+          <w:rFonts w:ascii="Lexend" w:cs="Lexend" w:eastAsia="Lexend" w:hAnsi="Lexend"/>
+          <w:color w:val="1A1A1A"/>
+          <w:sz w:val="22"/>
+          <w:szCs w:val="22"/>
+          <w:lang w:val="es-AR"/>
+        </w:rPr>
+        <w:t xml:space="preserve"> y con información completa. </w:t>
+      </w:r>
+      <w:r>
+        <w:rPr>
+          <w:rFonts w:ascii="Lexend" w:cs="Lexend" w:eastAsia="Lexend" w:hAnsi="Lexend"/>
+          <w:i/>
+          <w:iCs/>
+          <w:color w:val="1A1A1A"/>
+          <w:sz w:val="22"/>
+          <w:szCs w:val="22"/>
+          <w:lang w:val="es-AR"/>
+        </w:rPr>
+        <w:t xml:space="preserve">(Tanenbaum)</w:t>
       </w:r>
     </w:p>
     <w:p>
@@ -17940,193 +18003,7 @@
           <w:szCs w:val="22"/>
           <w:lang w:val="es-AR"/>
         </w:rPr>
-        <w:t xml:space="preserve">P14. ¿En qué consiste un Grafo en OSPF y con qué fines se realiza?</w:t>
-      </w:r>
-    </w:p>
-    <w:p>
-      <w:pPr>
-        <w:spacing w:after="120" w:line="280"/>
-        <w:jc w:val="both"/>
-      </w:pPr>
-      <w:r>
-        <w:rPr>
-          <w:rFonts w:ascii="Lexend" w:cs="Lexend" w:eastAsia="Lexend" w:hAnsi="Lexend"/>
-          <w:b/>
-          <w:bCs/>
-          <w:color w:val="1A1A1A"/>
-          <w:sz w:val="22"/>
-          <w:szCs w:val="22"/>
-          <w:lang w:val="es-AR"/>
-        </w:rPr>
-        <w:t xml:space="preserve">R:</w:t>
-      </w:r>
-      <w:r>
-        <w:rPr>
-          <w:rFonts w:ascii="Lexend" w:cs="Lexend" w:eastAsia="Lexend" w:hAnsi="Lexend"/>
-          <w:color w:val="1A1A1A"/>
-          <w:sz w:val="22"/>
-          <w:szCs w:val="22"/>
-          <w:lang w:val="es-AR"/>
-        </w:rPr>
-        <w:t xml:space="preserve"> Con los paquetes de estado de enlace que recibe de todos los routers, </w:t>
-      </w:r>
-      <w:r>
-        <w:rPr>
-          <w:rFonts w:ascii="Lexend" w:cs="Lexend" w:eastAsia="Lexend" w:hAnsi="Lexend"/>
-          <w:b/>
-          <w:bCs/>
-          <w:color w:val="1A1A1A"/>
-          <w:sz w:val="22"/>
-          <w:szCs w:val="22"/>
-          <w:lang w:val="es-AR"/>
-        </w:rPr>
-        <w:t xml:space="preserve">cada router arma un grafo de la topología completa</w:t>
-      </w:r>
-      <w:r>
-        <w:rPr>
-          <w:rFonts w:ascii="Lexend" w:cs="Lexend" w:eastAsia="Lexend" w:hAnsi="Lexend"/>
-          <w:color w:val="1A1A1A"/>
-          <w:sz w:val="22"/>
-          <w:szCs w:val="22"/>
-          <w:lang w:val="es-AR"/>
-        </w:rPr>
-        <w:t xml:space="preserve">: los </w:t>
-      </w:r>
-      <w:r>
-        <w:rPr>
-          <w:rFonts w:ascii="Lexend" w:cs="Lexend" w:eastAsia="Lexend" w:hAnsi="Lexend"/>
-          <w:b/>
-          <w:bCs/>
-          <w:color w:val="1A1A1A"/>
-          <w:sz w:val="22"/>
-          <w:szCs w:val="22"/>
-          <w:lang w:val="es-AR"/>
-        </w:rPr>
-        <w:t xml:space="preserve">nodos</w:t>
-      </w:r>
-      <w:r>
-        <w:rPr>
-          <w:rFonts w:ascii="Lexend" w:cs="Lexend" w:eastAsia="Lexend" w:hAnsi="Lexend"/>
-          <w:color w:val="1A1A1A"/>
-          <w:sz w:val="22"/>
-          <w:szCs w:val="22"/>
-          <w:lang w:val="es-AR"/>
-        </w:rPr>
-        <w:t xml:space="preserve"> son los routers y las </w:t>
-      </w:r>
-      <w:r>
-        <w:rPr>
-          <w:rFonts w:ascii="Lexend" w:cs="Lexend" w:eastAsia="Lexend" w:hAnsi="Lexend"/>
-          <w:b/>
-          <w:bCs/>
-          <w:color w:val="1A1A1A"/>
-          <w:sz w:val="22"/>
-          <w:szCs w:val="22"/>
-          <w:lang w:val="es-AR"/>
-        </w:rPr>
-        <w:t xml:space="preserve">aristas</w:t>
-      </w:r>
-      <w:r>
-        <w:rPr>
-          <w:rFonts w:ascii="Lexend" w:cs="Lexend" w:eastAsia="Lexend" w:hAnsi="Lexend"/>
-          <w:color w:val="1A1A1A"/>
-          <w:sz w:val="22"/>
-          <w:szCs w:val="22"/>
-          <w:lang w:val="es-AR"/>
-        </w:rPr>
-        <w:t xml:space="preserve"> son los enlaces, con su costo. Ese grafo se arma para </w:t>
-      </w:r>
-      <w:r>
-        <w:rPr>
-          <w:rFonts w:ascii="Lexend" w:cs="Lexend" w:eastAsia="Lexend" w:hAnsi="Lexend"/>
-          <w:b/>
-          <w:bCs/>
-          <w:color w:val="1A1A1A"/>
-          <w:sz w:val="22"/>
-          <w:szCs w:val="22"/>
-          <w:lang w:val="es-AR"/>
-        </w:rPr>
-        <w:t xml:space="preserve">calcular sobre él, con Dijkstra, la ruta más corta a cada destino</w:t>
-      </w:r>
-      <w:r>
-        <w:rPr>
-          <w:rFonts w:ascii="Lexend" w:cs="Lexend" w:eastAsia="Lexend" w:hAnsi="Lexend"/>
-          <w:color w:val="1A1A1A"/>
-          <w:sz w:val="22"/>
-          <w:szCs w:val="22"/>
-          <w:lang w:val="es-AR"/>
-        </w:rPr>
-        <w:t xml:space="preserve"> y así llenar la tabla de ruteo. Cada router lo calcula </w:t>
-      </w:r>
-      <w:r>
-        <w:rPr>
-          <w:rFonts w:ascii="Lexend" w:cs="Lexend" w:eastAsia="Lexend" w:hAnsi="Lexend"/>
-          <w:b/>
-          <w:bCs/>
-          <w:color w:val="1A1A1A"/>
-          <w:sz w:val="22"/>
-          <w:szCs w:val="22"/>
-          <w:lang w:val="es-AR"/>
-        </w:rPr>
-        <w:t xml:space="preserve">localmente</w:t>
-      </w:r>
-      <w:r>
-        <w:rPr>
-          <w:rFonts w:ascii="Lexend" w:cs="Lexend" w:eastAsia="Lexend" w:hAnsi="Lexend"/>
-          <w:color w:val="1A1A1A"/>
-          <w:sz w:val="22"/>
-          <w:szCs w:val="22"/>
-          <w:lang w:val="es-AR"/>
-        </w:rPr>
-        <w:t xml:space="preserve"> y con información completa. </w:t>
-      </w:r>
-      <w:r>
-        <w:rPr>
-          <w:rFonts w:ascii="Lexend" w:cs="Lexend" w:eastAsia="Lexend" w:hAnsi="Lexend"/>
-          <w:b/>
-          <w:bCs/>
-          <w:color w:val="1A1A1A"/>
-          <w:sz w:val="22"/>
-          <w:szCs w:val="22"/>
-          <w:lang w:val="es-AR"/>
-        </w:rPr>
-        <w:t xml:space="preserve">[Tanenbaum]</w:t>
-      </w:r>
-    </w:p>
-    <w:p>
-      <w:pPr>
-        <w:spacing w:after="260" w:line="288"/>
-        <w:jc w:val="center"/>
-      </w:pPr>
-      <w:r>
-        <w:rPr>
-          <w:rFonts w:ascii="Lexend" w:cs="Lexend" w:eastAsia="Lexend" w:hAnsi="Lexend"/>
-          <w:b/>
-          <w:bCs/>
-          <w:color w:val="1A1A1A"/>
-          <w:sz w:val="22"/>
-          <w:szCs w:val="22"/>
-          <w:lang w:val="es-AR"/>
-        </w:rPr>
-        <w:t xml:space="preserve">P15. ¿Cuáles son los 5 pasos que ejecuta el OSPF para aprender y difundir rutas óptimas?</w:t>
-      </w:r>
-    </w:p>
-    <w:p>
-      <w:pPr>
-        <w:spacing w:after="260" w:line="288"/>
-        <w:jc w:val="center"/>
-      </w:pPr>
-      <w:r>
-        <w:rPr>
-          <w:rFonts w:ascii="Lexend" w:cs="Lexend" w:eastAsia="Lexend" w:hAnsi="Lexend"/>
-          <w:b/>
-          <w:bCs/>
-          <w:color w:val="1A1A1A"/>
-          <w:sz w:val="22"/>
-          <w:szCs w:val="22"/>
-          <w:lang w:val="es-AR"/>
-        </w:rPr>
-        <w:t xml:space="preserve">R:</w:t>
+        <w:t xml:space="preserve">15) ¿Cuáles son los 5 pasos que ejecuta el OSPF para aprender y difundir rutas óptimas?</w:t>
       </w:r>
     </w:p>
     <w:p>
@@ -18334,44 +18211,23 @@
           <w:szCs w:val="25"/>
           <w:lang w:val="es-AR"/>
         </w:rPr>
-        <w:t xml:space="preserve">8. EJERCICIOS PARA PRACTICAR (CON RESPUESTAS)</w:t>
-      </w:r>
-    </w:p>
-    <w:p>
-      <w:pPr>
-        <w:spacing w:after="260" w:before="180" w:line="264"/>
-        <w:ind w:left="454" w:right="454"/>
+        <w:t xml:space="preserve">EJERCICIOS DE PRÁCTICA</w:t>
+      </w:r>
+    </w:p>
+    <w:p>
+      <w:pPr>
+        <w:spacing w:after="120" w:line="280"/>
         <w:jc w:val="both"/>
       </w:pPr>
       <w:r>
         <w:rPr>
           <w:rFonts w:ascii="Lexend" w:cs="Lexend" w:eastAsia="Lexend" w:hAnsi="Lexend"/>
           <w:color w:val="1A1A1A"/>
-          <w:sz w:val="20"/>
-          <w:szCs w:val="20"/>
-          <w:lang w:val="es-AR"/>
-        </w:rPr>
-        <w:t xml:space="preserve">Intentalos antes de mirar la respuesta. Están verificados con Python (módulo </w:t>
-      </w:r>
-      <w:r>
-        <w:rPr>
-          <w:rFonts w:ascii="Consolas" w:cs="Consolas" w:eastAsia="Consolas" w:hAnsi="Consolas"/>
-          <w:color w:val="1A1A1A"/>
-          <w:sz w:val="18"/>
-          <w:szCs w:val="18"/>
-          <w:lang w:val="es-AR"/>
-        </w:rPr>
-        <w:t xml:space="preserve">ipaddress</w:t>
-      </w:r>
-      <w:r>
-        <w:rPr>
-          <w:rFonts w:ascii="Lexend" w:cs="Lexend" w:eastAsia="Lexend" w:hAnsi="Lexend"/>
-          <w:color w:val="1A1A1A"/>
-          <w:sz w:val="20"/>
-          <w:szCs w:val="20"/>
-          <w:lang w:val="es-AR"/>
-        </w:rPr>
-        <w:t xml:space="preserve">).</w:t>
+          <w:sz w:val="22"/>
+          <w:szCs w:val="22"/>
+          <w:lang w:val="es-AR"/>
+        </w:rPr>
+        <w:t xml:space="preserve">Intentalos antes de mirar las respuestas, que están al final de la sección.</w:t>
       </w:r>
     </w:p>
     <w:p>
@@ -19527,7 +19383,7 @@
           <w:szCs w:val="25"/>
           <w:lang w:val="es-AR"/>
         </w:rPr>
-        <w:t xml:space="preserve">DATOS DE MEMORIA</w:t>
+        <w:t xml:space="preserve">DATOS PARA MEMORIZAR</w:t>
       </w:r>
     </w:p>
     <w:p>
@@ -20223,6 +20079,242 @@
           <w:lang w:val="es-AR"/>
         </w:rPr>
         <w:t xml:space="preserve">.</w:t>
+      </w:r>
+    </w:p>
+    <w:p>
+      <w:pPr>
+        <w:pStyle w:val="Heading1"/>
+        <w:keepNext/>
+        <w:spacing w:after="220" w:before="380"/>
+        <w:jc w:val="center"/>
+      </w:pPr>
+      <w:r>
+        <w:rPr>
+          <w:rFonts w:ascii="Lexend" w:cs="Lexend" w:eastAsia="Lexend" w:hAnsi="Lexend"/>
+          <w:b/>
+          <w:bCs/>
+          <w:color w:val="1A1A1A"/>
+          <w:spacing w:val="30"/>
+          <w:sz w:val="25"/>
+          <w:szCs w:val="25"/>
+          <w:lang w:val="es-AR"/>
+        </w:rPr>
+        <w:t xml:space="preserve">FUENTES</w:t>
+      </w:r>
+    </w:p>
+    <w:p>
+      <w:pPr>
+        <w:pStyle w:val="ListParagraph"/>
+        <w:numPr>
+          <w:ilvl w:val="0"/>
+          <w:numId w:val="1"/>
+        </w:numPr>
+        <w:spacing w:after="100" w:line="276"/>
+        <w:jc w:val="both"/>
+      </w:pPr>
+      <w:r>
+        <w:rPr>
+          <w:rFonts w:ascii="Lexend" w:cs="Lexend" w:eastAsia="Lexend" w:hAnsi="Lexend"/>
+          <w:color w:val="1A1A1A"/>
+          <w:sz w:val="22"/>
+          <w:szCs w:val="22"/>
+          <w:lang w:val="es-AR"/>
+        </w:rPr>
+        <w:t xml:space="preserve">Apunte de Baró, </w:t>
+      </w:r>
+      <w:r>
+        <w:rPr>
+          <w:rFonts w:ascii="Lexend" w:cs="Lexend" w:eastAsia="Lexend" w:hAnsi="Lexend"/>
+          <w:i/>
+          <w:iCs/>
+          <w:color w:val="1A1A1A"/>
+          <w:sz w:val="22"/>
+          <w:szCs w:val="22"/>
+          <w:lang w:val="es-AR"/>
+        </w:rPr>
+        <w:t xml:space="preserve">Apunte 2do parcial (Capa de Red)</w:t>
+      </w:r>
+      <w:r>
+        <w:rPr>
+          <w:rFonts w:ascii="Lexend" w:cs="Lexend" w:eastAsia="Lexend" w:hAnsi="Lexend"/>
+          <w:color w:val="1A1A1A"/>
+          <w:sz w:val="22"/>
+          <w:szCs w:val="22"/>
+          <w:lang w:val="es-AR"/>
+        </w:rPr>
+        <w:t xml:space="preserve">: direcciones IP, máscaras, datagrama IP, fragmentación, ARP, ICMP, ping y tracert.</w:t>
+      </w:r>
+    </w:p>
+    <w:p>
+      <w:pPr>
+        <w:pStyle w:val="ListParagraph"/>
+        <w:numPr>
+          <w:ilvl w:val="0"/>
+          <w:numId w:val="1"/>
+        </w:numPr>
+        <w:spacing w:after="100" w:line="276"/>
+        <w:jc w:val="both"/>
+      </w:pPr>
+      <w:r>
+        <w:rPr>
+          <w:rFonts w:ascii="Lexend" w:cs="Lexend" w:eastAsia="Lexend" w:hAnsi="Lexend"/>
+          <w:color w:val="1A1A1A"/>
+          <w:sz w:val="22"/>
+          <w:szCs w:val="22"/>
+          <w:lang w:val="es-AR"/>
+        </w:rPr>
+        <w:t xml:space="preserve">Práctica de Baró, </w:t>
+      </w:r>
+      <w:r>
+        <w:rPr>
+          <w:rFonts w:ascii="Lexend" w:cs="Lexend" w:eastAsia="Lexend" w:hAnsi="Lexend"/>
+          <w:i/>
+          <w:iCs/>
+          <w:color w:val="1A1A1A"/>
+          <w:sz w:val="22"/>
+          <w:szCs w:val="22"/>
+          <w:lang w:val="es-AR"/>
+        </w:rPr>
+        <w:t xml:space="preserve">Direcciones IP - Máscaras de Subred</w:t>
+      </w:r>
+      <w:r>
+        <w:rPr>
+          <w:rFonts w:ascii="Lexend" w:cs="Lexend" w:eastAsia="Lexend" w:hAnsi="Lexend"/>
+          <w:color w:val="1A1A1A"/>
+          <w:sz w:val="22"/>
+          <w:szCs w:val="22"/>
+          <w:lang w:val="es-AR"/>
+        </w:rPr>
+        <w:t xml:space="preserve">.</w:t>
+      </w:r>
+    </w:p>
+    <w:p>
+      <w:pPr>
+        <w:pStyle w:val="ListParagraph"/>
+        <w:numPr>
+          <w:ilvl w:val="0"/>
+          <w:numId w:val="1"/>
+        </w:numPr>
+        <w:spacing w:after="100" w:line="276"/>
+        <w:jc w:val="both"/>
+      </w:pPr>
+      <w:r>
+        <w:rPr>
+          <w:rFonts w:ascii="Lexend" w:cs="Lexend" w:eastAsia="Lexend" w:hAnsi="Lexend"/>
+          <w:color w:val="1A1A1A"/>
+          <w:sz w:val="22"/>
+          <w:szCs w:val="22"/>
+          <w:lang w:val="es-AR"/>
+        </w:rPr>
+        <w:t xml:space="preserve">Guía de estudio de Baró, </w:t>
+      </w:r>
+      <w:r>
+        <w:rPr>
+          <w:rFonts w:ascii="Lexend" w:cs="Lexend" w:eastAsia="Lexend" w:hAnsi="Lexend"/>
+          <w:i/>
+          <w:iCs/>
+          <w:color w:val="1A1A1A"/>
+          <w:sz w:val="22"/>
+          <w:szCs w:val="22"/>
+          <w:lang w:val="es-AR"/>
+        </w:rPr>
+        <w:t xml:space="preserve">Guía de estudio de Capa de Red</w:t>
+      </w:r>
+      <w:r>
+        <w:rPr>
+          <w:rFonts w:ascii="Lexend" w:cs="Lexend" w:eastAsia="Lexend" w:hAnsi="Lexend"/>
+          <w:color w:val="1A1A1A"/>
+          <w:sz w:val="22"/>
+          <w:szCs w:val="22"/>
+          <w:lang w:val="es-AR"/>
+        </w:rPr>
+        <w:t xml:space="preserve">.</w:t>
+      </w:r>
+    </w:p>
+    <w:p>
+      <w:pPr>
+        <w:pStyle w:val="ListParagraph"/>
+        <w:numPr>
+          <w:ilvl w:val="0"/>
+          <w:numId w:val="1"/>
+        </w:numPr>
+        <w:spacing w:after="100" w:line="276"/>
+        <w:jc w:val="both"/>
+      </w:pPr>
+      <w:r>
+        <w:rPr>
+          <w:rFonts w:ascii="Lexend" w:cs="Lexend" w:eastAsia="Lexend" w:hAnsi="Lexend"/>
+          <w:color w:val="1A1A1A"/>
+          <w:sz w:val="22"/>
+          <w:szCs w:val="22"/>
+          <w:lang w:val="es-AR"/>
+        </w:rPr>
+        <w:t xml:space="preserve">Tanenbaum y Wetherall, </w:t>
+      </w:r>
+      <w:r>
+        <w:rPr>
+          <w:rFonts w:ascii="Lexend" w:cs="Lexend" w:eastAsia="Lexend" w:hAnsi="Lexend"/>
+          <w:i/>
+          <w:iCs/>
+          <w:color w:val="1A1A1A"/>
+          <w:sz w:val="22"/>
+          <w:szCs w:val="22"/>
+          <w:lang w:val="es-AR"/>
+        </w:rPr>
+        <w:t xml:space="preserve">Redes de Computadoras</w:t>
+      </w:r>
+      <w:r>
+        <w:rPr>
+          <w:rFonts w:ascii="Lexend" w:cs="Lexend" w:eastAsia="Lexend" w:hAnsi="Lexend"/>
+          <w:color w:val="1A1A1A"/>
+          <w:sz w:val="22"/>
+          <w:szCs w:val="22"/>
+          <w:lang w:val="es-AR"/>
+        </w:rPr>
+        <w:t xml:space="preserve">, 5ª ed., cap. 5 (5.1, 5.2.1–5.2.5, 5.6.1–5.6.2, 5.6.4, 5.6.6–5.6.7).</w:t>
+      </w:r>
+    </w:p>
+    <w:p>
+      <w:pPr>
+        <w:pStyle w:val="ListParagraph"/>
+        <w:numPr>
+          <w:ilvl w:val="0"/>
+          <w:numId w:val="1"/>
+        </w:numPr>
+        <w:spacing w:after="100" w:line="276"/>
+        <w:jc w:val="both"/>
+      </w:pPr>
+      <w:r>
+        <w:rPr>
+          <w:rFonts w:ascii="Lexend" w:cs="Lexend" w:eastAsia="Lexend" w:hAnsi="Lexend"/>
+          <w:color w:val="1A1A1A"/>
+          <w:sz w:val="22"/>
+          <w:szCs w:val="22"/>
+          <w:lang w:val="es-AR"/>
+        </w:rPr>
+        <w:t xml:space="preserve">Los temas marcados </w:t>
+      </w:r>
+      <w:r>
+        <w:rPr>
+          <w:rFonts w:ascii="Lexend" w:cs="Lexend" w:eastAsia="Lexend" w:hAnsi="Lexend"/>
+          <w:i/>
+          <w:iCs/>
+          <w:color w:val="1A1A1A"/>
+          <w:sz w:val="22"/>
+          <w:szCs w:val="22"/>
+          <w:lang w:val="es-AR"/>
+        </w:rPr>
+        <w:t xml:space="preserve">(Tanenbaum)</w:t>
+      </w:r>
+      <w:r>
+        <w:rPr>
+          <w:rFonts w:ascii="Lexend" w:cs="Lexend" w:eastAsia="Lexend" w:hAnsi="Lexend"/>
+          <w:color w:val="1A1A1A"/>
+          <w:sz w:val="22"/>
+          <w:szCs w:val="22"/>
+          <w:lang w:val="es-AR"/>
+        </w:rPr>
+        <w:t xml:space="preserve"> no están desarrollados en el apunte de Baró: se completaron con el libro.</w:t>
       </w:r>
     </w:p>
     <w:sectPr>

--- a/materias/RD/estudio/resumen-2do-parcial-baro.docx
+++ b/materias/RD/estudio/resumen-2do-parcial-baro.docx
@@ -21317,7 +21317,7 @@
           <w:szCs w:val="22"/>
           <w:lang w:val="es-AR"/>
         </w:rPr>
-        <w:t xml:space="preserve">banco de ejercicios del 2do parcial</w:t>
+        <w:t xml:space="preserve">banco de ejercicios de Baró</w:t>
       </w:r>
       <w:r>
         <w:rPr>

--- a/materias/RD/estudio/resumen-2do-parcial-baro.docx
+++ b/materias/RD/estudio/resumen-2do-parcial-baro.docx
@@ -9865,7 +9865,7 @@
           <w:szCs w:val="22"/>
           <w:lang w:val="es-AR"/>
         </w:rPr>
-        <w:t xml:space="preserve">También es el protocolo de control que se usa con las opciones </w:t>
+        <w:t xml:space="preserve">También es el protocolo de control que se usa con las opciones de diagnóstico del header IP </w:t>
       </w:r>
       <w:r>
         <w:rPr>
@@ -9929,7 +9929,27 @@
           <w:szCs w:val="22"/>
           <w:lang w:val="es-AR"/>
         </w:rPr>
-        <w:t xml:space="preserve">, tipos 13/14).</w:t>
+        <w:t xml:space="preserve">, </w:t>
+      </w:r>
+      <w:r>
+        <w:rPr>
+          <w:rFonts w:ascii="Consolas" w:cs="Consolas" w:eastAsia="Consolas" w:hAnsi="Consolas"/>
+          <w:color w:val="1A1A1A"/>
+          <w:sz w:val="20"/>
+          <w:szCs w:val="20"/>
+          <w:lang w:val="es-AR"/>
+        </w:rPr>
+        <w:t xml:space="preserve">ping -s</w:t>
+      </w:r>
+      <w:r>
+        <w:rPr>
+          <w:rFonts w:ascii="Lexend" w:cs="Lexend" w:eastAsia="Lexend" w:hAnsi="Lexend"/>
+          <w:color w:val="1A1A1A"/>
+          <w:sz w:val="22"/>
+          <w:szCs w:val="22"/>
+          <w:lang w:val="es-AR"/>
+        </w:rPr>
+        <w:t xml:space="preserve">). No confundir con los tipos ICMP 13/14, que son otro mecanismo.</w:t>
       </w:r>
     </w:p>
     <w:p>
@@ -15037,29 +15057,95 @@
           <w:szCs w:val="22"/>
           <w:lang w:val="es-AR"/>
         </w:rPr>
-        <w:t xml:space="preserve">. Las dos opciones se usan con los mensajes de </w:t>
-      </w:r>
-      <w:r>
-        <w:rPr>
-          <w:rFonts w:ascii="Lexend" w:cs="Lexend" w:eastAsia="Lexend" w:hAnsi="Lexend"/>
-          <w:b/>
-          <w:bCs/>
-          <w:color w:val="1A1A1A"/>
-          <w:sz w:val="22"/>
-          <w:szCs w:val="22"/>
-          <w:lang w:val="es-AR"/>
-        </w:rPr>
-        <w:t xml:space="preserve">eco</w:t>
-      </w:r>
-      <w:r>
-        <w:rPr>
-          <w:rFonts w:ascii="Lexend" w:cs="Lexend" w:eastAsia="Lexend" w:hAnsi="Lexend"/>
-          <w:color w:val="1A1A1A"/>
-          <w:sz w:val="22"/>
-          <w:szCs w:val="22"/>
-          <w:lang w:val="es-AR"/>
-        </w:rPr>
-        <w:t xml:space="preserve"> de ICMP (</w:t>
+        <w:t xml:space="preserve">. Registro de ruta y marca de tiempo son </w:t>
+      </w:r>
+      <w:r>
+        <w:rPr>
+          <w:rFonts w:ascii="Lexend" w:cs="Lexend" w:eastAsia="Lexend" w:hAnsi="Lexend"/>
+          <w:b/>
+          <w:bCs/>
+          <w:color w:val="1A1A1A"/>
+          <w:sz w:val="22"/>
+          <w:szCs w:val="22"/>
+          <w:lang w:val="es-AR"/>
+        </w:rPr>
+        <w:t xml:space="preserve">opciones del header IP</w:t>
+      </w:r>
+      <w:r>
+        <w:rPr>
+          <w:rFonts w:ascii="Lexend" w:cs="Lexend" w:eastAsia="Lexend" w:hAnsi="Lexend"/>
+          <w:color w:val="1A1A1A"/>
+          <w:sz w:val="22"/>
+          <w:szCs w:val="22"/>
+          <w:lang w:val="es-AR"/>
+        </w:rPr>
+        <w:t xml:space="preserve"> pensadas para diagnóstico: la primera muestra el </w:t>
+      </w:r>
+      <w:r>
+        <w:rPr>
+          <w:rFonts w:ascii="Lexend" w:cs="Lexend" w:eastAsia="Lexend" w:hAnsi="Lexend"/>
+          <w:b/>
+          <w:bCs/>
+          <w:color w:val="1A1A1A"/>
+          <w:sz w:val="22"/>
+          <w:szCs w:val="22"/>
+          <w:lang w:val="es-AR"/>
+        </w:rPr>
+        <w:t xml:space="preserve">camino</w:t>
+      </w:r>
+      <w:r>
+        <w:rPr>
+          <w:rFonts w:ascii="Lexend" w:cs="Lexend" w:eastAsia="Lexend" w:hAnsi="Lexend"/>
+          <w:color w:val="1A1A1A"/>
+          <w:sz w:val="22"/>
+          <w:szCs w:val="22"/>
+          <w:lang w:val="es-AR"/>
+        </w:rPr>
+        <w:t xml:space="preserve"> que siguió el paquete y la segunda la </w:t>
+      </w:r>
+      <w:r>
+        <w:rPr>
+          <w:rFonts w:ascii="Lexend" w:cs="Lexend" w:eastAsia="Lexend" w:hAnsi="Lexend"/>
+          <w:b/>
+          <w:bCs/>
+          <w:color w:val="1A1A1A"/>
+          <w:sz w:val="22"/>
+          <w:szCs w:val="22"/>
+          <w:lang w:val="es-AR"/>
+        </w:rPr>
+        <w:t xml:space="preserve">demora</w:t>
+      </w:r>
+      <w:r>
+        <w:rPr>
+          <w:rFonts w:ascii="Lexend" w:cs="Lexend" w:eastAsia="Lexend" w:hAnsi="Lexend"/>
+          <w:color w:val="1A1A1A"/>
+          <w:sz w:val="22"/>
+          <w:szCs w:val="22"/>
+          <w:lang w:val="es-AR"/>
+        </w:rPr>
+        <w:t xml:space="preserve"> en cada router. Se usan a través de </w:t>
+      </w:r>
+      <w:r>
+        <w:rPr>
+          <w:rFonts w:ascii="Lexend" w:cs="Lexend" w:eastAsia="Lexend" w:hAnsi="Lexend"/>
+          <w:b/>
+          <w:bCs/>
+          <w:color w:val="1A1A1A"/>
+          <w:sz w:val="22"/>
+          <w:szCs w:val="22"/>
+          <w:lang w:val="es-AR"/>
+        </w:rPr>
+        <w:t xml:space="preserve">ICMP</w:t>
+      </w:r>
+      <w:r>
+        <w:rPr>
+          <w:rFonts w:ascii="Lexend" w:cs="Lexend" w:eastAsia="Lexend" w:hAnsi="Lexend"/>
+          <w:color w:val="1A1A1A"/>
+          <w:sz w:val="22"/>
+          <w:szCs w:val="22"/>
+          <w:lang w:val="es-AR"/>
+        </w:rPr>
+        <w:t xml:space="preserve">, el protocolo de control y diagnóstico de IP, por ejemplo con </w:t>
       </w:r>
       <w:r>
         <w:rPr>
@@ -15079,13 +15165,115 @@
           <w:szCs w:val="22"/>
           <w:lang w:val="es-AR"/>
         </w:rPr>
-        <w:t xml:space="preserve"> hace un ping con registro de ruta), y ICMP tiene además los mensajes específicos de </w:t>
-      </w:r>
-      <w:r>
-        <w:rPr>
-          <w:rFonts w:ascii="Lexend" w:cs="Lexend" w:eastAsia="Lexend" w:hAnsi="Lexend"/>
-          <w:b/>
-          <w:bCs/>
+        <w:t xml:space="preserve"> y </w:t>
+      </w:r>
+      <w:r>
+        <w:rPr>
+          <w:rFonts w:ascii="Consolas" w:cs="Consolas" w:eastAsia="Consolas" w:hAnsi="Consolas"/>
+          <w:color w:val="1A1A1A"/>
+          <w:sz w:val="20"/>
+          <w:szCs w:val="20"/>
+          <w:lang w:val="es-AR"/>
+        </w:rPr>
+        <w:t xml:space="preserve">ping -s</w:t>
+      </w:r>
+      <w:r>
+        <w:rPr>
+          <w:rFonts w:ascii="Lexend" w:cs="Lexend" w:eastAsia="Lexend" w:hAnsi="Lexend"/>
+          <w:color w:val="1A1A1A"/>
+          <w:sz w:val="22"/>
+          <w:szCs w:val="22"/>
+          <w:lang w:val="es-AR"/>
+        </w:rPr>
+        <w:t xml:space="preserve">: el </w:t>
+      </w:r>
+      <w:r>
+        <w:rPr>
+          <w:rFonts w:ascii="Lexend" w:cs="Lexend" w:eastAsia="Lexend" w:hAnsi="Lexend"/>
+          <w:i/>
+          <w:iCs/>
+          <w:color w:val="1A1A1A"/>
+          <w:sz w:val="22"/>
+          <w:szCs w:val="22"/>
+          <w:lang w:val="es-AR"/>
+        </w:rPr>
+        <w:t xml:space="preserve">echo reply</w:t>
+      </w:r>
+      <w:r>
+        <w:rPr>
+          <w:rFonts w:ascii="Lexend" w:cs="Lexend" w:eastAsia="Lexend" w:hAnsi="Lexend"/>
+          <w:color w:val="1A1A1A"/>
+          <w:sz w:val="22"/>
+          <w:szCs w:val="22"/>
+          <w:lang w:val="es-AR"/>
+        </w:rPr>
+        <w:t xml:space="preserve"> trae los datos de vuelta al origen.</w:t>
+      </w:r>
+    </w:p>
+    <w:p>
+      <w:pPr>
+        <w:spacing w:after="120" w:line="280"/>
+        <w:jc w:val="both"/>
+      </w:pPr>
+      <w:r>
+        <w:rPr>
+          <w:rFonts w:ascii="Lexend" w:cs="Lexend" w:eastAsia="Lexend" w:hAnsi="Lexend"/>
+          <w:color w:val="1A1A1A"/>
+          <w:sz w:val="22"/>
+          <w:szCs w:val="22"/>
+          <w:lang w:val="es-AR"/>
+        </w:rPr>
+        <w:t xml:space="preserve">Ojo: los tipos ICMP </w:t>
+      </w:r>
+      <w:r>
+        <w:rPr>
+          <w:rFonts w:ascii="Lexend" w:cs="Lexend" w:eastAsia="Lexend" w:hAnsi="Lexend"/>
+          <w:b/>
+          <w:bCs/>
+          <w:color w:val="1A1A1A"/>
+          <w:sz w:val="22"/>
+          <w:szCs w:val="22"/>
+          <w:lang w:val="es-AR"/>
+        </w:rPr>
+        <w:t xml:space="preserve">13/14</w:t>
+      </w:r>
+      <w:r>
+        <w:rPr>
+          <w:rFonts w:ascii="Lexend" w:cs="Lexend" w:eastAsia="Lexend" w:hAnsi="Lexend"/>
+          <w:color w:val="1A1A1A"/>
+          <w:sz w:val="22"/>
+          <w:szCs w:val="22"/>
+          <w:lang w:val="es-AR"/>
+        </w:rPr>
+        <w:t xml:space="preserve"> (</w:t>
+      </w:r>
+      <w:r>
+        <w:rPr>
+          <w:rFonts w:ascii="Lexend" w:cs="Lexend" w:eastAsia="Lexend" w:hAnsi="Lexend"/>
+          <w:i/>
+          <w:iCs/>
+          <w:color w:val="1A1A1A"/>
+          <w:sz w:val="22"/>
+          <w:szCs w:val="22"/>
+          <w:lang w:val="es-AR"/>
+        </w:rPr>
+        <w:t xml:space="preserve">timestamp</w:t>
+      </w:r>
+      <w:r>
+        <w:rPr>
+          <w:rFonts w:ascii="Lexend" w:cs="Lexend" w:eastAsia="Lexend" w:hAnsi="Lexend"/>
+          <w:color w:val="1A1A1A"/>
+          <w:sz w:val="22"/>
+          <w:szCs w:val="22"/>
+          <w:lang w:val="es-AR"/>
+        </w:rPr>
+        <w:t xml:space="preserve">) son mensajes ICMP aparte, sin relación con la opción </w:t>
+      </w:r>
+      <w:r>
+        <w:rPr>
+          <w:rFonts w:ascii="Lexend" w:cs="Lexend" w:eastAsia="Lexend" w:hAnsi="Lexend"/>
+          <w:i/>
+          <w:iCs/>
           <w:color w:val="1A1A1A"/>
           <w:sz w:val="22"/>
           <w:szCs w:val="22"/>
@@ -15101,51 +15289,7 @@
           <w:szCs w:val="22"/>
           <w:lang w:val="es-AR"/>
         </w:rPr>
-        <w:t xml:space="preserve"> (tipos </w:t>
-      </w:r>
-      <w:r>
-        <w:rPr>
-          <w:rFonts w:ascii="Lexend" w:cs="Lexend" w:eastAsia="Lexend" w:hAnsi="Lexend"/>
-          <w:b/>
-          <w:bCs/>
-          <w:color w:val="1A1A1A"/>
-          <w:sz w:val="22"/>
-          <w:szCs w:val="22"/>
-          <w:lang w:val="es-AR"/>
-        </w:rPr>
-        <w:t xml:space="preserve">13</w:t>
-      </w:r>
-      <w:r>
-        <w:rPr>
-          <w:rFonts w:ascii="Lexend" w:cs="Lexend" w:eastAsia="Lexend" w:hAnsi="Lexend"/>
-          <w:color w:val="1A1A1A"/>
-          <w:sz w:val="22"/>
-          <w:szCs w:val="22"/>
-          <w:lang w:val="es-AR"/>
-        </w:rPr>
-        <w:t xml:space="preserve">, solicitud, y </w:t>
-      </w:r>
-      <w:r>
-        <w:rPr>
-          <w:rFonts w:ascii="Lexend" w:cs="Lexend" w:eastAsia="Lexend" w:hAnsi="Lexend"/>
-          <w:b/>
-          <w:bCs/>
-          <w:color w:val="1A1A1A"/>
-          <w:sz w:val="22"/>
-          <w:szCs w:val="22"/>
-          <w:lang w:val="es-AR"/>
-        </w:rPr>
-        <w:t xml:space="preserve">14</w:t>
-      </w:r>
-      <w:r>
-        <w:rPr>
-          <w:rFonts w:ascii="Lexend" w:cs="Lexend" w:eastAsia="Lexend" w:hAnsi="Lexend"/>
-          <w:color w:val="1A1A1A"/>
-          <w:sz w:val="22"/>
-          <w:szCs w:val="22"/>
-          <w:lang w:val="es-AR"/>
-        </w:rPr>
-        <w:t xml:space="preserve">, respuesta).</w:t>
+        <w:t xml:space="preserve"> de IP. No usarlos como justificación.</w:t>
       </w:r>
     </w:p>
     <w:p>
